--- a/TUTORIALS/T01_Sewage_Flow_and_Load_Calculation.docx
+++ b/TUTORIALS/T01_Sewage_Flow_and_Load_Calculation.docx
@@ -96,7 +96,7 @@
         <w:rPr>
           <w:sz w:val="24"/>
         </w:rPr>
-        <w:t>Revision 1 — August 2026 (addresses review comments on Rev 0)</w:t>
+        <w:t>Revision 2 — August 2026 (addresses review comments on Rev 0 and Rev 1)</w:t>
       </w:r>
     </w:p>
     <w:p>
@@ -220,13 +220,13 @@
               <w:rPr>
                 <w:sz w:val="18"/>
               </w:rPr>
-              <w:t xml:space="preserve">Annual Average Flow — the sewage flow averaged over a full </w:t>
+              <w:t xml:space="preserve">Annual Average Flow — the sewage flow averaged </w:t>
             </w:r>
             <w:r>
               <w:rPr>
                 <w:sz w:val="18"/>
               </w:rPr>
-              <w:t>year (= Qadf in this tutorial)</w:t>
+              <w:t>over a full year (= Qadf in this tutorial)</w:t>
             </w:r>
           </w:p>
         </w:tc>
@@ -412,13 +412,13 @@
               <w:rPr>
                 <w:sz w:val="18"/>
               </w:rPr>
-              <w:t xml:space="preserve">Chemical Oxygen Demand — oxygen equivalent of ALL </w:t>
+              <w:t xml:space="preserve">Chemical Oxygen Demand — oxygen </w:t>
             </w:r>
             <w:r>
               <w:rPr>
                 <w:sz w:val="18"/>
               </w:rPr>
-              <w:t>oxidisable matter (chemical test)</w:t>
+              <w:t>equivalent of ALL oxidisable matter (chemical test)</w:t>
             </w:r>
           </w:p>
         </w:tc>
@@ -666,13 +666,13 @@
               <w:rPr>
                 <w:sz w:val="18"/>
               </w:rPr>
-              <w:t xml:space="preserve">Treated Sewage Effluent / Treated </w:t>
+              <w:t xml:space="preserve">Treated Sewage Effluent / </w:t>
             </w:r>
             <w:r>
               <w:rPr>
                 <w:sz w:val="18"/>
               </w:rPr>
-              <w:t>Effluent — the reclaimed water product of the STP</w:t>
+              <w:t>Treated Effluent — the reclaimed water product of the STP</w:t>
             </w:r>
           </w:p>
         </w:tc>
@@ -780,7 +780,7 @@
       <w:pPr>
         <w:pStyle w:val="Heading1"/>
       </w:pPr>
-      <w:bookmarkStart w:id="0" w:name="_Toc237579599"/>
+      <w:bookmarkStart w:id="0" w:name="_Toc237610776"/>
       <w:r>
         <w:lastRenderedPageBreak/>
         <w:t>Executive Summary</w:t>
@@ -1038,7 +1038,7 @@
       <w:r>
         <w:fldChar w:fldCharType="separate"/>
       </w:r>
-      <w:hyperlink w:anchor="_Toc237579599" w:history="1">
+      <w:hyperlink w:anchor="_Toc237610776" w:history="1">
         <w:r>
           <w:rPr>
             <w:rStyle w:val="Hyperlink"/>
@@ -1080,7 +1080,7 @@
           <w:rPr>
             <w:webHidden/>
           </w:rPr>
-          <w:instrText xml:space="preserve"> PAGEREF _Toc237579599 \h </w:instrText>
+          <w:instrText xml:space="preserve"> PAGEREF _Toc237610776 \h </w:instrText>
         </w:r>
         <w:r>
           <w:rPr>
@@ -1125,7 +1125,7 @@
           <w14:ligatures w14:val="standardContextual"/>
         </w:rPr>
       </w:pPr>
-      <w:hyperlink w:anchor="_Toc237579600" w:history="1">
+      <w:hyperlink w:anchor="_Toc237610777" w:history="1">
         <w:r>
           <w:rPr>
             <w:rStyle w:val="Hyperlink"/>
@@ -1167,7 +1167,7 @@
           <w:rPr>
             <w:webHidden/>
           </w:rPr>
-          <w:instrText xml:space="preserve"> PAGEREF _Toc237579600 \h </w:instrText>
+          <w:instrText xml:space="preserve"> PAGEREF _Toc237610777 \h </w:instrText>
         </w:r>
         <w:r>
           <w:rPr>
@@ -1184,7 +1184,7 @@
           <w:rPr>
             <w:webHidden/>
           </w:rPr>
-          <w:t>9</w:t>
+          <w:t>10</w:t>
         </w:r>
         <w:r>
           <w:rPr>
@@ -1207,7 +1207,7 @@
           <w14:ligatures w14:val="standardContextual"/>
         </w:rPr>
       </w:pPr>
-      <w:hyperlink w:anchor="_Toc237579601" w:history="1">
+      <w:hyperlink w:anchor="_Toc237610778" w:history="1">
         <w:r>
           <w:rPr>
             <w:rStyle w:val="Hyperlink"/>
@@ -1253,7 +1253,7 @@
             <w:noProof/>
             <w:webHidden/>
           </w:rPr>
-          <w:instrText xml:space="preserve"> PAGEREF _Toc237579601 \h </w:instrText>
+          <w:instrText xml:space="preserve"> PAGEREF _Toc237610778 \h </w:instrText>
         </w:r>
         <w:r>
           <w:rPr>
@@ -1273,7 +1273,7 @@
             <w:noProof/>
             <w:webHidden/>
           </w:rPr>
-          <w:t>9</w:t>
+          <w:t>10</w:t>
         </w:r>
         <w:r>
           <w:rPr>
@@ -1297,7 +1297,7 @@
           <w14:ligatures w14:val="standardContextual"/>
         </w:rPr>
       </w:pPr>
-      <w:hyperlink w:anchor="_Toc237579602" w:history="1">
+      <w:hyperlink w:anchor="_Toc237610779" w:history="1">
         <w:r>
           <w:rPr>
             <w:rStyle w:val="Hyperlink"/>
@@ -1343,7 +1343,7 @@
             <w:noProof/>
             <w:webHidden/>
           </w:rPr>
-          <w:instrText xml:space="preserve"> PAGEREF _Toc237579602 \h </w:instrText>
+          <w:instrText xml:space="preserve"> PAGEREF _Toc237610779 \h </w:instrText>
         </w:r>
         <w:r>
           <w:rPr>
@@ -1363,7 +1363,7 @@
             <w:noProof/>
             <w:webHidden/>
           </w:rPr>
-          <w:t>9</w:t>
+          <w:t>10</w:t>
         </w:r>
         <w:r>
           <w:rPr>
@@ -1392,7 +1392,7 @@
           <w14:ligatures w14:val="standardContextual"/>
         </w:rPr>
       </w:pPr>
-      <w:hyperlink w:anchor="_Toc237579603" w:history="1">
+      <w:hyperlink w:anchor="_Toc237610780" w:history="1">
         <w:r>
           <w:rPr>
             <w:rStyle w:val="Hyperlink"/>
@@ -1434,7 +1434,7 @@
           <w:rPr>
             <w:webHidden/>
           </w:rPr>
-          <w:instrText xml:space="preserve"> PAGEREF _Toc237579603 \h </w:instrText>
+          <w:instrText xml:space="preserve"> PAGEREF _Toc237610780 \h </w:instrText>
         </w:r>
         <w:r>
           <w:rPr>
@@ -1451,7 +1451,7 @@
           <w:rPr>
             <w:webHidden/>
           </w:rPr>
-          <w:t>10</w:t>
+          <w:t>11</w:t>
         </w:r>
         <w:r>
           <w:rPr>
@@ -1479,7 +1479,7 @@
           <w14:ligatures w14:val="standardContextual"/>
         </w:rPr>
       </w:pPr>
-      <w:hyperlink w:anchor="_Toc237579604" w:history="1">
+      <w:hyperlink w:anchor="_Toc237610781" w:history="1">
         <w:r>
           <w:rPr>
             <w:rStyle w:val="Hyperlink"/>
@@ -1521,7 +1521,7 @@
           <w:rPr>
             <w:webHidden/>
           </w:rPr>
-          <w:instrText xml:space="preserve"> PAGEREF _Toc237579604 \h </w:instrText>
+          <w:instrText xml:space="preserve"> PAGEREF _Toc237610781 \h </w:instrText>
         </w:r>
         <w:r>
           <w:rPr>
@@ -1538,7 +1538,7 @@
           <w:rPr>
             <w:webHidden/>
           </w:rPr>
-          <w:t>12</w:t>
+          <w:t>13</w:t>
         </w:r>
         <w:r>
           <w:rPr>
@@ -1566,7 +1566,7 @@
           <w14:ligatures w14:val="standardContextual"/>
         </w:rPr>
       </w:pPr>
-      <w:hyperlink w:anchor="_Toc237579605" w:history="1">
+      <w:hyperlink w:anchor="_Toc237610782" w:history="1">
         <w:r>
           <w:rPr>
             <w:rStyle w:val="Hyperlink"/>
@@ -1608,7 +1608,7 @@
           <w:rPr>
             <w:webHidden/>
           </w:rPr>
-          <w:instrText xml:space="preserve"> PAGEREF _Toc237579605 \h </w:instrText>
+          <w:instrText xml:space="preserve"> PAGEREF _Toc237610782 \h </w:instrText>
         </w:r>
         <w:r>
           <w:rPr>
@@ -1625,7 +1625,7 @@
           <w:rPr>
             <w:webHidden/>
           </w:rPr>
-          <w:t>13</w:t>
+          <w:t>14</w:t>
         </w:r>
         <w:r>
           <w:rPr>
@@ -1648,7 +1648,7 @@
           <w14:ligatures w14:val="standardContextual"/>
         </w:rPr>
       </w:pPr>
-      <w:hyperlink w:anchor="_Toc237579606" w:history="1">
+      <w:hyperlink w:anchor="_Toc237610783" w:history="1">
         <w:r>
           <w:rPr>
             <w:rStyle w:val="Hyperlink"/>
@@ -1694,7 +1694,7 @@
             <w:noProof/>
             <w:webHidden/>
           </w:rPr>
-          <w:instrText xml:space="preserve"> PAGEREF _Toc237579606 \h </w:instrText>
+          <w:instrText xml:space="preserve"> PAGEREF _Toc237610783 \h </w:instrText>
         </w:r>
         <w:r>
           <w:rPr>
@@ -1714,7 +1714,7 @@
             <w:noProof/>
             <w:webHidden/>
           </w:rPr>
-          <w:t>13</w:t>
+          <w:t>14</w:t>
         </w:r>
         <w:r>
           <w:rPr>
@@ -1738,7 +1738,7 @@
           <w14:ligatures w14:val="standardContextual"/>
         </w:rPr>
       </w:pPr>
-      <w:hyperlink w:anchor="_Toc237579607" w:history="1">
+      <w:hyperlink w:anchor="_Toc237610784" w:history="1">
         <w:r>
           <w:rPr>
             <w:rStyle w:val="Hyperlink"/>
@@ -1784,7 +1784,7 @@
             <w:noProof/>
             <w:webHidden/>
           </w:rPr>
-          <w:instrText xml:space="preserve"> PAGEREF _Toc237579607 \h </w:instrText>
+          <w:instrText xml:space="preserve"> PAGEREF _Toc237610784 \h </w:instrText>
         </w:r>
         <w:r>
           <w:rPr>
@@ -1804,7 +1804,7 @@
             <w:noProof/>
             <w:webHidden/>
           </w:rPr>
-          <w:t>13</w:t>
+          <w:t>14</w:t>
         </w:r>
         <w:r>
           <w:rPr>
@@ -1828,7 +1828,7 @@
           <w14:ligatures w14:val="standardContextual"/>
         </w:rPr>
       </w:pPr>
-      <w:hyperlink w:anchor="_Toc237579608" w:history="1">
+      <w:hyperlink w:anchor="_Toc237610785" w:history="1">
         <w:r>
           <w:rPr>
             <w:rStyle w:val="Hyperlink"/>
@@ -1874,7 +1874,7 @@
             <w:noProof/>
             <w:webHidden/>
           </w:rPr>
-          <w:instrText xml:space="preserve"> PAGEREF _Toc237579608 \h </w:instrText>
+          <w:instrText xml:space="preserve"> PAGEREF _Toc237610785 \h </w:instrText>
         </w:r>
         <w:r>
           <w:rPr>
@@ -1894,7 +1894,7 @@
             <w:noProof/>
             <w:webHidden/>
           </w:rPr>
-          <w:t>15</w:t>
+          <w:t>17</w:t>
         </w:r>
         <w:r>
           <w:rPr>
@@ -1918,7 +1918,7 @@
           <w14:ligatures w14:val="standardContextual"/>
         </w:rPr>
       </w:pPr>
-      <w:hyperlink w:anchor="_Toc237579609" w:history="1">
+      <w:hyperlink w:anchor="_Toc237610786" w:history="1">
         <w:r>
           <w:rPr>
             <w:rStyle w:val="Hyperlink"/>
@@ -1964,7 +1964,7 @@
             <w:noProof/>
             <w:webHidden/>
           </w:rPr>
-          <w:instrText xml:space="preserve"> PAGEREF _Toc237579609 \h </w:instrText>
+          <w:instrText xml:space="preserve"> PAGEREF _Toc237610786 \h </w:instrText>
         </w:r>
         <w:r>
           <w:rPr>
@@ -1984,7 +1984,7 @@
             <w:noProof/>
             <w:webHidden/>
           </w:rPr>
-          <w:t>16</w:t>
+          <w:t>18</w:t>
         </w:r>
         <w:r>
           <w:rPr>
@@ -2008,7 +2008,7 @@
           <w14:ligatures w14:val="standardContextual"/>
         </w:rPr>
       </w:pPr>
-      <w:hyperlink w:anchor="_Toc237579610" w:history="1">
+      <w:hyperlink w:anchor="_Toc237610787" w:history="1">
         <w:r>
           <w:rPr>
             <w:rStyle w:val="Hyperlink"/>
@@ -2033,6 +2033,96 @@
             <w:rStyle w:val="Hyperlink"/>
             <w:noProof/>
           </w:rPr>
+          <w:t>Future plots and stub-outs — how undeveloped land enters the design</w:t>
+        </w:r>
+        <w:r>
+          <w:rPr>
+            <w:noProof/>
+            <w:webHidden/>
+          </w:rPr>
+          <w:tab/>
+        </w:r>
+        <w:r>
+          <w:rPr>
+            <w:noProof/>
+            <w:webHidden/>
+          </w:rPr>
+          <w:fldChar w:fldCharType="begin"/>
+        </w:r>
+        <w:r>
+          <w:rPr>
+            <w:noProof/>
+            <w:webHidden/>
+          </w:rPr>
+          <w:instrText xml:space="preserve"> PAGEREF _Toc237610787 \h </w:instrText>
+        </w:r>
+        <w:r>
+          <w:rPr>
+            <w:noProof/>
+            <w:webHidden/>
+          </w:rPr>
+        </w:r>
+        <w:r>
+          <w:rPr>
+            <w:noProof/>
+            <w:webHidden/>
+          </w:rPr>
+          <w:fldChar w:fldCharType="separate"/>
+        </w:r>
+        <w:r>
+          <w:rPr>
+            <w:noProof/>
+            <w:webHidden/>
+          </w:rPr>
+          <w:t>19</w:t>
+        </w:r>
+        <w:r>
+          <w:rPr>
+            <w:noProof/>
+            <w:webHidden/>
+          </w:rPr>
+          <w:fldChar w:fldCharType="end"/>
+        </w:r>
+      </w:hyperlink>
+    </w:p>
+    <w:p>
+      <w:pPr>
+        <w:pStyle w:val="TOC2"/>
+        <w:rPr>
+          <w:rFonts w:asciiTheme="minorHAnsi" w:eastAsiaTheme="minorEastAsia" w:hAnsiTheme="minorHAnsi" w:cstheme="minorBidi"/>
+          <w:noProof/>
+          <w:kern w:val="2"/>
+          <w:sz w:val="24"/>
+          <w:szCs w:val="24"/>
+          <w:lang w:eastAsia="en-US"/>
+          <w14:ligatures w14:val="standardContextual"/>
+        </w:rPr>
+      </w:pPr>
+      <w:hyperlink w:anchor="_Toc237610788" w:history="1">
+        <w:r>
+          <w:rPr>
+            <w:rStyle w:val="Hyperlink"/>
+            <w:noProof/>
+          </w:rPr>
+          <w:t>5.6.</w:t>
+        </w:r>
+        <w:r>
+          <w:rPr>
+            <w:rFonts w:asciiTheme="minorHAnsi" w:eastAsiaTheme="minorEastAsia" w:hAnsiTheme="minorHAnsi" w:cstheme="minorBidi"/>
+            <w:noProof/>
+            <w:kern w:val="2"/>
+            <w:sz w:val="24"/>
+            <w:szCs w:val="24"/>
+            <w:lang w:eastAsia="en-US"/>
+            <w14:ligatures w14:val="standardContextual"/>
+          </w:rPr>
+          <w:tab/>
+        </w:r>
+        <w:r>
+          <w:rPr>
+            <w:rStyle w:val="Hyperlink"/>
+            <w:noProof/>
+          </w:rPr>
           <w:t>Is the available plot data ready for this?</w:t>
         </w:r>
         <w:r>
@@ -2054,7 +2144,7 @@
             <w:noProof/>
             <w:webHidden/>
           </w:rPr>
-          <w:instrText xml:space="preserve"> PAGEREF _Toc237579610 \h </w:instrText>
+          <w:instrText xml:space="preserve"> PAGEREF _Toc237610788 \h </w:instrText>
         </w:r>
         <w:r>
           <w:rPr>
@@ -2074,7 +2164,7 @@
             <w:noProof/>
             <w:webHidden/>
           </w:rPr>
-          <w:t>17</w:t>
+          <w:t>20</w:t>
         </w:r>
         <w:r>
           <w:rPr>
@@ -2103,7 +2193,7 @@
           <w14:ligatures w14:val="standardContextual"/>
         </w:rPr>
       </w:pPr>
-      <w:hyperlink w:anchor="_Toc237579611" w:history="1">
+      <w:hyperlink w:anchor="_Toc237610789" w:history="1">
         <w:r>
           <w:rPr>
             <w:rStyle w:val="Hyperlink"/>
@@ -2145,7 +2235,7 @@
           <w:rPr>
             <w:webHidden/>
           </w:rPr>
-          <w:instrText xml:space="preserve"> PAGEREF _Toc237579611 \h </w:instrText>
+          <w:instrText xml:space="preserve"> PAGEREF _Toc237610789 \h </w:instrText>
         </w:r>
         <w:r>
           <w:rPr>
@@ -2162,7 +2252,7 @@
           <w:rPr>
             <w:webHidden/>
           </w:rPr>
-          <w:t>18</w:t>
+          <w:t>21</w:t>
         </w:r>
         <w:r>
           <w:rPr>
@@ -2185,7 +2275,7 @@
           <w14:ligatures w14:val="standardContextual"/>
         </w:rPr>
       </w:pPr>
-      <w:hyperlink w:anchor="_Toc237579612" w:history="1">
+      <w:hyperlink w:anchor="_Toc237610790" w:history="1">
         <w:r>
           <w:rPr>
             <w:rStyle w:val="Hyperlink"/>
@@ -2231,7 +2321,7 @@
             <w:noProof/>
             <w:webHidden/>
           </w:rPr>
-          <w:instrText xml:space="preserve"> PAGEREF _Toc237579612 \h </w:instrText>
+          <w:instrText xml:space="preserve"> PAGEREF _Toc237610790 \h </w:instrText>
         </w:r>
         <w:r>
           <w:rPr>
@@ -2251,7 +2341,7 @@
             <w:noProof/>
             <w:webHidden/>
           </w:rPr>
-          <w:t>18</w:t>
+          <w:t>21</w:t>
         </w:r>
         <w:r>
           <w:rPr>
@@ -2275,7 +2365,7 @@
           <w14:ligatures w14:val="standardContextual"/>
         </w:rPr>
       </w:pPr>
-      <w:hyperlink w:anchor="_Toc237579613" w:history="1">
+      <w:hyperlink w:anchor="_Toc237610791" w:history="1">
         <w:r>
           <w:rPr>
             <w:rStyle w:val="Hyperlink"/>
@@ -2321,7 +2411,7 @@
             <w:noProof/>
             <w:webHidden/>
           </w:rPr>
-          <w:instrText xml:space="preserve"> PAGEREF _Toc237579613 \h </w:instrText>
+          <w:instrText xml:space="preserve"> PAGEREF _Toc237610791 \h </w:instrText>
         </w:r>
         <w:r>
           <w:rPr>
@@ -2341,7 +2431,7 @@
             <w:noProof/>
             <w:webHidden/>
           </w:rPr>
-          <w:t>18</w:t>
+          <w:t>21</w:t>
         </w:r>
         <w:r>
           <w:rPr>
@@ -2370,7 +2460,7 @@
           <w14:ligatures w14:val="standardContextual"/>
         </w:rPr>
       </w:pPr>
-      <w:hyperlink w:anchor="_Toc237579614" w:history="1">
+      <w:hyperlink w:anchor="_Toc237610792" w:history="1">
         <w:r>
           <w:rPr>
             <w:rStyle w:val="Hyperlink"/>
@@ -2412,7 +2502,7 @@
           <w:rPr>
             <w:webHidden/>
           </w:rPr>
-          <w:instrText xml:space="preserve"> PAGEREF _Toc237579614 \h </w:instrText>
+          <w:instrText xml:space="preserve"> PAGEREF _Toc237610792 \h </w:instrText>
         </w:r>
         <w:r>
           <w:rPr>
@@ -2429,7 +2519,7 @@
           <w:rPr>
             <w:webHidden/>
           </w:rPr>
-          <w:t>20</w:t>
+          <w:t>23</w:t>
         </w:r>
         <w:r>
           <w:rPr>
@@ -2452,7 +2542,7 @@
           <w14:ligatures w14:val="standardContextual"/>
         </w:rPr>
       </w:pPr>
-      <w:hyperlink w:anchor="_Toc237579615" w:history="1">
+      <w:hyperlink w:anchor="_Toc237610793" w:history="1">
         <w:r>
           <w:rPr>
             <w:rStyle w:val="Hyperlink"/>
@@ -2498,7 +2588,7 @@
             <w:noProof/>
             <w:webHidden/>
           </w:rPr>
-          <w:instrText xml:space="preserve"> PAGEREF _Toc237579615 \h </w:instrText>
+          <w:instrText xml:space="preserve"> PAGEREF _Toc237610793 \h </w:instrText>
         </w:r>
         <w:r>
           <w:rPr>
@@ -2518,7 +2608,7 @@
             <w:noProof/>
             <w:webHidden/>
           </w:rPr>
-          <w:t>20</w:t>
+          <w:t>23</w:t>
         </w:r>
         <w:r>
           <w:rPr>
@@ -2547,7 +2637,7 @@
           <w14:ligatures w14:val="standardContextual"/>
         </w:rPr>
       </w:pPr>
-      <w:hyperlink w:anchor="_Toc237579616" w:history="1">
+      <w:hyperlink w:anchor="_Toc237610794" w:history="1">
         <w:r>
           <w:rPr>
             <w:rStyle w:val="Hyperlink"/>
@@ -2589,7 +2679,7 @@
           <w:rPr>
             <w:webHidden/>
           </w:rPr>
-          <w:instrText xml:space="preserve"> PAGEREF _Toc237579616 \h </w:instrText>
+          <w:instrText xml:space="preserve"> PAGEREF _Toc237610794 \h </w:instrText>
         </w:r>
         <w:r>
           <w:rPr>
@@ -2606,7 +2696,7 @@
           <w:rPr>
             <w:webHidden/>
           </w:rPr>
-          <w:t>21</w:t>
+          <w:t>25</w:t>
         </w:r>
         <w:r>
           <w:rPr>
@@ -2629,7 +2719,7 @@
           <w14:ligatures w14:val="standardContextual"/>
         </w:rPr>
       </w:pPr>
-      <w:hyperlink w:anchor="_Toc237579617" w:history="1">
+      <w:hyperlink w:anchor="_Toc237610795" w:history="1">
         <w:r>
           <w:rPr>
             <w:rStyle w:val="Hyperlink"/>
@@ -2675,7 +2765,7 @@
             <w:noProof/>
             <w:webHidden/>
           </w:rPr>
-          <w:instrText xml:space="preserve"> PAGEREF _Toc237579617 \h </w:instrText>
+          <w:instrText xml:space="preserve"> PAGEREF _Toc237610795 \h </w:instrText>
         </w:r>
         <w:r>
           <w:rPr>
@@ -2695,7 +2785,7 @@
             <w:noProof/>
             <w:webHidden/>
           </w:rPr>
-          <w:t>21</w:t>
+          <w:t>25</w:t>
         </w:r>
         <w:r>
           <w:rPr>
@@ -2719,7 +2809,7 @@
           <w14:ligatures w14:val="standardContextual"/>
         </w:rPr>
       </w:pPr>
-      <w:hyperlink w:anchor="_Toc237579618" w:history="1">
+      <w:hyperlink w:anchor="_Toc237610796" w:history="1">
         <w:r>
           <w:rPr>
             <w:rStyle w:val="Hyperlink"/>
@@ -2765,7 +2855,7 @@
             <w:noProof/>
             <w:webHidden/>
           </w:rPr>
-          <w:instrText xml:space="preserve"> PAGEREF _Toc237579618 \h </w:instrText>
+          <w:instrText xml:space="preserve"> PAGEREF _Toc237610796 \h </w:instrText>
         </w:r>
         <w:r>
           <w:rPr>
@@ -2785,7 +2875,7 @@
             <w:noProof/>
             <w:webHidden/>
           </w:rPr>
-          <w:t>21</w:t>
+          <w:t>25</w:t>
         </w:r>
         <w:r>
           <w:rPr>
@@ -2814,7 +2904,7 @@
           <w14:ligatures w14:val="standardContextual"/>
         </w:rPr>
       </w:pPr>
-      <w:hyperlink w:anchor="_Toc237579619" w:history="1">
+      <w:hyperlink w:anchor="_Toc237610797" w:history="1">
         <w:r>
           <w:rPr>
             <w:rStyle w:val="Hyperlink"/>
@@ -2856,7 +2946,7 @@
           <w:rPr>
             <w:webHidden/>
           </w:rPr>
-          <w:instrText xml:space="preserve"> PAGEREF _Toc237579619 \h </w:instrText>
+          <w:instrText xml:space="preserve"> PAGEREF _Toc237610797 \h </w:instrText>
         </w:r>
         <w:r>
           <w:rPr>
@@ -2873,7 +2963,7 @@
           <w:rPr>
             <w:webHidden/>
           </w:rPr>
-          <w:t>23</w:t>
+          <w:t>27</w:t>
         </w:r>
         <w:r>
           <w:rPr>
@@ -2901,7 +2991,7 @@
           <w14:ligatures w14:val="standardContextual"/>
         </w:rPr>
       </w:pPr>
-      <w:hyperlink w:anchor="_Toc237579620" w:history="1">
+      <w:hyperlink w:anchor="_Toc237610798" w:history="1">
         <w:r>
           <w:rPr>
             <w:rStyle w:val="Hyperlink"/>
@@ -2943,7 +3033,7 @@
           <w:rPr>
             <w:webHidden/>
           </w:rPr>
-          <w:instrText xml:space="preserve"> PAGEREF _Toc237579620 \h </w:instrText>
+          <w:instrText xml:space="preserve"> PAGEREF _Toc237610798 \h </w:instrText>
         </w:r>
         <w:r>
           <w:rPr>
@@ -2960,7 +3050,7 @@
           <w:rPr>
             <w:webHidden/>
           </w:rPr>
-          <w:t>24</w:t>
+          <w:t>28</w:t>
         </w:r>
         <w:r>
           <w:rPr>
@@ -2983,7 +3073,7 @@
           <w14:ligatures w14:val="standardContextual"/>
         </w:rPr>
       </w:pPr>
-      <w:hyperlink w:anchor="_Toc237579621" w:history="1">
+      <w:hyperlink w:anchor="_Toc237610799" w:history="1">
         <w:r>
           <w:rPr>
             <w:rStyle w:val="Hyperlink"/>
@@ -3029,7 +3119,7 @@
             <w:noProof/>
             <w:webHidden/>
           </w:rPr>
-          <w:instrText xml:space="preserve"> PAGEREF _Toc237579621 \h </w:instrText>
+          <w:instrText xml:space="preserve"> PAGEREF _Toc237610799 \h </w:instrText>
         </w:r>
         <w:r>
           <w:rPr>
@@ -3049,7 +3139,7 @@
             <w:noProof/>
             <w:webHidden/>
           </w:rPr>
-          <w:t>24</w:t>
+          <w:t>28</w:t>
         </w:r>
         <w:r>
           <w:rPr>
@@ -3073,7 +3163,7 @@
           <w14:ligatures w14:val="standardContextual"/>
         </w:rPr>
       </w:pPr>
-      <w:hyperlink w:anchor="_Toc237579622" w:history="1">
+      <w:hyperlink w:anchor="_Toc237610800" w:history="1">
         <w:r>
           <w:rPr>
             <w:rStyle w:val="Hyperlink"/>
@@ -3119,7 +3209,7 @@
             <w:noProof/>
             <w:webHidden/>
           </w:rPr>
-          <w:instrText xml:space="preserve"> PAGEREF _Toc237579622 \h </w:instrText>
+          <w:instrText xml:space="preserve"> PAGEREF _Toc237610800 \h </w:instrText>
         </w:r>
         <w:r>
           <w:rPr>
@@ -3139,7 +3229,97 @@
             <w:noProof/>
             <w:webHidden/>
           </w:rPr>
-          <w:t>24</w:t>
+          <w:t>28</w:t>
+        </w:r>
+        <w:r>
+          <w:rPr>
+            <w:noProof/>
+            <w:webHidden/>
+          </w:rPr>
+          <w:fldChar w:fldCharType="end"/>
+        </w:r>
+      </w:hyperlink>
+    </w:p>
+    <w:p>
+      <w:pPr>
+        <w:pStyle w:val="TOC2"/>
+        <w:rPr>
+          <w:rFonts w:asciiTheme="minorHAnsi" w:eastAsiaTheme="minorEastAsia" w:hAnsiTheme="minorHAnsi" w:cstheme="minorBidi"/>
+          <w:noProof/>
+          <w:kern w:val="2"/>
+          <w:sz w:val="24"/>
+          <w:szCs w:val="24"/>
+          <w:lang w:eastAsia="en-US"/>
+          <w14:ligatures w14:val="standardContextual"/>
+        </w:rPr>
+      </w:pPr>
+      <w:hyperlink w:anchor="_Toc237610801" w:history="1">
+        <w:r>
+          <w:rPr>
+            <w:rStyle w:val="Hyperlink"/>
+            <w:noProof/>
+          </w:rPr>
+          <w:t>10.3.</w:t>
+        </w:r>
+        <w:r>
+          <w:rPr>
+            <w:rFonts w:asciiTheme="minorHAnsi" w:eastAsiaTheme="minorEastAsia" w:hAnsiTheme="minorHAnsi" w:cstheme="minorBidi"/>
+            <w:noProof/>
+            <w:kern w:val="2"/>
+            <w:sz w:val="24"/>
+            <w:szCs w:val="24"/>
+            <w:lang w:eastAsia="en-US"/>
+            <w14:ligatures w14:val="standardContextual"/>
+          </w:rPr>
+          <w:tab/>
+        </w:r>
+        <w:r>
+          <w:rPr>
+            <w:rStyle w:val="Hyperlink"/>
+            <w:noProof/>
+          </w:rPr>
+          <w:t>Which formula for which element — and where Qm comes from</w:t>
+        </w:r>
+        <w:r>
+          <w:rPr>
+            <w:noProof/>
+            <w:webHidden/>
+          </w:rPr>
+          <w:tab/>
+        </w:r>
+        <w:r>
+          <w:rPr>
+            <w:noProof/>
+            <w:webHidden/>
+          </w:rPr>
+          <w:fldChar w:fldCharType="begin"/>
+        </w:r>
+        <w:r>
+          <w:rPr>
+            <w:noProof/>
+            <w:webHidden/>
+          </w:rPr>
+          <w:instrText xml:space="preserve"> PAGEREF _Toc237610801 \h </w:instrText>
+        </w:r>
+        <w:r>
+          <w:rPr>
+            <w:noProof/>
+            <w:webHidden/>
+          </w:rPr>
+        </w:r>
+        <w:r>
+          <w:rPr>
+            <w:noProof/>
+            <w:webHidden/>
+          </w:rPr>
+          <w:fldChar w:fldCharType="separate"/>
+        </w:r>
+        <w:r>
+          <w:rPr>
+            <w:noProof/>
+            <w:webHidden/>
+          </w:rPr>
+          <w:t>29</w:t>
         </w:r>
         <w:r>
           <w:rPr>
@@ -3168,7 +3348,7 @@
           <w14:ligatures w14:val="standardContextual"/>
         </w:rPr>
       </w:pPr>
-      <w:hyperlink w:anchor="_Toc237579623" w:history="1">
+      <w:hyperlink w:anchor="_Toc237610802" w:history="1">
         <w:r>
           <w:rPr>
             <w:rStyle w:val="Hyperlink"/>
@@ -3210,7 +3390,7 @@
           <w:rPr>
             <w:webHidden/>
           </w:rPr>
-          <w:instrText xml:space="preserve"> PAGEREF _Toc237579623 \h </w:instrText>
+          <w:instrText xml:space="preserve"> PAGEREF _Toc237610802 \h </w:instrText>
         </w:r>
         <w:r>
           <w:rPr>
@@ -3227,7 +3407,7 @@
           <w:rPr>
             <w:webHidden/>
           </w:rPr>
-          <w:t>26</w:t>
+          <w:t>31</w:t>
         </w:r>
         <w:r>
           <w:rPr>
@@ -3250,7 +3430,7 @@
           <w14:ligatures w14:val="standardContextual"/>
         </w:rPr>
       </w:pPr>
-      <w:hyperlink w:anchor="_Toc237579624" w:history="1">
+      <w:hyperlink w:anchor="_Toc237610803" w:history="1">
         <w:r>
           <w:rPr>
             <w:rStyle w:val="Hyperlink"/>
@@ -3296,7 +3476,7 @@
             <w:noProof/>
             <w:webHidden/>
           </w:rPr>
-          <w:instrText xml:space="preserve"> PAGEREF _Toc237579624 \h </w:instrText>
+          <w:instrText xml:space="preserve"> PAGEREF _Toc237610803 \h </w:instrText>
         </w:r>
         <w:r>
           <w:rPr>
@@ -3316,7 +3496,7 @@
             <w:noProof/>
             <w:webHidden/>
           </w:rPr>
-          <w:t>26</w:t>
+          <w:t>31</w:t>
         </w:r>
         <w:r>
           <w:rPr>
@@ -3340,7 +3520,7 @@
           <w14:ligatures w14:val="standardContextual"/>
         </w:rPr>
       </w:pPr>
-      <w:hyperlink w:anchor="_Toc237579625" w:history="1">
+      <w:hyperlink w:anchor="_Toc237610804" w:history="1">
         <w:r>
           <w:rPr>
             <w:rStyle w:val="Hyperlink"/>
@@ -3386,7 +3566,7 @@
             <w:noProof/>
             <w:webHidden/>
           </w:rPr>
-          <w:instrText xml:space="preserve"> PAGEREF _Toc237579625 \h </w:instrText>
+          <w:instrText xml:space="preserve"> PAGEREF _Toc237610804 \h </w:instrText>
         </w:r>
         <w:r>
           <w:rPr>
@@ -3406,7 +3586,7 @@
             <w:noProof/>
             <w:webHidden/>
           </w:rPr>
-          <w:t>26</w:t>
+          <w:t>31</w:t>
         </w:r>
         <w:r>
           <w:rPr>
@@ -3435,7 +3615,7 @@
           <w14:ligatures w14:val="standardContextual"/>
         </w:rPr>
       </w:pPr>
-      <w:hyperlink w:anchor="_Toc237579626" w:history="1">
+      <w:hyperlink w:anchor="_Toc237610805" w:history="1">
         <w:r>
           <w:rPr>
             <w:rStyle w:val="Hyperlink"/>
@@ -3477,7 +3657,7 @@
           <w:rPr>
             <w:webHidden/>
           </w:rPr>
-          <w:instrText xml:space="preserve"> PAGEREF _Toc237579626 \h </w:instrText>
+          <w:instrText xml:space="preserve"> PAGEREF _Toc237610805 \h </w:instrText>
         </w:r>
         <w:r>
           <w:rPr>
@@ -3494,7 +3674,7 @@
           <w:rPr>
             <w:webHidden/>
           </w:rPr>
-          <w:t>28</w:t>
+          <w:t>33</w:t>
         </w:r>
         <w:r>
           <w:rPr>
@@ -3522,7 +3702,7 @@
           <w14:ligatures w14:val="standardContextual"/>
         </w:rPr>
       </w:pPr>
-      <w:hyperlink w:anchor="_Toc237579627" w:history="1">
+      <w:hyperlink w:anchor="_Toc237610806" w:history="1">
         <w:r>
           <w:rPr>
             <w:rStyle w:val="Hyperlink"/>
@@ -3564,7 +3744,7 @@
           <w:rPr>
             <w:webHidden/>
           </w:rPr>
-          <w:instrText xml:space="preserve"> PAGEREF _Toc237579627 \h </w:instrText>
+          <w:instrText xml:space="preserve"> PAGEREF _Toc237610806 \h </w:instrText>
         </w:r>
         <w:r>
           <w:rPr>
@@ -3581,7 +3761,7 @@
           <w:rPr>
             <w:webHidden/>
           </w:rPr>
-          <w:t>29</w:t>
+          <w:t>34</w:t>
         </w:r>
         <w:r>
           <w:rPr>
@@ -3604,7 +3784,7 @@
           <w14:ligatures w14:val="standardContextual"/>
         </w:rPr>
       </w:pPr>
-      <w:hyperlink w:anchor="_Toc237579628" w:history="1">
+      <w:hyperlink w:anchor="_Toc237610807" w:history="1">
         <w:r>
           <w:rPr>
             <w:rStyle w:val="Hyperlink"/>
@@ -3650,7 +3830,7 @@
             <w:noProof/>
             <w:webHidden/>
           </w:rPr>
-          <w:instrText xml:space="preserve"> PAGEREF _Toc237579628 \h </w:instrText>
+          <w:instrText xml:space="preserve"> PAGEREF _Toc237610807 \h </w:instrText>
         </w:r>
         <w:r>
           <w:rPr>
@@ -3670,7 +3850,7 @@
             <w:noProof/>
             <w:webHidden/>
           </w:rPr>
-          <w:t>29</w:t>
+          <w:t>34</w:t>
         </w:r>
         <w:r>
           <w:rPr>
@@ -3694,7 +3874,7 @@
           <w14:ligatures w14:val="standardContextual"/>
         </w:rPr>
       </w:pPr>
-      <w:hyperlink w:anchor="_Toc237579629" w:history="1">
+      <w:hyperlink w:anchor="_Toc237610808" w:history="1">
         <w:r>
           <w:rPr>
             <w:rStyle w:val="Hyperlink"/>
@@ -3740,7 +3920,7 @@
             <w:noProof/>
             <w:webHidden/>
           </w:rPr>
-          <w:instrText xml:space="preserve"> PAGEREF _Toc237579629 \h </w:instrText>
+          <w:instrText xml:space="preserve"> PAGEREF _Toc237610808 \h </w:instrText>
         </w:r>
         <w:r>
           <w:rPr>
@@ -3760,7 +3940,7 @@
             <w:noProof/>
             <w:webHidden/>
           </w:rPr>
-          <w:t>29</w:t>
+          <w:t>34</w:t>
         </w:r>
         <w:r>
           <w:rPr>
@@ -3784,7 +3964,7 @@
           <w14:ligatures w14:val="standardContextual"/>
         </w:rPr>
       </w:pPr>
-      <w:hyperlink w:anchor="_Toc237579630" w:history="1">
+      <w:hyperlink w:anchor="_Toc237610809" w:history="1">
         <w:r>
           <w:rPr>
             <w:rStyle w:val="Hyperlink"/>
@@ -3830,7 +4010,7 @@
             <w:noProof/>
             <w:webHidden/>
           </w:rPr>
-          <w:instrText xml:space="preserve"> PAGEREF _Toc237579630 \h </w:instrText>
+          <w:instrText xml:space="preserve"> PAGEREF _Toc237610809 \h </w:instrText>
         </w:r>
         <w:r>
           <w:rPr>
@@ -3850,7 +4030,7 @@
             <w:noProof/>
             <w:webHidden/>
           </w:rPr>
-          <w:t>29</w:t>
+          <w:t>34</w:t>
         </w:r>
         <w:r>
           <w:rPr>
@@ -3879,7 +4059,7 @@
           <w14:ligatures w14:val="standardContextual"/>
         </w:rPr>
       </w:pPr>
-      <w:hyperlink w:anchor="_Toc237579631" w:history="1">
+      <w:hyperlink w:anchor="_Toc237610810" w:history="1">
         <w:r>
           <w:rPr>
             <w:rStyle w:val="Hyperlink"/>
@@ -3921,7 +4101,7 @@
           <w:rPr>
             <w:webHidden/>
           </w:rPr>
-          <w:instrText xml:space="preserve"> PAGEREF _Toc237579631 \h </w:instrText>
+          <w:instrText xml:space="preserve"> PAGEREF _Toc237610810 \h </w:instrText>
         </w:r>
         <w:r>
           <w:rPr>
@@ -3938,7 +4118,7 @@
           <w:rPr>
             <w:webHidden/>
           </w:rPr>
-          <w:t>31</w:t>
+          <w:t>36</w:t>
         </w:r>
         <w:r>
           <w:rPr>
@@ -3961,7 +4141,7 @@
           <w14:ligatures w14:val="standardContextual"/>
         </w:rPr>
       </w:pPr>
-      <w:hyperlink w:anchor="_Toc237579632" w:history="1">
+      <w:hyperlink w:anchor="_Toc237610811" w:history="1">
         <w:r>
           <w:rPr>
             <w:rStyle w:val="Hyperlink"/>
@@ -4007,7 +4187,7 @@
             <w:noProof/>
             <w:webHidden/>
           </w:rPr>
-          <w:instrText xml:space="preserve"> PAGEREF _Toc237579632 \h </w:instrText>
+          <w:instrText xml:space="preserve"> PAGEREF _Toc237610811 \h </w:instrText>
         </w:r>
         <w:r>
           <w:rPr>
@@ -4027,7 +4207,7 @@
             <w:noProof/>
             <w:webHidden/>
           </w:rPr>
-          <w:t>32</w:t>
+          <w:t>37</w:t>
         </w:r>
         <w:r>
           <w:rPr>
@@ -4056,7 +4236,7 @@
           <w14:ligatures w14:val="standardContextual"/>
         </w:rPr>
       </w:pPr>
-      <w:hyperlink w:anchor="_Toc237579633" w:history="1">
+      <w:hyperlink w:anchor="_Toc237610812" w:history="1">
         <w:r>
           <w:rPr>
             <w:rStyle w:val="Hyperlink"/>
@@ -4098,7 +4278,7 @@
           <w:rPr>
             <w:webHidden/>
           </w:rPr>
-          <w:instrText xml:space="preserve"> PAGEREF _Toc237579633 \h </w:instrText>
+          <w:instrText xml:space="preserve"> PAGEREF _Toc237610812 \h </w:instrText>
         </w:r>
         <w:r>
           <w:rPr>
@@ -4115,7 +4295,7 @@
           <w:rPr>
             <w:webHidden/>
           </w:rPr>
-          <w:t>33</w:t>
+          <w:t>38</w:t>
         </w:r>
         <w:r>
           <w:rPr>
@@ -4143,7 +4323,7 @@
           <w14:ligatures w14:val="standardContextual"/>
         </w:rPr>
       </w:pPr>
-      <w:hyperlink w:anchor="_Toc237579634" w:history="1">
+      <w:hyperlink w:anchor="_Toc237610813" w:history="1">
         <w:r>
           <w:rPr>
             <w:rStyle w:val="Hyperlink"/>
@@ -4185,7 +4365,7 @@
           <w:rPr>
             <w:webHidden/>
           </w:rPr>
-          <w:instrText xml:space="preserve"> PAGEREF _Toc237579634 \h </w:instrText>
+          <w:instrText xml:space="preserve"> PAGEREF _Toc237610813 \h </w:instrText>
         </w:r>
         <w:r>
           <w:rPr>
@@ -4202,7 +4382,7 @@
           <w:rPr>
             <w:webHidden/>
           </w:rPr>
-          <w:t>34</w:t>
+          <w:t>39</w:t>
         </w:r>
         <w:r>
           <w:rPr>
@@ -4230,7 +4410,7 @@
           <w14:ligatures w14:val="standardContextual"/>
         </w:rPr>
       </w:pPr>
-      <w:hyperlink w:anchor="_Toc237579635" w:history="1">
+      <w:hyperlink w:anchor="_Toc237610814" w:history="1">
         <w:r>
           <w:rPr>
             <w:rStyle w:val="Hyperlink"/>
@@ -4272,7 +4452,7 @@
           <w:rPr>
             <w:webHidden/>
           </w:rPr>
-          <w:instrText xml:space="preserve"> PAGEREF _Toc237579635 \h </w:instrText>
+          <w:instrText xml:space="preserve"> PAGEREF _Toc237610814 \h </w:instrText>
         </w:r>
         <w:r>
           <w:rPr>
@@ -4289,7 +4469,7 @@
           <w:rPr>
             <w:webHidden/>
           </w:rPr>
-          <w:t>35</w:t>
+          <w:t>40</w:t>
         </w:r>
         <w:r>
           <w:rPr>
@@ -4317,7 +4497,7 @@
           <w14:ligatures w14:val="standardContextual"/>
         </w:rPr>
       </w:pPr>
-      <w:hyperlink w:anchor="_Toc237579636" w:history="1">
+      <w:hyperlink w:anchor="_Toc237610815" w:history="1">
         <w:r>
           <w:rPr>
             <w:rStyle w:val="Hyperlink"/>
@@ -4359,7 +4539,7 @@
           <w:rPr>
             <w:webHidden/>
           </w:rPr>
-          <w:instrText xml:space="preserve"> PAGEREF _Toc237579636 \h </w:instrText>
+          <w:instrText xml:space="preserve"> PAGEREF _Toc237610815 \h </w:instrText>
         </w:r>
         <w:r>
           <w:rPr>
@@ -4376,7 +4556,7 @@
           <w:rPr>
             <w:webHidden/>
           </w:rPr>
-          <w:t>36</w:t>
+          <w:t>41</w:t>
         </w:r>
         <w:r>
           <w:rPr>
@@ -4404,7 +4584,7 @@
           <w14:ligatures w14:val="standardContextual"/>
         </w:rPr>
       </w:pPr>
-      <w:hyperlink w:anchor="_Toc237579637" w:history="1">
+      <w:hyperlink w:anchor="_Toc237610816" w:history="1">
         <w:r>
           <w:rPr>
             <w:rStyle w:val="Hyperlink"/>
@@ -4446,7 +4626,7 @@
           <w:rPr>
             <w:webHidden/>
           </w:rPr>
-          <w:instrText xml:space="preserve"> PAGEREF _Toc237579637 \h </w:instrText>
+          <w:instrText xml:space="preserve"> PAGEREF _Toc237610816 \h </w:instrText>
         </w:r>
         <w:r>
           <w:rPr>
@@ -4463,10 +4643,637 @@
           <w:rPr>
             <w:webHidden/>
           </w:rPr>
-          <w:t>37</w:t>
-        </w:r>
-        <w:r>
-          <w:rPr>
+          <w:t>42</w:t>
+        </w:r>
+        <w:r>
+          <w:rPr>
+            <w:webHidden/>
+          </w:rPr>
+          <w:fldChar w:fldCharType="end"/>
+        </w:r>
+      </w:hyperlink>
+    </w:p>
+    <w:p>
+      <w:pPr>
+        <w:pStyle w:val="TOC1"/>
+        <w:tabs>
+          <w:tab w:val="left" w:pos="720"/>
+          <w:tab w:val="right" w:leader="dot" w:pos="9350"/>
+        </w:tabs>
+        <w:rPr>
+          <w:rFonts w:asciiTheme="minorHAnsi" w:eastAsiaTheme="minorEastAsia" w:hAnsiTheme="minorHAnsi" w:cstheme="minorBidi"/>
+          <w:b w:val="0"/>
+          <w:bCs w:val="0"/>
+          <w:kern w:val="2"/>
+          <w:sz w:val="24"/>
+          <w:szCs w:val="24"/>
+          <w:lang w:eastAsia="en-US"/>
+          <w14:ligatures w14:val="standardContextual"/>
+        </w:rPr>
+      </w:pPr>
+      <w:hyperlink w:anchor="_Toc237610817" w:history="1">
+        <w:r>
+          <w:rPr>
+            <w:rStyle w:val="Hyperlink"/>
+          </w:rPr>
+          <w:t>20.</w:t>
+        </w:r>
+        <w:r>
+          <w:rPr>
+            <w:rFonts w:asciiTheme="minorHAnsi" w:eastAsiaTheme="minorEastAsia" w:hAnsiTheme="minorHAnsi" w:cstheme="minorBidi"/>
+            <w:b w:val="0"/>
+            <w:bCs w:val="0"/>
+            <w:kern w:val="2"/>
+            <w:sz w:val="24"/>
+            <w:szCs w:val="24"/>
+            <w:lang w:eastAsia="en-US"/>
+            <w14:ligatures w14:val="standardContextual"/>
+          </w:rPr>
+          <w:tab/>
+        </w:r>
+        <w:r>
+          <w:rPr>
+            <w:rStyle w:val="Hyperlink"/>
+          </w:rPr>
+          <w:t>Appendix B — The R0 Demand Workbook, Tab by Tab</w:t>
+        </w:r>
+        <w:r>
+          <w:rPr>
+            <w:webHidden/>
+          </w:rPr>
+          <w:tab/>
+        </w:r>
+        <w:r>
+          <w:rPr>
+            <w:webHidden/>
+          </w:rPr>
+          <w:fldChar w:fldCharType="begin"/>
+        </w:r>
+        <w:r>
+          <w:rPr>
+            <w:webHidden/>
+          </w:rPr>
+          <w:instrText xml:space="preserve"> PAGEREF _Toc237610817 \h </w:instrText>
+        </w:r>
+        <w:r>
+          <w:rPr>
+            <w:webHidden/>
+          </w:rPr>
+        </w:r>
+        <w:r>
+          <w:rPr>
+            <w:webHidden/>
+          </w:rPr>
+          <w:fldChar w:fldCharType="separate"/>
+        </w:r>
+        <w:r>
+          <w:rPr>
+            <w:webHidden/>
+          </w:rPr>
+          <w:t>43</w:t>
+        </w:r>
+        <w:r>
+          <w:rPr>
+            <w:webHidden/>
+          </w:rPr>
+          <w:fldChar w:fldCharType="end"/>
+        </w:r>
+      </w:hyperlink>
+    </w:p>
+    <w:p>
+      <w:pPr>
+        <w:pStyle w:val="TOC2"/>
+        <w:rPr>
+          <w:rFonts w:asciiTheme="minorHAnsi" w:eastAsiaTheme="minorEastAsia" w:hAnsiTheme="minorHAnsi" w:cstheme="minorBidi"/>
+          <w:noProof/>
+          <w:kern w:val="2"/>
+          <w:sz w:val="24"/>
+          <w:szCs w:val="24"/>
+          <w:lang w:eastAsia="en-US"/>
+          <w14:ligatures w14:val="standardContextual"/>
+        </w:rPr>
+      </w:pPr>
+      <w:hyperlink w:anchor="_Toc237610818" w:history="1">
+        <w:r>
+          <w:rPr>
+            <w:rStyle w:val="Hyperlink"/>
+            <w:noProof/>
+          </w:rPr>
+          <w:t>20.1.</w:t>
+        </w:r>
+        <w:r>
+          <w:rPr>
+            <w:rFonts w:asciiTheme="minorHAnsi" w:eastAsiaTheme="minorEastAsia" w:hAnsiTheme="minorHAnsi" w:cstheme="minorBidi"/>
+            <w:noProof/>
+            <w:kern w:val="2"/>
+            <w:sz w:val="24"/>
+            <w:szCs w:val="24"/>
+            <w:lang w:eastAsia="en-US"/>
+            <w14:ligatures w14:val="standardContextual"/>
+          </w:rPr>
+          <w:tab/>
+        </w:r>
+        <w:r>
+          <w:rPr>
+            <w:rStyle w:val="Hyperlink"/>
+            <w:noProof/>
+          </w:rPr>
+          <w:t>B.1  'Project Pop Settlements' — the population engine</w:t>
+        </w:r>
+        <w:r>
+          <w:rPr>
+            <w:noProof/>
+            <w:webHidden/>
+          </w:rPr>
+          <w:tab/>
+        </w:r>
+        <w:r>
+          <w:rPr>
+            <w:noProof/>
+            <w:webHidden/>
+          </w:rPr>
+          <w:fldChar w:fldCharType="begin"/>
+        </w:r>
+        <w:r>
+          <w:rPr>
+            <w:noProof/>
+            <w:webHidden/>
+          </w:rPr>
+          <w:instrText xml:space="preserve"> PAGEREF _Toc237610818 \h </w:instrText>
+        </w:r>
+        <w:r>
+          <w:rPr>
+            <w:noProof/>
+            <w:webHidden/>
+          </w:rPr>
+        </w:r>
+        <w:r>
+          <w:rPr>
+            <w:noProof/>
+            <w:webHidden/>
+          </w:rPr>
+          <w:fldChar w:fldCharType="separate"/>
+        </w:r>
+        <w:r>
+          <w:rPr>
+            <w:noProof/>
+            <w:webHidden/>
+          </w:rPr>
+          <w:t>43</w:t>
+        </w:r>
+        <w:r>
+          <w:rPr>
+            <w:noProof/>
+            <w:webHidden/>
+          </w:rPr>
+          <w:fldChar w:fldCharType="end"/>
+        </w:r>
+      </w:hyperlink>
+    </w:p>
+    <w:p>
+      <w:pPr>
+        <w:pStyle w:val="TOC2"/>
+        <w:rPr>
+          <w:rFonts w:asciiTheme="minorHAnsi" w:eastAsiaTheme="minorEastAsia" w:hAnsiTheme="minorHAnsi" w:cstheme="minorBidi"/>
+          <w:noProof/>
+          <w:kern w:val="2"/>
+          <w:sz w:val="24"/>
+          <w:szCs w:val="24"/>
+          <w:lang w:eastAsia="en-US"/>
+          <w14:ligatures w14:val="standardContextual"/>
+        </w:rPr>
+      </w:pPr>
+      <w:hyperlink w:anchor="_Toc237610819" w:history="1">
+        <w:r>
+          <w:rPr>
+            <w:rStyle w:val="Hyperlink"/>
+            <w:noProof/>
+          </w:rPr>
+          <w:t>20.2.</w:t>
+        </w:r>
+        <w:r>
+          <w:rPr>
+            <w:rFonts w:asciiTheme="minorHAnsi" w:eastAsiaTheme="minorEastAsia" w:hAnsiTheme="minorHAnsi" w:cstheme="minorBidi"/>
+            <w:noProof/>
+            <w:kern w:val="2"/>
+            <w:sz w:val="24"/>
+            <w:szCs w:val="24"/>
+            <w:lang w:eastAsia="en-US"/>
+            <w14:ligatures w14:val="standardContextual"/>
+          </w:rPr>
+          <w:tab/>
+        </w:r>
+        <w:r>
+          <w:rPr>
+            <w:rStyle w:val="Hyperlink"/>
+            <w:noProof/>
+          </w:rPr>
+          <w:t>B.2  'Project W Pop Connected' — who is on the water network</w:t>
+        </w:r>
+        <w:r>
+          <w:rPr>
+            <w:noProof/>
+            <w:webHidden/>
+          </w:rPr>
+          <w:tab/>
+        </w:r>
+        <w:r>
+          <w:rPr>
+            <w:noProof/>
+            <w:webHidden/>
+          </w:rPr>
+          <w:fldChar w:fldCharType="begin"/>
+        </w:r>
+        <w:r>
+          <w:rPr>
+            <w:noProof/>
+            <w:webHidden/>
+          </w:rPr>
+          <w:instrText xml:space="preserve"> PAGEREF _Toc237610819 \h </w:instrText>
+        </w:r>
+        <w:r>
+          <w:rPr>
+            <w:noProof/>
+            <w:webHidden/>
+          </w:rPr>
+        </w:r>
+        <w:r>
+          <w:rPr>
+            <w:noProof/>
+            <w:webHidden/>
+          </w:rPr>
+          <w:fldChar w:fldCharType="separate"/>
+        </w:r>
+        <w:r>
+          <w:rPr>
+            <w:noProof/>
+            <w:webHidden/>
+          </w:rPr>
+          <w:t>43</w:t>
+        </w:r>
+        <w:r>
+          <w:rPr>
+            <w:noProof/>
+            <w:webHidden/>
+          </w:rPr>
+          <w:fldChar w:fldCharType="end"/>
+        </w:r>
+      </w:hyperlink>
+    </w:p>
+    <w:p>
+      <w:pPr>
+        <w:pStyle w:val="TOC2"/>
+        <w:rPr>
+          <w:rFonts w:asciiTheme="minorHAnsi" w:eastAsiaTheme="minorEastAsia" w:hAnsiTheme="minorHAnsi" w:cstheme="minorBidi"/>
+          <w:noProof/>
+          <w:kern w:val="2"/>
+          <w:sz w:val="24"/>
+          <w:szCs w:val="24"/>
+          <w:lang w:eastAsia="en-US"/>
+          <w14:ligatures w14:val="standardContextual"/>
+        </w:rPr>
+      </w:pPr>
+      <w:hyperlink w:anchor="_Toc237610820" w:history="1">
+        <w:r>
+          <w:rPr>
+            <w:rStyle w:val="Hyperlink"/>
+            <w:noProof/>
+          </w:rPr>
+          <w:t>20.3.</w:t>
+        </w:r>
+        <w:r>
+          <w:rPr>
+            <w:rFonts w:asciiTheme="minorHAnsi" w:eastAsiaTheme="minorEastAsia" w:hAnsiTheme="minorHAnsi" w:cstheme="minorBidi"/>
+            <w:noProof/>
+            <w:kern w:val="2"/>
+            <w:sz w:val="24"/>
+            <w:szCs w:val="24"/>
+            <w:lang w:eastAsia="en-US"/>
+            <w14:ligatures w14:val="standardContextual"/>
+          </w:rPr>
+          <w:tab/>
+        </w:r>
+        <w:r>
+          <w:rPr>
+            <w:rStyle w:val="Hyperlink"/>
+            <w:noProof/>
+          </w:rPr>
+          <w:t>B.3  'Project Tankers' — the unconnected stream</w:t>
+        </w:r>
+        <w:r>
+          <w:rPr>
+            <w:noProof/>
+            <w:webHidden/>
+          </w:rPr>
+          <w:tab/>
+        </w:r>
+        <w:r>
+          <w:rPr>
+            <w:noProof/>
+            <w:webHidden/>
+          </w:rPr>
+          <w:fldChar w:fldCharType="begin"/>
+        </w:r>
+        <w:r>
+          <w:rPr>
+            <w:noProof/>
+            <w:webHidden/>
+          </w:rPr>
+          <w:instrText xml:space="preserve"> PAGEREF _Toc237610820 \h </w:instrText>
+        </w:r>
+        <w:r>
+          <w:rPr>
+            <w:noProof/>
+            <w:webHidden/>
+          </w:rPr>
+        </w:r>
+        <w:r>
+          <w:rPr>
+            <w:noProof/>
+            <w:webHidden/>
+          </w:rPr>
+          <w:fldChar w:fldCharType="separate"/>
+        </w:r>
+        <w:r>
+          <w:rPr>
+            <w:noProof/>
+            <w:webHidden/>
+          </w:rPr>
+          <w:t>44</w:t>
+        </w:r>
+        <w:r>
+          <w:rPr>
+            <w:noProof/>
+            <w:webHidden/>
+          </w:rPr>
+          <w:fldChar w:fldCharType="end"/>
+        </w:r>
+      </w:hyperlink>
+    </w:p>
+    <w:p>
+      <w:pPr>
+        <w:pStyle w:val="TOC2"/>
+        <w:rPr>
+          <w:rFonts w:asciiTheme="minorHAnsi" w:eastAsiaTheme="minorEastAsia" w:hAnsiTheme="minorHAnsi" w:cstheme="minorBidi"/>
+          <w:noProof/>
+          <w:kern w:val="2"/>
+          <w:sz w:val="24"/>
+          <w:szCs w:val="24"/>
+          <w:lang w:eastAsia="en-US"/>
+          <w14:ligatures w14:val="standardContextual"/>
+        </w:rPr>
+      </w:pPr>
+      <w:hyperlink w:anchor="_Toc237610821" w:history="1">
+        <w:r>
+          <w:rPr>
+            <w:rStyle w:val="Hyperlink"/>
+            <w:noProof/>
+          </w:rPr>
+          <w:t>20.4.</w:t>
+        </w:r>
+        <w:r>
+          <w:rPr>
+            <w:rFonts w:asciiTheme="minorHAnsi" w:eastAsiaTheme="minorEastAsia" w:hAnsiTheme="minorHAnsi" w:cstheme="minorBidi"/>
+            <w:noProof/>
+            <w:kern w:val="2"/>
+            <w:sz w:val="24"/>
+            <w:szCs w:val="24"/>
+            <w:lang w:eastAsia="en-US"/>
+            <w14:ligatures w14:val="standardContextual"/>
+          </w:rPr>
+          <w:tab/>
+        </w:r>
+        <w:r>
+          <w:rPr>
+            <w:rStyle w:val="Hyperlink"/>
+            <w:noProof/>
+          </w:rPr>
+          <w:t>B.4  'Water Demand Criteria' — the demand rate library</w:t>
+        </w:r>
+        <w:r>
+          <w:rPr>
+            <w:noProof/>
+            <w:webHidden/>
+          </w:rPr>
+          <w:tab/>
+        </w:r>
+        <w:r>
+          <w:rPr>
+            <w:noProof/>
+            <w:webHidden/>
+          </w:rPr>
+          <w:fldChar w:fldCharType="begin"/>
+        </w:r>
+        <w:r>
+          <w:rPr>
+            <w:noProof/>
+            <w:webHidden/>
+          </w:rPr>
+          <w:instrText xml:space="preserve"> PAGEREF _Toc237610821 \h </w:instrText>
+        </w:r>
+        <w:r>
+          <w:rPr>
+            <w:noProof/>
+            <w:webHidden/>
+          </w:rPr>
+        </w:r>
+        <w:r>
+          <w:rPr>
+            <w:noProof/>
+            <w:webHidden/>
+          </w:rPr>
+          <w:fldChar w:fldCharType="separate"/>
+        </w:r>
+        <w:r>
+          <w:rPr>
+            <w:noProof/>
+            <w:webHidden/>
+          </w:rPr>
+          <w:t>45</w:t>
+        </w:r>
+        <w:r>
+          <w:rPr>
+            <w:noProof/>
+            <w:webHidden/>
+          </w:rPr>
+          <w:fldChar w:fldCharType="end"/>
+        </w:r>
+      </w:hyperlink>
+    </w:p>
+    <w:p>
+      <w:pPr>
+        <w:pStyle w:val="TOC2"/>
+        <w:rPr>
+          <w:rFonts w:asciiTheme="minorHAnsi" w:eastAsiaTheme="minorEastAsia" w:hAnsiTheme="minorHAnsi" w:cstheme="minorBidi"/>
+          <w:noProof/>
+          <w:kern w:val="2"/>
+          <w:sz w:val="24"/>
+          <w:szCs w:val="24"/>
+          <w:lang w:eastAsia="en-US"/>
+          <w14:ligatures w14:val="standardContextual"/>
+        </w:rPr>
+      </w:pPr>
+      <w:hyperlink w:anchor="_Toc237610822" w:history="1">
+        <w:r>
+          <w:rPr>
+            <w:rStyle w:val="Hyperlink"/>
+            <w:noProof/>
+          </w:rPr>
+          <w:t>20.5.</w:t>
+        </w:r>
+        <w:r>
+          <w:rPr>
+            <w:rFonts w:asciiTheme="minorHAnsi" w:eastAsiaTheme="minorEastAsia" w:hAnsiTheme="minorHAnsi" w:cstheme="minorBidi"/>
+            <w:noProof/>
+            <w:kern w:val="2"/>
+            <w:sz w:val="24"/>
+            <w:szCs w:val="24"/>
+            <w:lang w:eastAsia="en-US"/>
+            <w14:ligatures w14:val="standardContextual"/>
+          </w:rPr>
+          <w:tab/>
+        </w:r>
+        <w:r>
+          <w:rPr>
+            <w:rStyle w:val="Hyperlink"/>
+            <w:noProof/>
+          </w:rPr>
+          <w:t>B.5  'Wastewater Criteria' — the conversion constants</w:t>
+        </w:r>
+        <w:r>
+          <w:rPr>
+            <w:noProof/>
+            <w:webHidden/>
+          </w:rPr>
+          <w:tab/>
+        </w:r>
+        <w:r>
+          <w:rPr>
+            <w:noProof/>
+            <w:webHidden/>
+          </w:rPr>
+          <w:fldChar w:fldCharType="begin"/>
+        </w:r>
+        <w:r>
+          <w:rPr>
+            <w:noProof/>
+            <w:webHidden/>
+          </w:rPr>
+          <w:instrText xml:space="preserve"> PAGEREF _Toc237610822 \h </w:instrText>
+        </w:r>
+        <w:r>
+          <w:rPr>
+            <w:noProof/>
+            <w:webHidden/>
+          </w:rPr>
+        </w:r>
+        <w:r>
+          <w:rPr>
+            <w:noProof/>
+            <w:webHidden/>
+          </w:rPr>
+          <w:fldChar w:fldCharType="separate"/>
+        </w:r>
+        <w:r>
+          <w:rPr>
+            <w:noProof/>
+            <w:webHidden/>
+          </w:rPr>
+          <w:t>45</w:t>
+        </w:r>
+        <w:r>
+          <w:rPr>
+            <w:noProof/>
+            <w:webHidden/>
+          </w:rPr>
+          <w:fldChar w:fldCharType="end"/>
+        </w:r>
+      </w:hyperlink>
+    </w:p>
+    <w:p>
+      <w:pPr>
+        <w:pStyle w:val="TOC2"/>
+        <w:rPr>
+          <w:rFonts w:asciiTheme="minorHAnsi" w:eastAsiaTheme="minorEastAsia" w:hAnsiTheme="minorHAnsi" w:cstheme="minorBidi"/>
+          <w:noProof/>
+          <w:kern w:val="2"/>
+          <w:sz w:val="24"/>
+          <w:szCs w:val="24"/>
+          <w:lang w:eastAsia="en-US"/>
+          <w14:ligatures w14:val="standardContextual"/>
+        </w:rPr>
+      </w:pPr>
+      <w:hyperlink w:anchor="_Toc237610823" w:history="1">
+        <w:r>
+          <w:rPr>
+            <w:rStyle w:val="Hyperlink"/>
+            <w:noProof/>
+          </w:rPr>
+          <w:t>20.6.</w:t>
+        </w:r>
+        <w:r>
+          <w:rPr>
+            <w:rFonts w:asciiTheme="minorHAnsi" w:eastAsiaTheme="minorEastAsia" w:hAnsiTheme="minorHAnsi" w:cstheme="minorBidi"/>
+            <w:noProof/>
+            <w:kern w:val="2"/>
+            <w:sz w:val="24"/>
+            <w:szCs w:val="24"/>
+            <w:lang w:eastAsia="en-US"/>
+            <w14:ligatures w14:val="standardContextual"/>
+          </w:rPr>
+          <w:tab/>
+        </w:r>
+        <w:r>
+          <w:rPr>
+            <w:rStyle w:val="Hyperlink"/>
+            <w:noProof/>
+          </w:rPr>
+          <w:t>B.6  'Project WW Generation' — the master equation</w:t>
+        </w:r>
+        <w:r>
+          <w:rPr>
+            <w:noProof/>
+            <w:webHidden/>
+          </w:rPr>
+          <w:tab/>
+        </w:r>
+        <w:r>
+          <w:rPr>
+            <w:noProof/>
+            <w:webHidden/>
+          </w:rPr>
+          <w:fldChar w:fldCharType="begin"/>
+        </w:r>
+        <w:r>
+          <w:rPr>
+            <w:noProof/>
+            <w:webHidden/>
+          </w:rPr>
+          <w:instrText xml:space="preserve"> PAGEREF _Toc237610823 \h </w:instrText>
+        </w:r>
+        <w:r>
+          <w:rPr>
+            <w:noProof/>
+            <w:webHidden/>
+          </w:rPr>
+        </w:r>
+        <w:r>
+          <w:rPr>
+            <w:noProof/>
+            <w:webHidden/>
+          </w:rPr>
+          <w:fldChar w:fldCharType="separate"/>
+        </w:r>
+        <w:r>
+          <w:rPr>
+            <w:noProof/>
+            <w:webHidden/>
+          </w:rPr>
+          <w:t>46</w:t>
+        </w:r>
+        <w:r>
+          <w:rPr>
+            <w:noProof/>
             <w:webHidden/>
           </w:rPr>
           <w:fldChar w:fldCharType="end"/>
@@ -4537,6 +5344,7 @@
         <w:rPr>
           <w:sz w:val="20"/>
         </w:rPr>
+        <w:lastRenderedPageBreak/>
         <w:t>Figure 4 — NCSI population series and forecast for Ibri wilayat, 2021-2033</w:t>
       </w:r>
     </w:p>
@@ -4548,13 +5356,13 @@
         <w:rPr>
           <w:sz w:val="20"/>
         </w:rPr>
-        <w:t xml:space="preserve">Figure 5 — Route B — from cadastral plots to the </w:t>
+        <w:t xml:space="preserve">Figure 5 — R0 projected populations to 2100 — </w:t>
       </w:r>
       <w:r>
         <w:rPr>
           <w:sz w:val="20"/>
         </w:rPr>
-        <w:t>saturation population</w:t>
+        <w:t>IBRI, AD DARIZ, AL ARAQI and project total (workbook tab 'Project Pop Settlements')</w:t>
       </w:r>
     </w:p>
     <w:p>
@@ -4565,7 +5373,84 @@
         <w:rPr>
           <w:sz w:val="20"/>
         </w:rPr>
-        <w:t>Figure 6 — Peltier and Merrimack peak factors versus average flow, with the PF = 5.0 cap and the worked example marked</w:t>
+        <w:t>Figure 6 — Route B — from cadastral plots to the saturation population</w:t>
+      </w:r>
+    </w:p>
+    <w:p>
+      <w:pPr>
+        <w:spacing w:after="40"/>
+      </w:pPr>
+      <w:r>
+        <w:rPr>
+          <w:sz w:val="20"/>
+        </w:rPr>
+        <w:t>Figure 7 — Water demand build-up: how 223 l/c/d is assembled from its three components</w:t>
+      </w:r>
+    </w:p>
+    <w:p>
+      <w:pPr>
+        <w:spacing w:after="40"/>
+      </w:pPr>
+      <w:r>
+        <w:rPr>
+          <w:sz w:val="20"/>
+        </w:rPr>
+        <w:t>Figure 8 — From water to sewage: supplied vs returned volumes per stream (l/c/d)</w:t>
+      </w:r>
+    </w:p>
+    <w:p>
+      <w:pPr>
+        <w:spacing w:after="40"/>
+      </w:pPr>
+      <w:r>
+        <w:rPr>
+          <w:sz w:val="20"/>
+        </w:rPr>
+        <w:t>Figure 9 — Peltier and Merrimack peak factors versus average flow, with the PF = 5.0 cap and the worked example marked</w:t>
+      </w:r>
+    </w:p>
+    <w:p>
+      <w:pPr>
+        <w:spacing w:after="40"/>
+      </w:pPr>
+      <w:r>
+        <w:rPr>
+          <w:sz w:val="20"/>
+        </w:rPr>
+        <w:t>Figure 10 — Connected-population ratio c(y) in the R0 model: 46.7% (2021) ramping to 100% (2070)</w:t>
+      </w:r>
+    </w:p>
+    <w:p>
+      <w:pPr>
+        <w:spacing w:after="40"/>
+      </w:pPr>
+      <w:r>
+        <w:rPr>
+          <w:sz w:val="20"/>
+        </w:rPr>
+        <w:t>Figure 11 — Ten largest tanker-served settlements in the R0 model (2024 volumes, project total 942 m3/d)</w:t>
+      </w:r>
+    </w:p>
+    <w:p>
+      <w:pPr>
+        <w:spacing w:after="40"/>
+      </w:pPr>
+      <w:r>
+        <w:rPr>
+          <w:sz w:val="20"/>
+        </w:rPr>
+        <w:t>Figure 12 — Measured domestic consumption by governorate, 2024 (Adh Dhahirah highlighted; workbook 'Water Demand Criteria')</w:t>
+      </w:r>
+    </w:p>
+    <w:p>
+      <w:pPr>
+        <w:spacing w:after="40"/>
+      </w:pPr>
+      <w:r>
+        <w:rPr>
+          <w:sz w:val="20"/>
+        </w:rPr>
+        <w:t>Figure 13 — R0 wastewater generation to 2100 — three largest settlements and project total ('Project WW Generation'; values include the +20% weekly peak)</w:t>
       </w:r>
     </w:p>
     <w:p/>
@@ -4601,8 +5486,13 @@
         <w:rPr>
           <w:sz w:val="20"/>
         </w:rPr>
-        <w:lastRenderedPageBreak/>
-        <w:t>Table 2 — The three reference flows of G203-p65-66 and their design roles</w:t>
+        <w:t xml:space="preserve">Table 2 — The three </w:t>
+      </w:r>
+      <w:r>
+        <w:rPr>
+          <w:sz w:val="20"/>
+        </w:rPr>
+        <w:t>reference flows of G203-p65-66 and their design roles</w:t>
       </w:r>
     </w:p>
     <w:p>
@@ -4657,6 +5547,7 @@
         <w:rPr>
           <w:sz w:val="20"/>
         </w:rPr>
+        <w:lastRenderedPageBreak/>
         <w:t>Table 7 — Worked example — hypothetical 10,000-person settlement (illustrative)</w:t>
       </w:r>
     </w:p>
@@ -4679,13 +5570,29 @@
         <w:rPr>
           <w:sz w:val="20"/>
         </w:rPr>
-        <w:t xml:space="preserve">Table 9 — Full NCSI population series for </w:t>
-      </w:r>
+        <w:t>Table 9 — Full NCSI population series for Ibri wilayat as carried in the R0 workbook (2021-2033)</w:t>
+      </w:r>
+    </w:p>
+    <w:p>
+      <w:pPr>
+        <w:spacing w:after="40"/>
+      </w:pPr>
       <w:r>
         <w:rPr>
           <w:sz w:val="20"/>
         </w:rPr>
-        <w:t>Ibri wilayat as carried in the R0 workbook (2021-2033)</w:t>
+        <w:t>Table 10 — Constants of the 'Wastewater Criteria' tab (all marked 'can be adjusted' in the workbook)</w:t>
+      </w:r>
+    </w:p>
+    <w:p>
+      <w:pPr>
+        <w:spacing w:after="40"/>
+      </w:pPr>
+      <w:r>
+        <w:rPr>
+          <w:sz w:val="20"/>
+        </w:rPr>
+        <w:t>Table 11 — Symbols of the R0 master equation</w:t>
       </w:r>
     </w:p>
     <w:p/>
@@ -4698,7 +5605,7 @@
       <w:pPr>
         <w:pStyle w:val="Heading1"/>
       </w:pPr>
-      <w:bookmarkStart w:id="1" w:name="_Toc237579600"/>
+      <w:bookmarkStart w:id="1" w:name="_Toc237610777"/>
       <w:r>
         <w:lastRenderedPageBreak/>
         <w:t>Introduction</w:t>
@@ -4709,7 +5616,7 @@
       <w:pPr>
         <w:pStyle w:val="Heading2"/>
       </w:pPr>
-      <w:bookmarkStart w:id="2" w:name="_Toc237579601"/>
+      <w:bookmarkStart w:id="2" w:name="_Toc237610778"/>
       <w:r>
         <w:t>Purpose and how to read this tutorial</w:t>
       </w:r>
@@ -4727,7 +5634,7 @@
       <w:pPr>
         <w:pStyle w:val="Heading2"/>
       </w:pPr>
-      <w:bookmarkStart w:id="3" w:name="_Toc237579602"/>
+      <w:bookmarkStart w:id="3" w:name="_Toc237610779"/>
       <w:r>
         <w:t>Reference documents and citation convention</w:t>
       </w:r>
@@ -4929,13 +5836,7 @@
               <w:rPr>
                 <w:sz w:val="18"/>
               </w:rPr>
-              <w:t xml:space="preserve">Inception Report R0 demand workbook </w:t>
-            </w:r>
-            <w:r>
-              <w:rPr>
-                <w:sz w:val="18"/>
-              </w:rPr>
-              <w:t>(Ibri Sewer Demand R0, August 2026)</w:t>
+              <w:t>Inception Report R0 demand workbook (Ibri Sewer Demand R0, August 2026)</w:t>
             </w:r>
           </w:p>
         </w:tc>
@@ -4961,7 +5862,7 @@
       <w:pPr>
         <w:pStyle w:val="Heading1"/>
       </w:pPr>
-      <w:bookmarkStart w:id="4" w:name="_Toc237579603"/>
+      <w:bookmarkStart w:id="4" w:name="_Toc237610780"/>
       <w:r>
         <w:lastRenderedPageBreak/>
         <w:t>Key Concepts: How Sewage Flow Behaves</w:t>
@@ -4973,7 +5874,10 @@
         <w:spacing w:after="120"/>
       </w:pPr>
       <w:r>
-        <w:t>Before any calculation, three facts about sewage flow must be understood, because the whole structure of the method follows from them.</w:t>
+        <w:t xml:space="preserve">Before any calculation, three facts about sewage flow must be </w:t>
+      </w:r>
+      <w:r>
+        <w:t>understood, because the whole structure of the method follows from them.</w:t>
       </w:r>
     </w:p>
     <w:p>
@@ -4990,7 +5894,10 @@
         <w:t xml:space="preserve">It varies over the day. </w:t>
       </w:r>
       <w:r>
-        <w:t>Sewage flow follows human activity over the day. It is lowest in the small hours of the night (when what remains in the pipe is mostly infiltration), rises steeply with the morning routine, and shows a second evening peak. Figure 1 shows a typical (illustrative) diurnal pattern.</w:t>
+        <w:t xml:space="preserve">Sewage flow follows human activity over the day. It is lowest in the small hours of the night (when what remains in the pipe is mostly </w:t>
+      </w:r>
+      <w:r>
+        <w:t>infiltration), rises steeply with the morning routine, and shows a second evening peak. Figure 1 shows a typical (illustrative) diurnal pattern.</w:t>
       </w:r>
     </w:p>
     <w:p>
@@ -5036,7 +5943,7 @@
           <w:noProof/>
         </w:rPr>
         <w:drawing>
-          <wp:inline distT="0" distB="0" distL="0" distR="0" wp14:anchorId="11527899" wp14:editId="23E945B9">
+          <wp:inline distT="0" distB="0" distL="0" distR="0" wp14:anchorId="650DF1F3" wp14:editId="6307EBA4">
             <wp:extent cx="5394960" cy="2857941"/>
             <wp:effectExtent l="0" t="0" r="0" b="0"/>
             <wp:docPr id="1" name="Picture 1"/>
@@ -5177,13 +6084,7 @@
               <w:rPr>
                 <w:sz w:val="18"/>
               </w:rPr>
-              <w:t xml:space="preserve">Annual Average Flow: total annual </w:t>
-            </w:r>
-            <w:r>
-              <w:rPr>
-                <w:sz w:val="18"/>
-              </w:rPr>
-              <w:t>volume / 365 days. In this tutorial written Qadf (average daily flow).</w:t>
+              <w:t>Annual Average Flow: total annual volume / 365 days. In this tutorial written Qadf (average daily flow).</w:t>
             </w:r>
           </w:p>
         </w:tc>
@@ -5271,7 +6172,13 @@
               <w:rPr>
                 <w:sz w:val="18"/>
               </w:rPr>
-              <w:t>Peak Hour Flow: the highest hourly flow of the year.</w:t>
+              <w:t xml:space="preserve">Peak Hour Flow: the </w:t>
+            </w:r>
+            <w:r>
+              <w:rPr>
+                <w:sz w:val="18"/>
+              </w:rPr>
+              <w:t>highest hourly flow of the year.</w:t>
             </w:r>
           </w:p>
         </w:tc>
@@ -5310,7 +6217,7 @@
       <w:pPr>
         <w:pStyle w:val="Heading1"/>
       </w:pPr>
-      <w:bookmarkStart w:id="5" w:name="_Toc237579604"/>
+      <w:bookmarkStart w:id="5" w:name="_Toc237610781"/>
       <w:r>
         <w:lastRenderedPageBreak/>
         <w:t>The Calculation Chain at a Glance</w:t>
@@ -5334,7 +6241,7 @@
           <w:noProof/>
         </w:rPr>
         <w:drawing>
-          <wp:inline distT="0" distB="0" distL="0" distR="0" wp14:anchorId="47249044" wp14:editId="60BF542C">
+          <wp:inline distT="0" distB="0" distL="0" distR="0" wp14:anchorId="41E7CFCA" wp14:editId="751B50B8">
             <wp:extent cx="5120640" cy="5884206"/>
             <wp:effectExtent l="0" t="0" r="0" b="0"/>
             <wp:docPr id="2" name="Picture 2"/>
@@ -5387,7 +6294,7 @@
       <w:pPr>
         <w:pStyle w:val="Heading1"/>
       </w:pPr>
-      <w:bookmarkStart w:id="6" w:name="_Toc237579605"/>
+      <w:bookmarkStart w:id="6" w:name="_Toc237610782"/>
       <w:r>
         <w:lastRenderedPageBreak/>
         <w:t>Step 1 — Population</w:t>
@@ -5398,7 +6305,7 @@
       <w:pPr>
         <w:pStyle w:val="Heading2"/>
       </w:pPr>
-      <w:bookmarkStart w:id="7" w:name="_Toc237579606"/>
+      <w:bookmarkStart w:id="7" w:name="_Toc237610783"/>
       <w:r>
         <w:t>Why population comes first</w:t>
       </w:r>
@@ -5419,7 +6326,7 @@
       <w:pPr>
         <w:pStyle w:val="Heading2"/>
       </w:pPr>
-      <w:bookmarkStart w:id="8" w:name="_Toc237579607"/>
+      <w:bookmarkStart w:id="8" w:name="_Toc237610784"/>
       <w:r>
         <w:t>Route A — census projection (for the dated model years)</w:t>
       </w:r>
@@ -5447,7 +6354,10 @@
         <w:t xml:space="preserve">Start from the wilayat series. </w:t>
       </w:r>
       <w:r>
-        <w:t>The NCSI series for Ibri wilayat is the authoritative starting point (G201-p58-59). The current figures, taken from the R0 workbook, are shown in Table 4 and Figure 3.</w:t>
+        <w:t xml:space="preserve">The NCSI series for Ibri wilayat is the </w:t>
+      </w:r>
+      <w:r>
+        <w:t>authoritative starting point (G201-p58-59). The current figures, taken from the R0 workbook, are shown in Table 4 and Figure 3.</w:t>
       </w:r>
     </w:p>
     <w:p>
@@ -5464,7 +6374,7 @@
         <w:t xml:space="preserve">Project the growth. </w:t>
       </w:r>
       <w:r>
-        <w:t>NCSI publishes forecasts; where projection beyond them is needed, a growth rate fitted to the series is applied at the 5-year intervals required by the TOR (start year, 2030, 2055).</w:t>
+        <w:t>NCSI publishes forecasts; where projection beyond them is needed, a growth rate fitted to the series is applied at the 5-year intervals required by the TOR (start year, 2030, 2055). For this project the route is already implemented: the R0 workbook tab 'Project Pop Settlements' carries the projected population of all 50 project settlements, year by year, out to 2100 (Appendix B).</w:t>
       </w:r>
     </w:p>
     <w:p>
@@ -5498,7 +6408,11 @@
         <w:t xml:space="preserve">Split below settlement level by electricity accounts. </w:t>
       </w:r>
       <w:r>
-        <w:t>Where a project zone covers only part of a settlement, the guideline directs a pro-rata split by the number of electricity accounts in the area, obtained from NWS (G201-p58). Electricity accounts are a reliable proxy for occupied dwellings because effectively every occupied dwelling has a metered connection — this is also why the TOR (p12) lists electricity data among the required flow-assessment inputs.</w:t>
+        <w:t xml:space="preserve">Where a project zone covers only part of a settlement, the guideline directs a pro-rata split by the number of electricity accounts in the area, obtained from NWS (G201-p58). Electricity accounts are a reliable proxy for occupied </w:t>
+      </w:r>
+      <w:r>
+        <w:lastRenderedPageBreak/>
+        <w:t>dwellings because effectively every occupied dwelling has a metered connection — this is also why the TOR (p12) lists electricity data among the required flow-assessment inputs.</w:t>
       </w:r>
     </w:p>
     <w:p>
@@ -5509,9 +6423,8 @@
         <w:rPr>
           <w:noProof/>
         </w:rPr>
-        <w:lastRenderedPageBreak/>
         <w:drawing>
-          <wp:inline distT="0" distB="0" distL="0" distR="0" wp14:anchorId="270D032A" wp14:editId="393F1A4E">
+          <wp:inline distT="0" distB="0" distL="0" distR="0" wp14:anchorId="33F4A8F7" wp14:editId="4C02EAF7">
             <wp:extent cx="5394960" cy="4855464"/>
             <wp:effectExtent l="0" t="0" r="0" b="0"/>
             <wp:docPr id="3" name="Picture 3"/>
@@ -6005,7 +6918,10 @@
         <w:pStyle w:val="Caption"/>
       </w:pPr>
       <w:r>
-        <w:t>Table 3 — NCSI population series for Ibri wilayat (from the R0 workbook; selected years)</w:t>
+        <w:t xml:space="preserve">Table 3 — </w:t>
+      </w:r>
+      <w:r>
+        <w:t>NCSI population series for Ibri wilayat (from the R0 workbook; selected years)</w:t>
       </w:r>
     </w:p>
     <w:p>
@@ -6018,7 +6934,7 @@
         </w:rPr>
         <w:lastRenderedPageBreak/>
         <w:drawing>
-          <wp:inline distT="0" distB="0" distL="0" distR="0" wp14:anchorId="44E0F714" wp14:editId="0573A4D1">
+          <wp:inline distT="0" distB="0" distL="0" distR="0" wp14:anchorId="26FCDA67" wp14:editId="4D535EA2">
             <wp:extent cx="5394960" cy="2785346"/>
             <wp:effectExtent l="0" t="0" r="0" b="0"/>
             <wp:docPr id="4" name="Picture 4"/>
@@ -6059,18 +6975,77 @@
         <w:pStyle w:val="Caption"/>
       </w:pPr>
       <w:r>
-        <w:t xml:space="preserve">Figure 4 — NCSI population series and forecast for Ibri </w:t>
-      </w:r>
-      <w:r>
-        <w:t>wilayat, 2021-2033</w:t>
+        <w:t>Figure 4 — NCSI population series and forecast for Ibri wilayat, 2021-2033</w:t>
+      </w:r>
+    </w:p>
+    <w:p>
+      <w:pPr>
+        <w:spacing w:after="120"/>
+      </w:pPr>
+      <w:r>
+        <w:t>At project level, the R0 workbook projects each of the 50 settlements to 2100. Figure 5 shows the three largest (IBRI town, AD DARIZ, AL ARAQI) and the project total: from 116 thousand (2024) the project population reaches 238 thousand by 2055 and 691 thousand by 2100 — the R0 projection grows throughout, i.e. it contains no saturation ceiling of its own (see the discussion of Section 5.4).</w:t>
+      </w:r>
+    </w:p>
+    <w:p>
+      <w:pPr>
+        <w:jc w:val="center"/>
+      </w:pPr>
+      <w:r>
+        <w:rPr>
+          <w:noProof/>
+        </w:rPr>
+        <w:drawing>
+          <wp:inline distT="0" distB="0" distL="0" distR="0" wp14:anchorId="1262560E" wp14:editId="618C0B76">
+            <wp:extent cx="5486400" cy="2749049"/>
+            <wp:effectExtent l="0" t="0" r="0" b="0"/>
+            <wp:docPr id="5" name="Picture 5"/>
+            <wp:cNvGraphicFramePr>
+              <a:graphicFrameLocks xmlns:a="http://schemas.openxmlformats.org/drawingml/2006/main" noChangeAspect="1"/>
+            </wp:cNvGraphicFramePr>
+            <a:graphic xmlns:a="http://schemas.openxmlformats.org/drawingml/2006/main">
+              <a:graphicData uri="http://schemas.openxmlformats.org/drawingml/2006/picture">
+                <pic:pic xmlns:pic="http://schemas.openxmlformats.org/drawingml/2006/picture">
+                  <pic:nvPicPr>
+                    <pic:cNvPr id="0" name="t01_pop_settlements.png"/>
+                    <pic:cNvPicPr/>
+                  </pic:nvPicPr>
+                  <pic:blipFill>
+                    <a:blip r:embed="rId12"/>
+                    <a:stretch>
+                      <a:fillRect/>
+                    </a:stretch>
+                  </pic:blipFill>
+                  <pic:spPr>
+                    <a:xfrm>
+                      <a:off x="0" y="0"/>
+                      <a:ext cx="5486400" cy="2749049"/>
+                    </a:xfrm>
+                    <a:prstGeom prst="rect">
+                      <a:avLst/>
+                    </a:prstGeom>
+                  </pic:spPr>
+                </pic:pic>
+              </a:graphicData>
+            </a:graphic>
+          </wp:inline>
+        </w:drawing>
+      </w:r>
+    </w:p>
+    <w:p>
+      <w:pPr>
+        <w:pStyle w:val="Caption"/>
+      </w:pPr>
+      <w:r>
+        <w:t>Figure 5 — R0 projected populations to 2100 — IBRI, AD DARIZ, AL ARAQI and project total (workbook tab 'Project Pop Settlements')</w:t>
       </w:r>
     </w:p>
     <w:p>
       <w:pPr>
         <w:pStyle w:val="Heading2"/>
       </w:pPr>
-      <w:bookmarkStart w:id="9" w:name="_Toc237579608"/>
-      <w:r>
+      <w:bookmarkStart w:id="9" w:name="_Toc237610785"/>
+      <w:r>
+        <w:lastRenderedPageBreak/>
         <w:t>Route B — plots x occupancy (for the ultimate horizon)</w:t>
       </w:r>
       <w:bookmarkEnd w:id="9"/>
@@ -6245,7 +7220,44 @@
         <w:spacing w:after="120"/>
       </w:pPr>
       <w:r>
-        <w:t>Both OR inputs come from the NCSI data portal, which publishes population and housing-unit counts from 2020 at governorate and wilayat level (G201-p59). The guideline adds two cautions: plot subdivision must be checked so that the effective number of housing units is not understated, and development speed must temper the assumption that all plots fill up (G201-p59).</w:t>
+        <w:t xml:space="preserve">Both OR inputs come from the NCSI data portal, which publishes population and </w:t>
+      </w:r>
+      <w:r>
+        <w:t>housing-unit counts from 2020 at governorate and wilayat level (G201-p59). The guideline adds two cautions:</w:t>
+      </w:r>
+    </w:p>
+    <w:p>
+      <w:pPr>
+        <w:ind w:left="432"/>
+      </w:pPr>
+      <w:r>
+        <w:t xml:space="preserve">• </w:t>
+      </w:r>
+      <w:r>
+        <w:rPr>
+          <w:b/>
+        </w:rPr>
+        <w:t xml:space="preserve">Subdivision: </w:t>
+      </w:r>
+      <w:r>
+        <w:t>check plot subdivision, so that the effective number of housing units created is not understated when large plots split into several dwellings (G201-p59).</w:t>
+      </w:r>
+    </w:p>
+    <w:p>
+      <w:pPr>
+        <w:ind w:left="432"/>
+      </w:pPr>
+      <w:r>
+        <w:t xml:space="preserve">• </w:t>
+      </w:r>
+      <w:r>
+        <w:rPr>
+          <w:b/>
+        </w:rPr>
+        <w:t xml:space="preserve">Development speed: </w:t>
+      </w:r>
+      <w:r>
+        <w:t>temper the assumption that all plots fill up — build-out takes decades, so the saturation population is a ceiling, not a date (G201-p59).</w:t>
       </w:r>
     </w:p>
     <w:p>
@@ -6258,10 +7270,10 @@
         </w:rPr>
         <w:lastRenderedPageBreak/>
         <w:drawing>
-          <wp:inline distT="0" distB="0" distL="0" distR="0" wp14:anchorId="4086A4A4" wp14:editId="086702B2">
+          <wp:inline distT="0" distB="0" distL="0" distR="0" wp14:anchorId="54A0866E" wp14:editId="2D521EA0">
             <wp:extent cx="5394960" cy="3688265"/>
             <wp:effectExtent l="0" t="0" r="0" b="0"/>
-            <wp:docPr id="5" name="Picture 5"/>
+            <wp:docPr id="6" name="Picture 6"/>
             <wp:cNvGraphicFramePr>
               <a:graphicFrameLocks xmlns:a="http://schemas.openxmlformats.org/drawingml/2006/main" noChangeAspect="1"/>
             </wp:cNvGraphicFramePr>
@@ -6273,7 +7285,7 @@
                     <pic:cNvPicPr/>
                   </pic:nvPicPr>
                   <pic:blipFill>
-                    <a:blip r:embed="rId12"/>
+                    <a:blip r:embed="rId13"/>
                     <a:stretch>
                       <a:fillRect/>
                     </a:stretch>
@@ -6299,19 +7311,19 @@
         <w:pStyle w:val="Caption"/>
       </w:pPr>
       <w:r>
-        <w:t>Figure 5 — Route B — from cadastral plots to the saturation population</w:t>
+        <w:t xml:space="preserve">Figure 6 — Route B — from cadastral plots to the saturation </w:t>
+      </w:r>
+      <w:r>
+        <w:t>population</w:t>
       </w:r>
     </w:p>
     <w:p>
       <w:pPr>
         <w:pStyle w:val="Heading2"/>
       </w:pPr>
-      <w:bookmarkStart w:id="10" w:name="_Toc237579609"/>
-      <w:r>
-        <w:t xml:space="preserve">How the two routes fit together — saturation vs dated </w:t>
-      </w:r>
-      <w:r>
-        <w:t>horizons</w:t>
+      <w:bookmarkStart w:id="10" w:name="_Toc237610786"/>
+      <w:r>
+        <w:t>How the two routes fit together — saturation vs dated horizons</w:t>
       </w:r>
       <w:bookmarkEnd w:id="10"/>
     </w:p>
@@ -6344,10 +7356,7 @@
         <w:ind w:left="432"/>
       </w:pPr>
       <w:r>
-        <w:t>• The two are reconciled by using each where it is authoritative: buried pipes have a 50-year design life (G201-p57) and cannot economically be re-laid, so the network is sized once, for the Route B saturation flow. The STP is modular and is expanded in phases, so each phase is sized for a Route A dated horizon (2030, 2055). The TOR's design horizon rule — completion + 25 years or ultimate, whichever governs — expresses exactly this: if the Route A projection at completion + 25 years exceeds saturation, sat</w:t>
-      </w:r>
-      <w:r>
-        <w:t>uration caps it.</w:t>
+        <w:t>• The two are reconciled by using each where it is authoritative: buried pipes have a 50-year design life (G201-p57) and cannot economically be re-laid, so the network is dimensioned against the long-term (saturation) flows. The STP is modular and expanded in phases, so each phase is sized for a Route A dated horizon (2030, 2055).</w:t>
       </w:r>
     </w:p>
     <w:p>
@@ -6356,18 +7365,125 @@
       </w:pPr>
       <w:r>
         <w:lastRenderedPageBreak/>
-        <w:t>• Consistency check: zone-by-zone, the Route A population at any horizon must remain below the Route B ceiling. Where a projection exceeds the ceiling, either the growth allocation to that zone is too high or the plot data is stale (new subdivisions) — the discrepancy must be resolved, not ignored.</w:t>
+        <w:t>• The TOR's design horizon rule — completion + 25 years or ultimate (saturated) — has two possible readings, and which applies depends on which event comes first. If saturation is reached before completion + 25 years, saturation is the design condition. If — as the client appears to expect, and the R0 projections support — saturation lies beyond completion + 25 years (i.e. after roughly 2055), then the contractual design flow is that of the governing 5-year interval projection year (populations are computed</w:t>
+      </w:r>
+      <w:r>
+        <w:t xml:space="preserve"> for every year, but the design horizon snaps to the TOR's 5-year grid), and the saturation flow serves as the long-term capacity check for the trunk sewers. The binding reading shall be confirmed with NWS at kickoff.</w:t>
+      </w:r>
+    </w:p>
+    <w:p>
+      <w:pPr>
+        <w:ind w:left="432"/>
+      </w:pPr>
+      <w:r>
+        <w:t>• Consistency check: zone-by-zone, the Route A trajectory must be compared against the Route B ceiling. The current numbers show why this matters: the R0 projection for the project area grows continuously to about 691 thousand by 2100 with no built-in ceiling, while the provisional plot-based saturation (at the assumed occupancy of 6.0) is far lower — the two cross somewhere in mid-century. Either the occupancy/properties-per-plot assumptions understate the ceiling, or the projection overshoots the developa</w:t>
+      </w:r>
+      <w:r>
+        <w:t>ble land. Resolving this — with NCSI housing data and MoHUP planned plots — is a first-priority kickoff task, because it decides which quantity governs the network.</w:t>
       </w:r>
     </w:p>
     <w:p>
       <w:pPr>
         <w:pStyle w:val="Heading2"/>
       </w:pPr>
-      <w:bookmarkStart w:id="11" w:name="_Toc237579610"/>
+      <w:bookmarkStart w:id="11" w:name="_Toc237610787"/>
+      <w:r>
+        <w:t>Future plots and stub-outs — how undeveloped land enters the design</w:t>
+      </w:r>
+      <w:bookmarkEnd w:id="11"/>
+    </w:p>
+    <w:p>
+      <w:pPr>
+        <w:spacing w:after="120"/>
+      </w:pPr>
+      <w:r>
+        <w:t>Within the project boundary many plots are only planned polygons — subdivided but empty land. They generate no sewage today, yet the TOR requires that all plots, built, open and under construction, be provided with connections. The design handles them as follows:</w:t>
+      </w:r>
+    </w:p>
+    <w:p>
+      <w:pPr>
+        <w:ind w:left="432"/>
+      </w:pPr>
+      <w:r>
+        <w:t xml:space="preserve">• </w:t>
+      </w:r>
+      <w:r>
+        <w:rPr>
+          <w:b/>
+        </w:rPr>
+        <w:t xml:space="preserve">Pipes are dimensioned for the long-term flow including future plots: </w:t>
+      </w:r>
+      <w:r>
+        <w:t>every plot, including future ones, contributes its saturation population to the flows used to dimension the pipes. This is precisely why Route B counts plots rather than people: an empty plot is a future flow with a known magnitude and location.</w:t>
+      </w:r>
+    </w:p>
+    <w:p>
+      <w:pPr>
+        <w:ind w:left="432"/>
+      </w:pPr>
+      <w:r>
+        <w:t xml:space="preserve">• </w:t>
+      </w:r>
+      <w:r>
+        <w:rPr>
+          <w:b/>
+        </w:rPr>
+        <w:t xml:space="preserve">Stub-outs reserve the connection: </w:t>
+      </w:r>
+      <w:r>
+        <w:t xml:space="preserve">at the frontage of each future plot or undeveloped sub-area, a capped connection (stub-out) or capped lateral is built with the main sewer, sized for that area's future flow. When the plot develops, it connects without excavating the road again. Downstream of every stub-out, the pipes are dimensioned to carry the future inflow — so yes, </w:t>
+      </w:r>
+      <w:r>
+        <w:lastRenderedPageBreak/>
+        <w:t>the reader's understanding is correct: a stub-out is a commitment that flow will one day enter there, and the downstream system is designed</w:t>
+      </w:r>
+      <w:r>
+        <w:t xml:space="preserve"> to accept it.</w:t>
+      </w:r>
+    </w:p>
+    <w:p>
+      <w:pPr>
+        <w:ind w:left="432"/>
+      </w:pPr>
+      <w:r>
+        <w:t xml:space="preserve">• </w:t>
+      </w:r>
+      <w:r>
+        <w:rPr>
+          <w:b/>
+        </w:rPr>
+        <w:t xml:space="preserve">Projections fill the plots over time: </w:t>
+      </w:r>
+      <w:r>
+        <w:t>population and flow projections (Route A) distribute the dated-year population over the settlements as they exist and grow; future plots fill progressively toward saturation. The dated-year flows therefore drive the phased facilities (STP modules, pumping equipment), not the pipe diameters.</w:t>
+      </w:r>
+    </w:p>
+    <w:p>
+      <w:pPr>
+        <w:ind w:left="432"/>
+      </w:pPr>
+      <w:r>
+        <w:t xml:space="preserve">• </w:t>
+      </w:r>
+      <w:r>
+        <w:rPr>
+          <w:b/>
+        </w:rPr>
+        <w:t xml:space="preserve">The early-years check is the flip side: </w:t>
+      </w:r>
+      <w:r>
+        <w:t>a sewer dimensioned for future flows runs nearly empty in its early years, and the risk is sediment deposition, not capacity. This is why the minimum self-cleansing criteria (0.75 m/s at peak, or the tractive-force check at network heads, G203-p26-27) must be verified at the start-year flows, not only at the horizon — the standard early-years check of every staged network.</w:t>
+      </w:r>
+    </w:p>
+    <w:p>
+      <w:pPr>
+        <w:pStyle w:val="Heading2"/>
+      </w:pPr>
+      <w:bookmarkStart w:id="12" w:name="_Toc237610788"/>
       <w:r>
         <w:t>Is the available plot data ready for this?</w:t>
       </w:r>
-      <w:bookmarkEnd w:id="11"/>
+      <w:bookmarkEnd w:id="12"/>
     </w:p>
     <w:p>
       <w:pPr>
@@ -6384,22 +7500,22 @@
       <w:pPr>
         <w:pStyle w:val="Heading1"/>
       </w:pPr>
-      <w:bookmarkStart w:id="12" w:name="_Toc237579611"/>
+      <w:bookmarkStart w:id="13" w:name="_Toc237610789"/>
       <w:r>
         <w:lastRenderedPageBreak/>
         <w:t>Step 2 — Water Demand</w:t>
       </w:r>
-      <w:bookmarkEnd w:id="12"/>
+      <w:bookmarkEnd w:id="13"/>
     </w:p>
     <w:p>
       <w:pPr>
         <w:pStyle w:val="Heading2"/>
       </w:pPr>
-      <w:bookmarkStart w:id="13" w:name="_Toc237579612"/>
+      <w:bookmarkStart w:id="14" w:name="_Toc237610790"/>
       <w:r>
         <w:t>The concept: sewage begins as drinking water</w:t>
       </w:r>
-      <w:bookmarkEnd w:id="13"/>
+      <w:bookmarkEnd w:id="14"/>
     </w:p>
     <w:p>
       <w:pPr>
@@ -6413,11 +7529,11 @@
       <w:pPr>
         <w:pStyle w:val="Heading2"/>
       </w:pPr>
-      <w:bookmarkStart w:id="14" w:name="_Toc237579613"/>
+      <w:bookmarkStart w:id="15" w:name="_Toc237610791"/>
       <w:r>
         <w:t>The per-capita method and why the components are added</w:t>
       </w:r>
-      <w:bookmarkEnd w:id="14"/>
+      <w:bookmarkEnd w:id="15"/>
     </w:p>
     <w:p>
       <w:pPr>
@@ -6448,10 +7564,10 @@
         <w:ind w:left="432"/>
       </w:pPr>
       <w:r>
-        <w:t xml:space="preserve">• At model scale, the same consumption is instead assigned spatially: each commercial or </w:t>
-      </w:r>
-      <w:r>
-        <w:t>institutional plot is loaded at its own network node, using the unit rates of G201-p61 Table 12 (130 l/pupil/d for schools, 650 l/bed/d for hospitals, 12.2 l/m2/d for shopping floor area, 93 l/employee/d for offices, etc.), with the occupancy of each facility taken from the GIS land-use data. This is the appropriate method when the question is 'which pipe must carry the hospital's discharge'.</w:t>
+        <w:t xml:space="preserve">• At </w:t>
+      </w:r>
+      <w:r>
+        <w:t>model scale, the same consumption is instead assigned spatially: each commercial or institutional plot is loaded at its own network node, using the unit rates of G201-p61 Table 12 (130 l/pupil/d for schools, 650 l/bed/d for hospitals, 12.2 l/m2/d for shopping floor area, 93 l/employee/d for offices, etc.), with the occupancy of each facility taken from the GIS land-use data. This is the appropriate method when the question is 'which pipe must carry the hospital's discharge'.</w:t>
       </w:r>
     </w:p>
     <w:p>
@@ -6681,7 +7797,13 @@
               <w:rPr>
                 <w:sz w:val="18"/>
               </w:rPr>
-              <w:t>+14% of domestic (governorate ratio)</w:t>
+              <w:t xml:space="preserve">+14% of </w:t>
+            </w:r>
+            <w:r>
+              <w:rPr>
+                <w:sz w:val="18"/>
+              </w:rPr>
+              <w:t>domestic (governorate ratio)</w:t>
             </w:r>
           </w:p>
         </w:tc>
@@ -6738,13 +7860,7 @@
               <w:rPr>
                 <w:sz w:val="18"/>
               </w:rPr>
-              <w:t xml:space="preserve">sum (aggregate planning </w:t>
-            </w:r>
-            <w:r>
-              <w:rPr>
-                <w:sz w:val="18"/>
-              </w:rPr>
-              <w:t>view)</w:t>
+              <w:t>sum (aggregate planning view)</w:t>
             </w:r>
           </w:p>
         </w:tc>
@@ -6786,24 +7902,88 @@
     </w:p>
     <w:p>
       <w:pPr>
+        <w:jc w:val="center"/>
+      </w:pPr>
+      <w:r>
+        <w:rPr>
+          <w:noProof/>
+        </w:rPr>
+        <w:drawing>
+          <wp:inline distT="0" distB="0" distL="0" distR="0" wp14:anchorId="426DB2D9" wp14:editId="0572F6B1">
+            <wp:extent cx="5486400" cy="1886664"/>
+            <wp:effectExtent l="0" t="0" r="0" b="0"/>
+            <wp:docPr id="7" name="Picture 7"/>
+            <wp:cNvGraphicFramePr>
+              <a:graphicFrameLocks xmlns:a="http://schemas.openxmlformats.org/drawingml/2006/main" noChangeAspect="1"/>
+            </wp:cNvGraphicFramePr>
+            <a:graphic xmlns:a="http://schemas.openxmlformats.org/drawingml/2006/main">
+              <a:graphicData uri="http://schemas.openxmlformats.org/drawingml/2006/picture">
+                <pic:pic xmlns:pic="http://schemas.openxmlformats.org/drawingml/2006/picture">
+                  <pic:nvPicPr>
+                    <pic:cNvPr id="0" name="t01_demand_buildup.png"/>
+                    <pic:cNvPicPr/>
+                  </pic:nvPicPr>
+                  <pic:blipFill>
+                    <a:blip r:embed="rId14"/>
+                    <a:stretch>
+                      <a:fillRect/>
+                    </a:stretch>
+                  </pic:blipFill>
+                  <pic:spPr>
+                    <a:xfrm>
+                      <a:off x="0" y="0"/>
+                      <a:ext cx="5486400" cy="1886664"/>
+                    </a:xfrm>
+                    <a:prstGeom prst="rect">
+                      <a:avLst/>
+                    </a:prstGeom>
+                  </pic:spPr>
+                </pic:pic>
+              </a:graphicData>
+            </a:graphic>
+          </wp:inline>
+        </w:drawing>
+      </w:r>
+    </w:p>
+    <w:p>
+      <w:pPr>
+        <w:pStyle w:val="Caption"/>
+      </w:pPr>
+      <w:r>
+        <w:t xml:space="preserve">Figure 7 — Water demand build-up: how 223 l/c/d is assembled from its three </w:t>
+      </w:r>
+      <w:r>
+        <w:t>components</w:t>
+      </w:r>
+    </w:p>
+    <w:p>
+      <w:pPr>
+        <w:spacing w:after="120"/>
+      </w:pPr>
+      <w:r>
+        <w:t>Appendix B.4 charts the measured domestic consumption of all eleven governorates — Adh Dhahirah's 163.5 l/c/d sits close to the national average, supporting the 164 l/c/d design value.</w:t>
+      </w:r>
+    </w:p>
+    <w:p>
+      <w:pPr>
         <w:pStyle w:val="Heading1"/>
       </w:pPr>
-      <w:bookmarkStart w:id="15" w:name="_Toc237579614"/>
+      <w:bookmarkStart w:id="16" w:name="_Toc237610792"/>
       <w:r>
         <w:lastRenderedPageBreak/>
         <w:t>Step 3 — Wastewater Return</w:t>
       </w:r>
-      <w:bookmarkEnd w:id="15"/>
+      <w:bookmarkEnd w:id="16"/>
     </w:p>
     <w:p>
       <w:pPr>
         <w:pStyle w:val="Heading2"/>
       </w:pPr>
-      <w:bookmarkStart w:id="16" w:name="_Toc237579615"/>
+      <w:bookmarkStart w:id="17" w:name="_Toc237610793"/>
       <w:r>
         <w:t>The concept: not all water comes back</w:t>
       </w:r>
-      <w:bookmarkEnd w:id="16"/>
+      <w:bookmarkEnd w:id="17"/>
     </w:p>
     <w:p>
       <w:pPr>
@@ -6914,7 +8094,13 @@
               <w:rPr>
                 <w:sz w:val="18"/>
               </w:rPr>
-              <w:t>most indoor use returns; ~15% lost to gardens, coolers, outdoor cleaning</w:t>
+              <w:t xml:space="preserve">most indoor use returns; ~15% lost to gardens, coolers, </w:t>
+            </w:r>
+            <w:r>
+              <w:rPr>
+                <w:sz w:val="18"/>
+              </w:rPr>
+              <w:t>outdoor cleaning</w:t>
             </w:r>
           </w:p>
         </w:tc>
@@ -6958,13 +8144,7 @@
               <w:rPr>
                 <w:sz w:val="18"/>
               </w:rPr>
-              <w:t xml:space="preserve">large landscaped compounds, cooling and process losses make </w:t>
-            </w:r>
-            <w:r>
-              <w:rPr>
-                <w:sz w:val="18"/>
-              </w:rPr>
-              <w:t>commercial/institutional use far more consumptive</w:t>
+              <w:t>large landscaped compounds, cooling and process losses make commercial/institutional use far more consumptive</w:t>
             </w:r>
           </w:p>
         </w:tc>
@@ -7125,29 +8305,83 @@
         <w:spacing w:after="120"/>
       </w:pPr>
       <w:r>
-        <w:t>For Ibri: 164 × 0.85 + (36.1 + 23.0) × 0.54 = 139.4 + 31.9 ≈ 171 l/c/d of sewage per person. This single number now carries the whole demand side of the calculation.</w:t>
+        <w:t>For Ibri: 164 × 0.85 + (36.1 + 23.0) × 0.54 = 139.4 + 31.9 ≈ 171 l/c/d of sewage per person. This single number now carries the whole demand side of the calculation. The figure below shows the two streams side by side — supplied water against what actually returns as sewage:</w:t>
+      </w:r>
+    </w:p>
+    <w:p>
+      <w:pPr>
+        <w:jc w:val="center"/>
+      </w:pPr>
+      <w:r>
+        <w:rPr>
+          <w:noProof/>
+        </w:rPr>
+        <w:lastRenderedPageBreak/>
+        <w:drawing>
+          <wp:inline distT="0" distB="0" distL="0" distR="0" wp14:anchorId="266E9F32" wp14:editId="7CDE1228">
+            <wp:extent cx="5394960" cy="2398736"/>
+            <wp:effectExtent l="0" t="0" r="0" b="0"/>
+            <wp:docPr id="8" name="Picture 8"/>
+            <wp:cNvGraphicFramePr>
+              <a:graphicFrameLocks xmlns:a="http://schemas.openxmlformats.org/drawingml/2006/main" noChangeAspect="1"/>
+            </wp:cNvGraphicFramePr>
+            <a:graphic xmlns:a="http://schemas.openxmlformats.org/drawingml/2006/main">
+              <a:graphicData uri="http://schemas.openxmlformats.org/drawingml/2006/picture">
+                <pic:pic xmlns:pic="http://schemas.openxmlformats.org/drawingml/2006/picture">
+                  <pic:nvPicPr>
+                    <pic:cNvPr id="0" name="t01_return.png"/>
+                    <pic:cNvPicPr/>
+                  </pic:nvPicPr>
+                  <pic:blipFill>
+                    <a:blip r:embed="rId15"/>
+                    <a:stretch>
+                      <a:fillRect/>
+                    </a:stretch>
+                  </pic:blipFill>
+                  <pic:spPr>
+                    <a:xfrm>
+                      <a:off x="0" y="0"/>
+                      <a:ext cx="5394960" cy="2398736"/>
+                    </a:xfrm>
+                    <a:prstGeom prst="rect">
+                      <a:avLst/>
+                    </a:prstGeom>
+                  </pic:spPr>
+                </pic:pic>
+              </a:graphicData>
+            </a:graphic>
+          </wp:inline>
+        </w:drawing>
+      </w:r>
+    </w:p>
+    <w:p>
+      <w:pPr>
+        <w:pStyle w:val="Caption"/>
+      </w:pPr>
+      <w:r>
+        <w:t>Figure 8 — From water to sewage: supplied vs returned volumes per stream (l/c/d)</w:t>
       </w:r>
     </w:p>
     <w:p>
       <w:pPr>
         <w:pStyle w:val="Heading1"/>
       </w:pPr>
-      <w:bookmarkStart w:id="17" w:name="_Toc237579616"/>
+      <w:bookmarkStart w:id="18" w:name="_Toc237610794"/>
       <w:r>
         <w:lastRenderedPageBreak/>
         <w:t>Step 4 — Additions: Infiltration and Tankered Sewage</w:t>
       </w:r>
-      <w:bookmarkEnd w:id="17"/>
+      <w:bookmarkEnd w:id="18"/>
     </w:p>
     <w:p>
       <w:pPr>
         <w:pStyle w:val="Heading2"/>
       </w:pPr>
-      <w:bookmarkStart w:id="18" w:name="_Toc237579617"/>
+      <w:bookmarkStart w:id="19" w:name="_Toc237610795"/>
       <w:r>
         <w:t>Infiltration — what it is and how it is estimated</w:t>
       </w:r>
-      <w:bookmarkEnd w:id="18"/>
+      <w:bookmarkEnd w:id="19"/>
     </w:p>
     <w:p>
       <w:pPr>
@@ -7213,24 +8447,21 @@
         <w:spacing w:after="120"/>
       </w:pPr>
       <w:r>
-        <w:t xml:space="preserve">The R0 model </w:t>
-      </w:r>
-      <w:r>
-        <w:t>provisionally applies the 10 percent rule to selected settlements. For the new Ibri network this is roughly ten times the guideline's linear allowance — a conservative choice that is safe for STP capacity but not free: carried through to ultimate flows it adds several thousand m3/d of phantom flow to the STP sizing and dilutes the design concentrations. The recommended treatment (Section 15) is to carry the guideline value as the design basis, keep 10 percent as an upper sensitivity bound, and have NWS conf</w:t>
-      </w:r>
-      <w:r>
-        <w:t>irm the basis at kickoff.</w:t>
+        <w:t xml:space="preserve">The R0 model provisionally applies the 10 percent rule to selected settlements. For the new Ibri network this is roughly ten times the guideline's linear allowance — a conservative choice that is safe for STP capacity but not free: carried through to ultimate flows it adds several thousand m3/d of phantom flow to the STP sizing and dilutes the design concentrations. The recommended treatment (Section 15) is to carry the guideline value as the design basis, keep 10 percent as an upper sensitivity bound, and </w:t>
+      </w:r>
+      <w:r>
+        <w:t>have NWS confirm the basis at kickoff.</w:t>
       </w:r>
     </w:p>
     <w:p>
       <w:pPr>
         <w:pStyle w:val="Heading2"/>
       </w:pPr>
-      <w:bookmarkStart w:id="19" w:name="_Toc237579618"/>
+      <w:bookmarkStart w:id="20" w:name="_Toc237610796"/>
       <w:r>
         <w:t>Tankered sewage</w:t>
       </w:r>
-      <w:bookmarkEnd w:id="19"/>
+      <w:bookmarkEnd w:id="20"/>
     </w:p>
     <w:p>
       <w:pPr>
@@ -7254,22 +8485,19 @@
         <w:ind w:left="432"/>
       </w:pPr>
       <w:r>
-        <w:t xml:space="preserve">• A </w:t>
-      </w:r>
-      <w:r>
-        <w:t>recent site visit found tankers delivering sewage from camps up to 150 km away. This is outside any assumption in the scope and materially affects the tanker reception sizing, the early-years flow balance and possibly the STP odour/septicity design (long-haul sewage arrives septic). It is flagged as a project risk requiring an NWS policy decision: which catchment is the Ibri STP obliged to accept?</w:t>
+        <w:t>• A recent site visit found tankers delivering sewage from camps up to 150 km away. This is outside any assumption in the scope and materially affects the tanker reception sizing, the early-years flow balance and possibly the STP odour/septicity design (long-haul sewage arrives septic). It is flagged as a project risk requiring an NWS policy decision: which catchment is the Ibri STP obliged to accept?</w:t>
       </w:r>
     </w:p>
     <w:p>
       <w:pPr>
         <w:pStyle w:val="Heading1"/>
       </w:pPr>
-      <w:bookmarkStart w:id="20" w:name="_Toc237579619"/>
+      <w:bookmarkStart w:id="21" w:name="_Toc237610797"/>
       <w:r>
         <w:lastRenderedPageBreak/>
         <w:t>Step 5 — Average Daily Flow</w:t>
       </w:r>
-      <w:bookmarkEnd w:id="20"/>
+      <w:bookmarkEnd w:id="21"/>
     </w:p>
     <w:p>
       <w:pPr>
@@ -7458,43 +8686,46 @@
       <w:pPr>
         <w:pStyle w:val="Heading1"/>
       </w:pPr>
-      <w:bookmarkStart w:id="21" w:name="_Toc237579620"/>
+      <w:bookmarkStart w:id="22" w:name="_Toc237610798"/>
       <w:r>
         <w:lastRenderedPageBreak/>
         <w:t>Step 6 — Peak Flows</w:t>
       </w:r>
-      <w:bookmarkEnd w:id="21"/>
+      <w:bookmarkEnd w:id="22"/>
     </w:p>
     <w:p>
       <w:pPr>
         <w:pStyle w:val="Heading2"/>
       </w:pPr>
-      <w:bookmarkStart w:id="22" w:name="_Toc237579621"/>
+      <w:bookmarkStart w:id="23" w:name="_Toc237610799"/>
       <w:r>
         <w:t>What a peak factor is and why it shrinks with catchment size</w:t>
       </w:r>
-      <w:bookmarkEnd w:id="22"/>
+      <w:bookmarkEnd w:id="23"/>
     </w:p>
     <w:p>
       <w:pPr>
         <w:spacing w:after="120"/>
       </w:pPr>
       <w:r>
-        <w:t>Pipes and pumps must carry the worst hour, not the average day — a sewer sized for Qadf would surcharge every morning (Figure 2). The peak factor is the multiplier that converts the average flow into that governing peak. Because individual households' peaks do not coincide, the aggregate flow smooths out as the catchment grows: PF is large for a street (approaching the cap of 5), small for a city trunk (approaching about 1.6). All peak-factor formulas are therefore decreasing functions of flow. Peaking appl</w:t>
-      </w:r>
-      <w:r>
-        <w:t>ies to the sewage component only — infiltration is a steady base flow and is added after peaking.</w:t>
+        <w:t xml:space="preserve">Pipes </w:t>
+      </w:r>
+      <w:r>
+        <w:t>and pumps must carry the worst hour, not the average day — a sewer sized for Qadf would surcharge every morning (Figure 2). The peak factor is the multiplier that converts the average flow into that governing peak. Because individual households' peaks do not coincide, the aggregate flow smooths out as the catchment grows: PF is large for a street (approaching the cap of 5), small for a city trunk (approaching about 1.6). All peak-factor formulas are therefore decreasing functions of flow. Peaking applies to</w:t>
+      </w:r>
+      <w:r>
+        <w:t xml:space="preserve"> the sewage component only — infiltration is a steady base flow and is added after peaking.</w:t>
       </w:r>
     </w:p>
     <w:p>
       <w:pPr>
         <w:pStyle w:val="Heading2"/>
       </w:pPr>
-      <w:bookmarkStart w:id="23" w:name="_Toc237579622"/>
+      <w:bookmarkStart w:id="24" w:name="_Toc237610800"/>
       <w:r>
         <w:t>The two permitted formulas — and why they differ</w:t>
       </w:r>
-      <w:bookmarkEnd w:id="23"/>
+      <w:bookmarkEnd w:id="24"/>
     </w:p>
     <w:p>
       <w:pPr>
@@ -7719,7 +8950,10 @@
         <w:spacing w:after="120"/>
       </w:pPr>
       <w:r>
-        <w:t>Both are capped by the absolute limit PF ≤ 5.0 on the hourly factor (G201-p72). Figure 6 plots the two over the practically relevant flow range.</w:t>
+        <w:t xml:space="preserve">Both are capped by the absolute limit PF ≤ 5.0 on the </w:t>
+      </w:r>
+      <w:r>
+        <w:t>hourly factor (G201-p72). Figure 9 plots the two over the practically relevant flow range.</w:t>
       </w:r>
     </w:p>
     <w:p>
@@ -7732,10 +8966,10 @@
         </w:rPr>
         <w:lastRenderedPageBreak/>
         <w:drawing>
-          <wp:inline distT="0" distB="0" distL="0" distR="0" wp14:anchorId="72DF1557" wp14:editId="7342B106">
+          <wp:inline distT="0" distB="0" distL="0" distR="0" wp14:anchorId="6E6B964B" wp14:editId="3071AE90">
             <wp:extent cx="5394960" cy="2822171"/>
             <wp:effectExtent l="0" t="0" r="0" b="0"/>
-            <wp:docPr id="6" name="Picture 6"/>
+            <wp:docPr id="9" name="Picture 9"/>
             <wp:cNvGraphicFramePr>
               <a:graphicFrameLocks xmlns:a="http://schemas.openxmlformats.org/drawingml/2006/main" noChangeAspect="1"/>
             </wp:cNvGraphicFramePr>
@@ -7747,7 +8981,7 @@
                     <pic:cNvPicPr/>
                   </pic:nvPicPr>
                   <pic:blipFill>
-                    <a:blip r:embed="rId13"/>
+                    <a:blip r:embed="rId16"/>
                     <a:stretch>
                       <a:fillRect/>
                     </a:stretch>
@@ -7773,7 +9007,7 @@
         <w:pStyle w:val="Caption"/>
       </w:pPr>
       <w:r>
-        <w:t>Figure 6 — Peltier and Merrimack peak factors versus average flow, with the PF = 5.0 cap and the worked example marked</w:t>
+        <w:t>Figure 9 — Peltier and Merrimack peak factors versus average flow, with the PF = 5.0 cap and the worked example marked</w:t>
       </w:r>
     </w:p>
     <w:p>
@@ -7781,7 +9015,7 @@
         <w:spacing w:after="120"/>
       </w:pPr>
       <w:r>
-        <w:t>Why do they disagree (1.72 vs 2.48 at 20 L/s)? Three reasons, all visible in Figure 6:</w:t>
+        <w:t>Why do they disagree (1.72 vs 2.48 at 20 L/s)? Three reasons, all visible in Figure 9:</w:t>
       </w:r>
     </w:p>
     <w:p>
@@ -7837,42 +9071,85 @@
     </w:p>
     <w:p>
       <w:pPr>
+        <w:pStyle w:val="Heading2"/>
+      </w:pPr>
+      <w:bookmarkStart w:id="25" w:name="_Toc237610801"/>
+      <w:r>
+        <w:t>Which formula for which element — and where Qm comes from</w:t>
+      </w:r>
+      <w:bookmarkEnd w:id="25"/>
+    </w:p>
+    <w:p>
+      <w:pPr>
         <w:spacing w:after="120"/>
       </w:pPr>
       <w:r>
-        <w:t>Practical guidance: use Peltier for hydraulic (peak-hour) sizing as the current IMP method, use Merrimack as a peak-day cross-check for storage and process buffering, and obtain NWS's confirmation of the binding choice at kickoff — the difference is roughly 40 percent of pipe capacity, which is not a rounding issue. The R0 model additionally applies a +20 percent weekly peak with no guideline source; it is flagged in Section 15.</w:t>
+        <w:t>A common shorthand is 'Peltier for the pipes, Merrimack for the STP'. That is close, but one refinement is needed:</w:t>
+      </w:r>
+    </w:p>
+    <w:p>
+      <w:pPr>
+        <w:ind w:left="432"/>
+      </w:pPr>
+      <w:r>
+        <w:lastRenderedPageBreak/>
+        <w:t>• Network hydraulic sizing (pipes, pump stations) — Peltier. These elements are governed by the peak hour, which is what Peltier estimates; it is also the current IMP 2024 method.</w:t>
+      </w:r>
+    </w:p>
+    <w:p>
+      <w:pPr>
+        <w:ind w:left="432"/>
+      </w:pPr>
+      <w:r>
+        <w:t>• STP — both, in different places. The plant's hydraulic pass-through (headworks, screens, channels) is also sized on the peak hour (PHF). Merrimack's peak-day flow governs the day-scale elements: flow equalisation, storage, emergency lagoons and process buffering, where what matters is the worst day's volume, not the worst hour's rate. The biological process itself uses neither — it is sized on AAF plus loads (Section 12).</w:t>
+      </w:r>
+    </w:p>
+    <w:p>
+      <w:pPr>
+        <w:spacing w:after="120"/>
+      </w:pPr>
+      <w:r>
+        <w:t>So Merrimack is one of the STP's design checks, not the STP sizing method wholesale. The allocation above is standard practice; NWS's confirmation of the binding formula per element is on the kickoff list — the difference is roughly 40 percent of pipe capacity, which is not a rounding issue. The R0 model additionally applies a +20 percent weekly peak with no guideline source; it is flagged in Section 15 (and note that the R0 workbook's WW Generation series already contains this factor — Appendix B).</w:t>
+      </w:r>
+    </w:p>
+    <w:p>
+      <w:pPr>
+        <w:spacing w:after="120"/>
+      </w:pPr>
+      <w:r>
+        <w:t>Where do the Qm values come from? Qm is not an external data item: it is the computed mean (average) flow at the point being designed — the output of Step 5 accumulated through the network. Every pipe reach has its own Qm (the sum of all upstream zone flows), the STP inlet's Qm is the total Qadf, and each value comes from the flow model at that node. No measurement is needed to apply Peltier at design time; the STP inflow records requested from NWS serve to calibrate these computed values, not to replace th</w:t>
+      </w:r>
+      <w:r>
+        <w:t>em.</w:t>
       </w:r>
     </w:p>
     <w:p>
       <w:pPr>
         <w:pStyle w:val="Heading1"/>
       </w:pPr>
-      <w:bookmarkStart w:id="24" w:name="_Toc237579623"/>
+      <w:bookmarkStart w:id="26" w:name="_Toc237610802"/>
       <w:r>
         <w:lastRenderedPageBreak/>
         <w:t>Step 7 — Organic (Pollution) Loads</w:t>
       </w:r>
-      <w:bookmarkEnd w:id="24"/>
+      <w:bookmarkEnd w:id="26"/>
     </w:p>
     <w:p>
       <w:pPr>
         <w:pStyle w:val="Heading2"/>
       </w:pPr>
-      <w:bookmarkStart w:id="25" w:name="_Toc237579624"/>
+      <w:bookmarkStart w:id="27" w:name="_Toc237610803"/>
       <w:r>
         <w:t>What the loads are</w:t>
       </w:r>
-      <w:bookmarkEnd w:id="25"/>
+      <w:bookmarkEnd w:id="27"/>
     </w:p>
     <w:p>
       <w:pPr>
         <w:spacing w:after="120"/>
       </w:pPr>
       <w:r>
-        <w:t xml:space="preserve">Flow says how much liquid arrives; loads say how much pollution it carries. The STP's biological reactors, aeration system, clarifiers and sludge line are sized by the daily mass of </w:t>
-      </w:r>
-      <w:r>
-        <w:t>pollutants, in kilograms per day — not by concentration. Three parameters characterise domestic sewage:</w:t>
+        <w:t>Flow says how much liquid arrives; loads say how much pollution it carries. The STP's biological reactors, aeration system, clarifiers and sludge line are sized by the daily mass of pollutants, in kilograms per day — not by concentration. Three parameters characterise domestic sewage:</w:t>
       </w:r>
     </w:p>
     <w:p>
@@ -7930,11 +9207,11 @@
       <w:pPr>
         <w:pStyle w:val="Heading2"/>
       </w:pPr>
-      <w:bookmarkStart w:id="26" w:name="_Toc237579625"/>
+      <w:bookmarkStart w:id="28" w:name="_Toc237610804"/>
       <w:r>
         <w:t>Why loads are fixed per person, not per litre</w:t>
       </w:r>
-      <w:bookmarkEnd w:id="26"/>
+      <w:bookmarkEnd w:id="28"/>
     </w:p>
     <w:p>
       <w:pPr>
@@ -8108,29 +9385,32 @@
       </w:pPr>
       <w:r>
         <w:lastRenderedPageBreak/>
-        <w:t xml:space="preserve">with C in mg/l. Because the mass is fixed </w:t>
-      </w:r>
-      <w:r>
-        <w:t>while Oman's water use is low, the concentration comes out high: around 300-400 mg/l BOD5, versus about 200 mg/l in water-rich European systems. This matters in practice — a concentrated influent shifts the STP process choice (oxygen transfer, sludge yield, possible primary treatment) and makes the infiltration assumption visible in the influent quality data: excessive assumed infiltration would predict dilute sewage that the STP's laboratory records will contradict.</w:t>
+        <w:t>with C in mg/l. Because the mass is fixed while Oman's water use is low, the concentration comes out high: around 300-400 mg/l BOD5, versus about 200 mg/l in water-rich European systems. This matters in practice — a concentrated influent shifts the STP process choice (oxygen transfer, sludge yield, possible primary treatment) and makes the infiltration assumption visible in the influent quality data: excessive assumed infiltration would predict dilute sewage that the STP's laboratory records will contradict</w:t>
+      </w:r>
+      <w:r>
+        <w:t>.</w:t>
       </w:r>
     </w:p>
     <w:p>
       <w:pPr>
         <w:pStyle w:val="Heading1"/>
       </w:pPr>
-      <w:bookmarkStart w:id="27" w:name="_Toc237579626"/>
+      <w:bookmarkStart w:id="29" w:name="_Toc237610805"/>
       <w:r>
         <w:lastRenderedPageBreak/>
         <w:t>Step 8 — Which Flow Sizes What</w:t>
       </w:r>
-      <w:bookmarkEnd w:id="27"/>
+      <w:bookmarkEnd w:id="29"/>
     </w:p>
     <w:p>
       <w:pPr>
         <w:spacing w:after="120"/>
       </w:pPr>
       <w:r>
-        <w:t>Each element of the system is governed by the flow that physically challenges it. A pipe never sees the annual average — it sees this morning's peak; a biological reactor barely notices the peak hour — bacteria respond to the daily mass. The table below assigns the governing flow to each element, and the notes below explain each line.</w:t>
+        <w:t xml:space="preserve">Each element of the system is governed by the flow that physically challenges it. A pipe never sees the annual average — it sees this </w:t>
+      </w:r>
+      <w:r>
+        <w:t>morning's peak; a biological reactor barely notices the peak hour — bacteria respond to the daily mass. The table below assigns the governing flow to each element, and the notes below explain each line.</w:t>
       </w:r>
     </w:p>
     <w:tbl>
@@ -8322,13 +9602,7 @@
               <w:rPr>
                 <w:sz w:val="16"/>
               </w:rPr>
-              <w:t xml:space="preserve">screens, channels, distribution structures pass the peak hour </w:t>
-            </w:r>
-            <w:r>
-              <w:rPr>
-                <w:sz w:val="16"/>
-              </w:rPr>
-              <w:t>(G203-p65-66)</w:t>
+              <w:t>screens, channels, distribution structures pass the peak hour (G203-p65-66)</w:t>
             </w:r>
           </w:p>
         </w:tc>
@@ -8390,7 +9664,13 @@
               <w:rPr>
                 <w:sz w:val="16"/>
               </w:rPr>
-              <w:t>TE / TSE pipelines</w:t>
+              <w:t xml:space="preserve">TE / TSE </w:t>
+            </w:r>
+            <w:r>
+              <w:rPr>
+                <w:sz w:val="16"/>
+              </w:rPr>
+              <w:t>pipelines</w:t>
             </w:r>
           </w:p>
         </w:tc>
@@ -8466,32 +9746,29 @@
       <w:pPr>
         <w:pStyle w:val="Heading1"/>
       </w:pPr>
-      <w:bookmarkStart w:id="28" w:name="_Toc237579627"/>
+      <w:bookmarkStart w:id="30" w:name="_Toc237610806"/>
       <w:r>
         <w:lastRenderedPageBreak/>
         <w:t>Step 9 — STP Incoming Flow, TSE and Sludge</w:t>
       </w:r>
-      <w:bookmarkEnd w:id="28"/>
+      <w:bookmarkEnd w:id="30"/>
     </w:p>
     <w:p>
       <w:pPr>
         <w:pStyle w:val="Heading2"/>
       </w:pPr>
-      <w:bookmarkStart w:id="29" w:name="_Toc237579628"/>
+      <w:bookmarkStart w:id="31" w:name="_Toc237610807"/>
       <w:r>
         <w:t>The STP design flow</w:t>
       </w:r>
-      <w:bookmarkEnd w:id="29"/>
+      <w:bookmarkEnd w:id="31"/>
     </w:p>
     <w:p>
       <w:pPr>
         <w:spacing w:after="120"/>
       </w:pPr>
       <w:r>
-        <w:t xml:space="preserve">The flow the treatment plant must be designed to </w:t>
-      </w:r>
-      <w:r>
-        <w:t>receive is a defined sum (G203-p65 Table 29, G201-p73), expressed as:</w:t>
+        <w:t>The flow the treatment plant must be designed to receive is a defined sum (G203-p65 Table 29, G201-p73), expressed as:</w:t>
       </w:r>
     </w:p>
     <w:p>
@@ -8613,18 +9890,21 @@
         <w:spacing w:after="120"/>
       </w:pPr>
       <w:r>
-        <w:t>The resulting capacity places the plant in the G203-p65 size categories (Medium 500-20,000 m3/d, Large ≥ 20,000 m3/d), and — per the TOR — the Phase I capacity relative to 20,000 m3/d decides whether the new STP's preliminary design and EPC tender remain within this consultancy.</w:t>
+        <w:t xml:space="preserve">The </w:t>
+      </w:r>
+      <w:r>
+        <w:t>resulting capacity places the plant in the G203-p65 size categories (Medium 500-20,000 m3/d, Large ≥ 20,000 m3/d), and — per the TOR — the Phase I capacity relative to 20,000 m3/d decides whether the new STP's preliminary design and EPC tender remain within this consultancy.</w:t>
       </w:r>
     </w:p>
     <w:p>
       <w:pPr>
         <w:pStyle w:val="Heading2"/>
       </w:pPr>
-      <w:bookmarkStart w:id="30" w:name="_Toc237579629"/>
+      <w:bookmarkStart w:id="32" w:name="_Toc237610808"/>
       <w:r>
         <w:t>TSE — the product</w:t>
       </w:r>
-      <w:bookmarkEnd w:id="30"/>
+      <w:bookmarkEnd w:id="32"/>
     </w:p>
     <w:p>
       <w:pPr>
@@ -8638,11 +9918,11 @@
       <w:pPr>
         <w:pStyle w:val="Heading2"/>
       </w:pPr>
-      <w:bookmarkStart w:id="31" w:name="_Toc237579630"/>
+      <w:bookmarkStart w:id="33" w:name="_Toc237610809"/>
       <w:r>
         <w:t>Sludge — the by-product</w:t>
       </w:r>
-      <w:bookmarkEnd w:id="31"/>
+      <w:bookmarkEnd w:id="33"/>
     </w:p>
     <w:p>
       <w:pPr>
@@ -8662,12 +9942,12 @@
       <w:pPr>
         <w:pStyle w:val="Heading1"/>
       </w:pPr>
-      <w:bookmarkStart w:id="32" w:name="_Toc237579631"/>
+      <w:bookmarkStart w:id="34" w:name="_Toc237610810"/>
       <w:r>
         <w:lastRenderedPageBreak/>
         <w:t>Worked Example</w:t>
       </w:r>
-      <w:bookmarkEnd w:id="32"/>
+      <w:bookmarkEnd w:id="34"/>
     </w:p>
     <w:p>
       <w:pPr>
@@ -8725,10 +10005,7 @@
         <w:ind w:left="432"/>
       </w:pPr>
       <w:r>
-        <w:t xml:space="preserve">• Step 6: Peltier PF = 1.5 + 1/sqrt(20.0) = 1.72, so peak-hour flow = 1.72 × 20.0 = 34.5 L/s — this sizes the outfall sewer. Merrimack: Qadf = 1.731 Ml/d, so Qpdf = 2.65 × </w:t>
-      </w:r>
-      <w:r>
-        <w:t>1.731^0.879 = 4.29 Ml/d (49.7 L/s, an implied factor of 2.48) — the peak-day cross-check.</w:t>
+        <w:t>• Step 6: Peltier PF = 1.5 + 1/sqrt(20.0) = 1.72, so peak-hour flow = 1.72 × 20.0 = 34.5 L/s — this sizes the outfall sewer. Merrimack: Qadf = 1.731 Ml/d, so Qpdf = 2.65 × 1.731^0.879 = 4.29 Ml/d (49.7 L/s, an implied factor of 2.48) — the peak-day cross-check.</w:t>
       </w:r>
     </w:p>
     <w:p>
@@ -8934,7 +10211,13 @@
               <w:rPr>
                 <w:sz w:val="18"/>
               </w:rPr>
-              <w:t>223 l/c/d → 2,230 m3/d</w:t>
+              <w:t xml:space="preserve">223 l/c/d → 2,230 </w:t>
+            </w:r>
+            <w:r>
+              <w:rPr>
+                <w:sz w:val="18"/>
+              </w:rPr>
+              <w:t>m3/d</w:t>
             </w:r>
           </w:p>
         </w:tc>
@@ -9163,7 +10446,13 @@
               <w:rPr>
                 <w:sz w:val="18"/>
               </w:rPr>
-              <w:t>peak 34.5 L/s</w:t>
+              <w:t xml:space="preserve">peak </w:t>
+            </w:r>
+            <w:r>
+              <w:rPr>
+                <w:sz w:val="18"/>
+              </w:rPr>
+              <w:t>34.5 L/s</w:t>
             </w:r>
           </w:p>
         </w:tc>
@@ -9264,13 +10553,7 @@
               <w:rPr>
                 <w:sz w:val="18"/>
               </w:rPr>
-              <w:t xml:space="preserve">10,000 × 60 / </w:t>
-            </w:r>
-            <w:r>
-              <w:rPr>
-                <w:sz w:val="18"/>
-              </w:rPr>
-              <w:t>80 / 120 g/d</w:t>
+              <w:t>10,000 × 60 / 80 / 120 g/d</w:t>
             </w:r>
           </w:p>
         </w:tc>
@@ -9465,21 +10748,18 @@
         <w:pStyle w:val="Caption"/>
       </w:pPr>
       <w:r>
-        <w:t xml:space="preserve">Table 7 — Worked example — hypothetical </w:t>
-      </w:r>
-      <w:r>
-        <w:t>10,000-person settlement (illustrative)</w:t>
+        <w:t>Table 7 — Worked example — hypothetical 10,000-person settlement (illustrative)</w:t>
       </w:r>
     </w:p>
     <w:p>
       <w:pPr>
         <w:pStyle w:val="Heading2"/>
       </w:pPr>
-      <w:bookmarkStart w:id="33" w:name="_Toc237579632"/>
+      <w:bookmarkStart w:id="35" w:name="_Toc237610811"/>
       <w:r>
         <w:t>Sanity checks — and why they work</w:t>
       </w:r>
-      <w:bookmarkEnd w:id="33"/>
+      <w:bookmarkEnd w:id="35"/>
     </w:p>
     <w:p>
       <w:pPr>
@@ -9503,10 +10783,10 @@
         <w:t xml:space="preserve">BOD5 concentration 300-400 mg/l. </w:t>
       </w:r>
       <w:r>
-        <w:t xml:space="preserve">Because the per-capita mass is fixed </w:t>
-      </w:r>
-      <w:r>
-        <w:t>(Step 7) while Omani water use is low, dividing the two must land in this range. A dilute result (~200 mg/l) almost always means the flow is overstated — typically an inflated infiltration or per-capita water figure.</w:t>
+        <w:t xml:space="preserve">Because the per-capita mass is fixed (Step 7) while Omani water use is low, dividing the two must land in this range. A dilute result (~200 mg/l) almost always means the flow is </w:t>
+      </w:r>
+      <w:r>
+        <w:t>overstated — typically an inflated infiltration or per-capita water figure.</w:t>
       </w:r>
     </w:p>
     <w:p>
@@ -9523,7 +10803,10 @@
         <w:t xml:space="preserve">Peak factor between 1.5 and 5.0. </w:t>
       </w:r>
       <w:r>
-        <w:t>The Peltier structure guarantees PF &gt; 1.5, and the guideline caps it at 5.0. A computed PF outside this band means the flow unit is wrong (m3/d fed into a formula expecting L/s is the classic error).</w:t>
+        <w:t xml:space="preserve">The Peltier structure guarantees PF &gt; 1.5, and the guideline caps it at 5.0. A computed PF outside this band means the flow unit is wrong </w:t>
+      </w:r>
+      <w:r>
+        <w:t>(m3/d fed into a formula expecting L/s is the classic error).</w:t>
       </w:r>
     </w:p>
     <w:p>
@@ -9547,12 +10830,12 @@
       <w:pPr>
         <w:pStyle w:val="Heading1"/>
       </w:pPr>
-      <w:bookmarkStart w:id="34" w:name="_Toc237579633"/>
+      <w:bookmarkStart w:id="36" w:name="_Toc237610812"/>
       <w:r>
         <w:lastRenderedPageBreak/>
         <w:t>Guideline vs Inception R0 — Reconciliation Register</w:t>
       </w:r>
-      <w:bookmarkEnd w:id="34"/>
+      <w:bookmarkEnd w:id="36"/>
     </w:p>
     <w:p>
       <w:pPr>
@@ -9806,7 +11089,13 @@
               <w:rPr>
                 <w:sz w:val="16"/>
               </w:rPr>
-              <w:t>Guideline value as design basis; 10% kept as conservative upper sensitivity — NWS to confirm</w:t>
+              <w:t xml:space="preserve">Guideline value as design basis; 10% kept as conservative upper </w:t>
+            </w:r>
+            <w:r>
+              <w:rPr>
+                <w:sz w:val="16"/>
+              </w:rPr>
+              <w:t>sensitivity — NWS to confirm</w:t>
             </w:r>
           </w:p>
         </w:tc>
@@ -10008,13 +11297,7 @@
               <w:rPr>
                 <w:sz w:val="16"/>
               </w:rPr>
-              <w:t xml:space="preserve">Not </w:t>
-            </w:r>
-            <w:r>
-              <w:rPr>
-                <w:sz w:val="16"/>
-              </w:rPr>
-              <w:t>specified</w:t>
+              <w:t>Not specified</w:t>
             </w:r>
           </w:p>
         </w:tc>
@@ -10058,22 +11341,19 @@
       <w:pPr>
         <w:pStyle w:val="Heading1"/>
       </w:pPr>
-      <w:bookmarkStart w:id="35" w:name="_Toc237579634"/>
+      <w:bookmarkStart w:id="37" w:name="_Toc237610813"/>
       <w:r>
         <w:lastRenderedPageBreak/>
         <w:t>Conclusions</w:t>
       </w:r>
-      <w:bookmarkEnd w:id="35"/>
+      <w:bookmarkEnd w:id="37"/>
     </w:p>
     <w:p>
       <w:pPr>
         <w:ind w:left="432"/>
       </w:pPr>
       <w:r>
-        <w:t xml:space="preserve">• The sewage flow and load calculation is a fully determined nine-step chain: every parameter </w:t>
-      </w:r>
-      <w:r>
-        <w:t>traces to a cited guideline value, an NCSI statistic, or a flagged assumption — nothing is discretionary once the inputs are fixed.</w:t>
+        <w:t>• The sewage flow and load calculation is a fully determined nine-step chain: every parameter traces to a cited guideline value, an NCSI statistic, or a flagged assumption — nothing is discretionary once the inputs are fixed.</w:t>
       </w:r>
     </w:p>
     <w:p>
@@ -10112,12 +11392,12 @@
       <w:pPr>
         <w:pStyle w:val="Heading1"/>
       </w:pPr>
-      <w:bookmarkStart w:id="36" w:name="_Toc237579635"/>
+      <w:bookmarkStart w:id="38" w:name="_Toc237610814"/>
       <w:r>
         <w:lastRenderedPageBreak/>
         <w:t>Recommendations</w:t>
       </w:r>
-      <w:bookmarkEnd w:id="36"/>
+      <w:bookmarkEnd w:id="38"/>
     </w:p>
     <w:p>
       <w:pPr>
@@ -10148,7 +11428,10 @@
         <w:ind w:left="432"/>
       </w:pPr>
       <w:r>
-        <w:t>• Obtain an NWS policy decision on the tanker catchment obligation (25 km assumption vs the observed 150 km deliveries) before sizing the tanker reception facility.</w:t>
+        <w:t xml:space="preserve">• Obtain an NWS policy decision on the tanker catchment obligation (25 km assumption vs the </w:t>
+      </w:r>
+      <w:r>
+        <w:t>observed 150 km deliveries) before sizing the tanker reception facility.</w:t>
       </w:r>
     </w:p>
     <w:p>
@@ -10163,12 +11446,12 @@
       <w:pPr>
         <w:pStyle w:val="Heading1"/>
       </w:pPr>
-      <w:bookmarkStart w:id="37" w:name="_Toc237579636"/>
+      <w:bookmarkStart w:id="39" w:name="_Toc237610815"/>
       <w:r>
         <w:lastRenderedPageBreak/>
         <w:t>References</w:t>
       </w:r>
-      <w:bookmarkEnd w:id="37"/>
+      <w:bookmarkEnd w:id="39"/>
     </w:p>
     <w:p>
       <w:pPr>
@@ -10183,10 +11466,18 @@
         <w:ind w:left="432"/>
       </w:pPr>
       <w:r>
+        <w:t>• PAM-GUD-202 — Potable Water &amp; Treated Sewerage Effluent (TSE) Design Guidelines v1.0, Rev 01, Nama Water Services (cited G202-p##).</w:t>
+      </w:r>
+    </w:p>
+    <w:p>
+      <w:pPr>
+        <w:ind w:left="432"/>
+      </w:pPr>
+      <w:r>
         <w:t xml:space="preserve">• </w:t>
       </w:r>
       <w:r>
-        <w:t>PAM-GUD-202 — Potable Water &amp; Treated Sewerage Effluent (TSE) Design Guidelines v1.0, Rev 01, Nama Water Services (cited G202-p##).</w:t>
+        <w:t>PAM-GUD-203 — Wastewater Design Guidelines v1.0, Rev 01, Nama Water Services (cited G203-p##).</w:t>
       </w:r>
     </w:p>
     <w:p>
@@ -10194,7 +11485,7 @@
         <w:ind w:left="432"/>
       </w:pPr>
       <w:r>
-        <w:t>• PAM-GUD-203 — Wastewater Design Guidelines v1.0, Rev 01, Nama Water Services (cited G203-p##).</w:t>
+        <w:t>• Terms of Reference, Section 03, Tender T/2719110/2025, Nama Water Services (cited TOR).</w:t>
       </w:r>
     </w:p>
     <w:p>
@@ -10202,7 +11493,7 @@
         <w:ind w:left="432"/>
       </w:pPr>
       <w:r>
-        <w:t>• Terms of Reference, Section 03, Tender T/2719110/2025, Nama Water Services (cited TOR).</w:t>
+        <w:t>• Ibri Sewer Demand R0 workbook and Inception Report R0, Renardet, August 2026 (cited R0).</w:t>
       </w:r>
     </w:p>
     <w:p>
@@ -10210,14 +11501,6 @@
         <w:ind w:left="432"/>
       </w:pPr>
       <w:r>
-        <w:t>• Ibri Sewer Demand R0 workbook and Inception Report R0, Renardet, August 2026 (cited R0).</w:t>
-      </w:r>
-    </w:p>
-    <w:p>
-      <w:pPr>
-        <w:ind w:left="432"/>
-      </w:pPr>
-      <w:r>
         <w:t>• NCSI population and housing statistics, National Centre for Statistics and Information, data portal (as transmitted in the R0 workbook).</w:t>
       </w:r>
     </w:p>
@@ -10225,12 +11508,12 @@
       <w:pPr>
         <w:pStyle w:val="Heading1"/>
       </w:pPr>
-      <w:bookmarkStart w:id="38" w:name="_Toc237579637"/>
+      <w:bookmarkStart w:id="40" w:name="_Toc237610816"/>
       <w:r>
         <w:lastRenderedPageBreak/>
         <w:t>Appendix A — NCSI Population Series, Ibri Wilayat</w:t>
       </w:r>
-      <w:bookmarkEnd w:id="38"/>
+      <w:bookmarkEnd w:id="40"/>
     </w:p>
     <w:tbl>
       <w:tblPr>
@@ -10671,17 +11954,1871 @@
         <w:spacing w:after="120"/>
       </w:pPr>
       <w:r>
-        <w:t xml:space="preserve">Growth rates implied by the series decline from 2.97 %/yr (2022) to 1.29 %/yr (2033). The connected-population ratio in the R0 </w:t>
-      </w:r>
-      <w:r>
-        <w:t>workbook (share of population on the potable network) rises from 46.7% (2021) to 74.6% (2033).</w:t>
+        <w:t xml:space="preserve">Growth rates </w:t>
+      </w:r>
+      <w:r>
+        <w:t>implied by the series decline from 2.97 %/yr (2022) to 1.29 %/yr (2033). The connected-population ratio in the R0 workbook (share of population on the potable network) rises from 46.7% (2021) to 74.6% (2033).</w:t>
+      </w:r>
+    </w:p>
+    <w:p>
+      <w:pPr>
+        <w:pStyle w:val="Heading1"/>
+      </w:pPr>
+      <w:bookmarkStart w:id="41" w:name="_Toc237610817"/>
+      <w:r>
+        <w:lastRenderedPageBreak/>
+        <w:t>Appendix B — The R0 Demand Workbook, Tab by Tab</w:t>
+      </w:r>
+      <w:bookmarkEnd w:id="41"/>
+    </w:p>
+    <w:p>
+      <w:pPr>
+        <w:spacing w:after="120"/>
+      </w:pPr>
+      <w:r>
+        <w:t>This appendix documents the structure, data and equations of the R0 demand workbook ('Ibri Sewer Demand R0 2026 08 03.xlsx'), so that its results can be reproduced and audited. The description below was established by tracing the workbook's cell formulas directly; the master equation of B.6 is the exact formula implemented per settlement and year.</w:t>
+      </w:r>
+    </w:p>
+    <w:p>
+      <w:pPr>
+        <w:pStyle w:val="Heading2"/>
+      </w:pPr>
+      <w:bookmarkStart w:id="42" w:name="_Toc237610818"/>
+      <w:r>
+        <w:t>B.1  'Project Pop Settlements' — the population engine</w:t>
+      </w:r>
+      <w:bookmarkEnd w:id="42"/>
+    </w:p>
+    <w:p>
+      <w:pPr>
+        <w:spacing w:after="120"/>
+      </w:pPr>
+      <w:r>
+        <w:t>One row per project settlement (50 settlements), one column per year from 2023 to 2100. Each cell looks up the settlement's projected population from the wilayat-level settlement projection ('Ibri Pop Settlements', 240 settlements), which in turn distributes the NCSI wilayat series (Appendix A) over settlements by their constant census shares — exactly Route A of Section 5. Key values: project total 116 thousand (2024), 238 thousand (2055), 691 thousand (2100); largest settlements IBRI town, AD DARIZ, AL AR</w:t>
+      </w:r>
+      <w:r>
+        <w:t>AQI (Figure 5). The projection applies growth throughout — it contains no saturation ceiling (see Section 5.4).</w:t>
+      </w:r>
+    </w:p>
+    <w:p>
+      <w:pPr>
+        <w:pStyle w:val="Heading2"/>
+      </w:pPr>
+      <w:bookmarkStart w:id="43" w:name="_Toc237610819"/>
+      <w:r>
+        <w:t>B.2  'Project W Pop Connected' — who is on the water network</w:t>
+      </w:r>
+      <w:bookmarkEnd w:id="43"/>
+    </w:p>
+    <w:p>
+      <w:pPr>
+        <w:spacing w:after="120"/>
+      </w:pPr>
+      <w:r>
+        <w:t>Same layout; each cell multiplies the settlement population by the wilayat-wide connected-population ratio c(y) (tab 'Pop_Wilayat', row 'W_Pop_Connected'):</w:t>
+      </w:r>
+    </w:p>
+    <w:p>
+      <w:pPr>
+        <w:spacing w:after="120"/>
+        <w:jc w:val="center"/>
+      </w:pPr>
+      <m:oMathPara>
+        <m:oMath>
+          <m:sSub>
+            <m:sSubPr>
+              <m:ctrlPr>
+                <w:rPr>
+                  <w:rFonts w:ascii="Cambria Math" w:hAnsi="Cambria Math"/>
+                </w:rPr>
+              </m:ctrlPr>
+            </m:sSubPr>
+            <m:e>
+              <m:r>
+                <w:rPr>
+                  <w:rFonts w:ascii="Cambria Math" w:hAnsi="Cambria Math"/>
+                </w:rPr>
+                <m:t>P</m:t>
+              </m:r>
+            </m:e>
+            <m:sub>
+              <m:r>
+                <w:rPr>
+                  <w:rFonts w:ascii="Cambria Math" w:hAnsi="Cambria Math"/>
+                </w:rPr>
+                <m:t>conn</m:t>
+              </m:r>
+              <m:r>
+                <w:rPr>
+                  <w:rFonts w:ascii="Cambria Math" w:hAnsi="Cambria Math"/>
+                </w:rPr>
+                <m:t>,</m:t>
+              </m:r>
+              <m:r>
+                <w:rPr>
+                  <w:rFonts w:ascii="Cambria Math" w:hAnsi="Cambria Math"/>
+                </w:rPr>
+                <m:t>s</m:t>
+              </m:r>
+            </m:sub>
+          </m:sSub>
+          <m:r>
+            <w:rPr>
+              <w:rFonts w:ascii="Cambria Math" w:hAnsi="Cambria Math"/>
+            </w:rPr>
+            <m:t>(</m:t>
+          </m:r>
+          <m:r>
+            <w:rPr>
+              <w:rFonts w:ascii="Cambria Math" w:hAnsi="Cambria Math"/>
+            </w:rPr>
+            <m:t>y</m:t>
+          </m:r>
+          <m:r>
+            <w:rPr>
+              <w:rFonts w:ascii="Cambria Math" w:hAnsi="Cambria Math"/>
+            </w:rPr>
+            <m:t xml:space="preserve">) = </m:t>
+          </m:r>
+          <m:sSub>
+            <m:sSubPr>
+              <m:ctrlPr>
+                <w:rPr>
+                  <w:rFonts w:ascii="Cambria Math" w:hAnsi="Cambria Math"/>
+                </w:rPr>
+              </m:ctrlPr>
+            </m:sSubPr>
+            <m:e>
+              <m:r>
+                <w:rPr>
+                  <w:rFonts w:ascii="Cambria Math" w:hAnsi="Cambria Math"/>
+                </w:rPr>
+                <m:t>P</m:t>
+              </m:r>
+            </m:e>
+            <m:sub>
+              <m:r>
+                <w:rPr>
+                  <w:rFonts w:ascii="Cambria Math" w:hAnsi="Cambria Math"/>
+                </w:rPr>
+                <m:t>s</m:t>
+              </m:r>
+            </m:sub>
+          </m:sSub>
+          <m:r>
+            <w:rPr>
+              <w:rFonts w:ascii="Cambria Math" w:hAnsi="Cambria Math"/>
+            </w:rPr>
+            <m:t>(</m:t>
+          </m:r>
+          <m:r>
+            <w:rPr>
+              <w:rFonts w:ascii="Cambria Math" w:hAnsi="Cambria Math"/>
+            </w:rPr>
+            <m:t>y</m:t>
+          </m:r>
+          <m:r>
+            <w:rPr>
+              <w:rFonts w:ascii="Cambria Math" w:hAnsi="Cambria Math"/>
+            </w:rPr>
+            <m:t xml:space="preserve">) × </m:t>
+          </m:r>
+          <m:r>
+            <w:rPr>
+              <w:rFonts w:ascii="Cambria Math" w:hAnsi="Cambria Math"/>
+            </w:rPr>
+            <m:t>c</m:t>
+          </m:r>
+          <m:r>
+            <w:rPr>
+              <w:rFonts w:ascii="Cambria Math" w:hAnsi="Cambria Math"/>
+            </w:rPr>
+            <m:t>(</m:t>
+          </m:r>
+          <m:r>
+            <w:rPr>
+              <w:rFonts w:ascii="Cambria Math" w:hAnsi="Cambria Math"/>
+            </w:rPr>
+            <m:t>y</m:t>
+          </m:r>
+          <m:r>
+            <w:rPr>
+              <w:rFonts w:ascii="Cambria Math" w:hAnsi="Cambria Math"/>
+            </w:rPr>
+            <m:t>)</m:t>
+          </m:r>
+        </m:oMath>
+      </m:oMathPara>
+    </w:p>
+    <w:p>
+      <w:pPr>
+        <w:spacing w:after="120"/>
+      </w:pPr>
+      <w:r>
+        <w:t xml:space="preserve">The ratio ramps linearly from 46.7% (2021) through 74.6% (2033), reaching 100% in 2070 and staying there — i.e. the model assumes universal water-network coverage only from 2070 onward. Only the connected population generates billed water demand in </w:t>
+      </w:r>
+      <w:r>
+        <w:t>the model; the remainder appears through the tanker stream.</w:t>
+      </w:r>
+    </w:p>
+    <w:p>
+      <w:pPr>
+        <w:jc w:val="center"/>
+      </w:pPr>
+      <w:r>
+        <w:rPr>
+          <w:noProof/>
+        </w:rPr>
+        <w:lastRenderedPageBreak/>
+        <w:drawing>
+          <wp:inline distT="0" distB="0" distL="0" distR="0" wp14:anchorId="144292C5" wp14:editId="59055BD8">
+            <wp:extent cx="5394960" cy="2453041"/>
+            <wp:effectExtent l="0" t="0" r="0" b="0"/>
+            <wp:docPr id="10" name="Picture 10"/>
+            <wp:cNvGraphicFramePr>
+              <a:graphicFrameLocks xmlns:a="http://schemas.openxmlformats.org/drawingml/2006/main" noChangeAspect="1"/>
+            </wp:cNvGraphicFramePr>
+            <a:graphic xmlns:a="http://schemas.openxmlformats.org/drawingml/2006/main">
+              <a:graphicData uri="http://schemas.openxmlformats.org/drawingml/2006/picture">
+                <pic:pic xmlns:pic="http://schemas.openxmlformats.org/drawingml/2006/picture">
+                  <pic:nvPicPr>
+                    <pic:cNvPr id="0" name="t01_ramp.png"/>
+                    <pic:cNvPicPr/>
+                  </pic:nvPicPr>
+                  <pic:blipFill>
+                    <a:blip r:embed="rId17"/>
+                    <a:stretch>
+                      <a:fillRect/>
+                    </a:stretch>
+                  </pic:blipFill>
+                  <pic:spPr>
+                    <a:xfrm>
+                      <a:off x="0" y="0"/>
+                      <a:ext cx="5394960" cy="2453041"/>
+                    </a:xfrm>
+                    <a:prstGeom prst="rect">
+                      <a:avLst/>
+                    </a:prstGeom>
+                  </pic:spPr>
+                </pic:pic>
+              </a:graphicData>
+            </a:graphic>
+          </wp:inline>
+        </w:drawing>
+      </w:r>
+    </w:p>
+    <w:p>
+      <w:pPr>
+        <w:pStyle w:val="Caption"/>
+      </w:pPr>
+      <w:r>
+        <w:t>Figure 10 — Connected-population ratio c(y) in the R0 model: 46.7% (2021) ramping to 100% (2070)</w:t>
+      </w:r>
+    </w:p>
+    <w:p>
+      <w:pPr>
+        <w:pStyle w:val="Heading2"/>
+      </w:pPr>
+      <w:bookmarkStart w:id="44" w:name="_Toc237610820"/>
+      <w:r>
+        <w:t>B.3  'Project Tankers' — the unconnected stream</w:t>
+      </w:r>
+      <w:bookmarkEnd w:id="44"/>
+    </w:p>
+    <w:p>
+      <w:pPr>
+        <w:spacing w:after="120"/>
+      </w:pPr>
+      <w:r>
+        <w:t>One row per settlement, columns 2024-2100, values in m3/d of tankered water-consumption equivalent. Two modelling choices to note: (i) only settlements within 25 km of the STP by road contribute (criteria tab, 'Maximum Distance from STP by road' = 25 km) — an R0 assumption with no guideline source, flagged in Section 15; (ii) the series is constant at its 2024 estimate for every year — tanker volumes are not grown nor phased out, which is conservative for the STP but inconsistent with the guideline's expect</w:t>
+      </w:r>
+      <w:r>
+        <w:t>ation that coverage reaches 100% and tankering declines (G201-p73). Both points are on the kickoff confirmation list.</w:t>
+      </w:r>
+    </w:p>
+    <w:p>
+      <w:pPr>
+        <w:jc w:val="center"/>
+      </w:pPr>
+      <w:r>
+        <w:rPr>
+          <w:noProof/>
+        </w:rPr>
+        <w:drawing>
+          <wp:inline distT="0" distB="0" distL="0" distR="0" wp14:anchorId="3DA143DD" wp14:editId="6EB53951">
+            <wp:extent cx="5394960" cy="2596677"/>
+            <wp:effectExtent l="0" t="0" r="0" b="0"/>
+            <wp:docPr id="11" name="Picture 11"/>
+            <wp:cNvGraphicFramePr>
+              <a:graphicFrameLocks xmlns:a="http://schemas.openxmlformats.org/drawingml/2006/main" noChangeAspect="1"/>
+            </wp:cNvGraphicFramePr>
+            <a:graphic xmlns:a="http://schemas.openxmlformats.org/drawingml/2006/main">
+              <a:graphicData uri="http://schemas.openxmlformats.org/drawingml/2006/picture">
+                <pic:pic xmlns:pic="http://schemas.openxmlformats.org/drawingml/2006/picture">
+                  <pic:nvPicPr>
+                    <pic:cNvPr id="0" name="t01_tankers.png"/>
+                    <pic:cNvPicPr/>
+                  </pic:nvPicPr>
+                  <pic:blipFill>
+                    <a:blip r:embed="rId18"/>
+                    <a:stretch>
+                      <a:fillRect/>
+                    </a:stretch>
+                  </pic:blipFill>
+                  <pic:spPr>
+                    <a:xfrm>
+                      <a:off x="0" y="0"/>
+                      <a:ext cx="5394960" cy="2596677"/>
+                    </a:xfrm>
+                    <a:prstGeom prst="rect">
+                      <a:avLst/>
+                    </a:prstGeom>
+                  </pic:spPr>
+                </pic:pic>
+              </a:graphicData>
+            </a:graphic>
+          </wp:inline>
+        </w:drawing>
+      </w:r>
+    </w:p>
+    <w:p>
+      <w:pPr>
+        <w:pStyle w:val="Caption"/>
+      </w:pPr>
+      <w:r>
+        <w:lastRenderedPageBreak/>
+        <w:t>Figure 11 — Ten largest tanker-served settlements in the R0 model (2024 volumes, project total 942 m3/d)</w:t>
+      </w:r>
+    </w:p>
+    <w:p>
+      <w:pPr>
+        <w:pStyle w:val="Heading2"/>
+      </w:pPr>
+      <w:bookmarkStart w:id="45" w:name="_Toc237610821"/>
+      <w:r>
+        <w:t>B.4  'Water Demand Criteria' — the demand rate library</w:t>
+      </w:r>
+      <w:bookmarkEnd w:id="45"/>
+    </w:p>
+    <w:p>
+      <w:pPr>
+        <w:spacing w:after="120"/>
+      </w:pPr>
+      <w:r>
+        <w:t>Holds, per governorate and year: the domestic per-capita consumption computed from billing (Adh Dhahirah: 163.5 l/c/d from 2024 onward, the value used throughout the model), the governmental consumption ratio (Adh Dhahirah: 0.140, i.e. 14.0% of domestic) and the non-domestic ratio (Adh Dhahirah: 0.218, i.e. 21.8% of domestic). These are the workbook's counterparts of the guideline values 164 l/c/d, 14% and 22% (G201-p60-61) — agreement is essentially exact, because both derive from the same IMP/billing basi</w:t>
+      </w:r>
+      <w:r>
+        <w:t>s.</w:t>
+      </w:r>
+    </w:p>
+    <w:p>
+      <w:pPr>
+        <w:jc w:val="center"/>
+      </w:pPr>
+      <w:r>
+        <w:rPr>
+          <w:noProof/>
+        </w:rPr>
+        <w:drawing>
+          <wp:inline distT="0" distB="0" distL="0" distR="0" wp14:anchorId="3964D5EE" wp14:editId="6C6FEEE3">
+            <wp:extent cx="5394960" cy="2472850"/>
+            <wp:effectExtent l="0" t="0" r="0" b="0"/>
+            <wp:docPr id="12" name="Picture 12"/>
+            <wp:cNvGraphicFramePr>
+              <a:graphicFrameLocks xmlns:a="http://schemas.openxmlformats.org/drawingml/2006/main" noChangeAspect="1"/>
+            </wp:cNvGraphicFramePr>
+            <a:graphic xmlns:a="http://schemas.openxmlformats.org/drawingml/2006/main">
+              <a:graphicData uri="http://schemas.openxmlformats.org/drawingml/2006/picture">
+                <pic:pic xmlns:pic="http://schemas.openxmlformats.org/drawingml/2006/picture">
+                  <pic:nvPicPr>
+                    <pic:cNvPr id="0" name="t01_lpcd.png"/>
+                    <pic:cNvPicPr/>
+                  </pic:nvPicPr>
+                  <pic:blipFill>
+                    <a:blip r:embed="rId19"/>
+                    <a:stretch>
+                      <a:fillRect/>
+                    </a:stretch>
+                  </pic:blipFill>
+                  <pic:spPr>
+                    <a:xfrm>
+                      <a:off x="0" y="0"/>
+                      <a:ext cx="5394960" cy="2472850"/>
+                    </a:xfrm>
+                    <a:prstGeom prst="rect">
+                      <a:avLst/>
+                    </a:prstGeom>
+                  </pic:spPr>
+                </pic:pic>
+              </a:graphicData>
+            </a:graphic>
+          </wp:inline>
+        </w:drawing>
+      </w:r>
+    </w:p>
+    <w:p>
+      <w:pPr>
+        <w:pStyle w:val="Caption"/>
+      </w:pPr>
+      <w:r>
+        <w:t>Figure 12 — Measured domestic consumption by governorate, 2024 (Adh Dhahirah highlighted; workbook 'Water Demand Criteria')</w:t>
+      </w:r>
+    </w:p>
+    <w:p>
+      <w:pPr>
+        <w:pStyle w:val="Heading2"/>
+      </w:pPr>
+      <w:bookmarkStart w:id="46" w:name="_Toc237610822"/>
+      <w:r>
+        <w:t>B.5  'Wastewater Criteria' — the conversion constants</w:t>
+      </w:r>
+      <w:bookmarkEnd w:id="46"/>
+    </w:p>
+    <w:tbl>
+      <w:tblPr>
+        <w:tblStyle w:val="TableGrid"/>
+        <w:tblW w:w="0" w:type="auto"/>
+        <w:jc w:val="center"/>
+        <w:tblLook w:val="04A0" w:firstRow="1" w:lastRow="0" w:firstColumn="1" w:lastColumn="0" w:noHBand="0" w:noVBand="1"/>
+      </w:tblPr>
+      <w:tblGrid>
+        <w:gridCol w:w="2877"/>
+        <w:gridCol w:w="1439"/>
+        <w:gridCol w:w="5034"/>
+      </w:tblGrid>
+      <w:tr>
+        <w:trPr>
+          <w:jc w:val="center"/>
+        </w:trPr>
+        <w:tc>
+          <w:tcPr>
+            <w:tcW w:w="2880" w:type="dxa"/>
+            <w:shd w:val="clear" w:color="auto" w:fill="D9E2F3"/>
+          </w:tcPr>
+          <w:p>
+            <w:r>
+              <w:rPr>
+                <w:b/>
+                <w:sz w:val="16"/>
+              </w:rPr>
+              <w:t>Constant</w:t>
+            </w:r>
+          </w:p>
+        </w:tc>
+        <w:tc>
+          <w:tcPr>
+            <w:tcW w:w="1440" w:type="dxa"/>
+            <w:shd w:val="clear" w:color="auto" w:fill="D9E2F3"/>
+          </w:tcPr>
+          <w:p>
+            <w:r>
+              <w:rPr>
+                <w:b/>
+                <w:sz w:val="16"/>
+              </w:rPr>
+              <w:t>Value</w:t>
+            </w:r>
+          </w:p>
+        </w:tc>
+        <w:tc>
+          <w:tcPr>
+            <w:tcW w:w="5040" w:type="dxa"/>
+            <w:shd w:val="clear" w:color="auto" w:fill="D9E2F3"/>
+          </w:tcPr>
+          <w:p>
+            <w:r>
+              <w:rPr>
+                <w:b/>
+                <w:sz w:val="16"/>
+              </w:rPr>
+              <w:t>Role</w:t>
+            </w:r>
+          </w:p>
+        </w:tc>
+      </w:tr>
+      <w:tr>
+        <w:trPr>
+          <w:jc w:val="center"/>
+        </w:trPr>
+        <w:tc>
+          <w:tcPr>
+            <w:tcW w:w="2880" w:type="dxa"/>
+          </w:tcPr>
+          <w:p>
+            <w:r>
+              <w:rPr>
+                <w:sz w:val="16"/>
+              </w:rPr>
+              <w:t>Domestic return ratio</w:t>
+            </w:r>
+          </w:p>
+        </w:tc>
+        <w:tc>
+          <w:tcPr>
+            <w:tcW w:w="1440" w:type="dxa"/>
+          </w:tcPr>
+          <w:p>
+            <w:r>
+              <w:rPr>
+                <w:sz w:val="16"/>
+              </w:rPr>
+              <w:t>0.85</w:t>
+            </w:r>
+          </w:p>
+        </w:tc>
+        <w:tc>
+          <w:tcPr>
+            <w:tcW w:w="5040" w:type="dxa"/>
+          </w:tcPr>
+          <w:p>
+            <w:r>
+              <w:rPr>
+                <w:sz w:val="16"/>
+              </w:rPr>
+              <w:t xml:space="preserve">share of domestic water becoming sewage </w:t>
+            </w:r>
+            <w:r>
+              <w:rPr>
+                <w:sz w:val="16"/>
+              </w:rPr>
+              <w:t>(G201-p71)</w:t>
+            </w:r>
+          </w:p>
+        </w:tc>
+      </w:tr>
+      <w:tr>
+        <w:trPr>
+          <w:jc w:val="center"/>
+        </w:trPr>
+        <w:tc>
+          <w:tcPr>
+            <w:tcW w:w="2880" w:type="dxa"/>
+          </w:tcPr>
+          <w:p>
+            <w:r>
+              <w:rPr>
+                <w:sz w:val="16"/>
+              </w:rPr>
+              <w:t>Tanker return ratio</w:t>
+            </w:r>
+          </w:p>
+        </w:tc>
+        <w:tc>
+          <w:tcPr>
+            <w:tcW w:w="1440" w:type="dxa"/>
+          </w:tcPr>
+          <w:p>
+            <w:r>
+              <w:rPr>
+                <w:sz w:val="16"/>
+              </w:rPr>
+              <w:t>0.85</w:t>
+            </w:r>
+          </w:p>
+        </w:tc>
+        <w:tc>
+          <w:tcPr>
+            <w:tcW w:w="5040" w:type="dxa"/>
+          </w:tcPr>
+          <w:p>
+            <w:r>
+              <w:rPr>
+                <w:sz w:val="16"/>
+              </w:rPr>
+              <w:t>same, for tankered consumption</w:t>
+            </w:r>
+          </w:p>
+        </w:tc>
+      </w:tr>
+      <w:tr>
+        <w:trPr>
+          <w:jc w:val="center"/>
+        </w:trPr>
+        <w:tc>
+          <w:tcPr>
+            <w:tcW w:w="2880" w:type="dxa"/>
+          </w:tcPr>
+          <w:p>
+            <w:r>
+              <w:rPr>
+                <w:sz w:val="16"/>
+              </w:rPr>
+              <w:t>Non-domestic return ratio</w:t>
+            </w:r>
+          </w:p>
+        </w:tc>
+        <w:tc>
+          <w:tcPr>
+            <w:tcW w:w="1440" w:type="dxa"/>
+          </w:tcPr>
+          <w:p>
+            <w:r>
+              <w:rPr>
+                <w:sz w:val="16"/>
+              </w:rPr>
+              <w:t>0.54</w:t>
+            </w:r>
+          </w:p>
+        </w:tc>
+        <w:tc>
+          <w:tcPr>
+            <w:tcW w:w="5040" w:type="dxa"/>
+          </w:tcPr>
+          <w:p>
+            <w:r>
+              <w:rPr>
+                <w:sz w:val="16"/>
+              </w:rPr>
+              <w:t>share of non-domestic water becoming sewage</w:t>
+            </w:r>
+          </w:p>
+        </w:tc>
+      </w:tr>
+      <w:tr>
+        <w:trPr>
+          <w:jc w:val="center"/>
+        </w:trPr>
+        <w:tc>
+          <w:tcPr>
+            <w:tcW w:w="2880" w:type="dxa"/>
+          </w:tcPr>
+          <w:p>
+            <w:r>
+              <w:rPr>
+                <w:sz w:val="16"/>
+              </w:rPr>
+              <w:t>Governmental return ratio</w:t>
+            </w:r>
+          </w:p>
+        </w:tc>
+        <w:tc>
+          <w:tcPr>
+            <w:tcW w:w="1440" w:type="dxa"/>
+          </w:tcPr>
+          <w:p>
+            <w:r>
+              <w:rPr>
+                <w:sz w:val="16"/>
+              </w:rPr>
+              <w:t>0.54</w:t>
+            </w:r>
+          </w:p>
+        </w:tc>
+        <w:tc>
+          <w:tcPr>
+            <w:tcW w:w="5040" w:type="dxa"/>
+          </w:tcPr>
+          <w:p>
+            <w:r>
+              <w:rPr>
+                <w:sz w:val="16"/>
+              </w:rPr>
+              <w:t>share of governmental water becoming sewage</w:t>
+            </w:r>
+          </w:p>
+        </w:tc>
+      </w:tr>
+      <w:tr>
+        <w:trPr>
+          <w:jc w:val="center"/>
+        </w:trPr>
+        <w:tc>
+          <w:tcPr>
+            <w:tcW w:w="2880" w:type="dxa"/>
+          </w:tcPr>
+          <w:p>
+            <w:r>
+              <w:rPr>
+                <w:sz w:val="16"/>
+              </w:rPr>
+              <w:t>Infiltration ratio</w:t>
+            </w:r>
+          </w:p>
+        </w:tc>
+        <w:tc>
+          <w:tcPr>
+            <w:tcW w:w="1440" w:type="dxa"/>
+          </w:tcPr>
+          <w:p>
+            <w:r>
+              <w:rPr>
+                <w:sz w:val="16"/>
+              </w:rPr>
+              <w:t>0.10</w:t>
+            </w:r>
+          </w:p>
+        </w:tc>
+        <w:tc>
+          <w:tcPr>
+            <w:tcW w:w="5040" w:type="dxa"/>
+          </w:tcPr>
+          <w:p>
+            <w:r>
+              <w:rPr>
+                <w:sz w:val="16"/>
+              </w:rPr>
+              <w:t xml:space="preserve">added to </w:t>
+            </w:r>
+            <w:r>
+              <w:rPr>
+                <w:sz w:val="16"/>
+              </w:rPr>
+              <w:t>sewage flow; workbook note: applied only to settlements with an existing network</w:t>
+            </w:r>
+          </w:p>
+        </w:tc>
+      </w:tr>
+      <w:tr>
+        <w:trPr>
+          <w:jc w:val="center"/>
+        </w:trPr>
+        <w:tc>
+          <w:tcPr>
+            <w:tcW w:w="2880" w:type="dxa"/>
+          </w:tcPr>
+          <w:p>
+            <w:r>
+              <w:rPr>
+                <w:sz w:val="16"/>
+              </w:rPr>
+              <w:t>Max tanker distance</w:t>
+            </w:r>
+          </w:p>
+        </w:tc>
+        <w:tc>
+          <w:tcPr>
+            <w:tcW w:w="1440" w:type="dxa"/>
+          </w:tcPr>
+          <w:p>
+            <w:r>
+              <w:rPr>
+                <w:sz w:val="16"/>
+              </w:rPr>
+              <w:t>25 km</w:t>
+            </w:r>
+          </w:p>
+        </w:tc>
+        <w:tc>
+          <w:tcPr>
+            <w:tcW w:w="5040" w:type="dxa"/>
+          </w:tcPr>
+          <w:p>
+            <w:r>
+              <w:rPr>
+                <w:sz w:val="16"/>
+              </w:rPr>
+              <w:t>tanker catchment cut-off (B.3)</w:t>
+            </w:r>
+          </w:p>
+        </w:tc>
+      </w:tr>
+      <w:tr>
+        <w:trPr>
+          <w:jc w:val="center"/>
+        </w:trPr>
+        <w:tc>
+          <w:tcPr>
+            <w:tcW w:w="2880" w:type="dxa"/>
+          </w:tcPr>
+          <w:p>
+            <w:r>
+              <w:rPr>
+                <w:sz w:val="16"/>
+              </w:rPr>
+              <w:t>Weekly peak</w:t>
+            </w:r>
+          </w:p>
+        </w:tc>
+        <w:tc>
+          <w:tcPr>
+            <w:tcW w:w="1440" w:type="dxa"/>
+          </w:tcPr>
+          <w:p>
+            <w:r>
+              <w:rPr>
+                <w:sz w:val="16"/>
+              </w:rPr>
+              <w:t>0.20</w:t>
+            </w:r>
+          </w:p>
+        </w:tc>
+        <w:tc>
+          <w:tcPr>
+            <w:tcW w:w="5040" w:type="dxa"/>
+          </w:tcPr>
+          <w:p>
+            <w:r>
+              <w:rPr>
+                <w:sz w:val="16"/>
+              </w:rPr>
+              <w:t>+20% factor applied inside the WW Generation series (B.6)</w:t>
+            </w:r>
+          </w:p>
+        </w:tc>
+      </w:tr>
+      <w:tr>
+        <w:trPr>
+          <w:jc w:val="center"/>
+        </w:trPr>
+        <w:tc>
+          <w:tcPr>
+            <w:tcW w:w="2880" w:type="dxa"/>
+          </w:tcPr>
+          <w:p>
+            <w:r>
+              <w:rPr>
+                <w:sz w:val="16"/>
+              </w:rPr>
+              <w:lastRenderedPageBreak/>
+              <w:t>STP margin coefficient</w:t>
+            </w:r>
+          </w:p>
+        </w:tc>
+        <w:tc>
+          <w:tcPr>
+            <w:tcW w:w="1440" w:type="dxa"/>
+          </w:tcPr>
+          <w:p>
+            <w:r>
+              <w:rPr>
+                <w:sz w:val="16"/>
+              </w:rPr>
+              <w:t>0.10</w:t>
+            </w:r>
+          </w:p>
+        </w:tc>
+        <w:tc>
+          <w:tcPr>
+            <w:tcW w:w="5040" w:type="dxa"/>
+          </w:tcPr>
+          <w:p>
+            <w:r>
+              <w:rPr>
+                <w:sz w:val="16"/>
+              </w:rPr>
+              <w:t>operational allowance, applied at STP sizing</w:t>
+            </w:r>
+          </w:p>
+        </w:tc>
+      </w:tr>
+      <w:tr>
+        <w:trPr>
+          <w:jc w:val="center"/>
+        </w:trPr>
+        <w:tc>
+          <w:tcPr>
+            <w:tcW w:w="2880" w:type="dxa"/>
+          </w:tcPr>
+          <w:p>
+            <w:r>
+              <w:rPr>
+                <w:sz w:val="16"/>
+              </w:rPr>
+              <w:t>TE production rate</w:t>
+            </w:r>
+          </w:p>
+        </w:tc>
+        <w:tc>
+          <w:tcPr>
+            <w:tcW w:w="1440" w:type="dxa"/>
+          </w:tcPr>
+          <w:p>
+            <w:r>
+              <w:rPr>
+                <w:sz w:val="16"/>
+              </w:rPr>
+              <w:t>0.95</w:t>
+            </w:r>
+          </w:p>
+        </w:tc>
+        <w:tc>
+          <w:tcPr>
+            <w:tcW w:w="5040" w:type="dxa"/>
+          </w:tcPr>
+          <w:p>
+            <w:r>
+              <w:rPr>
+                <w:sz w:val="16"/>
+              </w:rPr>
+              <w:t>TSE = 95% of STP inlet</w:t>
+            </w:r>
+          </w:p>
+        </w:tc>
+      </w:tr>
+      <w:tr>
+        <w:trPr>
+          <w:jc w:val="center"/>
+        </w:trPr>
+        <w:tc>
+          <w:tcPr>
+            <w:tcW w:w="2880" w:type="dxa"/>
+          </w:tcPr>
+          <w:p>
+            <w:r>
+              <w:rPr>
+                <w:sz w:val="16"/>
+              </w:rPr>
+              <w:t>Sludge rate</w:t>
+            </w:r>
+          </w:p>
+        </w:tc>
+        <w:tc>
+          <w:tcPr>
+            <w:tcW w:w="1440" w:type="dxa"/>
+          </w:tcPr>
+          <w:p>
+            <w:r>
+              <w:rPr>
+                <w:sz w:val="16"/>
+              </w:rPr>
+              <w:t>0.25 kg/m3</w:t>
+            </w:r>
+          </w:p>
+        </w:tc>
+        <w:tc>
+          <w:tcPr>
+            <w:tcW w:w="5040" w:type="dxa"/>
+          </w:tcPr>
+          <w:p>
+            <w:r>
+              <w:rPr>
+                <w:sz w:val="16"/>
+              </w:rPr>
+              <w:t>planning sludge production</w:t>
+            </w:r>
+          </w:p>
+        </w:tc>
+      </w:tr>
+    </w:tbl>
+    <w:p>
+      <w:pPr>
+        <w:pStyle w:val="Caption"/>
+      </w:pPr>
+      <w:r>
+        <w:t>Table 10 — Constants of the 'Wastewater Criteria' tab (all marked 'can be adjusted' in the workbook)</w:t>
+      </w:r>
+    </w:p>
+    <w:p>
+      <w:pPr>
+        <w:pStyle w:val="Heading2"/>
+      </w:pPr>
+      <w:bookmarkStart w:id="47" w:name="_Toc237610823"/>
+      <w:r>
+        <w:t xml:space="preserve">B.6  'Project WW </w:t>
+      </w:r>
+      <w:r>
+        <w:t>Generation' — the master equation</w:t>
+      </w:r>
+      <w:bookmarkEnd w:id="47"/>
+    </w:p>
+    <w:p>
+      <w:pPr>
+        <w:spacing w:after="120"/>
+      </w:pPr>
+      <w:r>
+        <w:t>Each cell of the WW Generation tab computes, for settlement s and year y (traced from the cell formulas):</w:t>
+      </w:r>
+    </w:p>
+    <w:p>
+      <w:pPr>
+        <w:spacing w:after="120"/>
+        <w:jc w:val="center"/>
+      </w:pPr>
+      <m:oMathPara>
+        <m:oMath>
+          <m:sSub>
+            <m:sSubPr>
+              <m:ctrlPr>
+                <w:rPr>
+                  <w:rFonts w:ascii="Cambria Math" w:hAnsi="Cambria Math"/>
+                </w:rPr>
+              </m:ctrlPr>
+            </m:sSubPr>
+            <m:e>
+              <m:r>
+                <w:rPr>
+                  <w:rFonts w:ascii="Cambria Math" w:hAnsi="Cambria Math"/>
+                </w:rPr>
+                <m:t>WWG</m:t>
+              </m:r>
+            </m:e>
+            <m:sub>
+              <m:r>
+                <w:rPr>
+                  <w:rFonts w:ascii="Cambria Math" w:hAnsi="Cambria Math"/>
+                </w:rPr>
+                <m:t>s</m:t>
+              </m:r>
+            </m:sub>
+          </m:sSub>
+          <m:r>
+            <w:rPr>
+              <w:rFonts w:ascii="Cambria Math" w:hAnsi="Cambria Math"/>
+            </w:rPr>
+            <m:t xml:space="preserve"> = [ </m:t>
+          </m:r>
+          <m:sSub>
+            <m:sSubPr>
+              <m:ctrlPr>
+                <w:rPr>
+                  <w:rFonts w:ascii="Cambria Math" w:hAnsi="Cambria Math"/>
+                </w:rPr>
+              </m:ctrlPr>
+            </m:sSubPr>
+            <m:e>
+              <m:r>
+                <w:rPr>
+                  <w:rFonts w:ascii="Cambria Math" w:hAnsi="Cambria Math"/>
+                </w:rPr>
+                <m:t>P</m:t>
+              </m:r>
+            </m:e>
+            <m:sub>
+              <m:r>
+                <w:rPr>
+                  <w:rFonts w:ascii="Cambria Math" w:hAnsi="Cambria Math"/>
+                </w:rPr>
+                <m:t>conn</m:t>
+              </m:r>
+              <m:r>
+                <w:rPr>
+                  <w:rFonts w:ascii="Cambria Math" w:hAnsi="Cambria Math"/>
+                </w:rPr>
+                <m:t>,</m:t>
+              </m:r>
+              <m:r>
+                <w:rPr>
+                  <w:rFonts w:ascii="Cambria Math" w:hAnsi="Cambria Math"/>
+                </w:rPr>
+                <m:t>s</m:t>
+              </m:r>
+            </m:sub>
+          </m:sSub>
+          <m:r>
+            <w:rPr>
+              <w:rFonts w:ascii="Cambria Math" w:hAnsi="Cambria Math"/>
+            </w:rPr>
+            <m:t xml:space="preserve"> × </m:t>
+          </m:r>
+          <m:f>
+            <m:fPr>
+              <m:ctrlPr>
+                <w:rPr>
+                  <w:rFonts w:ascii="Cambria Math" w:hAnsi="Cambria Math"/>
+                </w:rPr>
+              </m:ctrlPr>
+            </m:fPr>
+            <m:num>
+              <m:r>
+                <w:rPr>
+                  <w:rFonts w:ascii="Cambria Math" w:hAnsi="Cambria Math"/>
+                </w:rPr>
+                <m:t>L</m:t>
+              </m:r>
+            </m:num>
+            <m:den>
+              <m:r>
+                <w:rPr>
+                  <w:rFonts w:ascii="Cambria Math" w:hAnsi="Cambria Math"/>
+                </w:rPr>
+                <m:t>1000</m:t>
+              </m:r>
+            </m:den>
+          </m:f>
+          <m:r>
+            <w:rPr>
+              <w:rFonts w:ascii="Cambria Math" w:hAnsi="Cambria Math"/>
+            </w:rPr>
+            <m:t xml:space="preserve"> × (</m:t>
+          </m:r>
+          <m:sSub>
+            <m:sSubPr>
+              <m:ctrlPr>
+                <w:rPr>
+                  <w:rFonts w:ascii="Cambria Math" w:hAnsi="Cambria Math"/>
+                </w:rPr>
+              </m:ctrlPr>
+            </m:sSubPr>
+            <m:e>
+              <m:r>
+                <w:rPr>
+                  <w:rFonts w:ascii="Cambria Math" w:hAnsi="Cambria Math"/>
+                </w:rPr>
+                <m:t>R</m:t>
+              </m:r>
+            </m:e>
+            <m:sub>
+              <m:r>
+                <w:rPr>
+                  <w:rFonts w:ascii="Cambria Math" w:hAnsi="Cambria Math"/>
+                </w:rPr>
+                <m:t>dom</m:t>
+              </m:r>
+            </m:sub>
+          </m:sSub>
+          <m:r>
+            <w:rPr>
+              <w:rFonts w:ascii="Cambria Math" w:hAnsi="Cambria Math"/>
+            </w:rPr>
+            <m:t xml:space="preserve"> + </m:t>
+          </m:r>
+          <m:sSub>
+            <m:sSubPr>
+              <m:ctrlPr>
+                <w:rPr>
+                  <w:rFonts w:ascii="Cambria Math" w:hAnsi="Cambria Math"/>
+                </w:rPr>
+              </m:ctrlPr>
+            </m:sSubPr>
+            <m:e>
+              <m:r>
+                <w:rPr>
+                  <w:rFonts w:ascii="Cambria Math" w:hAnsi="Cambria Math"/>
+                </w:rPr>
+                <m:t>R</m:t>
+              </m:r>
+            </m:e>
+            <m:sub>
+              <m:r>
+                <w:rPr>
+                  <w:rFonts w:ascii="Cambria Math" w:hAnsi="Cambria Math"/>
+                </w:rPr>
+                <m:t>nd</m:t>
+              </m:r>
+            </m:sub>
+          </m:sSub>
+          <m:r>
+            <w:rPr>
+              <w:rFonts w:ascii="Cambria Math" w:hAnsi="Cambria Math"/>
+            </w:rPr>
+            <m:t>×</m:t>
+          </m:r>
+          <m:sSub>
+            <m:sSubPr>
+              <m:ctrlPr>
+                <w:rPr>
+                  <w:rFonts w:ascii="Cambria Math" w:hAnsi="Cambria Math"/>
+                </w:rPr>
+              </m:ctrlPr>
+            </m:sSubPr>
+            <m:e>
+              <m:r>
+                <w:rPr>
+                  <w:rFonts w:ascii="Cambria Math" w:hAnsi="Cambria Math"/>
+                </w:rPr>
+                <m:t>r</m:t>
+              </m:r>
+            </m:e>
+            <m:sub>
+              <m:r>
+                <w:rPr>
+                  <w:rFonts w:ascii="Cambria Math" w:hAnsi="Cambria Math"/>
+                </w:rPr>
+                <m:t>nd</m:t>
+              </m:r>
+            </m:sub>
+          </m:sSub>
+          <m:r>
+            <w:rPr>
+              <w:rFonts w:ascii="Cambria Math" w:hAnsi="Cambria Math"/>
+            </w:rPr>
+            <m:t xml:space="preserve"> + </m:t>
+          </m:r>
+          <m:sSub>
+            <m:sSubPr>
+              <m:ctrlPr>
+                <w:rPr>
+                  <w:rFonts w:ascii="Cambria Math" w:hAnsi="Cambria Math"/>
+                </w:rPr>
+              </m:ctrlPr>
+            </m:sSubPr>
+            <m:e>
+              <m:r>
+                <w:rPr>
+                  <w:rFonts w:ascii="Cambria Math" w:hAnsi="Cambria Math"/>
+                </w:rPr>
+                <m:t>R</m:t>
+              </m:r>
+            </m:e>
+            <m:sub>
+              <m:r>
+                <w:rPr>
+                  <w:rFonts w:ascii="Cambria Math" w:hAnsi="Cambria Math"/>
+                </w:rPr>
+                <m:t>gov</m:t>
+              </m:r>
+            </m:sub>
+          </m:sSub>
+          <m:r>
+            <w:rPr>
+              <w:rFonts w:ascii="Cambria Math" w:hAnsi="Cambria Math"/>
+            </w:rPr>
+            <m:t>×</m:t>
+          </m:r>
+          <m:sSub>
+            <m:sSubPr>
+              <m:ctrlPr>
+                <w:rPr>
+                  <w:rFonts w:ascii="Cambria Math" w:hAnsi="Cambria Math"/>
+                </w:rPr>
+              </m:ctrlPr>
+            </m:sSubPr>
+            <m:e>
+              <m:r>
+                <w:rPr>
+                  <w:rFonts w:ascii="Cambria Math" w:hAnsi="Cambria Math"/>
+                </w:rPr>
+                <m:t>r</m:t>
+              </m:r>
+            </m:e>
+            <m:sub>
+              <m:r>
+                <w:rPr>
+                  <w:rFonts w:ascii="Cambria Math" w:hAnsi="Cambria Math"/>
+                </w:rPr>
+                <m:t>gov</m:t>
+              </m:r>
+            </m:sub>
+          </m:sSub>
+          <m:r>
+            <w:rPr>
+              <w:rFonts w:ascii="Cambria Math" w:hAnsi="Cambria Math"/>
+            </w:rPr>
+            <m:t xml:space="preserve">) × (1 + </m:t>
+          </m:r>
+          <m:r>
+            <w:rPr>
+              <w:rFonts w:ascii="Cambria Math" w:hAnsi="Cambria Math"/>
+            </w:rPr>
+            <m:t>i</m:t>
+          </m:r>
+          <m:r>
+            <w:rPr>
+              <w:rFonts w:ascii="Cambria Math" w:hAnsi="Cambria Math"/>
+            </w:rPr>
+            <m:t xml:space="preserve">) + </m:t>
+          </m:r>
+          <m:sSub>
+            <m:sSubPr>
+              <m:ctrlPr>
+                <w:rPr>
+                  <w:rFonts w:ascii="Cambria Math" w:hAnsi="Cambria Math"/>
+                </w:rPr>
+              </m:ctrlPr>
+            </m:sSubPr>
+            <m:e>
+              <m:r>
+                <w:rPr>
+                  <w:rFonts w:ascii="Cambria Math" w:hAnsi="Cambria Math"/>
+                </w:rPr>
+                <m:t>T</m:t>
+              </m:r>
+            </m:e>
+            <m:sub>
+              <m:r>
+                <w:rPr>
+                  <w:rFonts w:ascii="Cambria Math" w:hAnsi="Cambria Math"/>
+                </w:rPr>
+                <m:t>s</m:t>
+              </m:r>
+            </m:sub>
+          </m:sSub>
+          <m:r>
+            <w:rPr>
+              <w:rFonts w:ascii="Cambria Math" w:hAnsi="Cambria Math"/>
+            </w:rPr>
+            <m:t xml:space="preserve"> × </m:t>
+          </m:r>
+          <m:sSub>
+            <m:sSubPr>
+              <m:ctrlPr>
+                <w:rPr>
+                  <w:rFonts w:ascii="Cambria Math" w:hAnsi="Cambria Math"/>
+                </w:rPr>
+              </m:ctrlPr>
+            </m:sSubPr>
+            <m:e>
+              <m:r>
+                <w:rPr>
+                  <w:rFonts w:ascii="Cambria Math" w:hAnsi="Cambria Math"/>
+                </w:rPr>
+                <m:t>R</m:t>
+              </m:r>
+            </m:e>
+            <m:sub>
+              <m:r>
+                <w:rPr>
+                  <w:rFonts w:ascii="Cambria Math" w:hAnsi="Cambria Math"/>
+                </w:rPr>
+                <m:t>tank</m:t>
+              </m:r>
+            </m:sub>
+          </m:sSub>
+          <m:r>
+            <w:rPr>
+              <w:rFonts w:ascii="Cambria Math" w:hAnsi="Cambria Math"/>
+            </w:rPr>
+            <m:t xml:space="preserve"> ] × (1 + </m:t>
+          </m:r>
+          <m:r>
+            <w:rPr>
+              <w:rFonts w:ascii="Cambria Math" w:hAnsi="Cambria Math"/>
+            </w:rPr>
+            <m:t>w</m:t>
+          </m:r>
+          <m:r>
+            <w:rPr>
+              <w:rFonts w:ascii="Cambria Math" w:hAnsi="Cambria Math"/>
+            </w:rPr>
+            <m:t>)</m:t>
+          </m:r>
+        </m:oMath>
+      </m:oMathPara>
+    </w:p>
+    <w:tbl>
+      <w:tblPr>
+        <w:tblStyle w:val="TableGrid"/>
+        <w:tblW w:w="0" w:type="auto"/>
+        <w:jc w:val="center"/>
+        <w:tblLook w:val="04A0" w:firstRow="1" w:lastRow="0" w:firstColumn="1" w:lastColumn="0" w:noHBand="0" w:noVBand="1"/>
+      </w:tblPr>
+      <w:tblGrid>
+        <w:gridCol w:w="1870"/>
+        <w:gridCol w:w="5034"/>
+        <w:gridCol w:w="2446"/>
+      </w:tblGrid>
+      <w:tr>
+        <w:trPr>
+          <w:jc w:val="center"/>
+        </w:trPr>
+        <w:tc>
+          <w:tcPr>
+            <w:tcW w:w="1872" w:type="dxa"/>
+            <w:shd w:val="clear" w:color="auto" w:fill="D9E2F3"/>
+          </w:tcPr>
+          <w:p>
+            <w:r>
+              <w:rPr>
+                <w:b/>
+                <w:sz w:val="16"/>
+              </w:rPr>
+              <w:t>Symbol</w:t>
+            </w:r>
+          </w:p>
+        </w:tc>
+        <w:tc>
+          <w:tcPr>
+            <w:tcW w:w="5040" w:type="dxa"/>
+            <w:shd w:val="clear" w:color="auto" w:fill="D9E2F3"/>
+          </w:tcPr>
+          <w:p>
+            <w:r>
+              <w:rPr>
+                <w:b/>
+                <w:sz w:val="16"/>
+              </w:rPr>
+              <w:t>Meaning</w:t>
+            </w:r>
+          </w:p>
+        </w:tc>
+        <w:tc>
+          <w:tcPr>
+            <w:tcW w:w="2448" w:type="dxa"/>
+            <w:shd w:val="clear" w:color="auto" w:fill="D9E2F3"/>
+          </w:tcPr>
+          <w:p>
+            <w:r>
+              <w:rPr>
+                <w:b/>
+                <w:sz w:val="16"/>
+              </w:rPr>
+              <w:t>Value</w:t>
+            </w:r>
+          </w:p>
+        </w:tc>
+      </w:tr>
+      <w:tr>
+        <w:trPr>
+          <w:jc w:val="center"/>
+        </w:trPr>
+        <w:tc>
+          <w:tcPr>
+            <w:tcW w:w="1872" w:type="dxa"/>
+          </w:tcPr>
+          <w:p>
+            <w:r>
+              <w:rPr>
+                <w:sz w:val="16"/>
+              </w:rPr>
+              <w:t>P(conn,s)</w:t>
+            </w:r>
+          </w:p>
+        </w:tc>
+        <w:tc>
+          <w:tcPr>
+            <w:tcW w:w="5040" w:type="dxa"/>
+          </w:tcPr>
+          <w:p>
+            <w:r>
+              <w:rPr>
+                <w:sz w:val="16"/>
+              </w:rPr>
+              <w:t>connected population of settlement s (B.2)</w:t>
+            </w:r>
+          </w:p>
+        </w:tc>
+        <w:tc>
+          <w:tcPr>
+            <w:tcW w:w="2448" w:type="dxa"/>
+          </w:tcPr>
+          <w:p>
+            <w:r>
+              <w:rPr>
+                <w:sz w:val="16"/>
+              </w:rPr>
+              <w:t>per settlement/year</w:t>
+            </w:r>
+          </w:p>
+        </w:tc>
+      </w:tr>
+      <w:tr>
+        <w:trPr>
+          <w:jc w:val="center"/>
+        </w:trPr>
+        <w:tc>
+          <w:tcPr>
+            <w:tcW w:w="1872" w:type="dxa"/>
+          </w:tcPr>
+          <w:p>
+            <w:r>
+              <w:rPr>
+                <w:sz w:val="16"/>
+              </w:rPr>
+              <w:t>L</w:t>
+            </w:r>
+          </w:p>
+        </w:tc>
+        <w:tc>
+          <w:tcPr>
+            <w:tcW w:w="5040" w:type="dxa"/>
+          </w:tcPr>
+          <w:p>
+            <w:r>
+              <w:rPr>
+                <w:sz w:val="16"/>
+              </w:rPr>
+              <w:t>domestic per-capita demand, l/c/d (B.4)</w:t>
+            </w:r>
+          </w:p>
+        </w:tc>
+        <w:tc>
+          <w:tcPr>
+            <w:tcW w:w="2448" w:type="dxa"/>
+          </w:tcPr>
+          <w:p>
+            <w:r>
+              <w:rPr>
+                <w:sz w:val="16"/>
+              </w:rPr>
+              <w:t>163.5</w:t>
+            </w:r>
+          </w:p>
+        </w:tc>
+      </w:tr>
+      <w:tr>
+        <w:trPr>
+          <w:jc w:val="center"/>
+        </w:trPr>
+        <w:tc>
+          <w:tcPr>
+            <w:tcW w:w="1872" w:type="dxa"/>
+          </w:tcPr>
+          <w:p>
+            <w:r>
+              <w:rPr>
+                <w:sz w:val="16"/>
+              </w:rPr>
+              <w:t>R(dom), R(tank)</w:t>
+            </w:r>
+          </w:p>
+        </w:tc>
+        <w:tc>
+          <w:tcPr>
+            <w:tcW w:w="5040" w:type="dxa"/>
+          </w:tcPr>
+          <w:p>
+            <w:r>
+              <w:rPr>
+                <w:sz w:val="16"/>
+              </w:rPr>
+              <w:t>domestic / tanker return ratios</w:t>
+            </w:r>
+          </w:p>
+        </w:tc>
+        <w:tc>
+          <w:tcPr>
+            <w:tcW w:w="2448" w:type="dxa"/>
+          </w:tcPr>
+          <w:p>
+            <w:r>
+              <w:rPr>
+                <w:sz w:val="16"/>
+              </w:rPr>
+              <w:t>0.85</w:t>
+            </w:r>
+          </w:p>
+        </w:tc>
+      </w:tr>
+      <w:tr>
+        <w:trPr>
+          <w:jc w:val="center"/>
+        </w:trPr>
+        <w:tc>
+          <w:tcPr>
+            <w:tcW w:w="1872" w:type="dxa"/>
+          </w:tcPr>
+          <w:p>
+            <w:r>
+              <w:rPr>
+                <w:sz w:val="16"/>
+              </w:rPr>
+              <w:t>R(nd), R(gov)</w:t>
+            </w:r>
+          </w:p>
+        </w:tc>
+        <w:tc>
+          <w:tcPr>
+            <w:tcW w:w="5040" w:type="dxa"/>
+          </w:tcPr>
+          <w:p>
+            <w:r>
+              <w:rPr>
+                <w:sz w:val="16"/>
+              </w:rPr>
+              <w:t xml:space="preserve">non-domestic / </w:t>
+            </w:r>
+            <w:r>
+              <w:rPr>
+                <w:sz w:val="16"/>
+              </w:rPr>
+              <w:t>governmental return ratios</w:t>
+            </w:r>
+          </w:p>
+        </w:tc>
+        <w:tc>
+          <w:tcPr>
+            <w:tcW w:w="2448" w:type="dxa"/>
+          </w:tcPr>
+          <w:p>
+            <w:r>
+              <w:rPr>
+                <w:sz w:val="16"/>
+              </w:rPr>
+              <w:t>0.54</w:t>
+            </w:r>
+          </w:p>
+        </w:tc>
+      </w:tr>
+      <w:tr>
+        <w:trPr>
+          <w:jc w:val="center"/>
+        </w:trPr>
+        <w:tc>
+          <w:tcPr>
+            <w:tcW w:w="1872" w:type="dxa"/>
+          </w:tcPr>
+          <w:p>
+            <w:r>
+              <w:rPr>
+                <w:sz w:val="16"/>
+              </w:rPr>
+              <w:t>r(nd), r(gov)</w:t>
+            </w:r>
+          </w:p>
+        </w:tc>
+        <w:tc>
+          <w:tcPr>
+            <w:tcW w:w="5040" w:type="dxa"/>
+          </w:tcPr>
+          <w:p>
+            <w:r>
+              <w:rPr>
+                <w:sz w:val="16"/>
+              </w:rPr>
+              <w:t>non-domestic / governmental consumption ratios (B.4)</w:t>
+            </w:r>
+          </w:p>
+        </w:tc>
+        <w:tc>
+          <w:tcPr>
+            <w:tcW w:w="2448" w:type="dxa"/>
+          </w:tcPr>
+          <w:p>
+            <w:r>
+              <w:rPr>
+                <w:sz w:val="16"/>
+              </w:rPr>
+              <w:t>0.218 / 0.140</w:t>
+            </w:r>
+          </w:p>
+        </w:tc>
+      </w:tr>
+      <w:tr>
+        <w:trPr>
+          <w:jc w:val="center"/>
+        </w:trPr>
+        <w:tc>
+          <w:tcPr>
+            <w:tcW w:w="1872" w:type="dxa"/>
+          </w:tcPr>
+          <w:p>
+            <w:r>
+              <w:rPr>
+                <w:sz w:val="16"/>
+              </w:rPr>
+              <w:t>i</w:t>
+            </w:r>
+          </w:p>
+        </w:tc>
+        <w:tc>
+          <w:tcPr>
+            <w:tcW w:w="5040" w:type="dxa"/>
+          </w:tcPr>
+          <w:p>
+            <w:r>
+              <w:rPr>
+                <w:sz w:val="16"/>
+              </w:rPr>
+              <w:t>infiltration ratio (network settlements)</w:t>
+            </w:r>
+          </w:p>
+        </w:tc>
+        <w:tc>
+          <w:tcPr>
+            <w:tcW w:w="2448" w:type="dxa"/>
+          </w:tcPr>
+          <w:p>
+            <w:r>
+              <w:rPr>
+                <w:sz w:val="16"/>
+              </w:rPr>
+              <w:t>0.10</w:t>
+            </w:r>
+          </w:p>
+        </w:tc>
+      </w:tr>
+      <w:tr>
+        <w:trPr>
+          <w:jc w:val="center"/>
+        </w:trPr>
+        <w:tc>
+          <w:tcPr>
+            <w:tcW w:w="1872" w:type="dxa"/>
+          </w:tcPr>
+          <w:p>
+            <w:r>
+              <w:rPr>
+                <w:sz w:val="16"/>
+              </w:rPr>
+              <w:t>T(s)</w:t>
+            </w:r>
+          </w:p>
+        </w:tc>
+        <w:tc>
+          <w:tcPr>
+            <w:tcW w:w="5040" w:type="dxa"/>
+          </w:tcPr>
+          <w:p>
+            <w:r>
+              <w:rPr>
+                <w:sz w:val="16"/>
+              </w:rPr>
+              <w:t>tankered volume of settlement s, m3/d (B.3)</w:t>
+            </w:r>
+          </w:p>
+        </w:tc>
+        <w:tc>
+          <w:tcPr>
+            <w:tcW w:w="2448" w:type="dxa"/>
+          </w:tcPr>
+          <w:p>
+            <w:r>
+              <w:rPr>
+                <w:sz w:val="16"/>
+              </w:rPr>
+              <w:t>constant 2024 values</w:t>
+            </w:r>
+          </w:p>
+        </w:tc>
+      </w:tr>
+      <w:tr>
+        <w:trPr>
+          <w:jc w:val="center"/>
+        </w:trPr>
+        <w:tc>
+          <w:tcPr>
+            <w:tcW w:w="1872" w:type="dxa"/>
+          </w:tcPr>
+          <w:p>
+            <w:r>
+              <w:rPr>
+                <w:sz w:val="16"/>
+              </w:rPr>
+              <w:t>w</w:t>
+            </w:r>
+          </w:p>
+        </w:tc>
+        <w:tc>
+          <w:tcPr>
+            <w:tcW w:w="5040" w:type="dxa"/>
+          </w:tcPr>
+          <w:p>
+            <w:r>
+              <w:rPr>
+                <w:sz w:val="16"/>
+              </w:rPr>
+              <w:t xml:space="preserve">weekly peak </w:t>
+            </w:r>
+            <w:r>
+              <w:rPr>
+                <w:sz w:val="16"/>
+              </w:rPr>
+              <w:t>factor</w:t>
+            </w:r>
+          </w:p>
+        </w:tc>
+        <w:tc>
+          <w:tcPr>
+            <w:tcW w:w="2448" w:type="dxa"/>
+          </w:tcPr>
+          <w:p>
+            <w:r>
+              <w:rPr>
+                <w:sz w:val="16"/>
+              </w:rPr>
+              <w:t>0.20</w:t>
+            </w:r>
+          </w:p>
+        </w:tc>
+      </w:tr>
+    </w:tbl>
+    <w:p>
+      <w:pPr>
+        <w:pStyle w:val="Caption"/>
+      </w:pPr>
+      <w:r>
+        <w:t>Table 11 — Symbols of the R0 master equation</w:t>
+      </w:r>
+    </w:p>
+    <w:p>
+      <w:pPr>
+        <w:spacing w:after="120"/>
+      </w:pPr>
+      <w:r>
+        <w:t>Two audit findings matter when using these numbers:</w:t>
+      </w:r>
+    </w:p>
+    <w:p>
+      <w:pPr>
+        <w:ind w:left="432"/>
+      </w:pPr>
+      <w:r>
+        <w:t xml:space="preserve">• </w:t>
+      </w:r>
+      <w:r>
+        <w:rPr>
+          <w:b/>
+        </w:rPr>
+        <w:t xml:space="preserve">The WW Generation series already includes the +20% weekly peak: </w:t>
+      </w:r>
+      <w:r>
+        <w:t>the (1 + w) factor means every WWG value is 20 percent above the average-flow chain of this tutorial. R0's WWG is therefore closer to a 'design weekly flow' than to Qadf, and it must not be fed into formulas expecting an average (e.g. Peltier's Qm) without first removing the factor.</w:t>
+      </w:r>
+    </w:p>
+    <w:p>
+      <w:pPr>
+        <w:ind w:left="432"/>
+      </w:pPr>
+      <w:r>
+        <w:t xml:space="preserve">• </w:t>
+      </w:r>
+      <w:r>
+        <w:rPr>
+          <w:b/>
+        </w:rPr>
+        <w:t xml:space="preserve">Infiltration is inside the generation formula: </w:t>
+      </w:r>
+      <w:r>
+        <w:t>in this workbook infiltration enters as a ratio of sewage flow (B.5), not as the guideline's 720 L/d/km of pipe — the deviation discussed in Sections 8 and 15.</w:t>
+      </w:r>
+    </w:p>
+    <w:p>
+      <w:pPr>
+        <w:jc w:val="center"/>
+      </w:pPr>
+      <w:r>
+        <w:rPr>
+          <w:noProof/>
+        </w:rPr>
+        <w:lastRenderedPageBreak/>
+        <w:drawing>
+          <wp:inline distT="0" distB="0" distL="0" distR="0" wp14:anchorId="1D2C7C18" wp14:editId="4EA1617C">
+            <wp:extent cx="5486400" cy="3074652"/>
+            <wp:effectExtent l="0" t="0" r="0" b="0"/>
+            <wp:docPr id="13" name="Picture 13"/>
+            <wp:cNvGraphicFramePr>
+              <a:graphicFrameLocks xmlns:a="http://schemas.openxmlformats.org/drawingml/2006/main" noChangeAspect="1"/>
+            </wp:cNvGraphicFramePr>
+            <a:graphic xmlns:a="http://schemas.openxmlformats.org/drawingml/2006/main">
+              <a:graphicData uri="http://schemas.openxmlformats.org/drawingml/2006/picture">
+                <pic:pic xmlns:pic="http://schemas.openxmlformats.org/drawingml/2006/picture">
+                  <pic:nvPicPr>
+                    <pic:cNvPr id="0" name="t01_wwg.png"/>
+                    <pic:cNvPicPr/>
+                  </pic:nvPicPr>
+                  <pic:blipFill>
+                    <a:blip r:embed="rId20"/>
+                    <a:stretch>
+                      <a:fillRect/>
+                    </a:stretch>
+                  </pic:blipFill>
+                  <pic:spPr>
+                    <a:xfrm>
+                      <a:off x="0" y="0"/>
+                      <a:ext cx="5486400" cy="3074652"/>
+                    </a:xfrm>
+                    <a:prstGeom prst="rect">
+                      <a:avLst/>
+                    </a:prstGeom>
+                  </pic:spPr>
+                </pic:pic>
+              </a:graphicData>
+            </a:graphic>
+          </wp:inline>
+        </w:drawing>
+      </w:r>
+    </w:p>
+    <w:p>
+      <w:pPr>
+        <w:pStyle w:val="Caption"/>
+      </w:pPr>
+      <w:r>
+        <w:t>Figure 13 — R0 wastewater generation to 2100 — three largest settlements and project total ('Project WW Generation'; values include the +20% weekly peak)</w:t>
+      </w:r>
+    </w:p>
+    <w:p>
+      <w:pPr>
+        <w:spacing w:after="120"/>
+      </w:pPr>
+      <w:r>
+        <w:t>With these two caveats, the workbook chain is exactly the chain of this tutorial: Steps 1 (B.1-B.2), 2 (B.4), 3-4 (B.5, B.3) and 5 (B.6), with the peaking and STP steps applied downstream of it. The project WW generation reaches about 14,200 m3/d in 2024, 46,500 m3/d by 2055 and 157,000 m3/d by 2100 (weekly-peak basis; divide by 1.2 for the average-flow equivalent).</w:t>
       </w:r>
     </w:p>
     <w:sectPr>
-      <w:headerReference w:type="even" r:id="rId14"/>
-      <w:headerReference w:type="default" r:id="rId15"/>
-      <w:footerReference w:type="default" r:id="rId16"/>
-      <w:headerReference w:type="first" r:id="rId17"/>
+      <w:headerReference w:type="even" r:id="rId21"/>
+      <w:headerReference w:type="default" r:id="rId22"/>
+      <w:footerReference w:type="default" r:id="rId23"/>
+      <w:headerReference w:type="first" r:id="rId24"/>
       <w:pgSz w:w="12240" w:h="15840"/>
       <w:pgMar w:top="1440" w:right="1440" w:bottom="1440" w:left="1440" w:header="720" w:footer="720" w:gutter="0"/>
       <w:pgNumType w:start="1"/>
@@ -10738,7 +13875,7 @@
         <w:lang w:eastAsia="en-US"/>
       </w:rPr>
       <w:drawing>
-        <wp:anchor distT="0" distB="0" distL="114300" distR="114300" simplePos="0" relativeHeight="251658240" behindDoc="0" locked="0" layoutInCell="1" allowOverlap="1" wp14:anchorId="5A34FE1B" wp14:editId="3E053B4F">
+        <wp:anchor distT="0" distB="0" distL="114300" distR="114300" simplePos="0" relativeHeight="251658240" behindDoc="0" locked="0" layoutInCell="1" allowOverlap="1" wp14:anchorId="594C54C0" wp14:editId="605C3712">
           <wp:simplePos x="0" y="0"/>
           <wp:positionH relativeFrom="rightMargin">
             <wp:posOffset>-21562</wp:posOffset>

--- a/TUTORIALS/T01_Sewage_Flow_and_Load_Calculation.docx
+++ b/TUTORIALS/T01_Sewage_Flow_and_Load_Calculation.docx
@@ -96,7 +96,20 @@
         <w:rPr>
           <w:sz w:val="24"/>
         </w:rPr>
-        <w:t>Revision 2 — August 2026 (addresses review comments on Rev 0 and Rev 1)</w:t>
+        <w:t>Revision 3 — August 2026</w:t>
+      </w:r>
+    </w:p>
+    <w:p>
+      <w:pPr>
+        <w:spacing w:after="120"/>
+        <w:jc w:val="center"/>
+      </w:pPr>
+      <w:r>
+        <w:rPr>
+          <w:i/>
+          <w:sz w:val="18"/>
+        </w:rPr>
+        <w:t>Rev 3 (2026-08-18): added the pipe hydraulics chapter — Colebrook-White, partial-full flow, Table 11 derivation (Section 14). Rev 2 addressed review comments on Rev 0 and Rev 1.</w:t>
       </w:r>
     </w:p>
     <w:p>
@@ -220,13 +233,7 @@
               <w:rPr>
                 <w:sz w:val="18"/>
               </w:rPr>
-              <w:t xml:space="preserve">Annual Average Flow — the sewage flow averaged </w:t>
-            </w:r>
-            <w:r>
-              <w:rPr>
-                <w:sz w:val="18"/>
-              </w:rPr>
-              <w:t>over a full year (= Qadf in this tutorial)</w:t>
+              <w:t>Annual Average Flow — the sewage flow averaged over a full year (= Qadf in this tutorial)</w:t>
             </w:r>
           </w:p>
         </w:tc>
@@ -257,7 +264,13 @@
               <w:rPr>
                 <w:sz w:val="18"/>
               </w:rPr>
-              <w:t>Average Daily Flow — daily flow averaged over the year; the basic planning flow</w:t>
+              <w:t xml:space="preserve">Average Daily Flow — daily flow averaged over the year; the basic </w:t>
+            </w:r>
+            <w:r>
+              <w:rPr>
+                <w:sz w:val="18"/>
+              </w:rPr>
+              <w:t>planning flow</w:t>
             </w:r>
           </w:p>
         </w:tc>
@@ -412,13 +425,7 @@
               <w:rPr>
                 <w:sz w:val="18"/>
               </w:rPr>
-              <w:t xml:space="preserve">Chemical Oxygen Demand — oxygen </w:t>
-            </w:r>
-            <w:r>
-              <w:rPr>
-                <w:sz w:val="18"/>
-              </w:rPr>
-              <w:t>equivalent of ALL oxidisable matter (chemical test)</w:t>
+              <w:t>Chemical Oxygen Demand — oxygen equivalent of ALL oxidisable matter (chemical test)</w:t>
             </w:r>
           </w:p>
         </w:tc>
@@ -666,13 +673,7 @@
               <w:rPr>
                 <w:sz w:val="18"/>
               </w:rPr>
-              <w:t xml:space="preserve">Treated Sewage Effluent / </w:t>
-            </w:r>
-            <w:r>
-              <w:rPr>
-                <w:sz w:val="18"/>
-              </w:rPr>
-              <w:t>Treated Effluent — the reclaimed water product of the STP</w:t>
+              <w:t>Treated Sewage Effluent / Treated Effluent — the reclaimed water product of the STP</w:t>
             </w:r>
           </w:p>
         </w:tc>
@@ -734,7 +735,13 @@
               <w:rPr>
                 <w:sz w:val="18"/>
               </w:rPr>
-              <w:t>Occupancy Rate — persons per housing unit</w:t>
+              <w:t xml:space="preserve">Occupancy Rate — persons per </w:t>
+            </w:r>
+            <w:r>
+              <w:rPr>
+                <w:sz w:val="18"/>
+              </w:rPr>
+              <w:t>housing unit</w:t>
             </w:r>
           </w:p>
         </w:tc>
@@ -780,7 +787,7 @@
       <w:pPr>
         <w:pStyle w:val="Heading1"/>
       </w:pPr>
-      <w:bookmarkStart w:id="0" w:name="_Toc237610776"/>
+      <w:bookmarkStart w:id="0" w:name="_Toc237933145"/>
       <w:r>
         <w:lastRenderedPageBreak/>
         <w:t>Executive Summary</w:t>
@@ -828,10 +835,13 @@
         <w:spacing w:after="120"/>
       </w:pPr>
       <w:r>
-        <w:t>Route A projects the official NCSI census series for Ibri wilayat (183,564 inhabitants in 2024, growth declining from about 3.0 to 1.3 percent per year in the NCSI forecast to 2033) and disaggregates it to settlements using census shares — and below settlement level, pro-rata by electricity account counts, as the guideline directs. Route A produces the populations of the dated model years (2030, 2055). Route B multiplies the count of cadastral plots by the average number of properties per plot and by the oc</w:t>
-      </w:r>
-      <w:r>
-        <w:t>cupancy rate (persons per housing unit, from NCSI housing statistics). Route B produces the saturation (ultimate) population — the ceiling reached when every plot is developed, which is independent of how fast growth occurs. The network pipes, which live 50 years and cannot be economically re-laid, are sized for the Route B ceiling; the STP, which is built in phases, is sized for the Route A dated horizons. This is how the two routes are reconciled.</w:t>
+        <w:t xml:space="preserve">Route A projects the official NCSI census series for Ibri wilayat (183,564 inhabitants in 2024, growth </w:t>
+      </w:r>
+      <w:r>
+        <w:t xml:space="preserve">declining from about 3.0 to 1.3 percent per year in the NCSI forecast to 2033) and disaggregates it to settlements using census shares — and below settlement level, pro-rata by electricity account counts, as the guideline directs. Route A produces the populations of the dated model years (2030, 2055). Route B multiplies the count of cadastral plots by the average number of properties per plot and by the occupancy rate (persons per housing unit, from NCSI housing statistics). Route B produces the saturation </w:t>
+      </w:r>
+      <w:r>
+        <w:t>(ultimate) population — the ceiling reached when every plot is developed, which is independent of how fast growth occurs. The network pipes, which live 50 years and cannot be economically re-laid, are sized for the Route B ceiling; the STP, which is built in phases, is sized for the Route A dated horizons. This is how the two routes are reconciled.</w:t>
       </w:r>
     </w:p>
     <w:p>
@@ -986,10 +996,27 @@
     </w:p>
     <w:p>
       <w:pPr>
+        <w:ind w:left="432"/>
+      </w:pPr>
+      <w:r>
+        <w:t xml:space="preserve">• </w:t>
+      </w:r>
+      <w:r>
+        <w:rPr>
+          <w:b/>
+        </w:rPr>
+        <w:t xml:space="preserve">Pipe hydraulics (Section 14). </w:t>
+      </w:r>
+      <w:r>
+        <w:t>New in Rev 3: how a pipe actually carries the peak flow. The Colebrook-White equation with the guideline's fixed inputs (ks = 1.5 mm, nu = 1.141e-6 m2/s), partial-full flow and the d/D limits, the demonstration that the Table 11 minimum gradients are simply Colebrook-White solved at the self-cleansing velocity 0.75 m/s, a worked pipe-sizing example, and the tractive-force minimum gradient for network heads. This is the method the W4 network-design pipeline implements.</w:t>
+      </w:r>
+    </w:p>
+    <w:p>
+      <w:pPr>
         <w:spacing w:after="120"/>
       </w:pPr>
       <w:r>
-        <w:t>A fully worked numerical example (Section 14) carries a hypothetical settlement of 10,000 persons through all nine steps, and a reconciliation register (Section 15) lists the four points where the R0 model and the guidelines differ (infiltration basis, weekly peak, tanker catchment radius, sludge rate) — all flagged for confirmation with NWS at the kickoff stage. Conclusions and recommendations close the report.</w:t>
+        <w:t>A fully worked numerical example (Section 15) carries a hypothetical settlement of 10,000 persons through all nine steps, and a reconciliation register (Section 16) lists the four points where the R0 model and the guidelines differ (infiltration basis, weekly peak, tanker catchment radius, sludge rate) — all flagged for confirmation with NWS at the kickoff stage. Conclusions and recommendations close the report.</w:t>
       </w:r>
     </w:p>
     <w:p>
@@ -1038,7 +1065,7 @@
       <w:r>
         <w:fldChar w:fldCharType="separate"/>
       </w:r>
-      <w:hyperlink w:anchor="_Toc237610776" w:history="1">
+      <w:hyperlink w:anchor="_Toc237933145" w:history="1">
         <w:r>
           <w:rPr>
             <w:rStyle w:val="Hyperlink"/>
@@ -1080,7 +1107,7 @@
           <w:rPr>
             <w:webHidden/>
           </w:rPr>
-          <w:instrText xml:space="preserve"> PAGEREF _Toc237610776 \h </w:instrText>
+          <w:instrText xml:space="preserve"> PAGEREF _Toc237933145 \h </w:instrText>
         </w:r>
         <w:r>
           <w:rPr>
@@ -1125,7 +1152,7 @@
           <w14:ligatures w14:val="standardContextual"/>
         </w:rPr>
       </w:pPr>
-      <w:hyperlink w:anchor="_Toc237610777" w:history="1">
+      <w:hyperlink w:anchor="_Toc237933146" w:history="1">
         <w:r>
           <w:rPr>
             <w:rStyle w:val="Hyperlink"/>
@@ -1167,7 +1194,7 @@
           <w:rPr>
             <w:webHidden/>
           </w:rPr>
-          <w:instrText xml:space="preserve"> PAGEREF _Toc237610777 \h </w:instrText>
+          <w:instrText xml:space="preserve"> PAGEREF _Toc237933146 \h </w:instrText>
         </w:r>
         <w:r>
           <w:rPr>
@@ -1207,7 +1234,7 @@
           <w14:ligatures w14:val="standardContextual"/>
         </w:rPr>
       </w:pPr>
-      <w:hyperlink w:anchor="_Toc237610778" w:history="1">
+      <w:hyperlink w:anchor="_Toc237933147" w:history="1">
         <w:r>
           <w:rPr>
             <w:rStyle w:val="Hyperlink"/>
@@ -1253,7 +1280,7 @@
             <w:noProof/>
             <w:webHidden/>
           </w:rPr>
-          <w:instrText xml:space="preserve"> PAGEREF _Toc237610778 \h </w:instrText>
+          <w:instrText xml:space="preserve"> PAGEREF _Toc237933147 \h </w:instrText>
         </w:r>
         <w:r>
           <w:rPr>
@@ -1297,7 +1324,7 @@
           <w14:ligatures w14:val="standardContextual"/>
         </w:rPr>
       </w:pPr>
-      <w:hyperlink w:anchor="_Toc237610779" w:history="1">
+      <w:hyperlink w:anchor="_Toc237933148" w:history="1">
         <w:r>
           <w:rPr>
             <w:rStyle w:val="Hyperlink"/>
@@ -1343,7 +1370,7 @@
             <w:noProof/>
             <w:webHidden/>
           </w:rPr>
-          <w:instrText xml:space="preserve"> PAGEREF _Toc237610779 \h </w:instrText>
+          <w:instrText xml:space="preserve"> PAGEREF _Toc237933148 \h </w:instrText>
         </w:r>
         <w:r>
           <w:rPr>
@@ -1392,7 +1419,7 @@
           <w14:ligatures w14:val="standardContextual"/>
         </w:rPr>
       </w:pPr>
-      <w:hyperlink w:anchor="_Toc237610780" w:history="1">
+      <w:hyperlink w:anchor="_Toc237933149" w:history="1">
         <w:r>
           <w:rPr>
             <w:rStyle w:val="Hyperlink"/>
@@ -1434,7 +1461,7 @@
           <w:rPr>
             <w:webHidden/>
           </w:rPr>
-          <w:instrText xml:space="preserve"> PAGEREF _Toc237610780 \h </w:instrText>
+          <w:instrText xml:space="preserve"> PAGEREF _Toc237933149 \h </w:instrText>
         </w:r>
         <w:r>
           <w:rPr>
@@ -1479,7 +1506,7 @@
           <w14:ligatures w14:val="standardContextual"/>
         </w:rPr>
       </w:pPr>
-      <w:hyperlink w:anchor="_Toc237610781" w:history="1">
+      <w:hyperlink w:anchor="_Toc237933150" w:history="1">
         <w:r>
           <w:rPr>
             <w:rStyle w:val="Hyperlink"/>
@@ -1521,7 +1548,7 @@
           <w:rPr>
             <w:webHidden/>
           </w:rPr>
-          <w:instrText xml:space="preserve"> PAGEREF _Toc237610781 \h </w:instrText>
+          <w:instrText xml:space="preserve"> PAGEREF _Toc237933150 \h </w:instrText>
         </w:r>
         <w:r>
           <w:rPr>
@@ -1566,7 +1593,7 @@
           <w14:ligatures w14:val="standardContextual"/>
         </w:rPr>
       </w:pPr>
-      <w:hyperlink w:anchor="_Toc237610782" w:history="1">
+      <w:hyperlink w:anchor="_Toc237933151" w:history="1">
         <w:r>
           <w:rPr>
             <w:rStyle w:val="Hyperlink"/>
@@ -1608,7 +1635,7 @@
           <w:rPr>
             <w:webHidden/>
           </w:rPr>
-          <w:instrText xml:space="preserve"> PAGEREF _Toc237610782 \h </w:instrText>
+          <w:instrText xml:space="preserve"> PAGEREF _Toc237933151 \h </w:instrText>
         </w:r>
         <w:r>
           <w:rPr>
@@ -1648,7 +1675,7 @@
           <w14:ligatures w14:val="standardContextual"/>
         </w:rPr>
       </w:pPr>
-      <w:hyperlink w:anchor="_Toc237610783" w:history="1">
+      <w:hyperlink w:anchor="_Toc237933152" w:history="1">
         <w:r>
           <w:rPr>
             <w:rStyle w:val="Hyperlink"/>
@@ -1694,7 +1721,7 @@
             <w:noProof/>
             <w:webHidden/>
           </w:rPr>
-          <w:instrText xml:space="preserve"> PAGEREF _Toc237610783 \h </w:instrText>
+          <w:instrText xml:space="preserve"> PAGEREF _Toc237933152 \h </w:instrText>
         </w:r>
         <w:r>
           <w:rPr>
@@ -1738,7 +1765,7 @@
           <w14:ligatures w14:val="standardContextual"/>
         </w:rPr>
       </w:pPr>
-      <w:hyperlink w:anchor="_Toc237610784" w:history="1">
+      <w:hyperlink w:anchor="_Toc237933153" w:history="1">
         <w:r>
           <w:rPr>
             <w:rStyle w:val="Hyperlink"/>
@@ -1784,7 +1811,7 @@
             <w:noProof/>
             <w:webHidden/>
           </w:rPr>
-          <w:instrText xml:space="preserve"> PAGEREF _Toc237610784 \h </w:instrText>
+          <w:instrText xml:space="preserve"> PAGEREF _Toc237933153 \h </w:instrText>
         </w:r>
         <w:r>
           <w:rPr>
@@ -1828,7 +1855,7 @@
           <w14:ligatures w14:val="standardContextual"/>
         </w:rPr>
       </w:pPr>
-      <w:hyperlink w:anchor="_Toc237610785" w:history="1">
+      <w:hyperlink w:anchor="_Toc237933154" w:history="1">
         <w:r>
           <w:rPr>
             <w:rStyle w:val="Hyperlink"/>
@@ -1874,7 +1901,7 @@
             <w:noProof/>
             <w:webHidden/>
           </w:rPr>
-          <w:instrText xml:space="preserve"> PAGEREF _Toc237610785 \h </w:instrText>
+          <w:instrText xml:space="preserve"> PAGEREF _Toc237933154 \h </w:instrText>
         </w:r>
         <w:r>
           <w:rPr>
@@ -1918,7 +1945,7 @@
           <w14:ligatures w14:val="standardContextual"/>
         </w:rPr>
       </w:pPr>
-      <w:hyperlink w:anchor="_Toc237610786" w:history="1">
+      <w:hyperlink w:anchor="_Toc237933155" w:history="1">
         <w:r>
           <w:rPr>
             <w:rStyle w:val="Hyperlink"/>
@@ -1964,7 +1991,7 @@
             <w:noProof/>
             <w:webHidden/>
           </w:rPr>
-          <w:instrText xml:space="preserve"> PAGEREF _Toc237610786 \h </w:instrText>
+          <w:instrText xml:space="preserve"> PAGEREF _Toc237933155 \h </w:instrText>
         </w:r>
         <w:r>
           <w:rPr>
@@ -2008,7 +2035,7 @@
           <w14:ligatures w14:val="standardContextual"/>
         </w:rPr>
       </w:pPr>
-      <w:hyperlink w:anchor="_Toc237610787" w:history="1">
+      <w:hyperlink w:anchor="_Toc237933156" w:history="1">
         <w:r>
           <w:rPr>
             <w:rStyle w:val="Hyperlink"/>
@@ -2054,7 +2081,7 @@
             <w:noProof/>
             <w:webHidden/>
           </w:rPr>
-          <w:instrText xml:space="preserve"> PAGEREF _Toc237610787 \h </w:instrText>
+          <w:instrText xml:space="preserve"> PAGEREF _Toc237933156 \h </w:instrText>
         </w:r>
         <w:r>
           <w:rPr>
@@ -2098,7 +2125,7 @@
           <w14:ligatures w14:val="standardContextual"/>
         </w:rPr>
       </w:pPr>
-      <w:hyperlink w:anchor="_Toc237610788" w:history="1">
+      <w:hyperlink w:anchor="_Toc237933157" w:history="1">
         <w:r>
           <w:rPr>
             <w:rStyle w:val="Hyperlink"/>
@@ -2144,7 +2171,7 @@
             <w:noProof/>
             <w:webHidden/>
           </w:rPr>
-          <w:instrText xml:space="preserve"> PAGEREF _Toc237610788 \h </w:instrText>
+          <w:instrText xml:space="preserve"> PAGEREF _Toc237933157 \h </w:instrText>
         </w:r>
         <w:r>
           <w:rPr>
@@ -2193,7 +2220,7 @@
           <w14:ligatures w14:val="standardContextual"/>
         </w:rPr>
       </w:pPr>
-      <w:hyperlink w:anchor="_Toc237610789" w:history="1">
+      <w:hyperlink w:anchor="_Toc237933158" w:history="1">
         <w:r>
           <w:rPr>
             <w:rStyle w:val="Hyperlink"/>
@@ -2235,7 +2262,7 @@
           <w:rPr>
             <w:webHidden/>
           </w:rPr>
-          <w:instrText xml:space="preserve"> PAGEREF _Toc237610789 \h </w:instrText>
+          <w:instrText xml:space="preserve"> PAGEREF _Toc237933158 \h </w:instrText>
         </w:r>
         <w:r>
           <w:rPr>
@@ -2275,7 +2302,7 @@
           <w14:ligatures w14:val="standardContextual"/>
         </w:rPr>
       </w:pPr>
-      <w:hyperlink w:anchor="_Toc237610790" w:history="1">
+      <w:hyperlink w:anchor="_Toc237933159" w:history="1">
         <w:r>
           <w:rPr>
             <w:rStyle w:val="Hyperlink"/>
@@ -2321,7 +2348,7 @@
             <w:noProof/>
             <w:webHidden/>
           </w:rPr>
-          <w:instrText xml:space="preserve"> PAGEREF _Toc237610790 \h </w:instrText>
+          <w:instrText xml:space="preserve"> PAGEREF _Toc237933159 \h </w:instrText>
         </w:r>
         <w:r>
           <w:rPr>
@@ -2365,7 +2392,7 @@
           <w14:ligatures w14:val="standardContextual"/>
         </w:rPr>
       </w:pPr>
-      <w:hyperlink w:anchor="_Toc237610791" w:history="1">
+      <w:hyperlink w:anchor="_Toc237933160" w:history="1">
         <w:r>
           <w:rPr>
             <w:rStyle w:val="Hyperlink"/>
@@ -2411,7 +2438,7 @@
             <w:noProof/>
             <w:webHidden/>
           </w:rPr>
-          <w:instrText xml:space="preserve"> PAGEREF _Toc237610791 \h </w:instrText>
+          <w:instrText xml:space="preserve"> PAGEREF _Toc237933160 \h </w:instrText>
         </w:r>
         <w:r>
           <w:rPr>
@@ -2460,7 +2487,7 @@
           <w14:ligatures w14:val="standardContextual"/>
         </w:rPr>
       </w:pPr>
-      <w:hyperlink w:anchor="_Toc237610792" w:history="1">
+      <w:hyperlink w:anchor="_Toc237933161" w:history="1">
         <w:r>
           <w:rPr>
             <w:rStyle w:val="Hyperlink"/>
@@ -2502,7 +2529,7 @@
           <w:rPr>
             <w:webHidden/>
           </w:rPr>
-          <w:instrText xml:space="preserve"> PAGEREF _Toc237610792 \h </w:instrText>
+          <w:instrText xml:space="preserve"> PAGEREF _Toc237933161 \h </w:instrText>
         </w:r>
         <w:r>
           <w:rPr>
@@ -2542,7 +2569,7 @@
           <w14:ligatures w14:val="standardContextual"/>
         </w:rPr>
       </w:pPr>
-      <w:hyperlink w:anchor="_Toc237610793" w:history="1">
+      <w:hyperlink w:anchor="_Toc237933162" w:history="1">
         <w:r>
           <w:rPr>
             <w:rStyle w:val="Hyperlink"/>
@@ -2588,7 +2615,7 @@
             <w:noProof/>
             <w:webHidden/>
           </w:rPr>
-          <w:instrText xml:space="preserve"> PAGEREF _Toc237610793 \h </w:instrText>
+          <w:instrText xml:space="preserve"> PAGEREF _Toc237933162 \h </w:instrText>
         </w:r>
         <w:r>
           <w:rPr>
@@ -2637,7 +2664,7 @@
           <w14:ligatures w14:val="standardContextual"/>
         </w:rPr>
       </w:pPr>
-      <w:hyperlink w:anchor="_Toc237610794" w:history="1">
+      <w:hyperlink w:anchor="_Toc237933163" w:history="1">
         <w:r>
           <w:rPr>
             <w:rStyle w:val="Hyperlink"/>
@@ -2679,7 +2706,7 @@
           <w:rPr>
             <w:webHidden/>
           </w:rPr>
-          <w:instrText xml:space="preserve"> PAGEREF _Toc237610794 \h </w:instrText>
+          <w:instrText xml:space="preserve"> PAGEREF _Toc237933163 \h </w:instrText>
         </w:r>
         <w:r>
           <w:rPr>
@@ -2719,7 +2746,7 @@
           <w14:ligatures w14:val="standardContextual"/>
         </w:rPr>
       </w:pPr>
-      <w:hyperlink w:anchor="_Toc237610795" w:history="1">
+      <w:hyperlink w:anchor="_Toc237933164" w:history="1">
         <w:r>
           <w:rPr>
             <w:rStyle w:val="Hyperlink"/>
@@ -2765,7 +2792,7 @@
             <w:noProof/>
             <w:webHidden/>
           </w:rPr>
-          <w:instrText xml:space="preserve"> PAGEREF _Toc237610795 \h </w:instrText>
+          <w:instrText xml:space="preserve"> PAGEREF _Toc237933164 \h </w:instrText>
         </w:r>
         <w:r>
           <w:rPr>
@@ -2809,7 +2836,7 @@
           <w14:ligatures w14:val="standardContextual"/>
         </w:rPr>
       </w:pPr>
-      <w:hyperlink w:anchor="_Toc237610796" w:history="1">
+      <w:hyperlink w:anchor="_Toc237933165" w:history="1">
         <w:r>
           <w:rPr>
             <w:rStyle w:val="Hyperlink"/>
@@ -2855,7 +2882,7 @@
             <w:noProof/>
             <w:webHidden/>
           </w:rPr>
-          <w:instrText xml:space="preserve"> PAGEREF _Toc237610796 \h </w:instrText>
+          <w:instrText xml:space="preserve"> PAGEREF _Toc237933165 \h </w:instrText>
         </w:r>
         <w:r>
           <w:rPr>
@@ -2904,7 +2931,7 @@
           <w14:ligatures w14:val="standardContextual"/>
         </w:rPr>
       </w:pPr>
-      <w:hyperlink w:anchor="_Toc237610797" w:history="1">
+      <w:hyperlink w:anchor="_Toc237933166" w:history="1">
         <w:r>
           <w:rPr>
             <w:rStyle w:val="Hyperlink"/>
@@ -2946,7 +2973,7 @@
           <w:rPr>
             <w:webHidden/>
           </w:rPr>
-          <w:instrText xml:space="preserve"> PAGEREF _Toc237610797 \h </w:instrText>
+          <w:instrText xml:space="preserve"> PAGEREF _Toc237933166 \h </w:instrText>
         </w:r>
         <w:r>
           <w:rPr>
@@ -2991,7 +3018,7 @@
           <w14:ligatures w14:val="standardContextual"/>
         </w:rPr>
       </w:pPr>
-      <w:hyperlink w:anchor="_Toc237610798" w:history="1">
+      <w:hyperlink w:anchor="_Toc237933167" w:history="1">
         <w:r>
           <w:rPr>
             <w:rStyle w:val="Hyperlink"/>
@@ -3033,7 +3060,7 @@
           <w:rPr>
             <w:webHidden/>
           </w:rPr>
-          <w:instrText xml:space="preserve"> PAGEREF _Toc237610798 \h </w:instrText>
+          <w:instrText xml:space="preserve"> PAGEREF _Toc237933167 \h </w:instrText>
         </w:r>
         <w:r>
           <w:rPr>
@@ -3073,7 +3100,7 @@
           <w14:ligatures w14:val="standardContextual"/>
         </w:rPr>
       </w:pPr>
-      <w:hyperlink w:anchor="_Toc237610799" w:history="1">
+      <w:hyperlink w:anchor="_Toc237933168" w:history="1">
         <w:r>
           <w:rPr>
             <w:rStyle w:val="Hyperlink"/>
@@ -3119,7 +3146,7 @@
             <w:noProof/>
             <w:webHidden/>
           </w:rPr>
-          <w:instrText xml:space="preserve"> PAGEREF _Toc237610799 \h </w:instrText>
+          <w:instrText xml:space="preserve"> PAGEREF _Toc237933168 \h </w:instrText>
         </w:r>
         <w:r>
           <w:rPr>
@@ -3163,7 +3190,7 @@
           <w14:ligatures w14:val="standardContextual"/>
         </w:rPr>
       </w:pPr>
-      <w:hyperlink w:anchor="_Toc237610800" w:history="1">
+      <w:hyperlink w:anchor="_Toc237933169" w:history="1">
         <w:r>
           <w:rPr>
             <w:rStyle w:val="Hyperlink"/>
@@ -3209,7 +3236,7 @@
             <w:noProof/>
             <w:webHidden/>
           </w:rPr>
-          <w:instrText xml:space="preserve"> PAGEREF _Toc237610800 \h </w:instrText>
+          <w:instrText xml:space="preserve"> PAGEREF _Toc237933169 \h </w:instrText>
         </w:r>
         <w:r>
           <w:rPr>
@@ -3253,7 +3280,7 @@
           <w14:ligatures w14:val="standardContextual"/>
         </w:rPr>
       </w:pPr>
-      <w:hyperlink w:anchor="_Toc237610801" w:history="1">
+      <w:hyperlink w:anchor="_Toc237933170" w:history="1">
         <w:r>
           <w:rPr>
             <w:rStyle w:val="Hyperlink"/>
@@ -3299,7 +3326,7 @@
             <w:noProof/>
             <w:webHidden/>
           </w:rPr>
-          <w:instrText xml:space="preserve"> PAGEREF _Toc237610801 \h </w:instrText>
+          <w:instrText xml:space="preserve"> PAGEREF _Toc237933170 \h </w:instrText>
         </w:r>
         <w:r>
           <w:rPr>
@@ -3348,7 +3375,7 @@
           <w14:ligatures w14:val="standardContextual"/>
         </w:rPr>
       </w:pPr>
-      <w:hyperlink w:anchor="_Toc237610802" w:history="1">
+      <w:hyperlink w:anchor="_Toc237933171" w:history="1">
         <w:r>
           <w:rPr>
             <w:rStyle w:val="Hyperlink"/>
@@ -3390,7 +3417,7 @@
           <w:rPr>
             <w:webHidden/>
           </w:rPr>
-          <w:instrText xml:space="preserve"> PAGEREF _Toc237610802 \h </w:instrText>
+          <w:instrText xml:space="preserve"> PAGEREF _Toc237933171 \h </w:instrText>
         </w:r>
         <w:r>
           <w:rPr>
@@ -3430,7 +3457,7 @@
           <w14:ligatures w14:val="standardContextual"/>
         </w:rPr>
       </w:pPr>
-      <w:hyperlink w:anchor="_Toc237610803" w:history="1">
+      <w:hyperlink w:anchor="_Toc237933172" w:history="1">
         <w:r>
           <w:rPr>
             <w:rStyle w:val="Hyperlink"/>
@@ -3476,7 +3503,7 @@
             <w:noProof/>
             <w:webHidden/>
           </w:rPr>
-          <w:instrText xml:space="preserve"> PAGEREF _Toc237610803 \h </w:instrText>
+          <w:instrText xml:space="preserve"> PAGEREF _Toc237933172 \h </w:instrText>
         </w:r>
         <w:r>
           <w:rPr>
@@ -3520,7 +3547,7 @@
           <w14:ligatures w14:val="standardContextual"/>
         </w:rPr>
       </w:pPr>
-      <w:hyperlink w:anchor="_Toc237610804" w:history="1">
+      <w:hyperlink w:anchor="_Toc237933173" w:history="1">
         <w:r>
           <w:rPr>
             <w:rStyle w:val="Hyperlink"/>
@@ -3566,7 +3593,7 @@
             <w:noProof/>
             <w:webHidden/>
           </w:rPr>
-          <w:instrText xml:space="preserve"> PAGEREF _Toc237610804 \h </w:instrText>
+          <w:instrText xml:space="preserve"> PAGEREF _Toc237933173 \h </w:instrText>
         </w:r>
         <w:r>
           <w:rPr>
@@ -3615,7 +3642,7 @@
           <w14:ligatures w14:val="standardContextual"/>
         </w:rPr>
       </w:pPr>
-      <w:hyperlink w:anchor="_Toc237610805" w:history="1">
+      <w:hyperlink w:anchor="_Toc237933174" w:history="1">
         <w:r>
           <w:rPr>
             <w:rStyle w:val="Hyperlink"/>
@@ -3657,7 +3684,7 @@
           <w:rPr>
             <w:webHidden/>
           </w:rPr>
-          <w:instrText xml:space="preserve"> PAGEREF _Toc237610805 \h </w:instrText>
+          <w:instrText xml:space="preserve"> PAGEREF _Toc237933174 \h </w:instrText>
         </w:r>
         <w:r>
           <w:rPr>
@@ -3702,7 +3729,7 @@
           <w14:ligatures w14:val="standardContextual"/>
         </w:rPr>
       </w:pPr>
-      <w:hyperlink w:anchor="_Toc237610806" w:history="1">
+      <w:hyperlink w:anchor="_Toc237933175" w:history="1">
         <w:r>
           <w:rPr>
             <w:rStyle w:val="Hyperlink"/>
@@ -3744,7 +3771,7 @@
           <w:rPr>
             <w:webHidden/>
           </w:rPr>
-          <w:instrText xml:space="preserve"> PAGEREF _Toc237610806 \h </w:instrText>
+          <w:instrText xml:space="preserve"> PAGEREF _Toc237933175 \h </w:instrText>
         </w:r>
         <w:r>
           <w:rPr>
@@ -3784,7 +3811,7 @@
           <w14:ligatures w14:val="standardContextual"/>
         </w:rPr>
       </w:pPr>
-      <w:hyperlink w:anchor="_Toc237610807" w:history="1">
+      <w:hyperlink w:anchor="_Toc237933176" w:history="1">
         <w:r>
           <w:rPr>
             <w:rStyle w:val="Hyperlink"/>
@@ -3830,7 +3857,7 @@
             <w:noProof/>
             <w:webHidden/>
           </w:rPr>
-          <w:instrText xml:space="preserve"> PAGEREF _Toc237610807 \h </w:instrText>
+          <w:instrText xml:space="preserve"> PAGEREF _Toc237933176 \h </w:instrText>
         </w:r>
         <w:r>
           <w:rPr>
@@ -3874,7 +3901,7 @@
           <w14:ligatures w14:val="standardContextual"/>
         </w:rPr>
       </w:pPr>
-      <w:hyperlink w:anchor="_Toc237610808" w:history="1">
+      <w:hyperlink w:anchor="_Toc237933177" w:history="1">
         <w:r>
           <w:rPr>
             <w:rStyle w:val="Hyperlink"/>
@@ -3920,7 +3947,7 @@
             <w:noProof/>
             <w:webHidden/>
           </w:rPr>
-          <w:instrText xml:space="preserve"> PAGEREF _Toc237610808 \h </w:instrText>
+          <w:instrText xml:space="preserve"> PAGEREF _Toc237933177 \h </w:instrText>
         </w:r>
         <w:r>
           <w:rPr>
@@ -3964,7 +3991,7 @@
           <w14:ligatures w14:val="standardContextual"/>
         </w:rPr>
       </w:pPr>
-      <w:hyperlink w:anchor="_Toc237610809" w:history="1">
+      <w:hyperlink w:anchor="_Toc237933178" w:history="1">
         <w:r>
           <w:rPr>
             <w:rStyle w:val="Hyperlink"/>
@@ -4010,7 +4037,7 @@
             <w:noProof/>
             <w:webHidden/>
           </w:rPr>
-          <w:instrText xml:space="preserve"> PAGEREF _Toc237610809 \h </w:instrText>
+          <w:instrText xml:space="preserve"> PAGEREF _Toc237933178 \h </w:instrText>
         </w:r>
         <w:r>
           <w:rPr>
@@ -4059,7 +4086,7 @@
           <w14:ligatures w14:val="standardContextual"/>
         </w:rPr>
       </w:pPr>
-      <w:hyperlink w:anchor="_Toc237610810" w:history="1">
+      <w:hyperlink w:anchor="_Toc237933179" w:history="1">
         <w:r>
           <w:rPr>
             <w:rStyle w:val="Hyperlink"/>
@@ -4083,7 +4110,7 @@
           <w:rPr>
             <w:rStyle w:val="Hyperlink"/>
           </w:rPr>
-          <w:t>Worked Example</w:t>
+          <w:t>How a Pipe Carries the Flow — Colebrook-White Hydraulics</w:t>
         </w:r>
         <w:r>
           <w:rPr>
@@ -4101,7 +4128,7 @@
           <w:rPr>
             <w:webHidden/>
           </w:rPr>
-          <w:instrText xml:space="preserve"> PAGEREF _Toc237610810 \h </w:instrText>
+          <w:instrText xml:space="preserve"> PAGEREF _Toc237933179 \h </w:instrText>
         </w:r>
         <w:r>
           <w:rPr>
@@ -4141,7 +4168,7 @@
           <w14:ligatures w14:val="standardContextual"/>
         </w:rPr>
       </w:pPr>
-      <w:hyperlink w:anchor="_Toc237610811" w:history="1">
+      <w:hyperlink w:anchor="_Toc237933180" w:history="1">
         <w:r>
           <w:rPr>
             <w:rStyle w:val="Hyperlink"/>
@@ -4166,7 +4193,7 @@
             <w:rStyle w:val="Hyperlink"/>
             <w:noProof/>
           </w:rPr>
-          <w:t>Sanity checks — and why they work</w:t>
+          <w:t>Why this chapter exists</w:t>
         </w:r>
         <w:r>
           <w:rPr>
@@ -4187,7 +4214,7 @@
             <w:noProof/>
             <w:webHidden/>
           </w:rPr>
-          <w:instrText xml:space="preserve"> PAGEREF _Toc237610811 \h </w:instrText>
+          <w:instrText xml:space="preserve"> PAGEREF _Toc237933180 \h </w:instrText>
         </w:r>
         <w:r>
           <w:rPr>
@@ -4207,7 +4234,457 @@
             <w:noProof/>
             <w:webHidden/>
           </w:rPr>
+          <w:t>36</w:t>
+        </w:r>
+        <w:r>
+          <w:rPr>
+            <w:noProof/>
+            <w:webHidden/>
+          </w:rPr>
+          <w:fldChar w:fldCharType="end"/>
+        </w:r>
+      </w:hyperlink>
+    </w:p>
+    <w:p>
+      <w:pPr>
+        <w:pStyle w:val="TOC2"/>
+        <w:rPr>
+          <w:rFonts w:asciiTheme="minorHAnsi" w:eastAsiaTheme="minorEastAsia" w:hAnsiTheme="minorHAnsi" w:cstheme="minorBidi"/>
+          <w:noProof/>
+          <w:kern w:val="2"/>
+          <w:sz w:val="24"/>
+          <w:szCs w:val="24"/>
+          <w:lang w:eastAsia="en-US"/>
+          <w14:ligatures w14:val="standardContextual"/>
+        </w:rPr>
+      </w:pPr>
+      <w:hyperlink w:anchor="_Toc237933181" w:history="1">
+        <w:r>
+          <w:rPr>
+            <w:rStyle w:val="Hyperlink"/>
+            <w:noProof/>
+          </w:rPr>
+          <w:t>14.2.</w:t>
+        </w:r>
+        <w:r>
+          <w:rPr>
+            <w:rFonts w:asciiTheme="minorHAnsi" w:eastAsiaTheme="minorEastAsia" w:hAnsiTheme="minorHAnsi" w:cstheme="minorBidi"/>
+            <w:noProof/>
+            <w:kern w:val="2"/>
+            <w:sz w:val="24"/>
+            <w:szCs w:val="24"/>
+            <w:lang w:eastAsia="en-US"/>
+            <w14:ligatures w14:val="standardContextual"/>
+          </w:rPr>
+          <w:tab/>
+        </w:r>
+        <w:r>
+          <w:rPr>
+            <w:rStyle w:val="Hyperlink"/>
+            <w:noProof/>
+          </w:rPr>
+          <w:t>The equation, piece by piece</w:t>
+        </w:r>
+        <w:r>
+          <w:rPr>
+            <w:noProof/>
+            <w:webHidden/>
+          </w:rPr>
+          <w:tab/>
+        </w:r>
+        <w:r>
+          <w:rPr>
+            <w:noProof/>
+            <w:webHidden/>
+          </w:rPr>
+          <w:fldChar w:fldCharType="begin"/>
+        </w:r>
+        <w:r>
+          <w:rPr>
+            <w:noProof/>
+            <w:webHidden/>
+          </w:rPr>
+          <w:instrText xml:space="preserve"> PAGEREF _Toc237933181 \h </w:instrText>
+        </w:r>
+        <w:r>
+          <w:rPr>
+            <w:noProof/>
+            <w:webHidden/>
+          </w:rPr>
+        </w:r>
+        <w:r>
+          <w:rPr>
+            <w:noProof/>
+            <w:webHidden/>
+          </w:rPr>
+          <w:fldChar w:fldCharType="separate"/>
+        </w:r>
+        <w:r>
+          <w:rPr>
+            <w:noProof/>
+            <w:webHidden/>
+          </w:rPr>
+          <w:t>36</w:t>
+        </w:r>
+        <w:r>
+          <w:rPr>
+            <w:noProof/>
+            <w:webHidden/>
+          </w:rPr>
+          <w:fldChar w:fldCharType="end"/>
+        </w:r>
+      </w:hyperlink>
+    </w:p>
+    <w:p>
+      <w:pPr>
+        <w:pStyle w:val="TOC2"/>
+        <w:rPr>
+          <w:rFonts w:asciiTheme="minorHAnsi" w:eastAsiaTheme="minorEastAsia" w:hAnsiTheme="minorHAnsi" w:cstheme="minorBidi"/>
+          <w:noProof/>
+          <w:kern w:val="2"/>
+          <w:sz w:val="24"/>
+          <w:szCs w:val="24"/>
+          <w:lang w:eastAsia="en-US"/>
+          <w14:ligatures w14:val="standardContextual"/>
+        </w:rPr>
+      </w:pPr>
+      <w:hyperlink w:anchor="_Toc237933182" w:history="1">
+        <w:r>
+          <w:rPr>
+            <w:rStyle w:val="Hyperlink"/>
+            <w:noProof/>
+          </w:rPr>
+          <w:t>14.3.</w:t>
+        </w:r>
+        <w:r>
+          <w:rPr>
+            <w:rFonts w:asciiTheme="minorHAnsi" w:eastAsiaTheme="minorEastAsia" w:hAnsiTheme="minorHAnsi" w:cstheme="minorBidi"/>
+            <w:noProof/>
+            <w:kern w:val="2"/>
+            <w:sz w:val="24"/>
+            <w:szCs w:val="24"/>
+            <w:lang w:eastAsia="en-US"/>
+            <w14:ligatures w14:val="standardContextual"/>
+          </w:rPr>
+          <w:tab/>
+        </w:r>
+        <w:r>
+          <w:rPr>
+            <w:rStyle w:val="Hyperlink"/>
+            <w:noProof/>
+          </w:rPr>
+          <w:t>Running partly full</w:t>
+        </w:r>
+        <w:r>
+          <w:rPr>
+            <w:noProof/>
+            <w:webHidden/>
+          </w:rPr>
+          <w:tab/>
+        </w:r>
+        <w:r>
+          <w:rPr>
+            <w:noProof/>
+            <w:webHidden/>
+          </w:rPr>
+          <w:fldChar w:fldCharType="begin"/>
+        </w:r>
+        <w:r>
+          <w:rPr>
+            <w:noProof/>
+            <w:webHidden/>
+          </w:rPr>
+          <w:instrText xml:space="preserve"> PAGEREF _Toc237933182 \h </w:instrText>
+        </w:r>
+        <w:r>
+          <w:rPr>
+            <w:noProof/>
+            <w:webHidden/>
+          </w:rPr>
+        </w:r>
+        <w:r>
+          <w:rPr>
+            <w:noProof/>
+            <w:webHidden/>
+          </w:rPr>
+          <w:fldChar w:fldCharType="separate"/>
+        </w:r>
+        <w:r>
+          <w:rPr>
+            <w:noProof/>
+            <w:webHidden/>
+          </w:rPr>
           <w:t>37</w:t>
+        </w:r>
+        <w:r>
+          <w:rPr>
+            <w:noProof/>
+            <w:webHidden/>
+          </w:rPr>
+          <w:fldChar w:fldCharType="end"/>
+        </w:r>
+      </w:hyperlink>
+    </w:p>
+    <w:p>
+      <w:pPr>
+        <w:pStyle w:val="TOC2"/>
+        <w:rPr>
+          <w:rFonts w:asciiTheme="minorHAnsi" w:eastAsiaTheme="minorEastAsia" w:hAnsiTheme="minorHAnsi" w:cstheme="minorBidi"/>
+          <w:noProof/>
+          <w:kern w:val="2"/>
+          <w:sz w:val="24"/>
+          <w:szCs w:val="24"/>
+          <w:lang w:eastAsia="en-US"/>
+          <w14:ligatures w14:val="standardContextual"/>
+        </w:rPr>
+      </w:pPr>
+      <w:hyperlink w:anchor="_Toc237933183" w:history="1">
+        <w:r>
+          <w:rPr>
+            <w:rStyle w:val="Hyperlink"/>
+            <w:noProof/>
+          </w:rPr>
+          <w:t>14.4.</w:t>
+        </w:r>
+        <w:r>
+          <w:rPr>
+            <w:rFonts w:asciiTheme="minorHAnsi" w:eastAsiaTheme="minorEastAsia" w:hAnsiTheme="minorHAnsi" w:cstheme="minorBidi"/>
+            <w:noProof/>
+            <w:kern w:val="2"/>
+            <w:sz w:val="24"/>
+            <w:szCs w:val="24"/>
+            <w:lang w:eastAsia="en-US"/>
+            <w14:ligatures w14:val="standardContextual"/>
+          </w:rPr>
+          <w:tab/>
+        </w:r>
+        <w:r>
+          <w:rPr>
+            <w:rStyle w:val="Hyperlink"/>
+            <w:noProof/>
+          </w:rPr>
+          <w:t>Where Table 11 actually comes from</w:t>
+        </w:r>
+        <w:r>
+          <w:rPr>
+            <w:noProof/>
+            <w:webHidden/>
+          </w:rPr>
+          <w:tab/>
+        </w:r>
+        <w:r>
+          <w:rPr>
+            <w:noProof/>
+            <w:webHidden/>
+          </w:rPr>
+          <w:fldChar w:fldCharType="begin"/>
+        </w:r>
+        <w:r>
+          <w:rPr>
+            <w:noProof/>
+            <w:webHidden/>
+          </w:rPr>
+          <w:instrText xml:space="preserve"> PAGEREF _Toc237933183 \h </w:instrText>
+        </w:r>
+        <w:r>
+          <w:rPr>
+            <w:noProof/>
+            <w:webHidden/>
+          </w:rPr>
+        </w:r>
+        <w:r>
+          <w:rPr>
+            <w:noProof/>
+            <w:webHidden/>
+          </w:rPr>
+          <w:fldChar w:fldCharType="separate"/>
+        </w:r>
+        <w:r>
+          <w:rPr>
+            <w:noProof/>
+            <w:webHidden/>
+          </w:rPr>
+          <w:t>38</w:t>
+        </w:r>
+        <w:r>
+          <w:rPr>
+            <w:noProof/>
+            <w:webHidden/>
+          </w:rPr>
+          <w:fldChar w:fldCharType="end"/>
+        </w:r>
+      </w:hyperlink>
+    </w:p>
+    <w:p>
+      <w:pPr>
+        <w:pStyle w:val="TOC2"/>
+        <w:rPr>
+          <w:rFonts w:asciiTheme="minorHAnsi" w:eastAsiaTheme="minorEastAsia" w:hAnsiTheme="minorHAnsi" w:cstheme="minorBidi"/>
+          <w:noProof/>
+          <w:kern w:val="2"/>
+          <w:sz w:val="24"/>
+          <w:szCs w:val="24"/>
+          <w:lang w:eastAsia="en-US"/>
+          <w14:ligatures w14:val="standardContextual"/>
+        </w:rPr>
+      </w:pPr>
+      <w:hyperlink w:anchor="_Toc237933184" w:history="1">
+        <w:r>
+          <w:rPr>
+            <w:rStyle w:val="Hyperlink"/>
+            <w:noProof/>
+          </w:rPr>
+          <w:t>14.5.</w:t>
+        </w:r>
+        <w:r>
+          <w:rPr>
+            <w:rFonts w:asciiTheme="minorHAnsi" w:eastAsiaTheme="minorEastAsia" w:hAnsiTheme="minorHAnsi" w:cstheme="minorBidi"/>
+            <w:noProof/>
+            <w:kern w:val="2"/>
+            <w:sz w:val="24"/>
+            <w:szCs w:val="24"/>
+            <w:lang w:eastAsia="en-US"/>
+            <w14:ligatures w14:val="standardContextual"/>
+          </w:rPr>
+          <w:tab/>
+        </w:r>
+        <w:r>
+          <w:rPr>
+            <w:rStyle w:val="Hyperlink"/>
+            <w:noProof/>
+          </w:rPr>
+          <w:t>A worked sizing example</w:t>
+        </w:r>
+        <w:r>
+          <w:rPr>
+            <w:noProof/>
+            <w:webHidden/>
+          </w:rPr>
+          <w:tab/>
+        </w:r>
+        <w:r>
+          <w:rPr>
+            <w:noProof/>
+            <w:webHidden/>
+          </w:rPr>
+          <w:fldChar w:fldCharType="begin"/>
+        </w:r>
+        <w:r>
+          <w:rPr>
+            <w:noProof/>
+            <w:webHidden/>
+          </w:rPr>
+          <w:instrText xml:space="preserve"> PAGEREF _Toc237933184 \h </w:instrText>
+        </w:r>
+        <w:r>
+          <w:rPr>
+            <w:noProof/>
+            <w:webHidden/>
+          </w:rPr>
+        </w:r>
+        <w:r>
+          <w:rPr>
+            <w:noProof/>
+            <w:webHidden/>
+          </w:rPr>
+          <w:fldChar w:fldCharType="separate"/>
+        </w:r>
+        <w:r>
+          <w:rPr>
+            <w:noProof/>
+            <w:webHidden/>
+          </w:rPr>
+          <w:t>40</w:t>
+        </w:r>
+        <w:r>
+          <w:rPr>
+            <w:noProof/>
+            <w:webHidden/>
+          </w:rPr>
+          <w:fldChar w:fldCharType="end"/>
+        </w:r>
+      </w:hyperlink>
+    </w:p>
+    <w:p>
+      <w:pPr>
+        <w:pStyle w:val="TOC2"/>
+        <w:rPr>
+          <w:rFonts w:asciiTheme="minorHAnsi" w:eastAsiaTheme="minorEastAsia" w:hAnsiTheme="minorHAnsi" w:cstheme="minorBidi"/>
+          <w:noProof/>
+          <w:kern w:val="2"/>
+          <w:sz w:val="24"/>
+          <w:szCs w:val="24"/>
+          <w:lang w:eastAsia="en-US"/>
+          <w14:ligatures w14:val="standardContextual"/>
+        </w:rPr>
+      </w:pPr>
+      <w:hyperlink w:anchor="_Toc237933185" w:history="1">
+        <w:r>
+          <w:rPr>
+            <w:rStyle w:val="Hyperlink"/>
+            <w:noProof/>
+          </w:rPr>
+          <w:t>14.6.</w:t>
+        </w:r>
+        <w:r>
+          <w:rPr>
+            <w:rFonts w:asciiTheme="minorHAnsi" w:eastAsiaTheme="minorEastAsia" w:hAnsiTheme="minorHAnsi" w:cstheme="minorBidi"/>
+            <w:noProof/>
+            <w:kern w:val="2"/>
+            <w:sz w:val="24"/>
+            <w:szCs w:val="24"/>
+            <w:lang w:eastAsia="en-US"/>
+            <w14:ligatures w14:val="standardContextual"/>
+          </w:rPr>
+          <w:tab/>
+        </w:r>
+        <w:r>
+          <w:rPr>
+            <w:rStyle w:val="Hyperlink"/>
+            <w:noProof/>
+          </w:rPr>
+          <w:t>At the network heads: the tractive-force minimum</w:t>
+        </w:r>
+        <w:r>
+          <w:rPr>
+            <w:noProof/>
+            <w:webHidden/>
+          </w:rPr>
+          <w:tab/>
+        </w:r>
+        <w:r>
+          <w:rPr>
+            <w:noProof/>
+            <w:webHidden/>
+          </w:rPr>
+          <w:fldChar w:fldCharType="begin"/>
+        </w:r>
+        <w:r>
+          <w:rPr>
+            <w:noProof/>
+            <w:webHidden/>
+          </w:rPr>
+          <w:instrText xml:space="preserve"> PAGEREF _Toc237933185 \h </w:instrText>
+        </w:r>
+        <w:r>
+          <w:rPr>
+            <w:noProof/>
+            <w:webHidden/>
+          </w:rPr>
+        </w:r>
+        <w:r>
+          <w:rPr>
+            <w:noProof/>
+            <w:webHidden/>
+          </w:rPr>
+          <w:fldChar w:fldCharType="separate"/>
+        </w:r>
+        <w:r>
+          <w:rPr>
+            <w:noProof/>
+            <w:webHidden/>
+          </w:rPr>
+          <w:t>41</w:t>
         </w:r>
         <w:r>
           <w:rPr>
@@ -4236,7 +4713,7 @@
           <w14:ligatures w14:val="standardContextual"/>
         </w:rPr>
       </w:pPr>
-      <w:hyperlink w:anchor="_Toc237610812" w:history="1">
+      <w:hyperlink w:anchor="_Toc237933186" w:history="1">
         <w:r>
           <w:rPr>
             <w:rStyle w:val="Hyperlink"/>
@@ -4260,7 +4737,7 @@
           <w:rPr>
             <w:rStyle w:val="Hyperlink"/>
           </w:rPr>
-          <w:t>Guideline vs Inception R0 — Reconciliation Register</w:t>
+          <w:t>Worked Example</w:t>
         </w:r>
         <w:r>
           <w:rPr>
@@ -4278,7 +4755,7 @@
           <w:rPr>
             <w:webHidden/>
           </w:rPr>
-          <w:instrText xml:space="preserve"> PAGEREF _Toc237610812 \h </w:instrText>
+          <w:instrText xml:space="preserve"> PAGEREF _Toc237933186 \h </w:instrText>
         </w:r>
         <w:r>
           <w:rPr>
@@ -4295,10 +4772,100 @@
           <w:rPr>
             <w:webHidden/>
           </w:rPr>
-          <w:t>38</w:t>
-        </w:r>
-        <w:r>
-          <w:rPr>
+          <w:t>42</w:t>
+        </w:r>
+        <w:r>
+          <w:rPr>
+            <w:webHidden/>
+          </w:rPr>
+          <w:fldChar w:fldCharType="end"/>
+        </w:r>
+      </w:hyperlink>
+    </w:p>
+    <w:p>
+      <w:pPr>
+        <w:pStyle w:val="TOC2"/>
+        <w:rPr>
+          <w:rFonts w:asciiTheme="minorHAnsi" w:eastAsiaTheme="minorEastAsia" w:hAnsiTheme="minorHAnsi" w:cstheme="minorBidi"/>
+          <w:noProof/>
+          <w:kern w:val="2"/>
+          <w:sz w:val="24"/>
+          <w:szCs w:val="24"/>
+          <w:lang w:eastAsia="en-US"/>
+          <w14:ligatures w14:val="standardContextual"/>
+        </w:rPr>
+      </w:pPr>
+      <w:hyperlink w:anchor="_Toc237933187" w:history="1">
+        <w:r>
+          <w:rPr>
+            <w:rStyle w:val="Hyperlink"/>
+            <w:noProof/>
+          </w:rPr>
+          <w:t>15.1.</w:t>
+        </w:r>
+        <w:r>
+          <w:rPr>
+            <w:rFonts w:asciiTheme="minorHAnsi" w:eastAsiaTheme="minorEastAsia" w:hAnsiTheme="minorHAnsi" w:cstheme="minorBidi"/>
+            <w:noProof/>
+            <w:kern w:val="2"/>
+            <w:sz w:val="24"/>
+            <w:szCs w:val="24"/>
+            <w:lang w:eastAsia="en-US"/>
+            <w14:ligatures w14:val="standardContextual"/>
+          </w:rPr>
+          <w:tab/>
+        </w:r>
+        <w:r>
+          <w:rPr>
+            <w:rStyle w:val="Hyperlink"/>
+            <w:noProof/>
+          </w:rPr>
+          <w:t>Sanity checks — and why they work</w:t>
+        </w:r>
+        <w:r>
+          <w:rPr>
+            <w:noProof/>
+            <w:webHidden/>
+          </w:rPr>
+          <w:tab/>
+        </w:r>
+        <w:r>
+          <w:rPr>
+            <w:noProof/>
+            <w:webHidden/>
+          </w:rPr>
+          <w:fldChar w:fldCharType="begin"/>
+        </w:r>
+        <w:r>
+          <w:rPr>
+            <w:noProof/>
+            <w:webHidden/>
+          </w:rPr>
+          <w:instrText xml:space="preserve"> PAGEREF _Toc237933187 \h </w:instrText>
+        </w:r>
+        <w:r>
+          <w:rPr>
+            <w:noProof/>
+            <w:webHidden/>
+          </w:rPr>
+        </w:r>
+        <w:r>
+          <w:rPr>
+            <w:noProof/>
+            <w:webHidden/>
+          </w:rPr>
+          <w:fldChar w:fldCharType="separate"/>
+        </w:r>
+        <w:r>
+          <w:rPr>
+            <w:noProof/>
+            <w:webHidden/>
+          </w:rPr>
+          <w:t>43</w:t>
+        </w:r>
+        <w:r>
+          <w:rPr>
+            <w:noProof/>
             <w:webHidden/>
           </w:rPr>
           <w:fldChar w:fldCharType="end"/>
@@ -4323,7 +4890,7 @@
           <w14:ligatures w14:val="standardContextual"/>
         </w:rPr>
       </w:pPr>
-      <w:hyperlink w:anchor="_Toc237610813" w:history="1">
+      <w:hyperlink w:anchor="_Toc237933188" w:history="1">
         <w:r>
           <w:rPr>
             <w:rStyle w:val="Hyperlink"/>
@@ -4347,7 +4914,7 @@
           <w:rPr>
             <w:rStyle w:val="Hyperlink"/>
           </w:rPr>
-          <w:t>Conclusions</w:t>
+          <w:t>Guideline vs Inception R0 — Reconciliation Register</w:t>
         </w:r>
         <w:r>
           <w:rPr>
@@ -4365,7 +4932,7 @@
           <w:rPr>
             <w:webHidden/>
           </w:rPr>
-          <w:instrText xml:space="preserve"> PAGEREF _Toc237610813 \h </w:instrText>
+          <w:instrText xml:space="preserve"> PAGEREF _Toc237933188 \h </w:instrText>
         </w:r>
         <w:r>
           <w:rPr>
@@ -4382,7 +4949,7 @@
           <w:rPr>
             <w:webHidden/>
           </w:rPr>
-          <w:t>39</w:t>
+          <w:t>44</w:t>
         </w:r>
         <w:r>
           <w:rPr>
@@ -4410,7 +4977,7 @@
           <w14:ligatures w14:val="standardContextual"/>
         </w:rPr>
       </w:pPr>
-      <w:hyperlink w:anchor="_Toc237610814" w:history="1">
+      <w:hyperlink w:anchor="_Toc237933189" w:history="1">
         <w:r>
           <w:rPr>
             <w:rStyle w:val="Hyperlink"/>
@@ -4434,7 +5001,7 @@
           <w:rPr>
             <w:rStyle w:val="Hyperlink"/>
           </w:rPr>
-          <w:t>Recommendations</w:t>
+          <w:t>Conclusions</w:t>
         </w:r>
         <w:r>
           <w:rPr>
@@ -4452,7 +5019,7 @@
           <w:rPr>
             <w:webHidden/>
           </w:rPr>
-          <w:instrText xml:space="preserve"> PAGEREF _Toc237610814 \h </w:instrText>
+          <w:instrText xml:space="preserve"> PAGEREF _Toc237933189 \h </w:instrText>
         </w:r>
         <w:r>
           <w:rPr>
@@ -4469,7 +5036,7 @@
           <w:rPr>
             <w:webHidden/>
           </w:rPr>
-          <w:t>40</w:t>
+          <w:t>45</w:t>
         </w:r>
         <w:r>
           <w:rPr>
@@ -4497,7 +5064,7 @@
           <w14:ligatures w14:val="standardContextual"/>
         </w:rPr>
       </w:pPr>
-      <w:hyperlink w:anchor="_Toc237610815" w:history="1">
+      <w:hyperlink w:anchor="_Toc237933190" w:history="1">
         <w:r>
           <w:rPr>
             <w:rStyle w:val="Hyperlink"/>
@@ -4521,7 +5088,7 @@
           <w:rPr>
             <w:rStyle w:val="Hyperlink"/>
           </w:rPr>
-          <w:t>References</w:t>
+          <w:t>Recommendations</w:t>
         </w:r>
         <w:r>
           <w:rPr>
@@ -4539,7 +5106,7 @@
           <w:rPr>
             <w:webHidden/>
           </w:rPr>
-          <w:instrText xml:space="preserve"> PAGEREF _Toc237610815 \h </w:instrText>
+          <w:instrText xml:space="preserve"> PAGEREF _Toc237933190 \h </w:instrText>
         </w:r>
         <w:r>
           <w:rPr>
@@ -4556,7 +5123,7 @@
           <w:rPr>
             <w:webHidden/>
           </w:rPr>
-          <w:t>41</w:t>
+          <w:t>46</w:t>
         </w:r>
         <w:r>
           <w:rPr>
@@ -4584,7 +5151,7 @@
           <w14:ligatures w14:val="standardContextual"/>
         </w:rPr>
       </w:pPr>
-      <w:hyperlink w:anchor="_Toc237610816" w:history="1">
+      <w:hyperlink w:anchor="_Toc237933191" w:history="1">
         <w:r>
           <w:rPr>
             <w:rStyle w:val="Hyperlink"/>
@@ -4608,7 +5175,7 @@
           <w:rPr>
             <w:rStyle w:val="Hyperlink"/>
           </w:rPr>
-          <w:t>Appendix A — NCSI Population Series, Ibri Wilayat</w:t>
+          <w:t>References</w:t>
         </w:r>
         <w:r>
           <w:rPr>
@@ -4626,7 +5193,7 @@
           <w:rPr>
             <w:webHidden/>
           </w:rPr>
-          <w:instrText xml:space="preserve"> PAGEREF _Toc237610816 \h </w:instrText>
+          <w:instrText xml:space="preserve"> PAGEREF _Toc237933191 \h </w:instrText>
         </w:r>
         <w:r>
           <w:rPr>
@@ -4643,7 +5210,7 @@
           <w:rPr>
             <w:webHidden/>
           </w:rPr>
-          <w:t>42</w:t>
+          <w:t>47</w:t>
         </w:r>
         <w:r>
           <w:rPr>
@@ -4671,7 +5238,7 @@
           <w14:ligatures w14:val="standardContextual"/>
         </w:rPr>
       </w:pPr>
-      <w:hyperlink w:anchor="_Toc237610817" w:history="1">
+      <w:hyperlink w:anchor="_Toc237933192" w:history="1">
         <w:r>
           <w:rPr>
             <w:rStyle w:val="Hyperlink"/>
@@ -4695,6 +5262,93 @@
           <w:rPr>
             <w:rStyle w:val="Hyperlink"/>
           </w:rPr>
+          <w:t>Appendix A — NCSI Population Series, Ibri Wilayat</w:t>
+        </w:r>
+        <w:r>
+          <w:rPr>
+            <w:webHidden/>
+          </w:rPr>
+          <w:tab/>
+        </w:r>
+        <w:r>
+          <w:rPr>
+            <w:webHidden/>
+          </w:rPr>
+          <w:fldChar w:fldCharType="begin"/>
+        </w:r>
+        <w:r>
+          <w:rPr>
+            <w:webHidden/>
+          </w:rPr>
+          <w:instrText xml:space="preserve"> PAGEREF _Toc237933192 \h </w:instrText>
+        </w:r>
+        <w:r>
+          <w:rPr>
+            <w:webHidden/>
+          </w:rPr>
+        </w:r>
+        <w:r>
+          <w:rPr>
+            <w:webHidden/>
+          </w:rPr>
+          <w:fldChar w:fldCharType="separate"/>
+        </w:r>
+        <w:r>
+          <w:rPr>
+            <w:webHidden/>
+          </w:rPr>
+          <w:t>48</w:t>
+        </w:r>
+        <w:r>
+          <w:rPr>
+            <w:webHidden/>
+          </w:rPr>
+          <w:fldChar w:fldCharType="end"/>
+        </w:r>
+      </w:hyperlink>
+    </w:p>
+    <w:p>
+      <w:pPr>
+        <w:pStyle w:val="TOC1"/>
+        <w:tabs>
+          <w:tab w:val="left" w:pos="720"/>
+          <w:tab w:val="right" w:leader="dot" w:pos="9350"/>
+        </w:tabs>
+        <w:rPr>
+          <w:rFonts w:asciiTheme="minorHAnsi" w:eastAsiaTheme="minorEastAsia" w:hAnsiTheme="minorHAnsi" w:cstheme="minorBidi"/>
+          <w:b w:val="0"/>
+          <w:bCs w:val="0"/>
+          <w:kern w:val="2"/>
+          <w:sz w:val="24"/>
+          <w:szCs w:val="24"/>
+          <w:lang w:eastAsia="en-US"/>
+          <w14:ligatures w14:val="standardContextual"/>
+        </w:rPr>
+      </w:pPr>
+      <w:hyperlink w:anchor="_Toc237933193" w:history="1">
+        <w:r>
+          <w:rPr>
+            <w:rStyle w:val="Hyperlink"/>
+          </w:rPr>
+          <w:t>21.</w:t>
+        </w:r>
+        <w:r>
+          <w:rPr>
+            <w:rFonts w:asciiTheme="minorHAnsi" w:eastAsiaTheme="minorEastAsia" w:hAnsiTheme="minorHAnsi" w:cstheme="minorBidi"/>
+            <w:b w:val="0"/>
+            <w:bCs w:val="0"/>
+            <w:kern w:val="2"/>
+            <w:sz w:val="24"/>
+            <w:szCs w:val="24"/>
+            <w:lang w:eastAsia="en-US"/>
+            <w14:ligatures w14:val="standardContextual"/>
+          </w:rPr>
+          <w:tab/>
+        </w:r>
+        <w:r>
+          <w:rPr>
+            <w:rStyle w:val="Hyperlink"/>
+          </w:rPr>
           <w:t>Appendix B — The R0 Demand Workbook, Tab by Tab</w:t>
         </w:r>
         <w:r>
@@ -4713,7 +5367,7 @@
           <w:rPr>
             <w:webHidden/>
           </w:rPr>
-          <w:instrText xml:space="preserve"> PAGEREF _Toc237610817 \h </w:instrText>
+          <w:instrText xml:space="preserve"> PAGEREF _Toc237933193 \h </w:instrText>
         </w:r>
         <w:r>
           <w:rPr>
@@ -4730,7 +5384,7 @@
           <w:rPr>
             <w:webHidden/>
           </w:rPr>
-          <w:t>43</w:t>
+          <w:t>49</w:t>
         </w:r>
         <w:r>
           <w:rPr>
@@ -4753,13 +5407,13 @@
           <w14:ligatures w14:val="standardContextual"/>
         </w:rPr>
       </w:pPr>
-      <w:hyperlink w:anchor="_Toc237610818" w:history="1">
+      <w:hyperlink w:anchor="_Toc237933194" w:history="1">
         <w:r>
           <w:rPr>
             <w:rStyle w:val="Hyperlink"/>
             <w:noProof/>
           </w:rPr>
-          <w:t>20.1.</w:t>
+          <w:t>21.1.</w:t>
         </w:r>
         <w:r>
           <w:rPr>
@@ -4799,7 +5453,7 @@
             <w:noProof/>
             <w:webHidden/>
           </w:rPr>
-          <w:instrText xml:space="preserve"> PAGEREF _Toc237610818 \h </w:instrText>
+          <w:instrText xml:space="preserve"> PAGEREF _Toc237933194 \h </w:instrText>
         </w:r>
         <w:r>
           <w:rPr>
@@ -4819,7 +5473,7 @@
             <w:noProof/>
             <w:webHidden/>
           </w:rPr>
-          <w:t>43</w:t>
+          <w:t>49</w:t>
         </w:r>
         <w:r>
           <w:rPr>
@@ -4843,13 +5497,13 @@
           <w14:ligatures w14:val="standardContextual"/>
         </w:rPr>
       </w:pPr>
-      <w:hyperlink w:anchor="_Toc237610819" w:history="1">
+      <w:hyperlink w:anchor="_Toc237933195" w:history="1">
         <w:r>
           <w:rPr>
             <w:rStyle w:val="Hyperlink"/>
             <w:noProof/>
           </w:rPr>
-          <w:t>20.2.</w:t>
+          <w:t>21.2.</w:t>
         </w:r>
         <w:r>
           <w:rPr>
@@ -4889,7 +5543,7 @@
             <w:noProof/>
             <w:webHidden/>
           </w:rPr>
-          <w:instrText xml:space="preserve"> PAGEREF _Toc237610819 \h </w:instrText>
+          <w:instrText xml:space="preserve"> PAGEREF _Toc237933195 \h </w:instrText>
         </w:r>
         <w:r>
           <w:rPr>
@@ -4909,7 +5563,7 @@
             <w:noProof/>
             <w:webHidden/>
           </w:rPr>
-          <w:t>43</w:t>
+          <w:t>49</w:t>
         </w:r>
         <w:r>
           <w:rPr>
@@ -4933,13 +5587,13 @@
           <w14:ligatures w14:val="standardContextual"/>
         </w:rPr>
       </w:pPr>
-      <w:hyperlink w:anchor="_Toc237610820" w:history="1">
+      <w:hyperlink w:anchor="_Toc237933196" w:history="1">
         <w:r>
           <w:rPr>
             <w:rStyle w:val="Hyperlink"/>
             <w:noProof/>
           </w:rPr>
-          <w:t>20.3.</w:t>
+          <w:t>21.3.</w:t>
         </w:r>
         <w:r>
           <w:rPr>
@@ -4979,7 +5633,7 @@
             <w:noProof/>
             <w:webHidden/>
           </w:rPr>
-          <w:instrText xml:space="preserve"> PAGEREF _Toc237610820 \h </w:instrText>
+          <w:instrText xml:space="preserve"> PAGEREF _Toc237933196 \h </w:instrText>
         </w:r>
         <w:r>
           <w:rPr>
@@ -4999,7 +5653,7 @@
             <w:noProof/>
             <w:webHidden/>
           </w:rPr>
-          <w:t>44</w:t>
+          <w:t>50</w:t>
         </w:r>
         <w:r>
           <w:rPr>
@@ -5023,13 +5677,13 @@
           <w14:ligatures w14:val="standardContextual"/>
         </w:rPr>
       </w:pPr>
-      <w:hyperlink w:anchor="_Toc237610821" w:history="1">
+      <w:hyperlink w:anchor="_Toc237933197" w:history="1">
         <w:r>
           <w:rPr>
             <w:rStyle w:val="Hyperlink"/>
             <w:noProof/>
           </w:rPr>
-          <w:t>20.4.</w:t>
+          <w:t>21.4.</w:t>
         </w:r>
         <w:r>
           <w:rPr>
@@ -5069,7 +5723,7 @@
             <w:noProof/>
             <w:webHidden/>
           </w:rPr>
-          <w:instrText xml:space="preserve"> PAGEREF _Toc237610821 \h </w:instrText>
+          <w:instrText xml:space="preserve"> PAGEREF _Toc237933197 \h </w:instrText>
         </w:r>
         <w:r>
           <w:rPr>
@@ -5089,7 +5743,7 @@
             <w:noProof/>
             <w:webHidden/>
           </w:rPr>
-          <w:t>45</w:t>
+          <w:t>51</w:t>
         </w:r>
         <w:r>
           <w:rPr>
@@ -5113,13 +5767,13 @@
           <w14:ligatures w14:val="standardContextual"/>
         </w:rPr>
       </w:pPr>
-      <w:hyperlink w:anchor="_Toc237610822" w:history="1">
+      <w:hyperlink w:anchor="_Toc237933198" w:history="1">
         <w:r>
           <w:rPr>
             <w:rStyle w:val="Hyperlink"/>
             <w:noProof/>
           </w:rPr>
-          <w:t>20.5.</w:t>
+          <w:t>21.5.</w:t>
         </w:r>
         <w:r>
           <w:rPr>
@@ -5159,7 +5813,7 @@
             <w:noProof/>
             <w:webHidden/>
           </w:rPr>
-          <w:instrText xml:space="preserve"> PAGEREF _Toc237610822 \h </w:instrText>
+          <w:instrText xml:space="preserve"> PAGEREF _Toc237933198 \h </w:instrText>
         </w:r>
         <w:r>
           <w:rPr>
@@ -5179,7 +5833,7 @@
             <w:noProof/>
             <w:webHidden/>
           </w:rPr>
-          <w:t>45</w:t>
+          <w:t>51</w:t>
         </w:r>
         <w:r>
           <w:rPr>
@@ -5203,13 +5857,13 @@
           <w14:ligatures w14:val="standardContextual"/>
         </w:rPr>
       </w:pPr>
-      <w:hyperlink w:anchor="_Toc237610823" w:history="1">
+      <w:hyperlink w:anchor="_Toc237933199" w:history="1">
         <w:r>
           <w:rPr>
             <w:rStyle w:val="Hyperlink"/>
             <w:noProof/>
           </w:rPr>
-          <w:t>20.6.</w:t>
+          <w:t>21.6.</w:t>
         </w:r>
         <w:r>
           <w:rPr>
@@ -5249,7 +5903,7 @@
             <w:noProof/>
             <w:webHidden/>
           </w:rPr>
-          <w:instrText xml:space="preserve"> PAGEREF _Toc237610823 \h </w:instrText>
+          <w:instrText xml:space="preserve"> PAGEREF _Toc237933199 \h </w:instrText>
         </w:r>
         <w:r>
           <w:rPr>
@@ -5269,7 +5923,7 @@
             <w:noProof/>
             <w:webHidden/>
           </w:rPr>
-          <w:t>46</w:t>
+          <w:t>52</w:t>
         </w:r>
         <w:r>
           <w:rPr>
@@ -5311,7 +5965,13 @@
         <w:rPr>
           <w:sz w:val="20"/>
         </w:rPr>
-        <w:t>Figure 1 — Typical diurnal sewage flow pattern (illustrative), with the average and peak-hour levels marked</w:t>
+        <w:t xml:space="preserve">Figure 1 — Typical diurnal sewage flow </w:t>
+      </w:r>
+      <w:r>
+        <w:rPr>
+          <w:sz w:val="20"/>
+        </w:rPr>
+        <w:t>pattern (illustrative), with the average and peak-hour levels marked</w:t>
       </w:r>
     </w:p>
     <w:p>
@@ -5344,7 +6004,6 @@
         <w:rPr>
           <w:sz w:val="20"/>
         </w:rPr>
-        <w:lastRenderedPageBreak/>
         <w:t>Figure 4 — NCSI population series and forecast for Ibri wilayat, 2021-2033</w:t>
       </w:r>
     </w:p>
@@ -5356,13 +6015,7 @@
         <w:rPr>
           <w:sz w:val="20"/>
         </w:rPr>
-        <w:t xml:space="preserve">Figure 5 — R0 projected populations to 2100 — </w:t>
-      </w:r>
-      <w:r>
-        <w:rPr>
-          <w:sz w:val="20"/>
-        </w:rPr>
-        <w:t>IBRI, AD DARIZ, AL ARAQI and project total (workbook tab 'Project Pop Settlements')</w:t>
+        <w:t>Figure 5 — R0 projected populations to 2100 — IBRI, AD DARIZ, AL ARAQI and project total (workbook tab 'Project Pop Settlements')</w:t>
       </w:r>
     </w:p>
     <w:p>
@@ -5417,7 +6070,7 @@
         <w:rPr>
           <w:sz w:val="20"/>
         </w:rPr>
-        <w:t>Figure 10 — Connected-population ratio c(y) in the R0 model: 46.7% (2021) ramping to 100% (2070)</w:t>
+        <w:t>Figure 10 — Partial-full behaviour of a circular sewer (Colebrook-White, DN315 at 4.0 mm/m): velocity and discharge relative to full-bore, with the d/D design limits and this chapter's sizing example marked</w:t>
       </w:r>
     </w:p>
     <w:p>
@@ -5428,7 +6081,7 @@
         <w:rPr>
           <w:sz w:val="20"/>
         </w:rPr>
-        <w:t>Figure 11 — Ten largest tanker-served settlements in the R0 model (2024 volumes, project total 942 m3/d)</w:t>
+        <w:t>Figure 11 — Colebrook-White full-bore velocity at each Table 11 minimum gradient — the entire table reproduces the 0.75 m/s self-cleansing target</w:t>
       </w:r>
     </w:p>
     <w:p>
@@ -5439,7 +6092,7 @@
         <w:rPr>
           <w:sz w:val="20"/>
         </w:rPr>
-        <w:t>Figure 12 — Measured domestic consumption by governorate, 2024 (Adh Dhahirah highlighted; workbook 'Water Demand Criteria')</w:t>
+        <w:t>Figure 12 — Connected-population ratio c(y) in the R0 model: 46.7% (2021) ramping to 100% (2070)</w:t>
       </w:r>
     </w:p>
     <w:p>
@@ -5450,7 +6103,36 @@
         <w:rPr>
           <w:sz w:val="20"/>
         </w:rPr>
-        <w:t>Figure 13 — R0 wastewater generation to 2100 — three largest settlements and project total ('Project WW Generation'; values include the +20% weekly peak)</w:t>
+        <w:t xml:space="preserve">Figure 13 — Ten largest </w:t>
+      </w:r>
+      <w:r>
+        <w:rPr>
+          <w:sz w:val="20"/>
+        </w:rPr>
+        <w:t>tanker-served settlements in the R0 model (2024 volumes, project total 942 m3/d)</w:t>
+      </w:r>
+    </w:p>
+    <w:p>
+      <w:pPr>
+        <w:spacing w:after="40"/>
+      </w:pPr>
+      <w:r>
+        <w:rPr>
+          <w:sz w:val="20"/>
+        </w:rPr>
+        <w:t>Figure 14 — Measured domestic consumption by governorate, 2024 (Adh Dhahirah highlighted; workbook 'Water Demand Criteria')</w:t>
+      </w:r>
+    </w:p>
+    <w:p>
+      <w:pPr>
+        <w:spacing w:after="40"/>
+      </w:pPr>
+      <w:r>
+        <w:rPr>
+          <w:sz w:val="20"/>
+        </w:rPr>
+        <w:lastRenderedPageBreak/>
+        <w:t>Figure 15 — R0 wastewater generation to 2100 — three largest settlements and project total ('Project WW Generation'; values include the +20% weekly peak)</w:t>
       </w:r>
     </w:p>
     <w:p/>
@@ -5486,13 +6168,7 @@
         <w:rPr>
           <w:sz w:val="20"/>
         </w:rPr>
-        <w:t xml:space="preserve">Table 2 — The three </w:t>
-      </w:r>
-      <w:r>
-        <w:rPr>
-          <w:sz w:val="20"/>
-        </w:rPr>
-        <w:t>reference flows of G203-p65-66 and their design roles</w:t>
+        <w:t>Table 2 — The three reference flows of G203-p65-66 and their design roles</w:t>
       </w:r>
     </w:p>
     <w:p>
@@ -5547,8 +6223,7 @@
         <w:rPr>
           <w:sz w:val="20"/>
         </w:rPr>
-        <w:lastRenderedPageBreak/>
-        <w:t>Table 7 — Worked example — hypothetical 10,000-person settlement (illustrative)</w:t>
+        <w:t>Table 7 — G203 Table 11 minimum gradients reproduced by Colebrook-White at 0.75 m/s full-bore</w:t>
       </w:r>
     </w:p>
     <w:p>
@@ -5559,7 +6234,7 @@
         <w:rPr>
           <w:sz w:val="20"/>
         </w:rPr>
-        <w:t>Table 8 — Reconciliation of guideline values against the R0 demand model</w:t>
+        <w:t>Table 8 — Worked pipe-sizing example: Qpeak = 45 L/s on a 4.0 mm/m available fall</w:t>
       </w:r>
     </w:p>
     <w:p>
@@ -5570,7 +6245,7 @@
         <w:rPr>
           <w:sz w:val="20"/>
         </w:rPr>
-        <w:t>Table 9 — Full NCSI population series for Ibri wilayat as carried in the R0 workbook (2021-2033)</w:t>
+        <w:t>Table 9 — Worked example — hypothetical 10,000-person settlement (illustrative)</w:t>
       </w:r>
     </w:p>
     <w:p>
@@ -5581,7 +6256,7 @@
         <w:rPr>
           <w:sz w:val="20"/>
         </w:rPr>
-        <w:t>Table 10 — Constants of the 'Wastewater Criteria' tab (all marked 'can be adjusted' in the workbook)</w:t>
+        <w:t>Table 10 — Reconciliation of guideline values against the R0 demand model</w:t>
       </w:r>
     </w:p>
     <w:p>
@@ -5592,7 +6267,29 @@
         <w:rPr>
           <w:sz w:val="20"/>
         </w:rPr>
-        <w:t>Table 11 — Symbols of the R0 master equation</w:t>
+        <w:t>Table 11 — Full NCSI population series for Ibri wilayat as carried in the R0 workbook (2021-2033)</w:t>
+      </w:r>
+    </w:p>
+    <w:p>
+      <w:pPr>
+        <w:spacing w:after="40"/>
+      </w:pPr>
+      <w:r>
+        <w:rPr>
+          <w:sz w:val="20"/>
+        </w:rPr>
+        <w:t>Table 12 — Constants of the 'Wastewater Criteria' tab (all marked 'can be adjusted' in the workbook)</w:t>
+      </w:r>
+    </w:p>
+    <w:p>
+      <w:pPr>
+        <w:spacing w:after="40"/>
+      </w:pPr>
+      <w:r>
+        <w:rPr>
+          <w:sz w:val="20"/>
+        </w:rPr>
+        <w:t>Table 13 — Symbols of the R0 master equation</w:t>
       </w:r>
     </w:p>
     <w:p/>
@@ -5605,7 +6302,7 @@
       <w:pPr>
         <w:pStyle w:val="Heading1"/>
       </w:pPr>
-      <w:bookmarkStart w:id="1" w:name="_Toc237610777"/>
+      <w:bookmarkStart w:id="1" w:name="_Toc237933146"/>
       <w:r>
         <w:lastRenderedPageBreak/>
         <w:t>Introduction</w:t>
@@ -5616,7 +6313,7 @@
       <w:pPr>
         <w:pStyle w:val="Heading2"/>
       </w:pPr>
-      <w:bookmarkStart w:id="2" w:name="_Toc237610778"/>
+      <w:bookmarkStart w:id="2" w:name="_Toc237933147"/>
       <w:r>
         <w:t>Purpose and how to read this tutorial</w:t>
       </w:r>
@@ -5627,14 +6324,14 @@
         <w:spacing w:after="120"/>
       </w:pPr>
       <w:r>
-        <w:t>This document is a teaching text, not a design report: its goal is that the reader can afterwards perform and check every calculation independently. Each section first explains the concept in plain terms — what the quantity is, why it exists, what would go wrong without it — then gives the governing values and equations with their sources, and finally shows the numbers at work in the worked example of Section 14. No parameter is used without being defined, and no equation appears without its purpose stated.</w:t>
+        <w:t>This document is a teaching text, not a design report: its goal is that the reader can afterwards perform and check every calculation independently. Each section first explains the concept in plain terms — what the quantity is, why it exists, what would go wrong without it — then gives the governing values and equations with their sources, and finally shows the numbers at work in the worked example of Section 15. No parameter is used without being defined, and no equation appears without its purpose stated.</w:t>
       </w:r>
     </w:p>
     <w:p>
       <w:pPr>
         <w:pStyle w:val="Heading2"/>
       </w:pPr>
-      <w:bookmarkStart w:id="3" w:name="_Toc237610779"/>
+      <w:bookmarkStart w:id="3" w:name="_Toc237933148"/>
       <w:r>
         <w:t>Reference documents and citation convention</w:t>
       </w:r>
@@ -5712,7 +6409,13 @@
               <w:rPr>
                 <w:sz w:val="18"/>
               </w:rPr>
-              <w:t>PAM-GUD-203 — Wastewater Design Guidelines v1.0 (Rev 01), page ##</w:t>
+              <w:t xml:space="preserve">PAM-GUD-203 — Wastewater Design </w:t>
+            </w:r>
+            <w:r>
+              <w:rPr>
+                <w:sz w:val="18"/>
+              </w:rPr>
+              <w:t>Guidelines v1.0 (Rev 01), page ##</w:t>
             </w:r>
           </w:p>
         </w:tc>
@@ -5855,14 +6558,17 @@
         <w:spacing w:after="120"/>
       </w:pPr>
       <w:r>
-        <w:t>Where the guidelines and the R0 model differ, both values are given and the difference is flagged for confirmation with NWS (Section 15).</w:t>
+        <w:t xml:space="preserve">Where the guidelines and the R0 model differ, both values are given and the difference is flagged for confirmation with NWS </w:t>
+      </w:r>
+      <w:r>
+        <w:t>(Section 16).</w:t>
       </w:r>
     </w:p>
     <w:p>
       <w:pPr>
         <w:pStyle w:val="Heading1"/>
       </w:pPr>
-      <w:bookmarkStart w:id="4" w:name="_Toc237610780"/>
+      <w:bookmarkStart w:id="4" w:name="_Toc237933149"/>
       <w:r>
         <w:lastRenderedPageBreak/>
         <w:t>Key Concepts: How Sewage Flow Behaves</w:t>
@@ -5874,10 +6580,7 @@
         <w:spacing w:after="120"/>
       </w:pPr>
       <w:r>
-        <w:t xml:space="preserve">Before any calculation, three facts about sewage flow must be </w:t>
-      </w:r>
-      <w:r>
-        <w:t>understood, because the whole structure of the method follows from them.</w:t>
+        <w:t>Before any calculation, three facts about sewage flow must be understood, because the whole structure of the method follows from them.</w:t>
       </w:r>
     </w:p>
     <w:p>
@@ -5894,10 +6597,7 @@
         <w:t xml:space="preserve">It varies over the day. </w:t>
       </w:r>
       <w:r>
-        <w:t xml:space="preserve">Sewage flow follows human activity over the day. It is lowest in the small hours of the night (when what remains in the pipe is mostly </w:t>
-      </w:r>
-      <w:r>
-        <w:t>infiltration), rises steeply with the morning routine, and shows a second evening peak. Figure 1 shows a typical (illustrative) diurnal pattern.</w:t>
+        <w:t>Sewage flow follows human activity over the day. It is lowest in the small hours of the night (when what remains in the pipe is mostly infiltration), rises steeply with the morning routine, and shows a second evening peak. Figure 1 shows a typical (illustrative) diurnal pattern.</w:t>
       </w:r>
     </w:p>
     <w:p>
@@ -5943,7 +6643,7 @@
           <w:noProof/>
         </w:rPr>
         <w:drawing>
-          <wp:inline distT="0" distB="0" distL="0" distR="0" wp14:anchorId="650DF1F3" wp14:editId="6307EBA4">
+          <wp:inline distT="0" distB="0" distL="0" distR="0" wp14:anchorId="23213C0E" wp14:editId="4D09B5DC">
             <wp:extent cx="5394960" cy="2857941"/>
             <wp:effectExtent l="0" t="0" r="0" b="0"/>
             <wp:docPr id="1" name="Picture 1"/>
@@ -6128,7 +6828,13 @@
               <w:rPr>
                 <w:sz w:val="18"/>
               </w:rPr>
-              <w:t>Maximum Day Flow: the highest single-day volume of the year.</w:t>
+              <w:t xml:space="preserve">Maximum Day Flow: the highest single-day </w:t>
+            </w:r>
+            <w:r>
+              <w:rPr>
+                <w:sz w:val="18"/>
+              </w:rPr>
+              <w:t>volume of the year.</w:t>
             </w:r>
           </w:p>
         </w:tc>
@@ -6172,13 +6878,7 @@
               <w:rPr>
                 <w:sz w:val="18"/>
               </w:rPr>
-              <w:t xml:space="preserve">Peak Hour Flow: the </w:t>
-            </w:r>
-            <w:r>
-              <w:rPr>
-                <w:sz w:val="18"/>
-              </w:rPr>
-              <w:t>highest hourly flow of the year.</w:t>
+              <w:t>Peak Hour Flow: the highest hourly flow of the year.</w:t>
             </w:r>
           </w:p>
         </w:tc>
@@ -6217,7 +6917,7 @@
       <w:pPr>
         <w:pStyle w:val="Heading1"/>
       </w:pPr>
-      <w:bookmarkStart w:id="5" w:name="_Toc237610781"/>
+      <w:bookmarkStart w:id="5" w:name="_Toc237933150"/>
       <w:r>
         <w:lastRenderedPageBreak/>
         <w:t>The Calculation Chain at a Glance</w:t>
@@ -6241,7 +6941,7 @@
           <w:noProof/>
         </w:rPr>
         <w:drawing>
-          <wp:inline distT="0" distB="0" distL="0" distR="0" wp14:anchorId="41E7CFCA" wp14:editId="751B50B8">
+          <wp:inline distT="0" distB="0" distL="0" distR="0" wp14:anchorId="08928B6C" wp14:editId="78FB612F">
             <wp:extent cx="5120640" cy="5884206"/>
             <wp:effectExtent l="0" t="0" r="0" b="0"/>
             <wp:docPr id="2" name="Picture 2"/>
@@ -6294,7 +6994,7 @@
       <w:pPr>
         <w:pStyle w:val="Heading1"/>
       </w:pPr>
-      <w:bookmarkStart w:id="6" w:name="_Toc237610782"/>
+      <w:bookmarkStart w:id="6" w:name="_Toc237933151"/>
       <w:r>
         <w:lastRenderedPageBreak/>
         <w:t>Step 1 — Population</w:t>
@@ -6305,7 +7005,7 @@
       <w:pPr>
         <w:pStyle w:val="Heading2"/>
       </w:pPr>
-      <w:bookmarkStart w:id="7" w:name="_Toc237610783"/>
+      <w:bookmarkStart w:id="7" w:name="_Toc237933152"/>
       <w:r>
         <w:t>Why population comes first</w:t>
       </w:r>
@@ -6326,7 +7026,7 @@
       <w:pPr>
         <w:pStyle w:val="Heading2"/>
       </w:pPr>
-      <w:bookmarkStart w:id="8" w:name="_Toc237610784"/>
+      <w:bookmarkStart w:id="8" w:name="_Toc237933153"/>
       <w:r>
         <w:t>Route A — census projection (for the dated model years)</w:t>
       </w:r>
@@ -6354,10 +7054,7 @@
         <w:t xml:space="preserve">Start from the wilayat series. </w:t>
       </w:r>
       <w:r>
-        <w:t xml:space="preserve">The NCSI series for Ibri wilayat is the </w:t>
-      </w:r>
-      <w:r>
-        <w:t>authoritative starting point (G201-p58-59). The current figures, taken from the R0 workbook, are shown in Table 4 and Figure 3.</w:t>
+        <w:t>The NCSI series for Ibri wilayat is the authoritative starting point (G201-p58-59). The current figures, taken from the R0 workbook, are shown in Table 4 and Figure 3.</w:t>
       </w:r>
     </w:p>
     <w:p>
@@ -6424,7 +7121,7 @@
           <w:noProof/>
         </w:rPr>
         <w:drawing>
-          <wp:inline distT="0" distB="0" distL="0" distR="0" wp14:anchorId="33F4A8F7" wp14:editId="4C02EAF7">
+          <wp:inline distT="0" distB="0" distL="0" distR="0" wp14:anchorId="5ECC35B1" wp14:editId="5B34BD9C">
             <wp:extent cx="5394960" cy="4855464"/>
             <wp:effectExtent l="0" t="0" r="0" b="0"/>
             <wp:docPr id="3" name="Picture 3"/>
@@ -6918,10 +7615,7 @@
         <w:pStyle w:val="Caption"/>
       </w:pPr>
       <w:r>
-        <w:t xml:space="preserve">Table 3 — </w:t>
-      </w:r>
-      <w:r>
-        <w:t>NCSI population series for Ibri wilayat (from the R0 workbook; selected years)</w:t>
+        <w:t>Table 3 — NCSI population series for Ibri wilayat (from the R0 workbook; selected years)</w:t>
       </w:r>
     </w:p>
     <w:p>
@@ -6934,7 +7628,7 @@
         </w:rPr>
         <w:lastRenderedPageBreak/>
         <w:drawing>
-          <wp:inline distT="0" distB="0" distL="0" distR="0" wp14:anchorId="26FCDA67" wp14:editId="4D535EA2">
+          <wp:inline distT="0" distB="0" distL="0" distR="0" wp14:anchorId="115B029C" wp14:editId="6B7FD497">
             <wp:extent cx="5394960" cy="2785346"/>
             <wp:effectExtent l="0" t="0" r="0" b="0"/>
             <wp:docPr id="4" name="Picture 4"/>
@@ -6975,7 +7669,10 @@
         <w:pStyle w:val="Caption"/>
       </w:pPr>
       <w:r>
-        <w:t>Figure 4 — NCSI population series and forecast for Ibri wilayat, 2021-2033</w:t>
+        <w:t xml:space="preserve">Figure 4 — NCSI population series and </w:t>
+      </w:r>
+      <w:r>
+        <w:t>forecast for Ibri wilayat, 2021-2033</w:t>
       </w:r>
     </w:p>
     <w:p>
@@ -6995,7 +7692,7 @@
           <w:noProof/>
         </w:rPr>
         <w:drawing>
-          <wp:inline distT="0" distB="0" distL="0" distR="0" wp14:anchorId="1262560E" wp14:editId="618C0B76">
+          <wp:inline distT="0" distB="0" distL="0" distR="0" wp14:anchorId="220B8E5B" wp14:editId="3061094F">
             <wp:extent cx="5486400" cy="2749049"/>
             <wp:effectExtent l="0" t="0" r="0" b="0"/>
             <wp:docPr id="5" name="Picture 5"/>
@@ -7043,7 +7740,7 @@
       <w:pPr>
         <w:pStyle w:val="Heading2"/>
       </w:pPr>
-      <w:bookmarkStart w:id="9" w:name="_Toc237610785"/>
+      <w:bookmarkStart w:id="9" w:name="_Toc237933154"/>
       <w:r>
         <w:lastRenderedPageBreak/>
         <w:t>Route B — plots x occupancy (for the ultimate horizon)</w:t>
@@ -7220,10 +7917,7 @@
         <w:spacing w:after="120"/>
       </w:pPr>
       <w:r>
-        <w:t xml:space="preserve">Both OR inputs come from the NCSI data portal, which publishes population and </w:t>
-      </w:r>
-      <w:r>
-        <w:t>housing-unit counts from 2020 at governorate and wilayat level (G201-p59). The guideline adds two cautions:</w:t>
+        <w:t>Both OR inputs come from the NCSI data portal, which publishes population and housing-unit counts from 2020 at governorate and wilayat level (G201-p59). The guideline adds two cautions:</w:t>
       </w:r>
     </w:p>
     <w:p>
@@ -7257,7 +7951,10 @@
         <w:t xml:space="preserve">Development speed: </w:t>
       </w:r>
       <w:r>
-        <w:t>temper the assumption that all plots fill up — build-out takes decades, so the saturation population is a ceiling, not a date (G201-p59).</w:t>
+        <w:t xml:space="preserve">temper the assumption that all plots fill up — build-out takes </w:t>
+      </w:r>
+      <w:r>
+        <w:t>decades, so the saturation population is a ceiling, not a date (G201-p59).</w:t>
       </w:r>
     </w:p>
     <w:p>
@@ -7270,7 +7967,7 @@
         </w:rPr>
         <w:lastRenderedPageBreak/>
         <w:drawing>
-          <wp:inline distT="0" distB="0" distL="0" distR="0" wp14:anchorId="54A0866E" wp14:editId="2D521EA0">
+          <wp:inline distT="0" distB="0" distL="0" distR="0" wp14:anchorId="15AEE3C8" wp14:editId="71653F74">
             <wp:extent cx="5394960" cy="3688265"/>
             <wp:effectExtent l="0" t="0" r="0" b="0"/>
             <wp:docPr id="6" name="Picture 6"/>
@@ -7311,17 +8008,14 @@
         <w:pStyle w:val="Caption"/>
       </w:pPr>
       <w:r>
-        <w:t xml:space="preserve">Figure 6 — Route B — from cadastral plots to the saturation </w:t>
-      </w:r>
-      <w:r>
-        <w:t>population</w:t>
+        <w:t>Figure 6 — Route B — from cadastral plots to the saturation population</w:t>
       </w:r>
     </w:p>
     <w:p>
       <w:pPr>
         <w:pStyle w:val="Heading2"/>
       </w:pPr>
-      <w:bookmarkStart w:id="10" w:name="_Toc237610786"/>
+      <w:bookmarkStart w:id="10" w:name="_Toc237933155"/>
       <w:r>
         <w:t>How the two routes fit together — saturation vs dated horizons</w:t>
       </w:r>
@@ -7386,7 +8080,7 @@
       <w:pPr>
         <w:pStyle w:val="Heading2"/>
       </w:pPr>
-      <w:bookmarkStart w:id="11" w:name="_Toc237610787"/>
+      <w:bookmarkStart w:id="11" w:name="_Toc237933156"/>
       <w:r>
         <w:t>Future plots and stub-outs — how undeveloped land enters the design</w:t>
       </w:r>
@@ -7479,7 +8173,7 @@
       <w:pPr>
         <w:pStyle w:val="Heading2"/>
       </w:pPr>
-      <w:bookmarkStart w:id="12" w:name="_Toc237610788"/>
+      <w:bookmarkStart w:id="12" w:name="_Toc237933157"/>
       <w:r>
         <w:t>Is the available plot data ready for this?</w:t>
       </w:r>
@@ -7500,7 +8194,7 @@
       <w:pPr>
         <w:pStyle w:val="Heading1"/>
       </w:pPr>
-      <w:bookmarkStart w:id="13" w:name="_Toc237610789"/>
+      <w:bookmarkStart w:id="13" w:name="_Toc237933158"/>
       <w:r>
         <w:lastRenderedPageBreak/>
         <w:t>Step 2 — Water Demand</w:t>
@@ -7511,7 +8205,7 @@
       <w:pPr>
         <w:pStyle w:val="Heading2"/>
       </w:pPr>
-      <w:bookmarkStart w:id="14" w:name="_Toc237610790"/>
+      <w:bookmarkStart w:id="14" w:name="_Toc237933159"/>
       <w:r>
         <w:t>The concept: sewage begins as drinking water</w:t>
       </w:r>
@@ -7529,7 +8223,7 @@
       <w:pPr>
         <w:pStyle w:val="Heading2"/>
       </w:pPr>
-      <w:bookmarkStart w:id="15" w:name="_Toc237610791"/>
+      <w:bookmarkStart w:id="15" w:name="_Toc237933160"/>
       <w:r>
         <w:t>The per-capita method and why the components are added</w:t>
       </w:r>
@@ -7564,10 +8258,10 @@
         <w:ind w:left="432"/>
       </w:pPr>
       <w:r>
-        <w:t xml:space="preserve">• At </w:t>
-      </w:r>
-      <w:r>
-        <w:t>model scale, the same consumption is instead assigned spatially: each commercial or institutional plot is loaded at its own network node, using the unit rates of G201-p61 Table 12 (130 l/pupil/d for schools, 650 l/bed/d for hospitals, 12.2 l/m2/d for shopping floor area, 93 l/employee/d for offices, etc.), with the occupancy of each facility taken from the GIS land-use data. This is the appropriate method when the question is 'which pipe must carry the hospital's discharge'.</w:t>
+        <w:t xml:space="preserve">• At model scale, the same consumption is instead assigned spatially: each commercial or institutional plot is loaded at its </w:t>
+      </w:r>
+      <w:r>
+        <w:t>own network node, using the unit rates of G201-p61 Table 12 (130 l/pupil/d for schools, 650 l/bed/d for hospitals, 12.2 l/m2/d for shopping floor area, 93 l/employee/d for offices, etc.), with the occupancy of each facility taken from the GIS land-use data. This is the appropriate method when the question is 'which pipe must carry the hospital's discharge'.</w:t>
       </w:r>
     </w:p>
     <w:p>
@@ -7797,13 +8491,7 @@
               <w:rPr>
                 <w:sz w:val="18"/>
               </w:rPr>
-              <w:t xml:space="preserve">+14% of </w:t>
-            </w:r>
-            <w:r>
-              <w:rPr>
-                <w:sz w:val="18"/>
-              </w:rPr>
-              <w:t>domestic (governorate ratio)</w:t>
+              <w:t>+14% of domestic (governorate ratio)</w:t>
             </w:r>
           </w:p>
         </w:tc>
@@ -7897,7 +8585,10 @@
         <w:pStyle w:val="Caption"/>
       </w:pPr>
       <w:r>
-        <w:t>Table 4 — Water demand build-up for Ibri (aggregate per-capita view)</w:t>
+        <w:t xml:space="preserve">Table 4 — Water demand </w:t>
+      </w:r>
+      <w:r>
+        <w:t>build-up for Ibri (aggregate per-capita view)</w:t>
       </w:r>
     </w:p>
     <w:p>
@@ -7909,7 +8600,7 @@
           <w:noProof/>
         </w:rPr>
         <w:drawing>
-          <wp:inline distT="0" distB="0" distL="0" distR="0" wp14:anchorId="426DB2D9" wp14:editId="0572F6B1">
+          <wp:inline distT="0" distB="0" distL="0" distR="0" wp14:anchorId="54403023" wp14:editId="3D83973E">
             <wp:extent cx="5486400" cy="1886664"/>
             <wp:effectExtent l="0" t="0" r="0" b="0"/>
             <wp:docPr id="7" name="Picture 7"/>
@@ -7950,10 +8641,7 @@
         <w:pStyle w:val="Caption"/>
       </w:pPr>
       <w:r>
-        <w:t xml:space="preserve">Figure 7 — Water demand build-up: how 223 l/c/d is assembled from its three </w:t>
-      </w:r>
-      <w:r>
-        <w:t>components</w:t>
+        <w:t>Figure 7 — Water demand build-up: how 223 l/c/d is assembled from its three components</w:t>
       </w:r>
     </w:p>
     <w:p>
@@ -7968,7 +8656,7 @@
       <w:pPr>
         <w:pStyle w:val="Heading1"/>
       </w:pPr>
-      <w:bookmarkStart w:id="16" w:name="_Toc237610792"/>
+      <w:bookmarkStart w:id="16" w:name="_Toc237933161"/>
       <w:r>
         <w:lastRenderedPageBreak/>
         <w:t>Step 3 — Wastewater Return</w:t>
@@ -7979,7 +8667,7 @@
       <w:pPr>
         <w:pStyle w:val="Heading2"/>
       </w:pPr>
-      <w:bookmarkStart w:id="17" w:name="_Toc237610793"/>
+      <w:bookmarkStart w:id="17" w:name="_Toc237933162"/>
       <w:r>
         <w:t>The concept: not all water comes back</w:t>
       </w:r>
@@ -8094,13 +8782,7 @@
               <w:rPr>
                 <w:sz w:val="18"/>
               </w:rPr>
-              <w:t xml:space="preserve">most indoor use returns; ~15% lost to gardens, coolers, </w:t>
-            </w:r>
-            <w:r>
-              <w:rPr>
-                <w:sz w:val="18"/>
-              </w:rPr>
-              <w:t>outdoor cleaning</w:t>
+              <w:t>most indoor use returns; ~15% lost to gardens, coolers, outdoor cleaning</w:t>
             </w:r>
           </w:p>
         </w:tc>
@@ -8144,7 +8826,13 @@
               <w:rPr>
                 <w:sz w:val="18"/>
               </w:rPr>
-              <w:t>large landscaped compounds, cooling and process losses make commercial/institutional use far more consumptive</w:t>
+              <w:t xml:space="preserve">large landscaped compounds, cooling and process losses make </w:t>
+            </w:r>
+            <w:r>
+              <w:rPr>
+                <w:sz w:val="18"/>
+              </w:rPr>
+              <w:t>commercial/institutional use far more consumptive</w:t>
             </w:r>
           </w:p>
         </w:tc>
@@ -8318,7 +9006,7 @@
         </w:rPr>
         <w:lastRenderedPageBreak/>
         <w:drawing>
-          <wp:inline distT="0" distB="0" distL="0" distR="0" wp14:anchorId="266E9F32" wp14:editId="7CDE1228">
+          <wp:inline distT="0" distB="0" distL="0" distR="0" wp14:anchorId="7C4DE7E8" wp14:editId="53C6ACEF">
             <wp:extent cx="5394960" cy="2398736"/>
             <wp:effectExtent l="0" t="0" r="0" b="0"/>
             <wp:docPr id="8" name="Picture 8"/>
@@ -8366,7 +9054,7 @@
       <w:pPr>
         <w:pStyle w:val="Heading1"/>
       </w:pPr>
-      <w:bookmarkStart w:id="18" w:name="_Toc237610794"/>
+      <w:bookmarkStart w:id="18" w:name="_Toc237933163"/>
       <w:r>
         <w:lastRenderedPageBreak/>
         <w:t>Step 4 — Additions: Infiltration and Tankered Sewage</w:t>
@@ -8377,7 +9065,7 @@
       <w:pPr>
         <w:pStyle w:val="Heading2"/>
       </w:pPr>
-      <w:bookmarkStart w:id="19" w:name="_Toc237610795"/>
+      <w:bookmarkStart w:id="19" w:name="_Toc237933164"/>
       <w:r>
         <w:t>Infiltration — what it is and how it is estimated</w:t>
       </w:r>
@@ -8447,7 +9135,7 @@
         <w:spacing w:after="120"/>
       </w:pPr>
       <w:r>
-        <w:t xml:space="preserve">The R0 model provisionally applies the 10 percent rule to selected settlements. For the new Ibri network this is roughly ten times the guideline's linear allowance — a conservative choice that is safe for STP capacity but not free: carried through to ultimate flows it adds several thousand m3/d of phantom flow to the STP sizing and dilutes the design concentrations. The recommended treatment (Section 15) is to carry the guideline value as the design basis, keep 10 percent as an upper sensitivity bound, and </w:t>
+        <w:t xml:space="preserve">The R0 model provisionally applies the 10 percent rule to selected settlements. For the new Ibri network this is roughly ten times the guideline's linear allowance — a conservative choice that is safe for STP capacity but not free: carried through to ultimate flows it adds several thousand m3/d of phantom flow to the STP sizing and dilutes the design concentrations. The recommended treatment (Section 16) is to carry the guideline value as the design basis, keep 10 percent as an upper sensitivity bound, and </w:t>
       </w:r>
       <w:r>
         <w:t>have NWS confirm the basis at kickoff.</w:t>
@@ -8457,7 +9145,7 @@
       <w:pPr>
         <w:pStyle w:val="Heading2"/>
       </w:pPr>
-      <w:bookmarkStart w:id="20" w:name="_Toc237610796"/>
+      <w:bookmarkStart w:id="20" w:name="_Toc237933165"/>
       <w:r>
         <w:t>Tankered sewage</w:t>
       </w:r>
@@ -8477,7 +9165,7 @@
       </w:pPr>
       <w:r>
         <w:lastRenderedPageBreak/>
-        <w:t>• The R0 model collects tankered flows from settlements within 25 km of the STP. This radius is an R0 assumption with no guideline source — it must not be mixed into design calculations until NWS confirms it (Section 15).</w:t>
+        <w:t>• The R0 model collects tankered flows from settlements within 25 km of the STP. This radius is an R0 assumption with no guideline source — it must not be mixed into design calculations until NWS confirms it (Section 16).</w:t>
       </w:r>
     </w:p>
     <w:p>
@@ -8492,7 +9180,7 @@
       <w:pPr>
         <w:pStyle w:val="Heading1"/>
       </w:pPr>
-      <w:bookmarkStart w:id="21" w:name="_Toc237610797"/>
+      <w:bookmarkStart w:id="21" w:name="_Toc237933166"/>
       <w:r>
         <w:lastRenderedPageBreak/>
         <w:t>Step 5 — Average Daily Flow</w:t>
@@ -8679,14 +9367,14 @@
         <w:spacing w:after="120"/>
       </w:pPr>
       <w:r>
-        <w:t>Qadf equals the AAF of Section 3 and is the backbone quantity of the design: every later flow is derived from it, the biological STP sizing rests on it, and the phasing analysis compares it across model years. In the worked example (Section 14) it evaluates to 1,731 m3/d, i.e. 20.0 L/s.</w:t>
+        <w:t>Qadf equals the AAF of Section 3 and is the backbone quantity of the design: every later flow is derived from it, the biological STP sizing rests on it, and the phasing analysis compares it across model years. In the worked example (Section 15) it evaluates to 1,731 m3/d, i.e. 20.0 L/s.</w:t>
       </w:r>
     </w:p>
     <w:p>
       <w:pPr>
         <w:pStyle w:val="Heading1"/>
       </w:pPr>
-      <w:bookmarkStart w:id="22" w:name="_Toc237610798"/>
+      <w:bookmarkStart w:id="22" w:name="_Toc237933167"/>
       <w:r>
         <w:lastRenderedPageBreak/>
         <w:t>Step 6 — Peak Flows</w:t>
@@ -8697,7 +9385,7 @@
       <w:pPr>
         <w:pStyle w:val="Heading2"/>
       </w:pPr>
-      <w:bookmarkStart w:id="23" w:name="_Toc237610799"/>
+      <w:bookmarkStart w:id="23" w:name="_Toc237933168"/>
       <w:r>
         <w:t>What a peak factor is and why it shrinks with catchment size</w:t>
       </w:r>
@@ -8708,20 +9396,17 @@
         <w:spacing w:after="120"/>
       </w:pPr>
       <w:r>
-        <w:t xml:space="preserve">Pipes </w:t>
-      </w:r>
-      <w:r>
-        <w:t>and pumps must carry the worst hour, not the average day — a sewer sized for Qadf would surcharge every morning (Figure 2). The peak factor is the multiplier that converts the average flow into that governing peak. Because individual households' peaks do not coincide, the aggregate flow smooths out as the catchment grows: PF is large for a street (approaching the cap of 5), small for a city trunk (approaching about 1.6). All peak-factor formulas are therefore decreasing functions of flow. Peaking applies to</w:t>
-      </w:r>
-      <w:r>
-        <w:t xml:space="preserve"> the sewage component only — infiltration is a steady base flow and is added after peaking.</w:t>
+        <w:t>Pipes and pumps must carry the worst hour, not the average day — a sewer sized for Qadf would surcharge every morning (Figure 2). The peak factor is the multiplier that converts the average flow into that governing peak. Because individual households' peaks do not coincide, the aggregate flow smooths out as the catchment grows: PF is large for a street (approaching the cap of 5), small for a city trunk (approaching about 1.6). All peak-factor formulas are therefore decreasing functions of flow. Peaking appl</w:t>
+      </w:r>
+      <w:r>
+        <w:t>ies to the sewage component only — infiltration is a steady base flow and is added after peaking.</w:t>
       </w:r>
     </w:p>
     <w:p>
       <w:pPr>
         <w:pStyle w:val="Heading2"/>
       </w:pPr>
-      <w:bookmarkStart w:id="24" w:name="_Toc237610800"/>
+      <w:bookmarkStart w:id="24" w:name="_Toc237933169"/>
       <w:r>
         <w:t>The two permitted formulas — and why they differ</w:t>
       </w:r>
@@ -8950,10 +9635,7 @@
         <w:spacing w:after="120"/>
       </w:pPr>
       <w:r>
-        <w:t xml:space="preserve">Both are capped by the absolute limit PF ≤ 5.0 on the </w:t>
-      </w:r>
-      <w:r>
-        <w:t>hourly factor (G201-p72). Figure 9 plots the two over the practically relevant flow range.</w:t>
+        <w:t>Both are capped by the absolute limit PF ≤ 5.0 on the hourly factor (G201-p72). Figure 9 plots the two over the practically relevant flow range.</w:t>
       </w:r>
     </w:p>
     <w:p>
@@ -8966,7 +9648,7 @@
         </w:rPr>
         <w:lastRenderedPageBreak/>
         <w:drawing>
-          <wp:inline distT="0" distB="0" distL="0" distR="0" wp14:anchorId="6E6B964B" wp14:editId="3071AE90">
+          <wp:inline distT="0" distB="0" distL="0" distR="0" wp14:anchorId="07E53E32" wp14:editId="008FB0D3">
             <wp:extent cx="5394960" cy="2822171"/>
             <wp:effectExtent l="0" t="0" r="0" b="0"/>
             <wp:docPr id="9" name="Picture 9"/>
@@ -9007,7 +9689,10 @@
         <w:pStyle w:val="Caption"/>
       </w:pPr>
       <w:r>
-        <w:t>Figure 9 — Peltier and Merrimack peak factors versus average flow, with the PF = 5.0 cap and the worked example marked</w:t>
+        <w:t xml:space="preserve">Figure 9 — Peltier and </w:t>
+      </w:r>
+      <w:r>
+        <w:t>Merrimack peak factors versus average flow, with the PF = 5.0 cap and the worked example marked</w:t>
       </w:r>
     </w:p>
     <w:p>
@@ -9073,7 +9758,7 @@
       <w:pPr>
         <w:pStyle w:val="Heading2"/>
       </w:pPr>
-      <w:bookmarkStart w:id="25" w:name="_Toc237610801"/>
+      <w:bookmarkStart w:id="25" w:name="_Toc237933170"/>
       <w:r>
         <w:t>Which formula for which element — and where Qm comes from</w:t>
       </w:r>
@@ -9109,7 +9794,7 @@
         <w:spacing w:after="120"/>
       </w:pPr>
       <w:r>
-        <w:t>So Merrimack is one of the STP's design checks, not the STP sizing method wholesale. The allocation above is standard practice; NWS's confirmation of the binding formula per element is on the kickoff list — the difference is roughly 40 percent of pipe capacity, which is not a rounding issue. The R0 model additionally applies a +20 percent weekly peak with no guideline source; it is flagged in Section 15 (and note that the R0 workbook's WW Generation series already contains this factor — Appendix B).</w:t>
+        <w:t>So Merrimack is one of the STP's design checks, not the STP sizing method wholesale. The allocation above is standard practice; NWS's confirmation of the binding formula per element is on the kickoff list — the difference is roughly 40 percent of pipe capacity, which is not a rounding issue. The R0 model additionally applies a +20 percent weekly peak with no guideline source; it is flagged in Section 16 (and note that the R0 workbook's WW Generation series already contains this factor — Appendix B).</w:t>
       </w:r>
     </w:p>
     <w:p>
@@ -9127,7 +9812,7 @@
       <w:pPr>
         <w:pStyle w:val="Heading1"/>
       </w:pPr>
-      <w:bookmarkStart w:id="26" w:name="_Toc237610802"/>
+      <w:bookmarkStart w:id="26" w:name="_Toc237933171"/>
       <w:r>
         <w:lastRenderedPageBreak/>
         <w:t>Step 7 — Organic (Pollution) Loads</w:t>
@@ -9138,7 +9823,7 @@
       <w:pPr>
         <w:pStyle w:val="Heading2"/>
       </w:pPr>
-      <w:bookmarkStart w:id="27" w:name="_Toc237610803"/>
+      <w:bookmarkStart w:id="27" w:name="_Toc237933172"/>
       <w:r>
         <w:t>What the loads are</w:t>
       </w:r>
@@ -9207,7 +9892,7 @@
       <w:pPr>
         <w:pStyle w:val="Heading2"/>
       </w:pPr>
-      <w:bookmarkStart w:id="28" w:name="_Toc237610804"/>
+      <w:bookmarkStart w:id="28" w:name="_Toc237933173"/>
       <w:r>
         <w:t>Why loads are fixed per person, not per litre</w:t>
       </w:r>
@@ -9385,20 +10070,23 @@
       </w:pPr>
       <w:r>
         <w:lastRenderedPageBreak/>
-        <w:t>with C in mg/l. Because the mass is fixed while Oman's water use is low, the concentration comes out high: around 300-400 mg/l BOD5, versus about 200 mg/l in water-rich European systems. This matters in practice — a concentrated influent shifts the STP process choice (oxygen transfer, sludge yield, possible primary treatment) and makes the infiltration assumption visible in the influent quality data: excessive assumed infiltration would predict dilute sewage that the STP's laboratory records will contradict</w:t>
-      </w:r>
-      <w:r>
-        <w:t>.</w:t>
+        <w:t xml:space="preserve">with C in mg/l. Because the </w:t>
+      </w:r>
+      <w:r>
+        <w:t>mass is fixed while Oman's water use is low, the concentration comes out high: around 300-400 mg/l BOD5, versus about 200 mg/l in water-rich European systems. This matters in practice — a concentrated influent shifts the STP process choice (oxygen transfer, sludge yield, possible primary treatment) and makes the infiltration assumption visible in the influent quality data: excessive assumed infiltration would predict dilute sewage that the STP's laboratory records will contradict.</w:t>
       </w:r>
     </w:p>
     <w:p>
       <w:pPr>
         <w:pStyle w:val="Heading1"/>
       </w:pPr>
-      <w:bookmarkStart w:id="29" w:name="_Toc237610805"/>
+      <w:bookmarkStart w:id="29" w:name="_Toc237933174"/>
       <w:r>
         <w:lastRenderedPageBreak/>
-        <w:t>Step 8 — Which Flow Sizes What</w:t>
+        <w:t xml:space="preserve">Step 8 — Which Flow </w:t>
+      </w:r>
+      <w:r>
+        <w:t>Sizes What</w:t>
       </w:r>
       <w:bookmarkEnd w:id="29"/>
     </w:p>
@@ -9407,10 +10095,7 @@
         <w:spacing w:after="120"/>
       </w:pPr>
       <w:r>
-        <w:t xml:space="preserve">Each element of the system is governed by the flow that physically challenges it. A pipe never sees the annual average — it sees this </w:t>
-      </w:r>
-      <w:r>
-        <w:t>morning's peak; a biological reactor barely notices the peak hour — bacteria respond to the daily mass. The table below assigns the governing flow to each element, and the notes below explain each line.</w:t>
+        <w:t>Each element of the system is governed by the flow that physically challenges it. A pipe never sees the annual average — it sees this morning's peak; a biological reactor barely notices the peak hour — bacteria respond to the daily mass. The table below assigns the governing flow to each element, and the notes below explain each line.</w:t>
       </w:r>
     </w:p>
     <w:tbl>
@@ -9602,7 +10287,13 @@
               <w:rPr>
                 <w:sz w:val="16"/>
               </w:rPr>
-              <w:t>screens, channels, distribution structures pass the peak hour (G203-p65-66)</w:t>
+              <w:t xml:space="preserve">screens, channels, distribution structures pass the peak </w:t>
+            </w:r>
+            <w:r>
+              <w:rPr>
+                <w:sz w:val="16"/>
+              </w:rPr>
+              <w:t>hour (G203-p65-66)</w:t>
             </w:r>
           </w:p>
         </w:tc>
@@ -9664,13 +10355,7 @@
               <w:rPr>
                 <w:sz w:val="16"/>
               </w:rPr>
-              <w:t xml:space="preserve">TE / TSE </w:t>
-            </w:r>
-            <w:r>
-              <w:rPr>
-                <w:sz w:val="16"/>
-              </w:rPr>
-              <w:t>pipelines</w:t>
+              <w:t>TE / TSE pipelines</w:t>
             </w:r>
           </w:p>
         </w:tc>
@@ -9746,7 +10431,7 @@
       <w:pPr>
         <w:pStyle w:val="Heading1"/>
       </w:pPr>
-      <w:bookmarkStart w:id="30" w:name="_Toc237610806"/>
+      <w:bookmarkStart w:id="30" w:name="_Toc237933175"/>
       <w:r>
         <w:lastRenderedPageBreak/>
         <w:t>Step 9 — STP Incoming Flow, TSE and Sludge</w:t>
@@ -9757,7 +10442,7 @@
       <w:pPr>
         <w:pStyle w:val="Heading2"/>
       </w:pPr>
-      <w:bookmarkStart w:id="31" w:name="_Toc237610807"/>
+      <w:bookmarkStart w:id="31" w:name="_Toc237933176"/>
       <w:r>
         <w:t>The STP design flow</w:t>
       </w:r>
@@ -9890,17 +10575,17 @@
         <w:spacing w:after="120"/>
       </w:pPr>
       <w:r>
-        <w:t xml:space="preserve">The </w:t>
-      </w:r>
-      <w:r>
-        <w:t>resulting capacity places the plant in the G203-p65 size categories (Medium 500-20,000 m3/d, Large ≥ 20,000 m3/d), and — per the TOR — the Phase I capacity relative to 20,000 m3/d decides whether the new STP's preliminary design and EPC tender remain within this consultancy.</w:t>
+        <w:t xml:space="preserve">The resulting capacity places the plant in the G203-p65 size categories (Medium 500-20,000 m3/d, Large ≥ 20,000 m3/d), and — per the TOR — </w:t>
+      </w:r>
+      <w:r>
+        <w:t>the Phase I capacity relative to 20,000 m3/d decides whether the new STP's preliminary design and EPC tender remain within this consultancy.</w:t>
       </w:r>
     </w:p>
     <w:p>
       <w:pPr>
         <w:pStyle w:val="Heading2"/>
       </w:pPr>
-      <w:bookmarkStart w:id="32" w:name="_Toc237610808"/>
+      <w:bookmarkStart w:id="32" w:name="_Toc237933177"/>
       <w:r>
         <w:t>TSE — the product</w:t>
       </w:r>
@@ -9918,7 +10603,7 @@
       <w:pPr>
         <w:pStyle w:val="Heading2"/>
       </w:pPr>
-      <w:bookmarkStart w:id="33" w:name="_Toc237610809"/>
+      <w:bookmarkStart w:id="33" w:name="_Toc237933178"/>
       <w:r>
         <w:t>Sludge — the by-product</w:t>
       </w:r>
@@ -9942,12 +10627,1977 @@
       <w:pPr>
         <w:pStyle w:val="Heading1"/>
       </w:pPr>
-      <w:bookmarkStart w:id="34" w:name="_Toc237610810"/>
+      <w:bookmarkStart w:id="34" w:name="_Toc237933179"/>
+      <w:r>
+        <w:lastRenderedPageBreak/>
+        <w:t>How a Pipe Carries the Flow — Colebrook-White Hydraulics</w:t>
+      </w:r>
+      <w:bookmarkEnd w:id="34"/>
+    </w:p>
+    <w:p>
+      <w:pPr>
+        <w:pStyle w:val="Heading2"/>
+      </w:pPr>
+      <w:bookmarkStart w:id="35" w:name="_Toc237933180"/>
+      <w:r>
+        <w:t>Why this chapter exists</w:t>
+      </w:r>
+      <w:bookmarkEnd w:id="35"/>
+    </w:p>
+    <w:p>
+      <w:pPr>
+        <w:spacing w:after="120"/>
+      </w:pPr>
+      <w:r>
+        <w:t>Everything so far answers one question: how much sewage arrives. Steps 1-5 built the average flow, Step 6 peaked it, Step 7 loaded it. None of it tells you whether a DN250 laid at 4 mm/m can actually carry that peak. That is a hydraulics question, and this chapter closes the gap. It also matters practically: this is exactly the method the W4 network-design pipeline implements, pipe by pipe. The guideline accepts Colebrook-White or Manning (G203-p24); this project uses Colebrook-White throughout, with the fi</w:t>
+      </w:r>
+      <w:r>
+        <w:t>xed inputs the guideline prescribes.</w:t>
+      </w:r>
+    </w:p>
+    <w:p>
+      <w:pPr>
+        <w:pStyle w:val="Heading2"/>
+      </w:pPr>
+      <w:bookmarkStart w:id="36" w:name="_Toc237933181"/>
+      <w:r>
+        <w:t>The equation, piece by piece</w:t>
+      </w:r>
+      <w:bookmarkEnd w:id="36"/>
+    </w:p>
+    <w:p>
+      <w:pPr>
+        <w:spacing w:after="120"/>
+      </w:pPr>
+      <w:r>
+        <w:t>For a pipe running exactly full, Colebrook-White gives the velocity directly — no iteration, no friction-factor chart:</w:t>
+      </w:r>
+    </w:p>
+    <w:p>
+      <w:pPr>
+        <w:spacing w:after="120"/>
+        <w:jc w:val="center"/>
+      </w:pPr>
+      <m:oMathPara>
+        <m:oMath>
+          <m:r>
+            <w:rPr>
+              <w:rFonts w:ascii="Cambria Math" w:hAnsi="Cambria Math"/>
+            </w:rPr>
+            <m:t>V</m:t>
+          </m:r>
+          <m:r>
+            <w:rPr>
+              <w:rFonts w:ascii="Cambria Math" w:hAnsi="Cambria Math"/>
+            </w:rPr>
+            <m:t xml:space="preserve"> = -2 </m:t>
+          </m:r>
+          <m:rad>
+            <m:radPr>
+              <m:degHide m:val="1"/>
+              <m:ctrlPr>
+                <w:rPr>
+                  <w:rFonts w:ascii="Cambria Math" w:hAnsi="Cambria Math"/>
+                </w:rPr>
+              </m:ctrlPr>
+            </m:radPr>
+            <m:deg/>
+            <m:e>
+              <m:r>
+                <w:rPr>
+                  <w:rFonts w:ascii="Cambria Math" w:hAnsi="Cambria Math"/>
+                </w:rPr>
+                <m:t>2</m:t>
+              </m:r>
+              <m:r>
+                <w:rPr>
+                  <w:rFonts w:ascii="Cambria Math" w:hAnsi="Cambria Math"/>
+                </w:rPr>
+                <m:t>gDS</m:t>
+              </m:r>
+            </m:e>
+          </m:rad>
+          <m:r>
+            <w:rPr>
+              <w:rFonts w:ascii="Cambria Math" w:hAnsi="Cambria Math"/>
+            </w:rPr>
+            <m:t xml:space="preserve"> × </m:t>
+          </m:r>
+          <m:sSub>
+            <m:sSubPr>
+              <m:ctrlPr>
+                <w:rPr>
+                  <w:rFonts w:ascii="Cambria Math" w:hAnsi="Cambria Math"/>
+                </w:rPr>
+              </m:ctrlPr>
+            </m:sSubPr>
+            <m:e>
+              <m:r>
+                <w:rPr>
+                  <w:rFonts w:ascii="Cambria Math" w:hAnsi="Cambria Math"/>
+                </w:rPr>
+                <m:t>log</m:t>
+              </m:r>
+            </m:e>
+            <m:sub>
+              <m:r>
+                <w:rPr>
+                  <w:rFonts w:ascii="Cambria Math" w:hAnsi="Cambria Math"/>
+                </w:rPr>
+                <m:t>10</m:t>
+              </m:r>
+            </m:sub>
+          </m:sSub>
+          <m:r>
+            <w:rPr>
+              <w:rFonts w:ascii="Cambria Math" w:hAnsi="Cambria Math"/>
+            </w:rPr>
+            <m:t xml:space="preserve">( </m:t>
+          </m:r>
+          <m:f>
+            <m:fPr>
+              <m:ctrlPr>
+                <w:rPr>
+                  <w:rFonts w:ascii="Cambria Math" w:hAnsi="Cambria Math"/>
+                </w:rPr>
+              </m:ctrlPr>
+            </m:fPr>
+            <m:num>
+              <m:sSub>
+                <m:sSubPr>
+                  <m:ctrlPr>
+                    <w:rPr>
+                      <w:rFonts w:ascii="Cambria Math" w:hAnsi="Cambria Math"/>
+                    </w:rPr>
+                  </m:ctrlPr>
+                </m:sSubPr>
+                <m:e>
+                  <m:r>
+                    <w:rPr>
+                      <w:rFonts w:ascii="Cambria Math" w:hAnsi="Cambria Math"/>
+                    </w:rPr>
+                    <m:t>k</m:t>
+                  </m:r>
+                </m:e>
+                <m:sub>
+                  <m:r>
+                    <w:rPr>
+                      <w:rFonts w:ascii="Cambria Math" w:hAnsi="Cambria Math"/>
+                    </w:rPr>
+                    <m:t>s</m:t>
+                  </m:r>
+                </m:sub>
+              </m:sSub>
+            </m:num>
+            <m:den>
+              <m:r>
+                <w:rPr>
+                  <w:rFonts w:ascii="Cambria Math" w:hAnsi="Cambria Math"/>
+                </w:rPr>
+                <m:t xml:space="preserve">3.71 </m:t>
+              </m:r>
+              <m:r>
+                <w:rPr>
+                  <w:rFonts w:ascii="Cambria Math" w:hAnsi="Cambria Math"/>
+                </w:rPr>
+                <m:t>D</m:t>
+              </m:r>
+            </m:den>
+          </m:f>
+          <m:r>
+            <w:rPr>
+              <w:rFonts w:ascii="Cambria Math" w:hAnsi="Cambria Math"/>
+            </w:rPr>
+            <m:t xml:space="preserve"> + </m:t>
+          </m:r>
+          <m:f>
+            <m:fPr>
+              <m:ctrlPr>
+                <w:rPr>
+                  <w:rFonts w:ascii="Cambria Math" w:hAnsi="Cambria Math"/>
+                </w:rPr>
+              </m:ctrlPr>
+            </m:fPr>
+            <m:num>
+              <m:r>
+                <w:rPr>
+                  <w:rFonts w:ascii="Cambria Math" w:hAnsi="Cambria Math"/>
+                </w:rPr>
+                <m:t xml:space="preserve">2.51 </m:t>
+              </m:r>
+              <m:r>
+                <w:rPr>
+                  <w:rFonts w:ascii="Cambria Math" w:hAnsi="Cambria Math"/>
+                </w:rPr>
+                <m:t>ν</m:t>
+              </m:r>
+            </m:num>
+            <m:den>
+              <m:r>
+                <w:rPr>
+                  <w:rFonts w:ascii="Cambria Math" w:hAnsi="Cambria Math"/>
+                </w:rPr>
+                <m:t>D</m:t>
+              </m:r>
+              <m:r>
+                <w:rPr>
+                  <w:rFonts w:ascii="Cambria Math" w:hAnsi="Cambria Math"/>
+                </w:rPr>
+                <m:t xml:space="preserve"> </m:t>
+              </m:r>
+              <m:rad>
+                <m:radPr>
+                  <m:degHide m:val="1"/>
+                  <m:ctrlPr>
+                    <w:rPr>
+                      <w:rFonts w:ascii="Cambria Math" w:hAnsi="Cambria Math"/>
+                    </w:rPr>
+                  </m:ctrlPr>
+                </m:radPr>
+                <m:deg/>
+                <m:e>
+                  <m:r>
+                    <w:rPr>
+                      <w:rFonts w:ascii="Cambria Math" w:hAnsi="Cambria Math"/>
+                    </w:rPr>
+                    <m:t>2</m:t>
+                  </m:r>
+                  <m:r>
+                    <w:rPr>
+                      <w:rFonts w:ascii="Cambria Math" w:hAnsi="Cambria Math"/>
+                    </w:rPr>
+                    <m:t>gDS</m:t>
+                  </m:r>
+                </m:e>
+              </m:rad>
+            </m:den>
+          </m:f>
+          <m:r>
+            <w:rPr>
+              <w:rFonts w:ascii="Cambria Math" w:hAnsi="Cambria Math"/>
+            </w:rPr>
+            <m:t xml:space="preserve"> )</m:t>
+          </m:r>
+        </m:oMath>
+      </m:oMathPara>
+    </w:p>
+    <w:p>
+      <w:pPr>
+        <w:spacing w:after="120"/>
+      </w:pPr>
+      <w:r>
+        <w:t>In words: gravity pulls the water down the slope; the pipe wall and the water's own viscosity hold it back; V is where the two balance. The pieces:</w:t>
+      </w:r>
+    </w:p>
+    <w:p>
+      <w:pPr>
+        <w:ind w:left="432"/>
+      </w:pPr>
+      <w:r>
+        <w:t xml:space="preserve">• </w:t>
+      </w:r>
+      <w:r>
+        <w:rPr>
+          <w:b/>
+        </w:rPr>
+        <w:t xml:space="preserve">V — </w:t>
+      </w:r>
+      <w:r>
+        <w:t>the full-bore velocity in m/s — what the pipe does when it runs exactly full.</w:t>
+      </w:r>
+    </w:p>
+    <w:p>
+      <w:pPr>
+        <w:ind w:left="432"/>
+      </w:pPr>
+      <w:r>
+        <w:t xml:space="preserve">• </w:t>
+      </w:r>
+      <w:r>
+        <w:rPr>
+          <w:b/>
+        </w:rPr>
+        <w:t xml:space="preserve">g — </w:t>
+      </w:r>
+      <w:r>
+        <w:t>gravity, 9.81 m/s2.</w:t>
+      </w:r>
+    </w:p>
+    <w:p>
+      <w:pPr>
+        <w:ind w:left="432"/>
+      </w:pPr>
+      <w:r>
+        <w:t xml:space="preserve">• </w:t>
+      </w:r>
+      <w:r>
+        <w:rPr>
+          <w:b/>
+        </w:rPr>
+        <w:t xml:space="preserve">D — </w:t>
+      </w:r>
+      <w:r>
+        <w:t>the internal pipe diameter in metres.</w:t>
+      </w:r>
+    </w:p>
+    <w:p>
+      <w:pPr>
+        <w:ind w:left="432"/>
+      </w:pPr>
+      <w:r>
+        <w:t xml:space="preserve">• </w:t>
+      </w:r>
+      <w:r>
+        <w:rPr>
+          <w:b/>
+        </w:rPr>
+        <w:t xml:space="preserve">S — </w:t>
+      </w:r>
+      <w:r>
+        <w:t xml:space="preserve">the </w:t>
+      </w:r>
+      <w:r>
+        <w:t>hydraulic gradient in m/m — for gravity sewers, simply the pipe slope. A Table 11 value in mm/m divided by 1000.</w:t>
+      </w:r>
+    </w:p>
+    <w:p>
+      <w:pPr>
+        <w:ind w:left="432"/>
+      </w:pPr>
+      <w:r>
+        <w:t xml:space="preserve">• </w:t>
+      </w:r>
+      <w:r>
+        <w:rPr>
+          <w:b/>
+        </w:rPr>
+        <w:t xml:space="preserve">ks = 1.5 mm — </w:t>
+      </w:r>
+      <w:r>
+        <w:t>the wall roughness, fixed at 1.5 mm for all pipe sizes and all materials (G203-p24, p28). This is deliberately not the catalogue smoothness of new PVC. A working sewer wall carries a grease-and-slime film, joints and small deposits, and after a few months a slimed PVC wall behaves much like a slimed concrete one. One value for everything is the guideline's honest way of saying so.</w:t>
+      </w:r>
+    </w:p>
+    <w:p>
+      <w:pPr>
+        <w:ind w:left="432"/>
+      </w:pPr>
+      <w:r>
+        <w:lastRenderedPageBreak/>
+        <w:t xml:space="preserve">• </w:t>
+      </w:r>
+      <w:r>
+        <w:rPr>
+          <w:b/>
+        </w:rPr>
+        <w:t xml:space="preserve">ν = 1.141 × 10−6 m2/s — </w:t>
+      </w:r>
+      <w:r>
+        <w:t>the kinematic viscosity of sewage, taken as water at 15 °C (G203-p25). Cooler water is thicker and flows slower, so this is the conservative design pick: real Omani sewage is warmer and will only flow faster than computed.</w:t>
+      </w:r>
+    </w:p>
+    <w:p>
+      <w:pPr>
+        <w:ind w:left="432"/>
+      </w:pPr>
+      <w:r>
+        <w:t xml:space="preserve">• </w:t>
+      </w:r>
+      <w:r>
+        <w:rPr>
+          <w:b/>
+        </w:rPr>
+        <w:t xml:space="preserve">The two terms inside the log — </w:t>
+      </w:r>
+      <w:r>
+        <w:t>the left term is the wall-roughness resistance, the right term the viscous resistance. In sewer sizes the roughness term dominates; the viscous term only really matters in small pipes on flat slopes.</w:t>
+      </w:r>
+    </w:p>
+    <w:p>
+      <w:pPr>
+        <w:pStyle w:val="Heading2"/>
+      </w:pPr>
+      <w:bookmarkStart w:id="37" w:name="_Toc237933182"/>
+      <w:r>
+        <w:t>Running partly full</w:t>
+      </w:r>
+      <w:bookmarkEnd w:id="37"/>
+    </w:p>
+    <w:p>
+      <w:pPr>
+        <w:spacing w:after="120"/>
+      </w:pPr>
+      <w:r>
+        <w:t>A gravity sewer is designed never to run full — so the full-bore V above is a reference point, not the operating condition. At a depth d in a pipe of diameter D, the water fills a circular segment. Everything follows from the angle θ that the water surface subtends at the pipe centre:</w:t>
+      </w:r>
+    </w:p>
+    <w:p>
+      <w:pPr>
+        <w:spacing w:after="120"/>
+        <w:jc w:val="center"/>
+      </w:pPr>
+      <m:oMathPara>
+        <m:oMath>
+          <m:r>
+            <w:rPr>
+              <w:rFonts w:ascii="Cambria Math" w:hAnsi="Cambria Math"/>
+            </w:rPr>
+            <m:t>θ</m:t>
+          </m:r>
+          <m:r>
+            <w:rPr>
+              <w:rFonts w:ascii="Cambria Math" w:hAnsi="Cambria Math"/>
+            </w:rPr>
+            <m:t xml:space="preserve"> = 2 </m:t>
+          </m:r>
+          <m:sSup>
+            <m:sSupPr>
+              <m:ctrlPr>
+                <w:rPr>
+                  <w:rFonts w:ascii="Cambria Math" w:hAnsi="Cambria Math"/>
+                </w:rPr>
+              </m:ctrlPr>
+            </m:sSupPr>
+            <m:e>
+              <m:r>
+                <w:rPr>
+                  <w:rFonts w:ascii="Cambria Math" w:hAnsi="Cambria Math"/>
+                </w:rPr>
+                <m:t>cos</m:t>
+              </m:r>
+            </m:e>
+            <m:sup>
+              <m:r>
+                <w:rPr>
+                  <w:rFonts w:ascii="Cambria Math" w:hAnsi="Cambria Math"/>
+                </w:rPr>
+                <m:t>-1</m:t>
+              </m:r>
+            </m:sup>
+          </m:sSup>
+          <m:r>
+            <w:rPr>
+              <w:rFonts w:ascii="Cambria Math" w:hAnsi="Cambria Math"/>
+            </w:rPr>
+            <m:t>(1 - 2</m:t>
+          </m:r>
+          <m:r>
+            <w:rPr>
+              <w:rFonts w:ascii="Cambria Math" w:hAnsi="Cambria Math"/>
+            </w:rPr>
+            <m:t>d</m:t>
+          </m:r>
+          <m:r>
+            <w:rPr>
+              <w:rFonts w:ascii="Cambria Math" w:hAnsi="Cambria Math"/>
+            </w:rPr>
+            <m:t>/</m:t>
+          </m:r>
+          <m:r>
+            <w:rPr>
+              <w:rFonts w:ascii="Cambria Math" w:hAnsi="Cambria Math"/>
+            </w:rPr>
+            <m:t>D</m:t>
+          </m:r>
+          <m:r>
+            <w:rPr>
+              <w:rFonts w:ascii="Cambria Math" w:hAnsi="Cambria Math"/>
+            </w:rPr>
+            <m:t>)</m:t>
+          </m:r>
+        </m:oMath>
+      </m:oMathPara>
+    </w:p>
+    <w:p>
+      <w:pPr>
+        <w:spacing w:after="120"/>
+        <w:jc w:val="center"/>
+      </w:pPr>
+      <m:oMathPara>
+        <m:oMath>
+          <m:r>
+            <w:rPr>
+              <w:rFonts w:ascii="Cambria Math" w:hAnsi="Cambria Math"/>
+            </w:rPr>
+            <m:t>A</m:t>
+          </m:r>
+          <m:r>
+            <w:rPr>
+              <w:rFonts w:ascii="Cambria Math" w:hAnsi="Cambria Math"/>
+            </w:rPr>
+            <m:t xml:space="preserve"> = </m:t>
+          </m:r>
+          <m:f>
+            <m:fPr>
+              <m:ctrlPr>
+                <w:rPr>
+                  <w:rFonts w:ascii="Cambria Math" w:hAnsi="Cambria Math"/>
+                </w:rPr>
+              </m:ctrlPr>
+            </m:fPr>
+            <m:num>
+              <m:sSup>
+                <m:sSupPr>
+                  <m:ctrlPr>
+                    <w:rPr>
+                      <w:rFonts w:ascii="Cambria Math" w:hAnsi="Cambria Math"/>
+                    </w:rPr>
+                  </m:ctrlPr>
+                </m:sSupPr>
+                <m:e>
+                  <m:r>
+                    <w:rPr>
+                      <w:rFonts w:ascii="Cambria Math" w:hAnsi="Cambria Math"/>
+                    </w:rPr>
+                    <m:t>D</m:t>
+                  </m:r>
+                </m:e>
+                <m:sup>
+                  <m:r>
+                    <w:rPr>
+                      <w:rFonts w:ascii="Cambria Math" w:hAnsi="Cambria Math"/>
+                    </w:rPr>
+                    <m:t>2</m:t>
+                  </m:r>
+                </m:sup>
+              </m:sSup>
+            </m:num>
+            <m:den>
+              <m:r>
+                <w:rPr>
+                  <w:rFonts w:ascii="Cambria Math" w:hAnsi="Cambria Math"/>
+                </w:rPr>
+                <m:t>8</m:t>
+              </m:r>
+            </m:den>
+          </m:f>
+          <m:r>
+            <w:rPr>
+              <w:rFonts w:ascii="Cambria Math" w:hAnsi="Cambria Math"/>
+            </w:rPr>
+            <m:t xml:space="preserve"> (</m:t>
+          </m:r>
+          <m:r>
+            <w:rPr>
+              <w:rFonts w:ascii="Cambria Math" w:hAnsi="Cambria Math"/>
+            </w:rPr>
+            <m:t>θ</m:t>
+          </m:r>
+          <m:r>
+            <w:rPr>
+              <w:rFonts w:ascii="Cambria Math" w:hAnsi="Cambria Math"/>
+            </w:rPr>
+            <m:t xml:space="preserve"> - </m:t>
+          </m:r>
+          <m:r>
+            <w:rPr>
+              <w:rFonts w:ascii="Cambria Math" w:hAnsi="Cambria Math"/>
+            </w:rPr>
+            <m:t>sin</m:t>
+          </m:r>
+          <m:r>
+            <w:rPr>
+              <w:rFonts w:ascii="Cambria Math" w:hAnsi="Cambria Math"/>
+            </w:rPr>
+            <m:t xml:space="preserve"> </m:t>
+          </m:r>
+          <m:r>
+            <w:rPr>
+              <w:rFonts w:ascii="Cambria Math" w:hAnsi="Cambria Math"/>
+            </w:rPr>
+            <m:t>θ</m:t>
+          </m:r>
+          <m:r>
+            <w:rPr>
+              <w:rFonts w:ascii="Cambria Math" w:hAnsi="Cambria Math"/>
+            </w:rPr>
+            <m:t xml:space="preserve">) ,    </m:t>
+          </m:r>
+          <m:r>
+            <w:rPr>
+              <w:rFonts w:ascii="Cambria Math" w:hAnsi="Cambria Math"/>
+            </w:rPr>
+            <m:t>R</m:t>
+          </m:r>
+          <m:r>
+            <w:rPr>
+              <w:rFonts w:ascii="Cambria Math" w:hAnsi="Cambria Math"/>
+            </w:rPr>
+            <m:t xml:space="preserve"> = </m:t>
+          </m:r>
+          <m:f>
+            <m:fPr>
+              <m:ctrlPr>
+                <w:rPr>
+                  <w:rFonts w:ascii="Cambria Math" w:hAnsi="Cambria Math"/>
+                </w:rPr>
+              </m:ctrlPr>
+            </m:fPr>
+            <m:num>
+              <m:r>
+                <w:rPr>
+                  <w:rFonts w:ascii="Cambria Math" w:hAnsi="Cambria Math"/>
+                </w:rPr>
+                <m:t>A</m:t>
+              </m:r>
+            </m:num>
+            <m:den>
+              <m:r>
+                <w:rPr>
+                  <w:rFonts w:ascii="Cambria Math" w:hAnsi="Cambria Math"/>
+                </w:rPr>
+                <m:t>P</m:t>
+              </m:r>
+            </m:den>
+          </m:f>
+          <m:r>
+            <w:rPr>
+              <w:rFonts w:ascii="Cambria Math" w:hAnsi="Cambria Math"/>
+            </w:rPr>
+            <m:t xml:space="preserve"> = </m:t>
+          </m:r>
+          <m:f>
+            <m:fPr>
+              <m:ctrlPr>
+                <w:rPr>
+                  <w:rFonts w:ascii="Cambria Math" w:hAnsi="Cambria Math"/>
+                </w:rPr>
+              </m:ctrlPr>
+            </m:fPr>
+            <m:num>
+              <m:r>
+                <w:rPr>
+                  <w:rFonts w:ascii="Cambria Math" w:hAnsi="Cambria Math"/>
+                </w:rPr>
+                <m:t>D</m:t>
+              </m:r>
+            </m:num>
+            <m:den>
+              <m:r>
+                <w:rPr>
+                  <w:rFonts w:ascii="Cambria Math" w:hAnsi="Cambria Math"/>
+                </w:rPr>
+                <m:t>4</m:t>
+              </m:r>
+            </m:den>
+          </m:f>
+          <m:r>
+            <w:rPr>
+              <w:rFonts w:ascii="Cambria Math" w:hAnsi="Cambria Math"/>
+            </w:rPr>
+            <m:t xml:space="preserve"> (1 - </m:t>
+          </m:r>
+          <m:f>
+            <m:fPr>
+              <m:ctrlPr>
+                <w:rPr>
+                  <w:rFonts w:ascii="Cambria Math" w:hAnsi="Cambria Math"/>
+                </w:rPr>
+              </m:ctrlPr>
+            </m:fPr>
+            <m:num>
+              <m:r>
+                <w:rPr>
+                  <w:rFonts w:ascii="Cambria Math" w:hAnsi="Cambria Math"/>
+                </w:rPr>
+                <m:t>sin</m:t>
+              </m:r>
+              <m:r>
+                <w:rPr>
+                  <w:rFonts w:ascii="Cambria Math" w:hAnsi="Cambria Math"/>
+                </w:rPr>
+                <m:t xml:space="preserve"> </m:t>
+              </m:r>
+              <m:r>
+                <w:rPr>
+                  <w:rFonts w:ascii="Cambria Math" w:hAnsi="Cambria Math"/>
+                </w:rPr>
+                <m:t>θ</m:t>
+              </m:r>
+            </m:num>
+            <m:den>
+              <m:r>
+                <w:rPr>
+                  <w:rFonts w:ascii="Cambria Math" w:hAnsi="Cambria Math"/>
+                </w:rPr>
+                <m:t>θ</m:t>
+              </m:r>
+            </m:den>
+          </m:f>
+          <m:r>
+            <w:rPr>
+              <w:rFonts w:ascii="Cambria Math" w:hAnsi="Cambria Math"/>
+            </w:rPr>
+            <m:t>)</m:t>
+          </m:r>
+        </m:oMath>
+      </m:oMathPara>
+    </w:p>
+    <w:p>
+      <w:pPr>
+        <w:spacing w:after="120"/>
+      </w:pPr>
+      <w:r>
+        <w:t>A is the flow area, P = θD/2 the wetted perimeter, and R = A/P the hydraulic radius — flow area per unit of wall doing the braking. A full pipe has R = D/4, so replacing D with 4R in the Colebrook-White equation turns the full-bore formula into the any-depth formula. That substitution is the whole trick; there is no separate partial-flow theory.</w:t>
+      </w:r>
+    </w:p>
+    <w:p>
+      <w:pPr>
+        <w:spacing w:after="120"/>
+      </w:pPr>
+      <w:r>
+        <w:t>The behaviour that falls out is worth internalising (Figure 10). At half depth the velocity equals the full-bore velocity — half the area, but also half the wall, so R is unchanged and the flow does not notice. Velocity peaks about 14 percent above full-bore at d/D ≈ 0.81, capacity about 7 percent above full-bore at d/D ≈ 0.94; both then drop as the last of the air space disappears and the top wall starts braking too. So a sewer at three-quarters depth is not a sewer in trouble — it is a sewer near its hydr</w:t>
+      </w:r>
+      <w:r>
+        <w:t>aulic optimum.</w:t>
+      </w:r>
+    </w:p>
+    <w:p>
+      <w:pPr>
+        <w:spacing w:after="120"/>
+      </w:pPr>
+      <w:r>
+        <w:t xml:space="preserve">The guideline still caps the design depth at peak flow: d/D ≤ 0.65 for D ≤ 350 mm and d/D ≤ 0.50 for D &gt; 350 mm (G203-p27 Tab 10). The air space is not waste — it ventilates the sewer (sulphide and odour control), absorbs the surge nobody predicted, and keeps capacity reserve precisely where the </w:t>
+      </w:r>
+      <w:r>
+        <w:lastRenderedPageBreak/>
+        <w:t>peak-factor estimate is shakiest. The stricter limit for the big pipes reflects how much more damage a surcharging trunk does.</w:t>
+      </w:r>
+    </w:p>
+    <w:p>
+      <w:pPr>
+        <w:jc w:val="center"/>
+      </w:pPr>
+      <w:r>
+        <w:rPr>
+          <w:noProof/>
+        </w:rPr>
+        <w:drawing>
+          <wp:inline distT="0" distB="0" distL="0" distR="0" wp14:anchorId="237F4C05" wp14:editId="65942C97">
+            <wp:extent cx="5394960" cy="3161800"/>
+            <wp:effectExtent l="0" t="0" r="0" b="0"/>
+            <wp:docPr id="10" name="Picture 10"/>
+            <wp:cNvGraphicFramePr>
+              <a:graphicFrameLocks xmlns:a="http://schemas.openxmlformats.org/drawingml/2006/main" noChangeAspect="1"/>
+            </wp:cNvGraphicFramePr>
+            <a:graphic xmlns:a="http://schemas.openxmlformats.org/drawingml/2006/main">
+              <a:graphicData uri="http://schemas.openxmlformats.org/drawingml/2006/picture">
+                <pic:pic xmlns:pic="http://schemas.openxmlformats.org/drawingml/2006/picture">
+                  <pic:nvPicPr>
+                    <pic:cNvPr id="0" name="t01_cw_partial.png"/>
+                    <pic:cNvPicPr/>
+                  </pic:nvPicPr>
+                  <pic:blipFill>
+                    <a:blip r:embed="rId17"/>
+                    <a:stretch>
+                      <a:fillRect/>
+                    </a:stretch>
+                  </pic:blipFill>
+                  <pic:spPr>
+                    <a:xfrm>
+                      <a:off x="0" y="0"/>
+                      <a:ext cx="5394960" cy="3161800"/>
+                    </a:xfrm>
+                    <a:prstGeom prst="rect">
+                      <a:avLst/>
+                    </a:prstGeom>
+                  </pic:spPr>
+                </pic:pic>
+              </a:graphicData>
+            </a:graphic>
+          </wp:inline>
+        </w:drawing>
+      </w:r>
+    </w:p>
+    <w:p>
+      <w:pPr>
+        <w:pStyle w:val="Caption"/>
+      </w:pPr>
+      <w:r>
+        <w:t xml:space="preserve">Figure 10 — Partial-full behaviour of a circular sewer (Colebrook-White, DN315 at 4.0 mm/m): velocity and </w:t>
+      </w:r>
+      <w:r>
+        <w:t>discharge relative to full-bore, with the d/D design limits and this chapter's sizing example marked</w:t>
+      </w:r>
+    </w:p>
+    <w:p>
+      <w:pPr>
+        <w:pStyle w:val="Heading2"/>
+      </w:pPr>
+      <w:bookmarkStart w:id="38" w:name="_Toc237933183"/>
+      <w:r>
+        <w:t>Where Table 11 actually comes from</w:t>
+      </w:r>
+      <w:bookmarkEnd w:id="38"/>
+    </w:p>
+    <w:p>
+      <w:pPr>
+        <w:spacing w:after="120"/>
+      </w:pPr>
+      <w:r>
+        <w:t>Every sewer designer carries the minimum-gradient table (G203-p29 Tab 11) around as if it were a separate rule. It is not. Table 11 is the Colebrook-White equation run backwards: for each diameter, find the slope at which the full-bore velocity equals the self-cleansing minimum of 0.75 m/s (G203-p26). Nothing else goes in. Here is DN200 at its tabulated 5.00 mm/m, step by step:</w:t>
+      </w:r>
+    </w:p>
+    <w:p>
+      <w:pPr>
+        <w:ind w:left="432"/>
+      </w:pPr>
+      <w:r>
+        <w:t>• 2gDS = 2 × 9.81 × 0.200 × 0.00500 = 0.01962 m2/s2, so √(2gDS) = 0.1401 m/s.</w:t>
+      </w:r>
+    </w:p>
+    <w:p>
+      <w:pPr>
+        <w:ind w:left="432"/>
+      </w:pPr>
+      <w:r>
+        <w:t>• Roughness term: ks/(3.71 D) = 0.0015/0.742 = 0.00202.</w:t>
+      </w:r>
+    </w:p>
+    <w:p>
+      <w:pPr>
+        <w:ind w:left="432"/>
+      </w:pPr>
+      <w:r>
+        <w:t>• Viscous term: 2.51ν/(D·√(2gDS)) = 2.51 × 1.141e-6/(0.200 × 0.1401) = 1.02e-4 — twenty times smaller, as promised.</w:t>
+      </w:r>
+    </w:p>
+    <w:p>
+      <w:pPr>
+        <w:ind w:left="432"/>
+      </w:pPr>
+      <w:r>
+        <w:t>• Sum = 0.00212; log10 = −2.673.</w:t>
+      </w:r>
+    </w:p>
+    <w:p>
+      <w:pPr>
+        <w:ind w:left="432"/>
+      </w:pPr>
+      <w:r>
+        <w:lastRenderedPageBreak/>
+        <w:t>• V = −2 × 0.1401 × (−2.673) = 0.749 m/s ≈ 0.75 m/s. That is the whole derivation.</w:t>
+      </w:r>
+    </w:p>
+    <w:p>
+      <w:pPr>
+        <w:spacing w:after="120"/>
+      </w:pPr>
+      <w:r>
+        <w:t>The same check on every row of Table 11 (computed live by this document's build script):</w:t>
+      </w:r>
+    </w:p>
+    <w:tbl>
+      <w:tblPr>
+        <w:tblStyle w:val="TableGrid"/>
+        <w:tblW w:w="0" w:type="auto"/>
+        <w:jc w:val="center"/>
+        <w:tblLook w:val="04A0" w:firstRow="1" w:lastRow="0" w:firstColumn="1" w:lastColumn="0" w:noHBand="0" w:noVBand="1"/>
+      </w:tblPr>
+      <w:tblGrid>
+        <w:gridCol w:w="1870"/>
+        <w:gridCol w:w="3740"/>
+        <w:gridCol w:w="3740"/>
+      </w:tblGrid>
+      <w:tr>
+        <w:trPr>
+          <w:jc w:val="center"/>
+        </w:trPr>
+        <w:tc>
+          <w:tcPr>
+            <w:tcW w:w="1872" w:type="dxa"/>
+            <w:shd w:val="clear" w:color="auto" w:fill="D9E2F3"/>
+          </w:tcPr>
+          <w:p>
+            <w:r>
+              <w:rPr>
+                <w:b/>
+                <w:sz w:val="18"/>
+              </w:rPr>
+              <w:t>DN (mm)</w:t>
+            </w:r>
+          </w:p>
+        </w:tc>
+        <w:tc>
+          <w:tcPr>
+            <w:tcW w:w="3744" w:type="dxa"/>
+            <w:shd w:val="clear" w:color="auto" w:fill="D9E2F3"/>
+          </w:tcPr>
+          <w:p>
+            <w:r>
+              <w:rPr>
+                <w:b/>
+                <w:sz w:val="18"/>
+              </w:rPr>
+              <w:t>Table 11 minimum gradient (mm/m)</w:t>
+            </w:r>
+          </w:p>
+        </w:tc>
+        <w:tc>
+          <w:tcPr>
+            <w:tcW w:w="3744" w:type="dxa"/>
+            <w:shd w:val="clear" w:color="auto" w:fill="D9E2F3"/>
+          </w:tcPr>
+          <w:p>
+            <w:r>
+              <w:rPr>
+                <w:b/>
+                <w:sz w:val="18"/>
+              </w:rPr>
+              <w:t>CW full-bore velocity at that gradient (m/s)</w:t>
+            </w:r>
+          </w:p>
+        </w:tc>
+      </w:tr>
+      <w:tr>
+        <w:trPr>
+          <w:jc w:val="center"/>
+        </w:trPr>
+        <w:tc>
+          <w:tcPr>
+            <w:tcW w:w="1872" w:type="dxa"/>
+          </w:tcPr>
+          <w:p>
+            <w:r>
+              <w:rPr>
+                <w:sz w:val="18"/>
+              </w:rPr>
+              <w:t>DN200</w:t>
+            </w:r>
+          </w:p>
+        </w:tc>
+        <w:tc>
+          <w:tcPr>
+            <w:tcW w:w="3744" w:type="dxa"/>
+          </w:tcPr>
+          <w:p>
+            <w:r>
+              <w:rPr>
+                <w:sz w:val="18"/>
+              </w:rPr>
+              <w:t>5.00</w:t>
+            </w:r>
+          </w:p>
+        </w:tc>
+        <w:tc>
+          <w:tcPr>
+            <w:tcW w:w="3744" w:type="dxa"/>
+          </w:tcPr>
+          <w:p>
+            <w:r>
+              <w:rPr>
+                <w:sz w:val="18"/>
+              </w:rPr>
+              <w:t>0.749</w:t>
+            </w:r>
+          </w:p>
+        </w:tc>
+      </w:tr>
+      <w:tr>
+        <w:trPr>
+          <w:jc w:val="center"/>
+        </w:trPr>
+        <w:tc>
+          <w:tcPr>
+            <w:tcW w:w="1872" w:type="dxa"/>
+          </w:tcPr>
+          <w:p>
+            <w:r>
+              <w:rPr>
+                <w:sz w:val="18"/>
+              </w:rPr>
+              <w:t>DN250</w:t>
+            </w:r>
+          </w:p>
+        </w:tc>
+        <w:tc>
+          <w:tcPr>
+            <w:tcW w:w="3744" w:type="dxa"/>
+          </w:tcPr>
+          <w:p>
+            <w:r>
+              <w:rPr>
+                <w:sz w:val="18"/>
+              </w:rPr>
+              <w:t>3.75</w:t>
+            </w:r>
+          </w:p>
+        </w:tc>
+        <w:tc>
+          <w:tcPr>
+            <w:tcW w:w="3744" w:type="dxa"/>
+          </w:tcPr>
+          <w:p>
+            <w:r>
+              <w:rPr>
+                <w:sz w:val="18"/>
+              </w:rPr>
+              <w:t>0.751</w:t>
+            </w:r>
+          </w:p>
+        </w:tc>
+      </w:tr>
+      <w:tr>
+        <w:trPr>
+          <w:jc w:val="center"/>
+        </w:trPr>
+        <w:tc>
+          <w:tcPr>
+            <w:tcW w:w="1872" w:type="dxa"/>
+          </w:tcPr>
+          <w:p>
+            <w:r>
+              <w:rPr>
+                <w:sz w:val="18"/>
+              </w:rPr>
+              <w:t>DN315</w:t>
+            </w:r>
+          </w:p>
+        </w:tc>
+        <w:tc>
+          <w:tcPr>
+            <w:tcW w:w="3744" w:type="dxa"/>
+          </w:tcPr>
+          <w:p>
+            <w:r>
+              <w:rPr>
+                <w:sz w:val="18"/>
+              </w:rPr>
+              <w:t>2.70</w:t>
+            </w:r>
+          </w:p>
+        </w:tc>
+        <w:tc>
+          <w:tcPr>
+            <w:tcW w:w="3744" w:type="dxa"/>
+          </w:tcPr>
+          <w:p>
+            <w:r>
+              <w:rPr>
+                <w:sz w:val="18"/>
+              </w:rPr>
+              <w:t>0.741</w:t>
+            </w:r>
+          </w:p>
+        </w:tc>
+      </w:tr>
+      <w:tr>
+        <w:trPr>
+          <w:jc w:val="center"/>
+        </w:trPr>
+        <w:tc>
+          <w:tcPr>
+            <w:tcW w:w="1872" w:type="dxa"/>
+          </w:tcPr>
+          <w:p>
+            <w:r>
+              <w:rPr>
+                <w:sz w:val="18"/>
+              </w:rPr>
+              <w:t>DN400</w:t>
+            </w:r>
+          </w:p>
+        </w:tc>
+        <w:tc>
+          <w:tcPr>
+            <w:tcW w:w="3744" w:type="dxa"/>
+          </w:tcPr>
+          <w:p>
+            <w:r>
+              <w:rPr>
+                <w:sz w:val="18"/>
+              </w:rPr>
+              <w:t>2.05</w:t>
+            </w:r>
+          </w:p>
+        </w:tc>
+        <w:tc>
+          <w:tcPr>
+            <w:tcW w:w="3744" w:type="dxa"/>
+          </w:tcPr>
+          <w:p>
+            <w:r>
+              <w:rPr>
+                <w:sz w:val="18"/>
+              </w:rPr>
+              <w:t>0.754</w:t>
+            </w:r>
+          </w:p>
+        </w:tc>
+      </w:tr>
+      <w:tr>
+        <w:trPr>
+          <w:jc w:val="center"/>
+        </w:trPr>
+        <w:tc>
+          <w:tcPr>
+            <w:tcW w:w="1872" w:type="dxa"/>
+          </w:tcPr>
+          <w:p>
+            <w:r>
+              <w:rPr>
+                <w:sz w:val="18"/>
+              </w:rPr>
+              <w:t>DN500</w:t>
+            </w:r>
+          </w:p>
+        </w:tc>
+        <w:tc>
+          <w:tcPr>
+            <w:tcW w:w="3744" w:type="dxa"/>
+          </w:tcPr>
+          <w:p>
+            <w:r>
+              <w:rPr>
+                <w:sz w:val="18"/>
+              </w:rPr>
+              <w:t>1.55</w:t>
+            </w:r>
+          </w:p>
+        </w:tc>
+        <w:tc>
+          <w:tcPr>
+            <w:tcW w:w="3744" w:type="dxa"/>
+          </w:tcPr>
+          <w:p>
+            <w:r>
+              <w:rPr>
+                <w:sz w:val="18"/>
+              </w:rPr>
+              <w:t>0.757</w:t>
+            </w:r>
+          </w:p>
+        </w:tc>
+      </w:tr>
+      <w:tr>
+        <w:trPr>
+          <w:jc w:val="center"/>
+        </w:trPr>
+        <w:tc>
+          <w:tcPr>
+            <w:tcW w:w="1872" w:type="dxa"/>
+          </w:tcPr>
+          <w:p>
+            <w:r>
+              <w:rPr>
+                <w:sz w:val="18"/>
+              </w:rPr>
+              <w:t>DN600</w:t>
+            </w:r>
+          </w:p>
+        </w:tc>
+        <w:tc>
+          <w:tcPr>
+            <w:tcW w:w="3744" w:type="dxa"/>
+          </w:tcPr>
+          <w:p>
+            <w:r>
+              <w:rPr>
+                <w:sz w:val="18"/>
+              </w:rPr>
+              <w:t>1.25</w:t>
+            </w:r>
+          </w:p>
+        </w:tc>
+        <w:tc>
+          <w:tcPr>
+            <w:tcW w:w="3744" w:type="dxa"/>
+          </w:tcPr>
+          <w:p>
+            <w:r>
+              <w:rPr>
+                <w:sz w:val="18"/>
+              </w:rPr>
+              <w:t>0.763</w:t>
+            </w:r>
+          </w:p>
+        </w:tc>
+      </w:tr>
+      <w:tr>
+        <w:trPr>
+          <w:jc w:val="center"/>
+        </w:trPr>
+        <w:tc>
+          <w:tcPr>
+            <w:tcW w:w="1872" w:type="dxa"/>
+          </w:tcPr>
+          <w:p>
+            <w:r>
+              <w:rPr>
+                <w:sz w:val="18"/>
+              </w:rPr>
+              <w:t>DN700</w:t>
+            </w:r>
+          </w:p>
+        </w:tc>
+        <w:tc>
+          <w:tcPr>
+            <w:tcW w:w="3744" w:type="dxa"/>
+          </w:tcPr>
+          <w:p>
+            <w:r>
+              <w:rPr>
+                <w:sz w:val="18"/>
+              </w:rPr>
+              <w:t>1.00</w:t>
+            </w:r>
+          </w:p>
+        </w:tc>
+        <w:tc>
+          <w:tcPr>
+            <w:tcW w:w="3744" w:type="dxa"/>
+          </w:tcPr>
+          <w:p>
+            <w:r>
+              <w:rPr>
+                <w:sz w:val="18"/>
+              </w:rPr>
+              <w:t>0.753</w:t>
+            </w:r>
+          </w:p>
+        </w:tc>
+      </w:tr>
+      <w:tr>
+        <w:trPr>
+          <w:jc w:val="center"/>
+        </w:trPr>
+        <w:tc>
+          <w:tcPr>
+            <w:tcW w:w="1872" w:type="dxa"/>
+          </w:tcPr>
+          <w:p>
+            <w:r>
+              <w:rPr>
+                <w:sz w:val="18"/>
+              </w:rPr>
+              <w:t>DN800</w:t>
+            </w:r>
+          </w:p>
+        </w:tc>
+        <w:tc>
+          <w:tcPr>
+            <w:tcW w:w="3744" w:type="dxa"/>
+          </w:tcPr>
+          <w:p>
+            <w:r>
+              <w:rPr>
+                <w:sz w:val="18"/>
+              </w:rPr>
+              <w:t>0.85</w:t>
+            </w:r>
+          </w:p>
+        </w:tc>
+        <w:tc>
+          <w:tcPr>
+            <w:tcW w:w="3744" w:type="dxa"/>
+          </w:tcPr>
+          <w:p>
+            <w:r>
+              <w:rPr>
+                <w:sz w:val="18"/>
+              </w:rPr>
+              <w:t>0.756</w:t>
+            </w:r>
+          </w:p>
+        </w:tc>
+      </w:tr>
+      <w:tr>
+        <w:trPr>
+          <w:jc w:val="center"/>
+        </w:trPr>
+        <w:tc>
+          <w:tcPr>
+            <w:tcW w:w="1872" w:type="dxa"/>
+          </w:tcPr>
+          <w:p>
+            <w:r>
+              <w:rPr>
+                <w:sz w:val="18"/>
+              </w:rPr>
+              <w:t>DN900</w:t>
+            </w:r>
+          </w:p>
+        </w:tc>
+        <w:tc>
+          <w:tcPr>
+            <w:tcW w:w="3744" w:type="dxa"/>
+          </w:tcPr>
+          <w:p>
+            <w:r>
+              <w:rPr>
+                <w:sz w:val="18"/>
+              </w:rPr>
+              <w:t>0.75</w:t>
+            </w:r>
+          </w:p>
+        </w:tc>
+        <w:tc>
+          <w:tcPr>
+            <w:tcW w:w="3744" w:type="dxa"/>
+          </w:tcPr>
+          <w:p>
+            <w:r>
+              <w:rPr>
+                <w:sz w:val="18"/>
+              </w:rPr>
+              <w:t>0.764</w:t>
+            </w:r>
+          </w:p>
+        </w:tc>
+      </w:tr>
+    </w:tbl>
+    <w:p>
+      <w:pPr>
+        <w:pStyle w:val="Caption"/>
+      </w:pPr>
+      <w:r>
+        <w:t xml:space="preserve">Table 7 — G203 Table 11 minimum gradients </w:t>
+      </w:r>
+      <w:r>
+        <w:t>reproduced by Colebrook-White at 0.75 m/s full-bore</w:t>
+      </w:r>
+    </w:p>
+    <w:p>
+      <w:pPr>
+        <w:spacing w:after="120"/>
+      </w:pPr>
+      <w:r>
+        <w:t>Every row lands between 0.74 and 0.77 m/s — the spread is only the rounding of the published gradients. Two consequences. First, if you trust the equation you can reproduce, extend or interpolate the table; the W4 pipeline does exactly this check on every pipe. Second, the table's logic is full-bore: at the actual (partial) peak depth the velocity differs, which is why the 0.75 m/s criterion is checked at peak flow in design, and why the guideline separately handles the near-empty case (below).</w:t>
+      </w:r>
+    </w:p>
+    <w:p>
+      <w:pPr>
+        <w:jc w:val="center"/>
+      </w:pPr>
+      <w:r>
+        <w:rPr>
+          <w:noProof/>
+        </w:rPr>
+        <w:drawing>
+          <wp:inline distT="0" distB="0" distL="0" distR="0" wp14:anchorId="007F7ADB" wp14:editId="3598E532">
+            <wp:extent cx="5394960" cy="2518521"/>
+            <wp:effectExtent l="0" t="0" r="0" b="0"/>
+            <wp:docPr id="11" name="Picture 11"/>
+            <wp:cNvGraphicFramePr>
+              <a:graphicFrameLocks xmlns:a="http://schemas.openxmlformats.org/drawingml/2006/main" noChangeAspect="1"/>
+            </wp:cNvGraphicFramePr>
+            <a:graphic xmlns:a="http://schemas.openxmlformats.org/drawingml/2006/main">
+              <a:graphicData uri="http://schemas.openxmlformats.org/drawingml/2006/picture">
+                <pic:pic xmlns:pic="http://schemas.openxmlformats.org/drawingml/2006/picture">
+                  <pic:nvPicPr>
+                    <pic:cNvPr id="0" name="t01_cw_tab11.png"/>
+                    <pic:cNvPicPr/>
+                  </pic:nvPicPr>
+                  <pic:blipFill>
+                    <a:blip r:embed="rId18"/>
+                    <a:stretch>
+                      <a:fillRect/>
+                    </a:stretch>
+                  </pic:blipFill>
+                  <pic:spPr>
+                    <a:xfrm>
+                      <a:off x="0" y="0"/>
+                      <a:ext cx="5394960" cy="2518521"/>
+                    </a:xfrm>
+                    <a:prstGeom prst="rect">
+                      <a:avLst/>
+                    </a:prstGeom>
+                  </pic:spPr>
+                </pic:pic>
+              </a:graphicData>
+            </a:graphic>
+          </wp:inline>
+        </w:drawing>
+      </w:r>
+    </w:p>
+    <w:p>
+      <w:pPr>
+        <w:pStyle w:val="Caption"/>
+      </w:pPr>
+      <w:r>
+        <w:lastRenderedPageBreak/>
+        <w:t>Figure 11 — Colebrook-White full-bore velocity at each Table 11 minimum gradient — the entire table reproduces the 0.75 m/s self-cleansing target</w:t>
+      </w:r>
+    </w:p>
+    <w:p>
+      <w:pPr>
+        <w:pStyle w:val="Heading2"/>
+      </w:pPr>
+      <w:bookmarkStart w:id="39" w:name="_Toc237933184"/>
+      <w:r>
+        <w:t>A worked sizing example</w:t>
+      </w:r>
+      <w:bookmarkEnd w:id="39"/>
+    </w:p>
+    <w:p>
+      <w:pPr>
+        <w:spacing w:after="120"/>
+      </w:pPr>
+      <w:r>
+        <w:t>A street collects Qpeak = 45 L/s (say, the Peltier-peaked outflow of a few zones) and the ground gives 4.0 m of fall per kilometre — S = 4.0 mm/m. The catalogue offers DN250 and DN315. In this tutorial DN is treated as the internal diameter; in detail design use the manufacturer's actual bore. Same equation, twice:</w:t>
+      </w:r>
+    </w:p>
+    <w:p>
+      <w:pPr>
+        <w:ind w:left="432"/>
+      </w:pPr>
+      <w:r>
+        <w:t xml:space="preserve">• </w:t>
+      </w:r>
+      <w:r>
+        <w:rPr>
+          <w:b/>
+        </w:rPr>
+        <w:t xml:space="preserve">DN250: </w:t>
+      </w:r>
+      <w:r>
+        <w:t>√(2gDS) = √(2 × 9.81 × 0.250 × 0.004) = 0.1401 m/s; V = 0.776 m/s; A = 0.0491 m2; full-bore capacity Q = V × A = 38.1 L/s. That is less than 45 L/s — the pipe cannot pass the peak even running completely full. Rejected before the depth check even starts.</w:t>
+      </w:r>
+    </w:p>
+    <w:p>
+      <w:pPr>
+        <w:ind w:left="432"/>
+      </w:pPr>
+      <w:r>
+        <w:t xml:space="preserve">• </w:t>
+      </w:r>
+      <w:r>
+        <w:rPr>
+          <w:b/>
+        </w:rPr>
+        <w:t xml:space="preserve">DN315: </w:t>
+      </w:r>
+      <w:r>
+        <w:t>V = 0.903 m/s full-bore; A = 0.0779 m2; capacity 70.4 L/s. The 45 L/s peak uses 64 percent of that. Solving the partial-flow geometry for 45 L/s: the pipe runs at d/D ≈ 0.58 with V ≈ 0.96 m/s.</w:t>
+      </w:r>
+    </w:p>
+    <w:p>
+      <w:pPr>
+        <w:spacing w:after="120"/>
+      </w:pPr>
+      <w:r>
+        <w:t>Now the checks, all against Section 12's table: depth d/D = 0.58 ≤ 0.65 (DN315 is under the 350 mm threshold, G203-p27) — passes. Velocity 0.96 m/s sits between the 0.75 m/s self-cleansing minimum and the 3.0 m/s abrasion maximum (G203-p26-27) — passes, comfortably above the preferred 0.90 m/s too. The slope 4.0 mm/m exceeds DN315's Table 11 minimum of 2.70 mm/m — passes by construction. And at the d/D = 0.65 ceiling the pipe would carry 53 L/s, so there is 18 percent of growth headroom above the design pea</w:t>
+      </w:r>
+      <w:r>
+        <w:t>k. DN315 it is.</w:t>
+      </w:r>
+    </w:p>
+    <w:tbl>
+      <w:tblPr>
+        <w:tblStyle w:val="TableGrid"/>
+        <w:tblW w:w="0" w:type="auto"/>
+        <w:jc w:val="center"/>
+        <w:tblLook w:val="04A0" w:firstRow="1" w:lastRow="0" w:firstColumn="1" w:lastColumn="0" w:noHBand="0" w:noVBand="1"/>
+      </w:tblPr>
+      <w:tblGrid>
+        <w:gridCol w:w="3165"/>
+        <w:gridCol w:w="2733"/>
+        <w:gridCol w:w="3452"/>
+      </w:tblGrid>
+      <w:tr>
+        <w:trPr>
+          <w:jc w:val="center"/>
+        </w:trPr>
+        <w:tc>
+          <w:tcPr>
+            <w:tcW w:w="3168" w:type="dxa"/>
+            <w:shd w:val="clear" w:color="auto" w:fill="D9E2F3"/>
+          </w:tcPr>
+          <w:p>
+            <w:r>
+              <w:rPr>
+                <w:b/>
+                <w:sz w:val="18"/>
+              </w:rPr>
+              <w:t>Check</w:t>
+            </w:r>
+          </w:p>
+        </w:tc>
+        <w:tc>
+          <w:tcPr>
+            <w:tcW w:w="2736" w:type="dxa"/>
+            <w:shd w:val="clear" w:color="auto" w:fill="D9E2F3"/>
+          </w:tcPr>
+          <w:p>
+            <w:r>
+              <w:rPr>
+                <w:b/>
+                <w:sz w:val="18"/>
+              </w:rPr>
+              <w:t>DN250 @ 4.0 mm/m</w:t>
+            </w:r>
+          </w:p>
+        </w:tc>
+        <w:tc>
+          <w:tcPr>
+            <w:tcW w:w="3456" w:type="dxa"/>
+            <w:shd w:val="clear" w:color="auto" w:fill="D9E2F3"/>
+          </w:tcPr>
+          <w:p>
+            <w:r>
+              <w:rPr>
+                <w:b/>
+                <w:sz w:val="18"/>
+              </w:rPr>
+              <w:t>DN315 @ 4.0 mm/m</w:t>
+            </w:r>
+          </w:p>
+        </w:tc>
+      </w:tr>
+      <w:tr>
+        <w:trPr>
+          <w:jc w:val="center"/>
+        </w:trPr>
+        <w:tc>
+          <w:tcPr>
+            <w:tcW w:w="3168" w:type="dxa"/>
+          </w:tcPr>
+          <w:p>
+            <w:r>
+              <w:rPr>
+                <w:sz w:val="18"/>
+              </w:rPr>
+              <w:t>Full-bore velocity (CW)</w:t>
+            </w:r>
+          </w:p>
+        </w:tc>
+        <w:tc>
+          <w:tcPr>
+            <w:tcW w:w="2736" w:type="dxa"/>
+          </w:tcPr>
+          <w:p>
+            <w:r>
+              <w:rPr>
+                <w:sz w:val="18"/>
+              </w:rPr>
+              <w:t>0.776 m/s</w:t>
+            </w:r>
+          </w:p>
+        </w:tc>
+        <w:tc>
+          <w:tcPr>
+            <w:tcW w:w="3456" w:type="dxa"/>
+          </w:tcPr>
+          <w:p>
+            <w:r>
+              <w:rPr>
+                <w:sz w:val="18"/>
+              </w:rPr>
+              <w:t>0.903 m/s</w:t>
+            </w:r>
+          </w:p>
+        </w:tc>
+      </w:tr>
+      <w:tr>
+        <w:trPr>
+          <w:jc w:val="center"/>
+        </w:trPr>
+        <w:tc>
+          <w:tcPr>
+            <w:tcW w:w="3168" w:type="dxa"/>
+          </w:tcPr>
+          <w:p>
+            <w:r>
+              <w:rPr>
+                <w:sz w:val="18"/>
+              </w:rPr>
+              <w:t>Full-bore capacity</w:t>
+            </w:r>
+          </w:p>
+        </w:tc>
+        <w:tc>
+          <w:tcPr>
+            <w:tcW w:w="2736" w:type="dxa"/>
+          </w:tcPr>
+          <w:p>
+            <w:r>
+              <w:rPr>
+                <w:sz w:val="18"/>
+              </w:rPr>
+              <w:t>38.1 L/s &lt; 45 — fails</w:t>
+            </w:r>
+          </w:p>
+        </w:tc>
+        <w:tc>
+          <w:tcPr>
+            <w:tcW w:w="3456" w:type="dxa"/>
+          </w:tcPr>
+          <w:p>
+            <w:r>
+              <w:rPr>
+                <w:sz w:val="18"/>
+              </w:rPr>
+              <w:t>70.4 L/s</w:t>
+            </w:r>
+          </w:p>
+        </w:tc>
+      </w:tr>
+      <w:tr>
+        <w:trPr>
+          <w:jc w:val="center"/>
+        </w:trPr>
+        <w:tc>
+          <w:tcPr>
+            <w:tcW w:w="3168" w:type="dxa"/>
+          </w:tcPr>
+          <w:p>
+            <w:r>
+              <w:rPr>
+                <w:sz w:val="18"/>
+              </w:rPr>
+              <w:t>Depth at Qpeak = 45 L/s</w:t>
+            </w:r>
+          </w:p>
+        </w:tc>
+        <w:tc>
+          <w:tcPr>
+            <w:tcW w:w="2736" w:type="dxa"/>
+          </w:tcPr>
+          <w:p>
+            <w:r>
+              <w:rPr>
+                <w:sz w:val="18"/>
+              </w:rPr>
+              <w:t>— (over-full)</w:t>
+            </w:r>
+          </w:p>
+        </w:tc>
+        <w:tc>
+          <w:tcPr>
+            <w:tcW w:w="3456" w:type="dxa"/>
+          </w:tcPr>
+          <w:p>
+            <w:r>
+              <w:rPr>
+                <w:sz w:val="18"/>
+              </w:rPr>
+              <w:t>d/D ≈ 0.58 ≤ 0.65 ✓</w:t>
+            </w:r>
+          </w:p>
+        </w:tc>
+      </w:tr>
+      <w:tr>
+        <w:trPr>
+          <w:jc w:val="center"/>
+        </w:trPr>
+        <w:tc>
+          <w:tcPr>
+            <w:tcW w:w="3168" w:type="dxa"/>
+          </w:tcPr>
+          <w:p>
+            <w:r>
+              <w:rPr>
+                <w:sz w:val="18"/>
+              </w:rPr>
+              <w:t>Velocity at Qpeak</w:t>
+            </w:r>
+          </w:p>
+        </w:tc>
+        <w:tc>
+          <w:tcPr>
+            <w:tcW w:w="2736" w:type="dxa"/>
+          </w:tcPr>
+          <w:p>
+            <w:r>
+              <w:rPr>
+                <w:sz w:val="18"/>
+              </w:rPr>
+              <w:t>—</w:t>
+            </w:r>
+          </w:p>
+        </w:tc>
+        <w:tc>
+          <w:tcPr>
+            <w:tcW w:w="3456" w:type="dxa"/>
+          </w:tcPr>
+          <w:p>
+            <w:r>
+              <w:rPr>
+                <w:sz w:val="18"/>
+              </w:rPr>
+              <w:t>≈ 0.96 m/s (0.75 ≤ v ≤ 3.0) ✓</w:t>
+            </w:r>
+          </w:p>
+        </w:tc>
+      </w:tr>
+      <w:tr>
+        <w:trPr>
+          <w:jc w:val="center"/>
+        </w:trPr>
+        <w:tc>
+          <w:tcPr>
+            <w:tcW w:w="3168" w:type="dxa"/>
+          </w:tcPr>
+          <w:p>
+            <w:r>
+              <w:rPr>
+                <w:sz w:val="18"/>
+              </w:rPr>
+              <w:t xml:space="preserve">Capacity at d/D = </w:t>
+            </w:r>
+            <w:r>
+              <w:rPr>
+                <w:sz w:val="18"/>
+              </w:rPr>
+              <w:t>0.65</w:t>
+            </w:r>
+          </w:p>
+        </w:tc>
+        <w:tc>
+          <w:tcPr>
+            <w:tcW w:w="2736" w:type="dxa"/>
+          </w:tcPr>
+          <w:p>
+            <w:r>
+              <w:rPr>
+                <w:sz w:val="18"/>
+              </w:rPr>
+              <w:t>—</w:t>
+            </w:r>
+          </w:p>
+        </w:tc>
+        <w:tc>
+          <w:tcPr>
+            <w:tcW w:w="3456" w:type="dxa"/>
+          </w:tcPr>
+          <w:p>
+            <w:r>
+              <w:rPr>
+                <w:sz w:val="18"/>
+              </w:rPr>
+              <w:t>53 L/s → 18% headroom</w:t>
+            </w:r>
+          </w:p>
+        </w:tc>
+      </w:tr>
+      <w:tr>
+        <w:trPr>
+          <w:jc w:val="center"/>
+        </w:trPr>
+        <w:tc>
+          <w:tcPr>
+            <w:tcW w:w="3168" w:type="dxa"/>
+          </w:tcPr>
+          <w:p>
+            <w:r>
+              <w:rPr>
+                <w:sz w:val="18"/>
+              </w:rPr>
+              <w:t>Verdict</w:t>
+            </w:r>
+          </w:p>
+        </w:tc>
+        <w:tc>
+          <w:tcPr>
+            <w:tcW w:w="2736" w:type="dxa"/>
+          </w:tcPr>
+          <w:p>
+            <w:r>
+              <w:rPr>
+                <w:sz w:val="18"/>
+              </w:rPr>
+              <w:t>rejected</w:t>
+            </w:r>
+          </w:p>
+        </w:tc>
+        <w:tc>
+          <w:tcPr>
+            <w:tcW w:w="3456" w:type="dxa"/>
+          </w:tcPr>
+          <w:p>
+            <w:r>
+              <w:rPr>
+                <w:sz w:val="18"/>
+              </w:rPr>
+              <w:t>selected</w:t>
+            </w:r>
+          </w:p>
+        </w:tc>
+      </w:tr>
+    </w:tbl>
+    <w:p>
+      <w:pPr>
+        <w:pStyle w:val="Caption"/>
+      </w:pPr>
+      <w:r>
+        <w:t>Table 8 — Worked pipe-sizing example: Qpeak = 45 L/s on a 4.0 mm/m available fall</w:t>
+      </w:r>
+    </w:p>
+    <w:p>
+      <w:pPr>
+        <w:pStyle w:val="Heading2"/>
+      </w:pPr>
+      <w:bookmarkStart w:id="40" w:name="_Toc237933185"/>
+      <w:r>
+        <w:lastRenderedPageBreak/>
+        <w:t>At the network heads: the tractive-force minimum</w:t>
+      </w:r>
+      <w:bookmarkEnd w:id="40"/>
+    </w:p>
+    <w:p>
+      <w:pPr>
+        <w:spacing w:after="120"/>
+      </w:pPr>
+      <w:r>
+        <w:t xml:space="preserve">One complement, briefly. At the top ends of the network the peak </w:t>
+      </w:r>
+      <w:r>
+        <w:t>flow is 1-2 L/s and 'self-cleansing at 0.75 m/s full-bore' loses its meaning — the pipe runs a few centimetres deep and Table 11's flattest gradients will not drag sand along the invert at such depths. For these reaches the guideline requires the steeper of the self-cleansing and tractive-force minimum gradients (G203-p27 §4.2.2):</w:t>
+      </w:r>
+    </w:p>
+    <w:p>
+      <w:pPr>
+        <w:spacing w:after="120"/>
+        <w:jc w:val="center"/>
+      </w:pPr>
+      <m:oMathPara>
+        <m:oMath>
+          <m:sSub>
+            <m:sSubPr>
+              <m:ctrlPr>
+                <w:rPr>
+                  <w:rFonts w:ascii="Cambria Math" w:hAnsi="Cambria Math"/>
+                </w:rPr>
+              </m:ctrlPr>
+            </m:sSubPr>
+            <m:e>
+              <m:r>
+                <w:rPr>
+                  <w:rFonts w:ascii="Cambria Math" w:hAnsi="Cambria Math"/>
+                </w:rPr>
+                <m:t>S</m:t>
+              </m:r>
+            </m:e>
+            <m:sub>
+              <m:r>
+                <w:rPr>
+                  <w:rFonts w:ascii="Cambria Math" w:hAnsi="Cambria Math"/>
+                </w:rPr>
+                <m:t>min</m:t>
+              </m:r>
+            </m:sub>
+          </m:sSub>
+          <m:r>
+            <w:rPr>
+              <w:rFonts w:ascii="Cambria Math" w:hAnsi="Cambria Math"/>
+            </w:rPr>
+            <m:t xml:space="preserve"> = 2.33 × </m:t>
+          </m:r>
+          <m:sSup>
+            <m:sSupPr>
+              <m:ctrlPr>
+                <w:rPr>
+                  <w:rFonts w:ascii="Cambria Math" w:hAnsi="Cambria Math"/>
+                </w:rPr>
+              </m:ctrlPr>
+            </m:sSupPr>
+            <m:e>
+              <m:r>
+                <w:rPr>
+                  <w:rFonts w:ascii="Cambria Math" w:hAnsi="Cambria Math"/>
+                </w:rPr>
+                <m:t>10</m:t>
+              </m:r>
+            </m:e>
+            <m:sup>
+              <m:r>
+                <w:rPr>
+                  <w:rFonts w:ascii="Cambria Math" w:hAnsi="Cambria Math"/>
+                </w:rPr>
+                <m:t>-4</m:t>
+              </m:r>
+            </m:sup>
+          </m:sSup>
+          <m:r>
+            <w:rPr>
+              <w:rFonts w:ascii="Cambria Math" w:hAnsi="Cambria Math"/>
+            </w:rPr>
+            <m:t xml:space="preserve"> × </m:t>
+          </m:r>
+          <m:sSup>
+            <m:sSupPr>
+              <m:ctrlPr>
+                <w:rPr>
+                  <w:rFonts w:ascii="Cambria Math" w:hAnsi="Cambria Math"/>
+                </w:rPr>
+              </m:ctrlPr>
+            </m:sSupPr>
+            <m:e>
+              <m:r>
+                <w:rPr>
+                  <w:rFonts w:ascii="Cambria Math" w:hAnsi="Cambria Math"/>
+                </w:rPr>
+                <m:t>τ</m:t>
+              </m:r>
+            </m:e>
+            <m:sup>
+              <m:r>
+                <w:rPr>
+                  <w:rFonts w:ascii="Cambria Math" w:hAnsi="Cambria Math"/>
+                </w:rPr>
+                <m:t>1.23</m:t>
+              </m:r>
+            </m:sup>
+          </m:sSup>
+          <m:r>
+            <w:rPr>
+              <w:rFonts w:ascii="Cambria Math" w:hAnsi="Cambria Math"/>
+            </w:rPr>
+            <m:t xml:space="preserve"> × </m:t>
+          </m:r>
+          <m:sSup>
+            <m:sSupPr>
+              <m:ctrlPr>
+                <w:rPr>
+                  <w:rFonts w:ascii="Cambria Math" w:hAnsi="Cambria Math"/>
+                </w:rPr>
+              </m:ctrlPr>
+            </m:sSupPr>
+            <m:e>
+              <m:r>
+                <w:rPr>
+                  <w:rFonts w:ascii="Cambria Math" w:hAnsi="Cambria Math"/>
+                </w:rPr>
+                <m:t>Q</m:t>
+              </m:r>
+            </m:e>
+            <m:sup>
+              <m:r>
+                <w:rPr>
+                  <w:rFonts w:ascii="Cambria Math" w:hAnsi="Cambria Math"/>
+                </w:rPr>
+                <m:t>-0.461</m:t>
+              </m:r>
+            </m:sup>
+          </m:sSup>
+        </m:oMath>
+      </m:oMathPara>
+    </w:p>
+    <w:p>
+      <w:pPr>
+        <w:spacing w:after="120"/>
+      </w:pPr>
+      <w:r>
+        <w:t>with Q in m3/s and τ the tractive tension in Pa — the shear stress the trickle must exert on the invert to move grit. G203 gives no numeric design value for τ; this project carries τ = 1 Pa as a tagged pending assumption (GAP-9), literature-based, to be confirmed with NWS. At Q = 1.0 L/s the formula gives Smin = 5.6 mm/m — steeper than the flattest use of Table 11's DN200 row (5.00 mm/m), which is precisely the point: the smaller the flow, the more slope it needs, and the table alone will not tell you that.</w:t>
+      </w:r>
+      <w:r>
+        <w:t xml:space="preserve"> The W4 pipeline applies this check automatically at every network head; the full treatment lives in the W4 design criteria, not here.</w:t>
+      </w:r>
+    </w:p>
+    <w:p>
+      <w:r>
+        <w:br w:type="page"/>
+      </w:r>
+    </w:p>
+    <w:p>
+      <w:pPr>
+        <w:pStyle w:val="Heading1"/>
+      </w:pPr>
+      <w:bookmarkStart w:id="41" w:name="_Toc237933186"/>
       <w:r>
         <w:lastRenderedPageBreak/>
         <w:t>Worked Example</w:t>
       </w:r>
-      <w:bookmarkEnd w:id="34"/>
+      <w:bookmarkEnd w:id="41"/>
     </w:p>
     <w:p>
       <w:pPr>
@@ -9989,7 +12639,10 @@
         <w:ind w:left="432"/>
       </w:pPr>
       <w:r>
-        <w:t>• Step 4: infiltration = 720 L/d/km × 25 km = 18 m3/d — barely 1 percent of the sewage, as expected for a new inland network. (Under the R0's 10 percent rule it would be 171 m3/d — the difference the reconciliation register tracks.) No tankers: the settlement is fully networked.</w:t>
+        <w:t xml:space="preserve">• Step 4: infiltration = 720 L/d/km × 25 km = 18 m3/d — barely 1 percent of the sewage, as expected for a new inland network. (Under the R0's 10 percent rule it </w:t>
+      </w:r>
+      <w:r>
+        <w:t>would be 171 m3/d — the difference the reconciliation register tracks.) No tankers: the settlement is fully networked.</w:t>
       </w:r>
     </w:p>
     <w:p>
@@ -10211,13 +12864,13 @@
               <w:rPr>
                 <w:sz w:val="18"/>
               </w:rPr>
-              <w:t xml:space="preserve">223 l/c/d → 2,230 </w:t>
+              <w:t xml:space="preserve">223 l/c/d → </w:t>
             </w:r>
             <w:r>
               <w:rPr>
                 <w:sz w:val="18"/>
               </w:rPr>
-              <w:t>m3/d</w:t>
+              <w:t>2,230 m3/d</w:t>
             </w:r>
           </w:p>
         </w:tc>
@@ -10446,13 +13099,7 @@
               <w:rPr>
                 <w:sz w:val="18"/>
               </w:rPr>
-              <w:t xml:space="preserve">peak </w:t>
-            </w:r>
-            <w:r>
-              <w:rPr>
-                <w:sz w:val="18"/>
-              </w:rPr>
-              <w:t>34.5 L/s</w:t>
+              <w:t>peak 34.5 L/s</w:t>
             </w:r>
           </w:p>
         </w:tc>
@@ -10654,7 +13301,13 @@
               <w:rPr>
                 <w:sz w:val="18"/>
               </w:rPr>
-              <w:t>STP design flow</w:t>
+              <w:t xml:space="preserve">STP design </w:t>
+            </w:r>
+            <w:r>
+              <w:rPr>
+                <w:sz w:val="18"/>
+              </w:rPr>
+              <w:t>flow</w:t>
             </w:r>
           </w:p>
         </w:tc>
@@ -10748,25 +13401,28 @@
         <w:pStyle w:val="Caption"/>
       </w:pPr>
       <w:r>
-        <w:t>Table 7 — Worked example — hypothetical 10,000-person settlement (illustrative)</w:t>
+        <w:t>Table 9 — Worked example — hypothetical 10,000-person settlement (illustrative)</w:t>
       </w:r>
     </w:p>
     <w:p>
       <w:pPr>
         <w:pStyle w:val="Heading2"/>
       </w:pPr>
-      <w:bookmarkStart w:id="35" w:name="_Toc237610811"/>
+      <w:bookmarkStart w:id="42" w:name="_Toc237933187"/>
       <w:r>
         <w:t>Sanity checks — and why they work</w:t>
       </w:r>
-      <w:bookmarkEnd w:id="35"/>
+      <w:bookmarkEnd w:id="42"/>
     </w:p>
     <w:p>
       <w:pPr>
         <w:spacing w:after="120"/>
       </w:pPr>
       <w:r>
-        <w:t>Three quick checks catch most calculation errors, each grounded in the physics of the previous sections:</w:t>
+        <w:t xml:space="preserve">Three quick checks catch most calculation errors, each </w:t>
+      </w:r>
+      <w:r>
+        <w:t>grounded in the physics of the previous sections:</w:t>
       </w:r>
     </w:p>
     <w:p>
@@ -10783,10 +13439,7 @@
         <w:t xml:space="preserve">BOD5 concentration 300-400 mg/l. </w:t>
       </w:r>
       <w:r>
-        <w:t xml:space="preserve">Because the per-capita mass is fixed (Step 7) while Omani water use is low, dividing the two must land in this range. A dilute result (~200 mg/l) almost always means the flow is </w:t>
-      </w:r>
-      <w:r>
-        <w:t>overstated — typically an inflated infiltration or per-capita water figure.</w:t>
+        <w:t>Because the per-capita mass is fixed (Step 7) while Omani water use is low, dividing the two must land in this range. A dilute result (~200 mg/l) almost always means the flow is overstated — typically an inflated infiltration or per-capita water figure.</w:t>
       </w:r>
     </w:p>
     <w:p>
@@ -10803,10 +13456,7 @@
         <w:t xml:space="preserve">Peak factor between 1.5 and 5.0. </w:t>
       </w:r>
       <w:r>
-        <w:t xml:space="preserve">The Peltier structure guarantees PF &gt; 1.5, and the guideline caps it at 5.0. A computed PF outside this band means the flow unit is wrong </w:t>
-      </w:r>
-      <w:r>
-        <w:t>(m3/d fed into a formula expecting L/s is the classic error).</w:t>
+        <w:t>The Peltier structure guarantees PF &gt; 1.5, and the guideline caps it at 5.0. A computed PF outside this band means the flow unit is wrong (m3/d fed into a formula expecting L/s is the classic error).</w:t>
       </w:r>
     </w:p>
     <w:p>
@@ -10830,12 +13480,12 @@
       <w:pPr>
         <w:pStyle w:val="Heading1"/>
       </w:pPr>
-      <w:bookmarkStart w:id="36" w:name="_Toc237610812"/>
+      <w:bookmarkStart w:id="43" w:name="_Toc237933188"/>
       <w:r>
         <w:lastRenderedPageBreak/>
         <w:t>Guideline vs Inception R0 — Reconciliation Register</w:t>
       </w:r>
-      <w:bookmarkEnd w:id="36"/>
+      <w:bookmarkEnd w:id="43"/>
     </w:p>
     <w:p>
       <w:pPr>
@@ -10949,7 +13599,13 @@
               <w:rPr>
                 <w:sz w:val="16"/>
               </w:rPr>
-              <w:t>164 l/c/d (G201-p60)</w:t>
+              <w:t xml:space="preserve">164 l/c/d </w:t>
+            </w:r>
+            <w:r>
+              <w:rPr>
+                <w:sz w:val="16"/>
+              </w:rPr>
+              <w:t>(G201-p60)</w:t>
             </w:r>
           </w:p>
         </w:tc>
@@ -11089,13 +13745,7 @@
               <w:rPr>
                 <w:sz w:val="16"/>
               </w:rPr>
-              <w:t xml:space="preserve">Guideline value as design basis; 10% kept as conservative upper </w:t>
-            </w:r>
-            <w:r>
-              <w:rPr>
-                <w:sz w:val="16"/>
-              </w:rPr>
-              <w:t>sensitivity — NWS to confirm</w:t>
+              <w:t>Guideline value as design basis; 10% kept as conservative upper sensitivity — NWS to confirm</w:t>
             </w:r>
           </w:p>
         </w:tc>
@@ -11209,7 +13859,13 @@
               <w:rPr>
                 <w:sz w:val="16"/>
               </w:rPr>
-              <w:t>R0 assumption — do not mix into design until NWS confirms; site visit shows up to 150 km actual</w:t>
+              <w:t xml:space="preserve">R0 assumption — do not mix into design until NWS confirms; site </w:t>
+            </w:r>
+            <w:r>
+              <w:rPr>
+                <w:sz w:val="16"/>
+              </w:rPr>
+              <w:t>visit shows up to 150 km actual</w:t>
             </w:r>
           </w:p>
         </w:tc>
@@ -11334,19 +13990,19 @@
         <w:pStyle w:val="Caption"/>
       </w:pPr>
       <w:r>
-        <w:t>Table 8 — Reconciliation of guideline values against the R0 demand model</w:t>
+        <w:t>Table 10 — Reconciliation of guideline values against the R0 demand model</w:t>
       </w:r>
     </w:p>
     <w:p>
       <w:pPr>
         <w:pStyle w:val="Heading1"/>
       </w:pPr>
-      <w:bookmarkStart w:id="37" w:name="_Toc237610813"/>
+      <w:bookmarkStart w:id="44" w:name="_Toc237933189"/>
       <w:r>
         <w:lastRenderedPageBreak/>
         <w:t>Conclusions</w:t>
       </w:r>
-      <w:bookmarkEnd w:id="37"/>
+      <w:bookmarkEnd w:id="44"/>
     </w:p>
     <w:p>
       <w:pPr>
@@ -11392,12 +14048,12 @@
       <w:pPr>
         <w:pStyle w:val="Heading1"/>
       </w:pPr>
-      <w:bookmarkStart w:id="38" w:name="_Toc237610814"/>
+      <w:bookmarkStart w:id="45" w:name="_Toc237933190"/>
       <w:r>
         <w:lastRenderedPageBreak/>
         <w:t>Recommendations</w:t>
       </w:r>
-      <w:bookmarkEnd w:id="38"/>
+      <w:bookmarkEnd w:id="45"/>
     </w:p>
     <w:p>
       <w:pPr>
@@ -11428,10 +14084,7 @@
         <w:ind w:left="432"/>
       </w:pPr>
       <w:r>
-        <w:t xml:space="preserve">• Obtain an NWS policy decision on the tanker catchment obligation (25 km assumption vs the </w:t>
-      </w:r>
-      <w:r>
-        <w:t>observed 150 km deliveries) before sizing the tanker reception facility.</w:t>
+        <w:t>• Obtain an NWS policy decision on the tanker catchment obligation (25 km assumption vs the observed 150 km deliveries) before sizing the tanker reception facility.</w:t>
       </w:r>
     </w:p>
     <w:p>
@@ -11446,12 +14099,12 @@
       <w:pPr>
         <w:pStyle w:val="Heading1"/>
       </w:pPr>
-      <w:bookmarkStart w:id="39" w:name="_Toc237610815"/>
+      <w:bookmarkStart w:id="46" w:name="_Toc237933191"/>
       <w:r>
         <w:lastRenderedPageBreak/>
         <w:t>References</w:t>
       </w:r>
-      <w:bookmarkEnd w:id="39"/>
+      <w:bookmarkEnd w:id="46"/>
     </w:p>
     <w:p>
       <w:pPr>
@@ -11474,10 +14127,7 @@
         <w:ind w:left="432"/>
       </w:pPr>
       <w:r>
-        <w:t xml:space="preserve">• </w:t>
-      </w:r>
-      <w:r>
-        <w:t>PAM-GUD-203 — Wastewater Design Guidelines v1.0, Rev 01, Nama Water Services (cited G203-p##).</w:t>
+        <w:t>• PAM-GUD-203 — Wastewater Design Guidelines v1.0, Rev 01, Nama Water Services (cited G203-p##).</w:t>
       </w:r>
     </w:p>
     <w:p>
@@ -11508,12 +14158,12 @@
       <w:pPr>
         <w:pStyle w:val="Heading1"/>
       </w:pPr>
-      <w:bookmarkStart w:id="40" w:name="_Toc237610816"/>
+      <w:bookmarkStart w:id="47" w:name="_Toc237933192"/>
       <w:r>
         <w:lastRenderedPageBreak/>
         <w:t>Appendix A — NCSI Population Series, Ibri Wilayat</w:t>
       </w:r>
-      <w:bookmarkEnd w:id="40"/>
+      <w:bookmarkEnd w:id="47"/>
     </w:p>
     <w:tbl>
       <w:tblPr>
@@ -11946,7 +14596,7 @@
         <w:pStyle w:val="Caption"/>
       </w:pPr>
       <w:r>
-        <w:t>Table 9 — Full NCSI population series for Ibri wilayat as carried in the R0 workbook (2021-2033)</w:t>
+        <w:t>Table 11 — Full NCSI population series for Ibri wilayat as carried in the R0 workbook (2021-2033)</w:t>
       </w:r>
     </w:p>
     <w:p>
@@ -11954,22 +14604,22 @@
         <w:spacing w:after="120"/>
       </w:pPr>
       <w:r>
-        <w:t xml:space="preserve">Growth rates </w:t>
-      </w:r>
-      <w:r>
-        <w:t>implied by the series decline from 2.97 %/yr (2022) to 1.29 %/yr (2033). The connected-population ratio in the R0 workbook (share of population on the potable network) rises from 46.7% (2021) to 74.6% (2033).</w:t>
+        <w:t xml:space="preserve">Growth rates implied by the </w:t>
+      </w:r>
+      <w:r>
+        <w:t>series decline from 2.97 %/yr (2022) to 1.29 %/yr (2033). The connected-population ratio in the R0 workbook (share of population on the potable network) rises from 46.7% (2021) to 74.6% (2033).</w:t>
       </w:r>
     </w:p>
     <w:p>
       <w:pPr>
         <w:pStyle w:val="Heading1"/>
       </w:pPr>
-      <w:bookmarkStart w:id="41" w:name="_Toc237610817"/>
+      <w:bookmarkStart w:id="48" w:name="_Toc237933193"/>
       <w:r>
         <w:lastRenderedPageBreak/>
         <w:t>Appendix B — The R0 Demand Workbook, Tab by Tab</w:t>
       </w:r>
-      <w:bookmarkEnd w:id="41"/>
+      <w:bookmarkEnd w:id="48"/>
     </w:p>
     <w:p>
       <w:pPr>
@@ -11983,11 +14633,11 @@
       <w:pPr>
         <w:pStyle w:val="Heading2"/>
       </w:pPr>
-      <w:bookmarkStart w:id="42" w:name="_Toc237610818"/>
+      <w:bookmarkStart w:id="49" w:name="_Toc237933194"/>
       <w:r>
         <w:t>B.1  'Project Pop Settlements' — the population engine</w:t>
       </w:r>
-      <w:bookmarkEnd w:id="42"/>
+      <w:bookmarkEnd w:id="49"/>
     </w:p>
     <w:p>
       <w:pPr>
@@ -12004,11 +14654,11 @@
       <w:pPr>
         <w:pStyle w:val="Heading2"/>
       </w:pPr>
-      <w:bookmarkStart w:id="43" w:name="_Toc237610819"/>
+      <w:bookmarkStart w:id="50" w:name="_Toc237933195"/>
       <w:r>
         <w:t>B.2  'Project W Pop Connected' — who is on the water network</w:t>
       </w:r>
-      <w:bookmarkEnd w:id="43"/>
+      <w:bookmarkEnd w:id="50"/>
     </w:p>
     <w:p>
       <w:pPr>
@@ -12155,10 +14805,7 @@
         <w:spacing w:after="120"/>
       </w:pPr>
       <w:r>
-        <w:t xml:space="preserve">The ratio ramps linearly from 46.7% (2021) through 74.6% (2033), reaching 100% in 2070 and staying there — i.e. the model assumes universal water-network coverage only from 2070 onward. Only the connected population generates billed water demand in </w:t>
-      </w:r>
-      <w:r>
-        <w:t>the model; the remainder appears through the tanker stream.</w:t>
+        <w:t>The ratio ramps linearly from 46.7% (2021) through 74.6% (2033), reaching 100% in 2070 and staying there — i.e. the model assumes universal water-network coverage only from 2070 onward. Only the connected population generates billed water demand in the model; the remainder appears through the tanker stream.</w:t>
       </w:r>
     </w:p>
     <w:p>
@@ -12171,10 +14818,10 @@
         </w:rPr>
         <w:lastRenderedPageBreak/>
         <w:drawing>
-          <wp:inline distT="0" distB="0" distL="0" distR="0" wp14:anchorId="144292C5" wp14:editId="59055BD8">
+          <wp:inline distT="0" distB="0" distL="0" distR="0" wp14:anchorId="459D8D80" wp14:editId="484A40BD">
             <wp:extent cx="5394960" cy="2453041"/>
             <wp:effectExtent l="0" t="0" r="0" b="0"/>
-            <wp:docPr id="10" name="Picture 10"/>
+            <wp:docPr id="12" name="Picture 12"/>
             <wp:cNvGraphicFramePr>
               <a:graphicFrameLocks xmlns:a="http://schemas.openxmlformats.org/drawingml/2006/main" noChangeAspect="1"/>
             </wp:cNvGraphicFramePr>
@@ -12186,7 +14833,7 @@
                     <pic:cNvPicPr/>
                   </pic:nvPicPr>
                   <pic:blipFill>
-                    <a:blip r:embed="rId17"/>
+                    <a:blip r:embed="rId19"/>
                     <a:stretch>
                       <a:fillRect/>
                     </a:stretch>
@@ -12212,25 +14859,25 @@
         <w:pStyle w:val="Caption"/>
       </w:pPr>
       <w:r>
-        <w:t>Figure 10 — Connected-population ratio c(y) in the R0 model: 46.7% (2021) ramping to 100% (2070)</w:t>
+        <w:t>Figure 12 — Connected-population ratio c(y) in the R0 model: 46.7% (2021) ramping to 100% (2070)</w:t>
       </w:r>
     </w:p>
     <w:p>
       <w:pPr>
         <w:pStyle w:val="Heading2"/>
       </w:pPr>
-      <w:bookmarkStart w:id="44" w:name="_Toc237610820"/>
+      <w:bookmarkStart w:id="51" w:name="_Toc237933196"/>
       <w:r>
         <w:t>B.3  'Project Tankers' — the unconnected stream</w:t>
       </w:r>
-      <w:bookmarkEnd w:id="44"/>
+      <w:bookmarkEnd w:id="51"/>
     </w:p>
     <w:p>
       <w:pPr>
         <w:spacing w:after="120"/>
       </w:pPr>
       <w:r>
-        <w:t>One row per settlement, columns 2024-2100, values in m3/d of tankered water-consumption equivalent. Two modelling choices to note: (i) only settlements within 25 km of the STP by road contribute (criteria tab, 'Maximum Distance from STP by road' = 25 km) — an R0 assumption with no guideline source, flagged in Section 15; (ii) the series is constant at its 2024 estimate for every year — tanker volumes are not grown nor phased out, which is conservative for the STP but inconsistent with the guideline's expect</w:t>
+        <w:t>One row per settlement, columns 2024-2100, values in m3/d of tankered water-consumption equivalent. Two modelling choices to note: (i) only settlements within 25 km of the STP by road contribute (criteria tab, 'Maximum Distance from STP by road' = 25 km) — an R0 assumption with no guideline source, flagged in Section 16; (ii) the series is constant at its 2024 estimate for every year — tanker volumes are not grown nor phased out, which is conservative for the STP but inconsistent with the guideline's expect</w:t>
       </w:r>
       <w:r>
         <w:t>ation that coverage reaches 100% and tankering declines (G201-p73). Both points are on the kickoff confirmation list.</w:t>
@@ -12245,10 +14892,10 @@
           <w:noProof/>
         </w:rPr>
         <w:drawing>
-          <wp:inline distT="0" distB="0" distL="0" distR="0" wp14:anchorId="3DA143DD" wp14:editId="6EB53951">
+          <wp:inline distT="0" distB="0" distL="0" distR="0" wp14:anchorId="63A2794F" wp14:editId="6B14C60E">
             <wp:extent cx="5394960" cy="2596677"/>
             <wp:effectExtent l="0" t="0" r="0" b="0"/>
-            <wp:docPr id="11" name="Picture 11"/>
+            <wp:docPr id="13" name="Picture 13"/>
             <wp:cNvGraphicFramePr>
               <a:graphicFrameLocks xmlns:a="http://schemas.openxmlformats.org/drawingml/2006/main" noChangeAspect="1"/>
             </wp:cNvGraphicFramePr>
@@ -12260,7 +14907,7 @@
                     <pic:cNvPicPr/>
                   </pic:nvPicPr>
                   <pic:blipFill>
-                    <a:blip r:embed="rId18"/>
+                    <a:blip r:embed="rId20"/>
                     <a:stretch>
                       <a:fillRect/>
                     </a:stretch>
@@ -12287,28 +14934,28 @@
       </w:pPr>
       <w:r>
         <w:lastRenderedPageBreak/>
-        <w:t>Figure 11 — Ten largest tanker-served settlements in the R0 model (2024 volumes, project total 942 m3/d)</w:t>
+        <w:t>Figure 13 — Ten largest tanker-served settlements in the R0 model (2024 volumes, project total 942 m3/d)</w:t>
       </w:r>
     </w:p>
     <w:p>
       <w:pPr>
         <w:pStyle w:val="Heading2"/>
       </w:pPr>
-      <w:bookmarkStart w:id="45" w:name="_Toc237610821"/>
+      <w:bookmarkStart w:id="52" w:name="_Toc237933197"/>
       <w:r>
         <w:t>B.4  'Water Demand Criteria' — the demand rate library</w:t>
       </w:r>
-      <w:bookmarkEnd w:id="45"/>
+      <w:bookmarkEnd w:id="52"/>
     </w:p>
     <w:p>
       <w:pPr>
         <w:spacing w:after="120"/>
       </w:pPr>
       <w:r>
-        <w:t>Holds, per governorate and year: the domestic per-capita consumption computed from billing (Adh Dhahirah: 163.5 l/c/d from 2024 onward, the value used throughout the model), the governmental consumption ratio (Adh Dhahirah: 0.140, i.e. 14.0% of domestic) and the non-domestic ratio (Adh Dhahirah: 0.218, i.e. 21.8% of domestic). These are the workbook's counterparts of the guideline values 164 l/c/d, 14% and 22% (G201-p60-61) — agreement is essentially exact, because both derive from the same IMP/billing basi</w:t>
-      </w:r>
-      <w:r>
-        <w:t>s.</w:t>
+        <w:t xml:space="preserve">Holds, per governorate and year: the </w:t>
+      </w:r>
+      <w:r>
+        <w:t>domestic per-capita consumption computed from billing (Adh Dhahirah: 163.5 l/c/d from 2024 onward, the value used throughout the model), the governmental consumption ratio (Adh Dhahirah: 0.140, i.e. 14.0% of domestic) and the non-domestic ratio (Adh Dhahirah: 0.218, i.e. 21.8% of domestic). These are the workbook's counterparts of the guideline values 164 l/c/d, 14% and 22% (G201-p60-61) — agreement is essentially exact, because both derive from the same IMP/billing basis.</w:t>
       </w:r>
     </w:p>
     <w:p>
@@ -12320,10 +14967,10 @@
           <w:noProof/>
         </w:rPr>
         <w:drawing>
-          <wp:inline distT="0" distB="0" distL="0" distR="0" wp14:anchorId="3964D5EE" wp14:editId="6C6FEEE3">
+          <wp:inline distT="0" distB="0" distL="0" distR="0" wp14:anchorId="16FEF8AE" wp14:editId="4E96ECC6">
             <wp:extent cx="5394960" cy="2472850"/>
             <wp:effectExtent l="0" t="0" r="0" b="0"/>
-            <wp:docPr id="12" name="Picture 12"/>
+            <wp:docPr id="14" name="Picture 14"/>
             <wp:cNvGraphicFramePr>
               <a:graphicFrameLocks xmlns:a="http://schemas.openxmlformats.org/drawingml/2006/main" noChangeAspect="1"/>
             </wp:cNvGraphicFramePr>
@@ -12335,7 +14982,7 @@
                     <pic:cNvPicPr/>
                   </pic:nvPicPr>
                   <pic:blipFill>
-                    <a:blip r:embed="rId19"/>
+                    <a:blip r:embed="rId21"/>
                     <a:stretch>
                       <a:fillRect/>
                     </a:stretch>
@@ -12361,18 +15008,18 @@
         <w:pStyle w:val="Caption"/>
       </w:pPr>
       <w:r>
-        <w:t>Figure 12 — Measured domestic consumption by governorate, 2024 (Adh Dhahirah highlighted; workbook 'Water Demand Criteria')</w:t>
+        <w:t>Figure 14 — Measured domestic consumption by governorate, 2024 (Adh Dhahirah highlighted; workbook 'Water Demand Criteria')</w:t>
       </w:r>
     </w:p>
     <w:p>
       <w:pPr>
         <w:pStyle w:val="Heading2"/>
       </w:pPr>
-      <w:bookmarkStart w:id="46" w:name="_Toc237610822"/>
+      <w:bookmarkStart w:id="53" w:name="_Toc237933198"/>
       <w:r>
         <w:t>B.5  'Wastewater Criteria' — the conversion constants</w:t>
       </w:r>
-      <w:bookmarkEnd w:id="46"/>
+      <w:bookmarkEnd w:id="53"/>
     </w:p>
     <w:tbl>
       <w:tblPr>
@@ -12475,13 +15122,7 @@
               <w:rPr>
                 <w:sz w:val="16"/>
               </w:rPr>
-              <w:t xml:space="preserve">share of domestic water becoming sewage </w:t>
-            </w:r>
-            <w:r>
-              <w:rPr>
-                <w:sz w:val="16"/>
-              </w:rPr>
-              <w:t>(G201-p71)</w:t>
+              <w:t>share of domestic water becoming sewage (G201-p71)</w:t>
             </w:r>
           </w:p>
         </w:tc>
@@ -12657,13 +15298,13 @@
               <w:rPr>
                 <w:sz w:val="16"/>
               </w:rPr>
-              <w:t xml:space="preserve">added to </w:t>
+              <w:t xml:space="preserve">added to sewage flow; </w:t>
             </w:r>
             <w:r>
               <w:rPr>
                 <w:sz w:val="16"/>
               </w:rPr>
-              <w:t>sewage flow; workbook note: applied only to settlements with an existing network</w:t>
+              <w:t>workbook note: applied only to settlements with an existing network</w:t>
             </w:r>
           </w:p>
         </w:tc>
@@ -12796,7 +15437,13 @@
               <w:rPr>
                 <w:sz w:val="16"/>
               </w:rPr>
-              <w:t>operational allowance, applied at STP sizing</w:t>
+              <w:t xml:space="preserve">operational </w:t>
+            </w:r>
+            <w:r>
+              <w:rPr>
+                <w:sz w:val="16"/>
+              </w:rPr>
+              <w:t>allowance, applied at STP sizing</w:t>
             </w:r>
           </w:p>
         </w:tc>
@@ -12895,21 +15542,18 @@
         <w:pStyle w:val="Caption"/>
       </w:pPr>
       <w:r>
-        <w:t>Table 10 — Constants of the 'Wastewater Criteria' tab (all marked 'can be adjusted' in the workbook)</w:t>
+        <w:t>Table 12 — Constants of the 'Wastewater Criteria' tab (all marked 'can be adjusted' in the workbook)</w:t>
       </w:r>
     </w:p>
     <w:p>
       <w:pPr>
         <w:pStyle w:val="Heading2"/>
       </w:pPr>
-      <w:bookmarkStart w:id="47" w:name="_Toc237610823"/>
-      <w:r>
-        <w:t xml:space="preserve">B.6  'Project WW </w:t>
-      </w:r>
-      <w:r>
-        <w:t>Generation' — the master equation</w:t>
-      </w:r>
-      <w:bookmarkEnd w:id="47"/>
+      <w:bookmarkStart w:id="54" w:name="_Toc237933199"/>
+      <w:r>
+        <w:t>B.6  'Project WW Generation' — the master equation</w:t>
+      </w:r>
+      <w:bookmarkEnd w:id="54"/>
     </w:p>
     <w:p>
       <w:pPr>
@@ -13707,7 +16351,7 @@
         <w:pStyle w:val="Caption"/>
       </w:pPr>
       <w:r>
-        <w:t>Table 11 — Symbols of the R0 master equation</w:t>
+        <w:t>Table 13 — Symbols of the R0 master equation</w:t>
       </w:r>
     </w:p>
     <w:p>
@@ -13749,7 +16393,7 @@
         <w:t xml:space="preserve">Infiltration is inside the generation formula: </w:t>
       </w:r>
       <w:r>
-        <w:t>in this workbook infiltration enters as a ratio of sewage flow (B.5), not as the guideline's 720 L/d/km of pipe — the deviation discussed in Sections 8 and 15.</w:t>
+        <w:t>in this workbook infiltration enters as a ratio of sewage flow (B.5), not as the guideline's 720 L/d/km of pipe — the deviation discussed in Sections 8 and 16.</w:t>
       </w:r>
     </w:p>
     <w:p>
@@ -13762,10 +16406,10 @@
         </w:rPr>
         <w:lastRenderedPageBreak/>
         <w:drawing>
-          <wp:inline distT="0" distB="0" distL="0" distR="0" wp14:anchorId="1D2C7C18" wp14:editId="4EA1617C">
+          <wp:inline distT="0" distB="0" distL="0" distR="0" wp14:anchorId="0F063F4D" wp14:editId="7DB71881">
             <wp:extent cx="5486400" cy="3074652"/>
             <wp:effectExtent l="0" t="0" r="0" b="0"/>
-            <wp:docPr id="13" name="Picture 13"/>
+            <wp:docPr id="15" name="Picture 15"/>
             <wp:cNvGraphicFramePr>
               <a:graphicFrameLocks xmlns:a="http://schemas.openxmlformats.org/drawingml/2006/main" noChangeAspect="1"/>
             </wp:cNvGraphicFramePr>
@@ -13777,7 +16421,7 @@
                     <pic:cNvPicPr/>
                   </pic:nvPicPr>
                   <pic:blipFill>
-                    <a:blip r:embed="rId20"/>
+                    <a:blip r:embed="rId22"/>
                     <a:stretch>
                       <a:fillRect/>
                     </a:stretch>
@@ -13803,7 +16447,10 @@
         <w:pStyle w:val="Caption"/>
       </w:pPr>
       <w:r>
-        <w:t>Figure 13 — R0 wastewater generation to 2100 — three largest settlements and project total ('Project WW Generation'; values include the +20% weekly peak)</w:t>
+        <w:t xml:space="preserve">Figure 15 — R0 wastewater generation to 2100 — three largest settlements and project total </w:t>
+      </w:r>
+      <w:r>
+        <w:t>('Project WW Generation'; values include the +20% weekly peak)</w:t>
       </w:r>
     </w:p>
     <w:p>
@@ -13815,10 +16462,10 @@
       </w:r>
     </w:p>
     <w:sectPr>
-      <w:headerReference w:type="even" r:id="rId21"/>
-      <w:headerReference w:type="default" r:id="rId22"/>
-      <w:footerReference w:type="default" r:id="rId23"/>
-      <w:headerReference w:type="first" r:id="rId24"/>
+      <w:headerReference w:type="even" r:id="rId23"/>
+      <w:headerReference w:type="default" r:id="rId24"/>
+      <w:footerReference w:type="default" r:id="rId25"/>
+      <w:headerReference w:type="first" r:id="rId26"/>
       <w:pgSz w:w="12240" w:h="15840"/>
       <w:pgMar w:top="1440" w:right="1440" w:bottom="1440" w:left="1440" w:header="720" w:footer="720" w:gutter="0"/>
       <w:pgNumType w:start="1"/>
@@ -13875,7 +16522,7 @@
         <w:lang w:eastAsia="en-US"/>
       </w:rPr>
       <w:drawing>
-        <wp:anchor distT="0" distB="0" distL="114300" distR="114300" simplePos="0" relativeHeight="251658240" behindDoc="0" locked="0" layoutInCell="1" allowOverlap="1" wp14:anchorId="594C54C0" wp14:editId="605C3712">
+        <wp:anchor distT="0" distB="0" distL="114300" distR="114300" simplePos="0" relativeHeight="251658240" behindDoc="0" locked="0" layoutInCell="1" allowOverlap="1" wp14:anchorId="167E1A3D" wp14:editId="7EC15CAA">
           <wp:simplePos x="0" y="0"/>
           <wp:positionH relativeFrom="rightMargin">
             <wp:posOffset>-21562</wp:posOffset>
